--- a/ContributionsForDiscussions/onmi2026.ND.003_AsonAstnControlPlaneRiaSketch.docx
+++ b/ContributionsForDiscussions/onmi2026.ND.003_AsonAstnControlPlaneRiaSketch.docx
@@ -15,136 +15,176 @@
         <w:t xml:space="preserve">This material is an early draft of </w:t>
       </w:r>
       <w:r>
-        <w:t xml:space="preserve">a section to be added to TR-547 for TAPI 2.7. There will be some small modifications to the TAPI model to accommodate the ASON/ASTN control plane. Some of these modifications are highlighted at the end of the document. </w:t>
-      </w:r>
-    </w:p>
-    <w:p>
-      <w:r>
-        <w:t>Need to add ASON/ASTN only view (where there is no visibility of the actual hardware</w:t>
-      </w:r>
-      <w:r>
-        <w:t xml:space="preserve"> – the SIP would need some kind of external reference to patch panel</w:t>
+        <w:t xml:space="preserve">a section to be added to TR-547 for TAPI 2.7. There will be some small modifications to the TAPI model to accommodate the ASON/ASTN control plane. Some of these modifications are highlighted </w:t>
+      </w:r>
+      <w:r>
+        <w:t>in this</w:t>
+      </w:r>
+      <w:r>
+        <w:t xml:space="preserve"> document. </w:t>
+      </w:r>
+    </w:p>
+    <w:p>
+      <w:r>
+        <w:t xml:space="preserve">Need to add multi-controller view both </w:t>
+      </w:r>
+      <w:r>
+        <w:t>in</w:t>
+      </w:r>
+      <w:r>
+        <w:t xml:space="preserve"> terms of </w:t>
+      </w:r>
+      <w:r>
+        <w:t>hierarchy and interdomain link.</w:t>
+      </w:r>
+    </w:p>
+    <w:p>
+      <w:r>
+        <w:t xml:space="preserve">Should highlight that there can only be one level of node and that to deal with multiple levels we would either need to change TAPI or </w:t>
+      </w:r>
+      <w:r>
+        <w:t xml:space="preserve">to have multiple topologies or to have multiple nodes where the hierarchy is defined by the </w:t>
+      </w:r>
+      <w:r>
+        <w:t xml:space="preserve">TP stack. The NEPs would be declared in one node along with its CEPs but the client CEP would be in another node. The nodes for </w:t>
+      </w:r>
+      <w:r>
+        <w:t xml:space="preserve">the control plane could either be the same as or different </w:t>
+      </w:r>
+      <w:r>
+        <w:t>from</w:t>
+      </w:r>
+      <w:r>
+        <w:t xml:space="preserve"> the node for</w:t>
+      </w:r>
+      <w:r>
+        <w:t xml:space="preserve"> concrete network model.</w:t>
+      </w:r>
+      <w:r>
+        <w:t xml:space="preserve"> The node view has not yet been included.</w:t>
+      </w:r>
+    </w:p>
+    <w:p>
+      <w:r>
+        <w:t xml:space="preserve">Need to rationalize terminology … </w:t>
+      </w:r>
+      <w:r>
+        <w:t xml:space="preserve">currently </w:t>
+      </w:r>
+      <w:r>
+        <w:t>actual</w:t>
+      </w:r>
+      <w:r>
+        <w:t xml:space="preserve"> network namespace and control plane namespace.</w:t>
+      </w:r>
+    </w:p>
+    <w:p>
+      <w:pPr>
+        <w:pStyle w:val="Heading1"/>
+      </w:pPr>
+      <w:r>
+        <w:t>Support for ASON/ASTN control plane</w:t>
+      </w:r>
+    </w:p>
+    <w:p>
+      <w:pPr>
+        <w:pStyle w:val="Heading2"/>
+      </w:pPr>
+      <w:r>
+        <w:t>Background</w:t>
+      </w:r>
+    </w:p>
+    <w:p>
+      <w:r>
+        <w:t xml:space="preserve">The TAPI model has been derived from the generalise network model developed in [ONF TR-512] (now maintained as [ITU-T G.7711]). That model was developed to cover all networking considerations including </w:t>
+      </w:r>
+      <w:r>
+        <w:t>alternative related</w:t>
+      </w:r>
+      <w:r>
+        <w:t xml:space="preserve"> abstractions.</w:t>
+      </w:r>
+    </w:p>
+    <w:p>
+      <w:r>
+        <w:t>E</w:t>
+      </w:r>
+      <w:r>
+        <w:t xml:space="preserve">ach class in the [ONF TR-512] model represents a broad semantic </w:t>
+      </w:r>
+      <w:r>
+        <w:t>volume</w:t>
+      </w:r>
+      <w:r>
+        <w:t xml:space="preserve"> with a well-defined boundary. The </w:t>
+      </w:r>
+      <w:r>
+        <w:t xml:space="preserve">developing </w:t>
+      </w:r>
+      <w:r>
+        <w:t xml:space="preserve">class </w:t>
+      </w:r>
+      <w:r>
+        <w:t>detail is de</w:t>
+      </w:r>
+      <w:r>
+        <w:t>fined via composition/augmentation and not via sub-classing. For example, the LTP (Logical Termination Point) applies to all cases of termination without subclassing.</w:t>
+      </w:r>
+      <w:r>
+        <w:t xml:space="preserve"> Properties and structure is added as it becomes apparent and necessary.</w:t>
+      </w:r>
+    </w:p>
+    <w:p>
+      <w:r>
+        <w:t>When [TMF814] was developed to cover the ASON</w:t>
+      </w:r>
+      <w:r>
+        <w:t>/ASTN</w:t>
+      </w:r>
+      <w:r>
+        <w:t xml:space="preserve"> control plane new classes for termination and connectivity were defined following the recommendations for ASON/ASTN current in ITU-T at the time.</w:t>
+      </w:r>
+      <w:r>
+        <w:t xml:space="preserve"> The ASON/ASTN control plane was related to the existing network view that has a very direct relationship with the </w:t>
+      </w:r>
+      <w:r>
+        <w:t xml:space="preserve">image of the </w:t>
+      </w:r>
+      <w:r>
+        <w:t>representation of the actual net</w:t>
+      </w:r>
+      <w:r>
+        <w:t>work resources</w:t>
+      </w:r>
+      <w:r>
+        <w:t xml:space="preserve"> (</w:t>
+      </w:r>
+      <w:r>
+        <w:t>this will be abbreviated to “</w:t>
+      </w:r>
+      <w:r>
+        <w:t>actual</w:t>
+      </w:r>
+      <w:r>
+        <w:t xml:space="preserve"> resources”</w:t>
       </w:r>
       <w:r>
         <w:t>)</w:t>
       </w:r>
       <w:r>
-        <w:t>.</w:t>
-      </w:r>
-    </w:p>
-    <w:p>
-      <w:r>
-        <w:t xml:space="preserve">Need to add multi-controller view both </w:t>
-      </w:r>
-      <w:r>
-        <w:t>in</w:t>
-      </w:r>
-      <w:r>
-        <w:t xml:space="preserve"> terms of </w:t>
-      </w:r>
-      <w:r>
-        <w:t>hierarchy and interdomain link.</w:t>
-      </w:r>
-    </w:p>
-    <w:p>
-      <w:r>
-        <w:t xml:space="preserve">Should highlight that there can only be one level of node and that to deal with multiple levels we would either need to change TAPI or </w:t>
-      </w:r>
-      <w:r>
-        <w:t xml:space="preserve">to have multiple topologies or to have multiple nodes where the hierarchy is defined by the </w:t>
-      </w:r>
-      <w:r>
-        <w:t xml:space="preserve">TP stack. The NEPs would be declared in one node along with its </w:t>
-      </w:r>
-      <w:proofErr w:type="gramStart"/>
-      <w:r>
-        <w:t>CEPs</w:t>
-      </w:r>
-      <w:proofErr w:type="gramEnd"/>
-      <w:r>
-        <w:t xml:space="preserve"> but the client CEP would be in another node. The nodes for </w:t>
-      </w:r>
-      <w:r>
-        <w:t xml:space="preserve">the control plane could either be the same as or different </w:t>
-      </w:r>
-      <w:r>
-        <w:t>from</w:t>
-      </w:r>
-      <w:r>
-        <w:t xml:space="preserve"> the node for</w:t>
-      </w:r>
-      <w:r>
-        <w:t xml:space="preserve"> concrete network model.</w:t>
-      </w:r>
-      <w:r>
-        <w:t xml:space="preserve"> The node view has not yet been included.</w:t>
-      </w:r>
-    </w:p>
-    <w:p>
-      <w:pPr>
-        <w:pStyle w:val="Heading1"/>
-      </w:pPr>
-      <w:r>
-        <w:t>Support for ASON/ASTN control plane</w:t>
-      </w:r>
-    </w:p>
-    <w:p>
-      <w:pPr>
-        <w:pStyle w:val="Heading2"/>
-      </w:pPr>
-      <w:r>
-        <w:t>Background</w:t>
-      </w:r>
-    </w:p>
-    <w:p>
-      <w:r>
-        <w:t xml:space="preserve">The TAPI model has been derived from the generalise network model developed in [ONF TR-512] (now maintained as [ITU-T G.7711]). That model was developed to cover all networking considerations including </w:t>
-      </w:r>
-      <w:r>
-        <w:t>alternative related</w:t>
-      </w:r>
-      <w:r>
-        <w:t xml:space="preserve"> abstractions.</w:t>
-      </w:r>
-    </w:p>
-    <w:p>
-      <w:r>
-        <w:t xml:space="preserve">Each class in the [ONF TR-512] model represents a broad semantic </w:t>
-      </w:r>
-      <w:r>
-        <w:t>volume</w:t>
-      </w:r>
-      <w:r>
-        <w:t xml:space="preserve"> with a well-defined boundary. The </w:t>
-      </w:r>
-      <w:r>
-        <w:t xml:space="preserve">developing </w:t>
-      </w:r>
-      <w:r>
-        <w:t xml:space="preserve">class </w:t>
-      </w:r>
-      <w:r>
-        <w:t>detail is de</w:t>
-      </w:r>
-      <w:r>
-        <w:t>fined via composition/augmentation and not via sub-classing. For example, the LTP (Logical Termination Point) applies to all cases of termination without subclassing.</w:t>
-      </w:r>
-      <w:r>
-        <w:t xml:space="preserve"> Properties and structure is added as it becomes apparent and necessary.</w:t>
-      </w:r>
-    </w:p>
-    <w:p>
-      <w:r>
-        <w:t>When [TMF814] was developed to cover the ASON</w:t>
-      </w:r>
-      <w:r>
-        <w:t>/ASTN</w:t>
-      </w:r>
-      <w:r>
-        <w:t xml:space="preserve"> control plane new classes for termination and connectivity were defined following the recommendations for ASON/ASTN current in ITU-T at the time.</w:t>
-      </w:r>
-      <w:r>
-        <w:t xml:space="preserve"> The ASON/ASTN control plane was related to the existing network view that has a very direct relationship with the real network resources. The ASON/ASTN control plane was considered to be in a different namespace from the representation of the real network.  Both the “real” network representation and the control plan representation were related and presented in one single view. This allowed the higher controller/orchestrator to navigate between the two representations in one view.</w:t>
+        <w:t xml:space="preserve">. The ASON/ASTN control plane was considered to be in a different namespace from the </w:t>
+      </w:r>
+      <w:r>
+        <w:t>namespace of the actual resources</w:t>
+      </w:r>
+      <w:r>
+        <w:t xml:space="preserve">.  Both the </w:t>
+      </w:r>
+      <w:r>
+        <w:t>actual</w:t>
+      </w:r>
+      <w:r>
+        <w:t xml:space="preserve"> network representation and the control plan representation were related and presented in one single view. This allowed the higher controller/orchestrator to navigate between the two representations in one view.</w:t>
       </w:r>
     </w:p>
     <w:p>
@@ -174,7 +214,13 @@
     </w:p>
     <w:p>
       <w:r>
-        <w:t xml:space="preserve">The following section describes the model usage and highlights the specific augments. The augments have been intentionally generalized so as to be  where those augments </w:t>
+        <w:t>The following section describes the model usage and highlights the specific augments. The augments have been intentionally generalized</w:t>
+      </w:r>
+      <w:r>
+        <w:t xml:space="preserve"> so as to be applicable to </w:t>
+      </w:r>
+      <w:r>
+        <w:t>control plane solutions beyond ASON/ASTN.</w:t>
       </w:r>
     </w:p>
     <w:p>
@@ -195,34 +241,870 @@
       <w:r>
         <w:t>02] entity name and description and the corresponding TAPI mapping.</w:t>
       </w:r>
-    </w:p>
+      <w:r>
+        <w:t xml:space="preserve"> </w:t>
+      </w:r>
+    </w:p>
+    <w:tbl>
+      <w:tblPr>
+        <w:tblStyle w:val="TableGrid"/>
+        <w:tblW w:w="0" w:type="auto"/>
+        <w:tblLook w:val="04A0" w:firstRow="1" w:lastRow="0" w:firstColumn="1" w:lastColumn="0" w:noHBand="0" w:noVBand="1"/>
+      </w:tblPr>
+      <w:tblGrid>
+        <w:gridCol w:w="3083"/>
+        <w:gridCol w:w="2926"/>
+        <w:gridCol w:w="3007"/>
+      </w:tblGrid>
+      <w:tr>
+        <w:tc>
+          <w:tcPr>
+            <w:tcW w:w="3083" w:type="dxa"/>
+          </w:tcPr>
+          <w:p>
+            <w:pPr>
+              <w:rPr>
+                <w:b/>
+              </w:rPr>
+            </w:pPr>
+            <w:r>
+              <w:rPr>
+                <w:rFonts w:hint="eastAsia"/>
+                <w:b/>
+              </w:rPr>
+              <w:t>T</w:t>
+            </w:r>
+            <w:r>
+              <w:rPr>
+                <w:b/>
+              </w:rPr>
+              <w:t>API Concepts</w:t>
+            </w:r>
+          </w:p>
+        </w:tc>
+        <w:tc>
+          <w:tcPr>
+            <w:tcW w:w="2926" w:type="dxa"/>
+          </w:tcPr>
+          <w:p>
+            <w:pPr>
+              <w:rPr>
+                <w:b/>
+              </w:rPr>
+            </w:pPr>
+            <w:r>
+              <w:rPr>
+                <w:b/>
+              </w:rPr>
+              <w:t xml:space="preserve">CPI in </w:t>
+            </w:r>
+            <w:r>
+              <w:rPr>
+                <w:rFonts w:hint="eastAsia"/>
+                <w:b/>
+              </w:rPr>
+              <w:t>G</w:t>
+            </w:r>
+            <w:r>
+              <w:rPr>
+                <w:b/>
+              </w:rPr>
+              <w:t>.7702 Concepts</w:t>
+            </w:r>
+          </w:p>
+        </w:tc>
+        <w:tc>
+          <w:tcPr>
+            <w:tcW w:w="3007" w:type="dxa"/>
+          </w:tcPr>
+          <w:p>
+            <w:pPr>
+              <w:rPr>
+                <w:b/>
+              </w:rPr>
+            </w:pPr>
+            <w:r>
+              <w:rPr>
+                <w:b/>
+              </w:rPr>
+              <w:t>Notes</w:t>
+            </w:r>
+          </w:p>
+        </w:tc>
+      </w:tr>
+      <w:tr>
+        <w:tc>
+          <w:tcPr>
+            <w:tcW w:w="3083" w:type="dxa"/>
+          </w:tcPr>
+          <w:p>
+            <w:r>
+              <w:rPr>
+                <w:rFonts w:hint="eastAsia"/>
+              </w:rPr>
+              <w:t>T</w:t>
+            </w:r>
+            <w:r>
+              <w:t>API</w:t>
+            </w:r>
+          </w:p>
+        </w:tc>
+        <w:tc>
+          <w:tcPr>
+            <w:tcW w:w="2926" w:type="dxa"/>
+          </w:tcPr>
+          <w:p>
+            <w:r>
+              <w:rPr>
+                <w:rFonts w:hint="eastAsia"/>
+              </w:rPr>
+              <w:t>C</w:t>
+            </w:r>
+            <w:r>
+              <w:t>PI</w:t>
+            </w:r>
+          </w:p>
+        </w:tc>
+        <w:tc>
+          <w:tcPr>
+            <w:tcW w:w="3007" w:type="dxa"/>
+          </w:tcPr>
+          <w:p/>
+        </w:tc>
+      </w:tr>
+      <w:tr>
+        <w:tc>
+          <w:tcPr>
+            <w:tcW w:w="3083" w:type="dxa"/>
+          </w:tcPr>
+          <w:p>
+            <w:r>
+              <w:t>S</w:t>
+            </w:r>
+            <w:r>
+              <w:rPr>
+                <w:rFonts w:hint="eastAsia"/>
+              </w:rPr>
+              <w:t>hared</w:t>
+            </w:r>
+            <w:r>
+              <w:t xml:space="preserve"> context</w:t>
+            </w:r>
+          </w:p>
+        </w:tc>
+        <w:tc>
+          <w:tcPr>
+            <w:tcW w:w="2926" w:type="dxa"/>
+          </w:tcPr>
+          <w:p>
+            <w:r>
+              <w:t>C</w:t>
+            </w:r>
+            <w:r>
+              <w:rPr>
+                <w:rFonts w:hint="eastAsia"/>
+              </w:rPr>
+              <w:t>lient</w:t>
+            </w:r>
+            <w:r>
+              <w:t xml:space="preserve"> context + CPI</w:t>
+            </w:r>
+          </w:p>
+        </w:tc>
+        <w:tc>
+          <w:tcPr>
+            <w:tcW w:w="3007" w:type="dxa"/>
+          </w:tcPr>
+          <w:p/>
+        </w:tc>
+      </w:tr>
+      <w:tr>
+        <w:tc>
+          <w:tcPr>
+            <w:tcW w:w="3083" w:type="dxa"/>
+          </w:tcPr>
+          <w:p>
+            <w:r>
+              <w:t>Topology</w:t>
+            </w:r>
+          </w:p>
+        </w:tc>
+        <w:tc>
+          <w:tcPr>
+            <w:tcW w:w="2926" w:type="dxa"/>
+          </w:tcPr>
+          <w:p>
+            <w:r>
+              <w:t>Multiple Layer network</w:t>
+            </w:r>
+          </w:p>
+        </w:tc>
+        <w:tc>
+          <w:tcPr>
+            <w:tcW w:w="3007" w:type="dxa"/>
+          </w:tcPr>
+          <w:p>
+            <w:r>
+              <w:t>At the top</w:t>
+            </w:r>
+            <w:r>
+              <w:t>-</w:t>
+            </w:r>
+            <w:r>
+              <w:t>level vision</w:t>
+            </w:r>
+          </w:p>
+        </w:tc>
+      </w:tr>
+      <w:tr>
+        <w:tc>
+          <w:tcPr>
+            <w:tcW w:w="3083" w:type="dxa"/>
+          </w:tcPr>
+          <w:p>
+            <w:r>
+              <w:t>Topology/Node</w:t>
+            </w:r>
+          </w:p>
+        </w:tc>
+        <w:tc>
+          <w:tcPr>
+            <w:tcW w:w="2926" w:type="dxa"/>
+          </w:tcPr>
+          <w:p>
+            <w:r>
+              <w:rPr>
+                <w:rFonts w:hint="eastAsia"/>
+              </w:rPr>
+              <w:t>Subnetwork</w:t>
+            </w:r>
+          </w:p>
+        </w:tc>
+        <w:tc>
+          <w:tcPr>
+            <w:tcW w:w="3007" w:type="dxa"/>
+          </w:tcPr>
+          <w:p>
+            <w:r>
+              <w:rPr>
+                <w:rFonts w:hint="eastAsia"/>
+              </w:rPr>
+              <w:t>Subnetwork</w:t>
+            </w:r>
+            <w:r>
+              <w:t xml:space="preserve"> </w:t>
+            </w:r>
+            <w:r>
+              <w:t>is recursive vision while Node is the lowest vision.</w:t>
+            </w:r>
+          </w:p>
+        </w:tc>
+      </w:tr>
+      <w:tr>
+        <w:tc>
+          <w:tcPr>
+            <w:tcW w:w="3083" w:type="dxa"/>
+          </w:tcPr>
+          <w:p>
+            <w:r>
+              <w:rPr>
+                <w:rFonts w:hint="eastAsia"/>
+              </w:rPr>
+              <w:t>L</w:t>
+            </w:r>
+            <w:r>
+              <w:t>ink</w:t>
+            </w:r>
+          </w:p>
+        </w:tc>
+        <w:tc>
+          <w:tcPr>
+            <w:tcW w:w="2926" w:type="dxa"/>
+          </w:tcPr>
+          <w:p>
+            <w:r>
+              <w:rPr>
+                <w:rFonts w:hint="eastAsia"/>
+              </w:rPr>
+              <w:t>L</w:t>
+            </w:r>
+            <w:r>
+              <w:t>ink</w:t>
+            </w:r>
+          </w:p>
+        </w:tc>
+        <w:tc>
+          <w:tcPr>
+            <w:tcW w:w="3007" w:type="dxa"/>
+          </w:tcPr>
+          <w:p>
+            <w:r>
+              <w:t>A representation of capacity between nodes.</w:t>
+            </w:r>
+          </w:p>
+        </w:tc>
+      </w:tr>
+      <w:tr>
+        <w:tc>
+          <w:tcPr>
+            <w:tcW w:w="3083" w:type="dxa"/>
+          </w:tcPr>
+          <w:p>
+            <w:r>
+              <w:rPr>
+                <w:rFonts w:hint="eastAsia"/>
+              </w:rPr>
+              <w:t>SIP</w:t>
+            </w:r>
+          </w:p>
+        </w:tc>
+        <w:tc>
+          <w:tcPr>
+            <w:tcW w:w="2926" w:type="dxa"/>
+          </w:tcPr>
+          <w:p>
+            <w:r>
+              <w:rPr>
+                <w:rFonts w:hint="eastAsia"/>
+              </w:rPr>
+              <w:t>B</w:t>
+            </w:r>
+            <w:r>
+              <w:t>RI</w:t>
+            </w:r>
+          </w:p>
+        </w:tc>
+        <w:tc>
+          <w:tcPr>
+            <w:tcW w:w="3007" w:type="dxa"/>
+          </w:tcPr>
+          <w:p>
+            <w:r>
+              <w:rPr>
+                <w:rFonts w:hint="eastAsia"/>
+              </w:rPr>
+              <w:t>The boundary of the network</w:t>
+            </w:r>
+            <w:r>
+              <w:t xml:space="preserve"> used for Service/Call</w:t>
+            </w:r>
+          </w:p>
+        </w:tc>
+      </w:tr>
+      <w:tr>
+        <w:tc>
+          <w:tcPr>
+            <w:tcW w:w="3083" w:type="dxa"/>
+          </w:tcPr>
+          <w:p>
+            <w:r>
+              <w:rPr>
+                <w:rFonts w:hint="eastAsia"/>
+              </w:rPr>
+              <w:t>N</w:t>
+            </w:r>
+            <w:r>
+              <w:t>EP</w:t>
+            </w:r>
+          </w:p>
+        </w:tc>
+        <w:tc>
+          <w:tcPr>
+            <w:tcW w:w="2926" w:type="dxa"/>
+          </w:tcPr>
+          <w:p>
+            <w:r>
+              <w:rPr>
+                <w:rFonts w:hint="eastAsia"/>
+              </w:rPr>
+              <w:t>S</w:t>
+            </w:r>
+            <w:r>
+              <w:t>NPP</w:t>
+            </w:r>
+          </w:p>
+        </w:tc>
+        <w:tc>
+          <w:tcPr>
+            <w:tcW w:w="3007" w:type="dxa"/>
+          </w:tcPr>
+          <w:p>
+            <w:r>
+              <w:t>A</w:t>
+            </w:r>
+            <w:r>
+              <w:t xml:space="preserve"> pool of</w:t>
+            </w:r>
+            <w:r>
+              <w:t xml:space="preserve"> forwarding/</w:t>
+            </w:r>
+            <w:r>
+              <w:t xml:space="preserve"> termination</w:t>
+            </w:r>
+            <w:r>
+              <w:t xml:space="preserve"> resource</w:t>
+            </w:r>
+            <w:r>
+              <w:t>s</w:t>
+            </w:r>
+          </w:p>
+        </w:tc>
+      </w:tr>
+      <w:tr>
+        <w:tc>
+          <w:tcPr>
+            <w:tcW w:w="3083" w:type="dxa"/>
+          </w:tcPr>
+          <w:p>
+            <w:r>
+              <w:t>CEP</w:t>
+            </w:r>
+          </w:p>
+        </w:tc>
+        <w:tc>
+          <w:tcPr>
+            <w:tcW w:w="2926" w:type="dxa"/>
+          </w:tcPr>
+          <w:p>
+            <w:r>
+              <w:t>SNP</w:t>
+            </w:r>
+          </w:p>
+        </w:tc>
+        <w:tc>
+          <w:tcPr>
+            <w:tcW w:w="3007" w:type="dxa"/>
+          </w:tcPr>
+          <w:p>
+            <w:r>
+              <w:rPr>
+                <w:rFonts w:hint="eastAsia"/>
+              </w:rPr>
+              <w:t>T</w:t>
+            </w:r>
+            <w:r>
+              <w:rPr>
+                <w:rFonts w:hint="eastAsia"/>
+              </w:rPr>
+              <w:t>he forwarding</w:t>
+            </w:r>
+            <w:r>
+              <w:t xml:space="preserve"> point</w:t>
+            </w:r>
+            <w:r>
+              <w:t xml:space="preserve"> (</w:t>
+            </w:r>
+            <w:r>
+              <w:t xml:space="preserve">potentially </w:t>
+            </w:r>
+            <w:r>
+              <w:t>with</w:t>
+            </w:r>
+            <w:r>
+              <w:t xml:space="preserve"> a</w:t>
+            </w:r>
+            <w:r>
+              <w:t xml:space="preserve"> termination functions)</w:t>
+            </w:r>
+          </w:p>
+        </w:tc>
+      </w:tr>
+      <w:tr>
+        <w:tc>
+          <w:tcPr>
+            <w:tcW w:w="3083" w:type="dxa"/>
+          </w:tcPr>
+          <w:p>
+            <w:r>
+              <w:rPr>
+                <w:rFonts w:hint="eastAsia"/>
+              </w:rPr>
+              <w:t>Connectivity-Service</w:t>
+            </w:r>
+          </w:p>
+        </w:tc>
+        <w:tc>
+          <w:tcPr>
+            <w:tcW w:w="2926" w:type="dxa"/>
+          </w:tcPr>
+          <w:p>
+            <w:r>
+              <w:rPr>
+                <w:rFonts w:hint="eastAsia"/>
+              </w:rPr>
+              <w:t>C</w:t>
+            </w:r>
+            <w:r>
+              <w:t>all</w:t>
+            </w:r>
+          </w:p>
+        </w:tc>
+        <w:tc>
+          <w:tcPr>
+            <w:tcW w:w="3007" w:type="dxa"/>
+          </w:tcPr>
+          <w:p>
+            <w:r>
+              <w:t>Request for connectivity/service</w:t>
+            </w:r>
+            <w:r>
+              <w:t>. An intent.</w:t>
+            </w:r>
+          </w:p>
+        </w:tc>
+      </w:tr>
+      <w:tr>
+        <w:tc>
+          <w:tcPr>
+            <w:tcW w:w="3083" w:type="dxa"/>
+          </w:tcPr>
+          <w:p>
+            <w:r>
+              <w:t>C</w:t>
+            </w:r>
+            <w:r>
+              <w:rPr>
+                <w:rFonts w:hint="eastAsia"/>
+              </w:rPr>
+              <w:t>onnection</w:t>
+            </w:r>
+          </w:p>
+        </w:tc>
+        <w:tc>
+          <w:tcPr>
+            <w:tcW w:w="2926" w:type="dxa"/>
+          </w:tcPr>
+          <w:p>
+            <w:r>
+              <w:t>C</w:t>
+            </w:r>
+            <w:r>
+              <w:rPr>
+                <w:rFonts w:hint="eastAsia"/>
+              </w:rPr>
+              <w:t>onnect</w:t>
+            </w:r>
+            <w:r>
+              <w:t>ion</w:t>
+            </w:r>
+          </w:p>
+        </w:tc>
+        <w:tc>
+          <w:tcPr>
+            <w:tcW w:w="3007" w:type="dxa"/>
+          </w:tcPr>
+          <w:p>
+            <w:r>
+              <w:t>A forwarding relationship</w:t>
+            </w:r>
+          </w:p>
+        </w:tc>
+      </w:tr>
+      <w:tr>
+        <w:tc>
+          <w:tcPr>
+            <w:tcW w:w="3083" w:type="dxa"/>
+          </w:tcPr>
+          <w:p>
+            <w:r>
+              <w:t>R</w:t>
+            </w:r>
+            <w:r>
+              <w:rPr>
+                <w:rFonts w:hint="eastAsia"/>
+              </w:rPr>
+              <w:t>oute</w:t>
+            </w:r>
+          </w:p>
+        </w:tc>
+        <w:tc>
+          <w:tcPr>
+            <w:tcW w:w="2926" w:type="dxa"/>
+          </w:tcPr>
+          <w:p>
+            <w:pPr>
+              <w:rPr>
+                <w:rFonts w:eastAsia="MS Mincho"/>
+              </w:rPr>
+            </w:pPr>
+            <w:r>
+              <w:t>R</w:t>
+            </w:r>
+            <w:r>
+              <w:rPr>
+                <w:rFonts w:hint="eastAsia"/>
+              </w:rPr>
+              <w:t>oute</w:t>
+            </w:r>
+          </w:p>
+        </w:tc>
+        <w:tc>
+          <w:tcPr>
+            <w:tcW w:w="3007" w:type="dxa"/>
+          </w:tcPr>
+          <w:p>
+            <w:r>
+              <w:t>A sequence of the</w:t>
+            </w:r>
+            <w:r>
+              <w:t xml:space="preserve"> actual</w:t>
+            </w:r>
+            <w:r>
+              <w:t xml:space="preserve"> transport resources</w:t>
+            </w:r>
+            <w:r>
+              <w:t xml:space="preserve"> </w:t>
+            </w:r>
+            <w:r>
+              <w:t>that support a connection</w:t>
+            </w:r>
+          </w:p>
+        </w:tc>
+      </w:tr>
+      <w:tr>
+        <w:tc>
+          <w:tcPr>
+            <w:tcW w:w="3083" w:type="dxa"/>
+          </w:tcPr>
+          <w:p>
+            <w:r>
+              <w:rPr>
+                <w:rFonts w:hint="eastAsia"/>
+              </w:rPr>
+              <w:t>P</w:t>
+            </w:r>
+            <w:r>
+              <w:t>ath</w:t>
+            </w:r>
+          </w:p>
+        </w:tc>
+        <w:tc>
+          <w:tcPr>
+            <w:tcW w:w="2926" w:type="dxa"/>
+          </w:tcPr>
+          <w:p/>
+        </w:tc>
+        <w:tc>
+          <w:tcPr>
+            <w:tcW w:w="3007" w:type="dxa"/>
+          </w:tcPr>
+          <w:p>
+            <w:r>
+              <w:t>A sequence of the</w:t>
+            </w:r>
+            <w:r>
+              <w:t xml:space="preserve"> </w:t>
+            </w:r>
+            <w:r>
+              <w:t xml:space="preserve">potential </w:t>
+            </w:r>
+            <w:r>
+              <w:t>transport resources</w:t>
+            </w:r>
+            <w:r>
+              <w:t xml:space="preserve"> in the form of links</w:t>
+            </w:r>
+            <w:r>
+              <w:t xml:space="preserve"> </w:t>
+            </w:r>
+            <w:r>
+              <w:t>that are intended to support a connection</w:t>
+            </w:r>
+          </w:p>
+        </w:tc>
+      </w:tr>
+    </w:tbl>
     <w:p/>
     <w:p>
       <w:r>
-        <w:t xml:space="preserve">&lt;add table&gt; Need to add node to own NEPs where that node may not be the same as the </w:t>
-      </w:r>
-      <w:r>
-        <w:t>base node (as an option).</w:t>
-      </w:r>
-    </w:p>
-    <w:p>
-      <w:r>
-        <w:t>To support navigation from the ASON/ASTN control plane entities and the entities more directly representing the real network resources the following properties have been added.</w:t>
-      </w:r>
-    </w:p>
-    <w:p>
-      <w:r>
-        <w:t>&lt;property indicating that this entity is in an ASON/ASTN abstraction??&gt;</w:t>
-      </w:r>
-    </w:p>
-    <w:p>
-      <w:r>
-        <w:t>&lt;relationship from each class to the supporting namespace class&gt;</w:t>
-      </w:r>
-    </w:p>
-    <w:p>
-      <w:r>
-        <w:t>&lt;property representing the relationship between link abstractions and between NEP abstractions&gt;</w:t>
+        <w:t xml:space="preserve">To support navigation from the ASON/ASTN control plane entities and the entities more directly representing the </w:t>
+      </w:r>
+      <w:r>
+        <w:t>actual</w:t>
+      </w:r>
+      <w:r>
+        <w:t xml:space="preserve"> network resources the following properties have been added.</w:t>
+      </w:r>
+    </w:p>
+    <w:p>
+      <w:pPr>
+        <w:rPr>
+          <w:b/>
+          <w:bCs/>
+          <w:color w:val="0070C0"/>
+        </w:rPr>
+      </w:pPr>
+      <w:r>
+        <w:rPr>
+          <w:b/>
+          <w:bCs/>
+          <w:color w:val="0070C0"/>
+        </w:rPr>
+        <w:lastRenderedPageBreak/>
+        <w:t>Properties related to the control plane</w:t>
+      </w:r>
+    </w:p>
+    <w:p>
+      <w:pPr>
+        <w:rPr>
+          <w:color w:val="0070C0"/>
+          <w:u w:val="single"/>
+        </w:rPr>
+      </w:pPr>
+      <w:r>
+        <w:rPr>
+          <w:color w:val="0070C0"/>
+          <w:u w:val="single"/>
+        </w:rPr>
+        <w:t>Proposal for changes to model</w:t>
+      </w:r>
+    </w:p>
+    <w:p>
+      <w:pPr>
+        <w:rPr>
+          <w:color w:val="0070C0"/>
+        </w:rPr>
+      </w:pPr>
+      <w:r>
+        <w:rPr>
+          <w:color w:val="0070C0"/>
+        </w:rPr>
+        <w:t>Add selected-path (_selectedPath [0..*]) to switch (Switch) where one path would be selected for a normal control plane case. The switch may be bidirectional if the path is always bidirectional or there may be two switches if the path direction is independently switchable. Note that this is generally applicable independent of the ASON work.</w:t>
+      </w:r>
+    </w:p>
+    <w:p>
+      <w:pPr>
+        <w:rPr>
+          <w:color w:val="0070C0"/>
+        </w:rPr>
+      </w:pPr>
+      <w:r>
+        <w:rPr>
+          <w:color w:val="0070C0"/>
+        </w:rPr>
+        <w:t xml:space="preserve">Add alternative-view </w:t>
+      </w:r>
+      <w:commentRangeStart w:id="0"/>
+      <w:r>
+        <w:rPr>
+          <w:color w:val="0070C0"/>
+        </w:rPr>
+        <w:t xml:space="preserve">(_alternativeView [0..*]) </w:t>
+      </w:r>
+      <w:commentRangeEnd w:id="0"/>
+      <w:r>
+        <w:rPr>
+          <w:rStyle w:val="CommentReference"/>
+          <w:color w:val="0070C0"/>
+        </w:rPr>
+        <w:commentReference w:id="0"/>
+      </w:r>
+      <w:r>
+        <w:rPr>
+          <w:color w:val="0070C0"/>
+        </w:rPr>
+        <w:t>to connection (Connection), node-edge-point (NodeEdgePoint), connection_end_point (ConnectionEndPoint), link (Link), service-interface-point (ServiceInterfacePoint), node (Node), connectivity-service (ConnectivityService) where this property references another entity of the same type as the entity referencing.</w:t>
+      </w:r>
+    </w:p>
+    <w:p>
+      <w:pPr>
+        <w:rPr>
+          <w:color w:val="0070C0"/>
+        </w:rPr>
+      </w:pPr>
+      <w:r>
+        <w:rPr>
+          <w:color w:val="0070C0"/>
+        </w:rPr>
+        <w:t>A property indicating that this entity is in an ASON/ASTN abstraction??</w:t>
+      </w:r>
+    </w:p>
+    <w:p>
+      <w:pPr>
+        <w:rPr>
+          <w:color w:val="0070C0"/>
+        </w:rPr>
+      </w:pPr>
+      <w:r>
+        <w:rPr>
+          <w:color w:val="0070C0"/>
+        </w:rPr>
+        <w:t>The above two could be viewpoint with role name, related viewpoint with specific pointer and role name.</w:t>
+      </w:r>
+    </w:p>
+    <w:p>
+      <w:pPr>
+        <w:rPr>
+          <w:color w:val="0070C0"/>
+        </w:rPr>
+      </w:pPr>
+      <w:r>
+        <w:rPr>
+          <w:color w:val="0070C0"/>
+        </w:rPr>
+        <w:t>Add a name (name) name and name (name) value for the control plane entities. Use generalized terminology so that it could be used for other control plane strategies.</w:t>
+      </w:r>
+    </w:p>
+    <w:p>
+      <w:pPr>
+        <w:pStyle w:val="ListParagraph"/>
+        <w:numPr>
+          <w:ilvl w:val="0"/>
+          <w:numId w:val="1"/>
+        </w:numPr>
+        <w:rPr>
+          <w:color w:val="0070C0"/>
+        </w:rPr>
+      </w:pPr>
+      <w:r>
+        <w:rPr>
+          <w:color w:val="0070C0"/>
+        </w:rPr>
+        <w:t>name: CONTROL_PLANE_ENTITY</w:t>
+      </w:r>
+    </w:p>
+    <w:p>
+      <w:pPr>
+        <w:pStyle w:val="ListParagraph"/>
+        <w:numPr>
+          <w:ilvl w:val="0"/>
+          <w:numId w:val="1"/>
+        </w:numPr>
+        <w:rPr>
+          <w:color w:val="0070C0"/>
+        </w:rPr>
+      </w:pPr>
+      <w:r>
+        <w:rPr>
+          <w:color w:val="0070C0"/>
+        </w:rPr>
+        <w:t>value: ASTN_SNP, ASTN_SNPP, ASTN_CONNECTION etc.</w:t>
+      </w:r>
+    </w:p>
+    <w:p>
+      <w:pPr>
+        <w:rPr>
+          <w:color w:val="0070C0"/>
+        </w:rPr>
+      </w:pPr>
+      <w:r>
+        <w:rPr>
+          <w:color w:val="0070C0"/>
+        </w:rPr>
+        <w:t>Where the entity is dual mode (both control plane and standard, no special name is added.</w:t>
+      </w:r>
+    </w:p>
+    <w:p>
+      <w:pPr>
+        <w:rPr>
+          <w:b/>
+        </w:rPr>
+      </w:pPr>
+      <w:r>
+        <w:rPr>
+          <w:b/>
+        </w:rPr>
+        <w:t>Scenarios</w:t>
       </w:r>
     </w:p>
     <w:p>
@@ -232,6 +1114,9 @@
       <w:r>
         <w:t xml:space="preserve"> there needs to be support for a connection hierarchies that have more than two levels, e.g., &lt;describe example of connection nesting&gt;</w:t>
       </w:r>
+      <w:r>
+        <w:t>. The TAPI model has been extended for resiliency cases to allow for multiple levels of lower connection below a top connection. A lower connect may have a further lower connection referenced. This is shown in some of the figures where the depth of connection recursion is necessary to correctly describe the protection/restoration scheme.</w:t>
+      </w:r>
     </w:p>
     <w:p>
       <w:r>
@@ -248,7 +1133,13 @@
     </w:p>
     <w:p>
       <w:r>
-        <w:t xml:space="preserve">The TAPI 2.5 model supports rudimentary control plane. It has a single namespace for both raw network resources and the resources controlled by the control plane. </w:t>
+        <w:t xml:space="preserve">The TAPI 2.5 model supports rudimentary control plane. It has a single namespace for both </w:t>
+      </w:r>
+      <w:r>
+        <w:t>actual</w:t>
+      </w:r>
+      <w:r>
+        <w:t xml:space="preserve"> network resources and the resources controlled by the control plane. </w:t>
       </w:r>
     </w:p>
     <w:p>
@@ -257,15 +1148,7 @@
         <w:t xml:space="preserve">The </w:t>
       </w:r>
       <w:r>
-        <w:t>orchestrator/</w:t>
-      </w:r>
-      <w:proofErr w:type="gramStart"/>
-      <w:r>
-        <w:t>higher-controller</w:t>
-      </w:r>
-      <w:proofErr w:type="gramEnd"/>
-      <w:r>
-        <w:t xml:space="preserve"> will not </w:t>
+        <w:t xml:space="preserve">orchestrator/higher-controller will not </w:t>
       </w:r>
       <w:r>
         <w:t xml:space="preserve">see a difference between a network where the lower controller controls the network resources directly and uses its PCE to compute paths and a network where the lower controller is essentially transparent using the control plane PCE </w:t>
@@ -279,10 +1162,19 @@
         <w:t xml:space="preserve">This solution assumes that the </w:t>
       </w:r>
       <w:r>
-        <w:t>connection controlled by the control plane is reflected directly in the normal TAPI namespace</w:t>
-      </w:r>
-      <w:r>
-        <w:t xml:space="preserve"> and that there is no resource abstraction beyond that familiar in </w:t>
+        <w:t xml:space="preserve">connection controlled by the control plane is reflected directly in the normal TAPI </w:t>
+      </w:r>
+      <w:r>
+        <w:t xml:space="preserve">actual network </w:t>
+      </w:r>
+      <w:r>
+        <w:t>namespace</w:t>
+      </w:r>
+      <w:r>
+        <w:t xml:space="preserve"> and that there is no resource abstraction beyond </w:t>
+      </w:r>
+      <w:r>
+        <w:t xml:space="preserve">that familiar in </w:t>
       </w:r>
       <w:r>
         <w:t>TAPI.</w:t>
@@ -315,19 +1207,30 @@
             <v:path o:extrusionok="f" gradientshapeok="t" o:connecttype="rect"/>
             <o:lock v:ext="edit" aspectratio="t"/>
           </v:shapetype>
-          <v:shape id="_x0000_i1025" type="#_x0000_t75" style="width:451.5pt;height:254.25pt" o:ole="">
-            <v:imagedata r:id="rId5" o:title=""/>
+          <v:shape id="_x0000_i1025" type="#_x0000_t75" style="width:452.25pt;height:254.25pt" o:ole="">
+            <v:imagedata r:id="rId12" o:title=""/>
           </v:shape>
-          <o:OLEObject Type="Embed" ProgID="PowerPoint.Slide.12" ShapeID="_x0000_i1025" DrawAspect="Content" ObjectID="_1835874168" r:id="rId6"/>
+          <o:OLEObject Type="Embed" ProgID="PowerPoint.Slide.12" ShapeID="_x0000_i1025" DrawAspect="Content" ObjectID="_1837575124" r:id="rId13"/>
         </w:object>
       </w:r>
-    </w:p>
-    <w:p>
-      <w:r>
-        <w:t>The figure below adds in the</w:t>
-      </w:r>
-      <w:r>
-        <w:t xml:space="preserve"> path constraints to the solution. This is also supported by TAPI 2.5.</w:t>
+      <w:ins w:id="1" w:author="杨三威10099490" w:date="2026-03-26T20:33:00Z">
+        <w:r>
+          <w:t>figure 1</w:t>
+        </w:r>
+      </w:ins>
+    </w:p>
+    <w:p>
+      <w:r>
+        <w:t>The figure below a</w:t>
+      </w:r>
+      <w:r>
+        <w:t>dds in the</w:t>
+      </w:r>
+      <w:r>
+        <w:t xml:space="preserve"> path constraints to the solution</w:t>
+      </w:r>
+      <w:r>
+        <w:t>. This is also supported by TAPI 2.5.</w:t>
       </w:r>
       <w:r>
         <w:t xml:space="preserve"> The selected path is additional in TAPI 2.7.</w:t>
@@ -338,12 +1241,17 @@
     <w:p>
       <w:r>
         <w:object w:dxaOrig="9599" w:dyaOrig="5400" w14:anchorId="62FD8B11">
-          <v:shape id="_x0000_i1058" type="#_x0000_t75" style="width:480pt;height:270pt" o:ole="">
-            <v:imagedata r:id="rId7" o:title=""/>
+          <v:shape id="_x0000_i1026" type="#_x0000_t75" style="width:480pt;height:270pt" o:ole="">
+            <v:imagedata r:id="rId14" o:title=""/>
           </v:shape>
-          <o:OLEObject Type="Embed" ProgID="PowerPoint.Slide.12" ShapeID="_x0000_i1058" DrawAspect="Content" ObjectID="_1835874169" r:id="rId8"/>
+          <o:OLEObject Type="Embed" ProgID="PowerPoint.Slide.12" ShapeID="_x0000_i1026" DrawAspect="Content" ObjectID="_1837575125" r:id="rId15"/>
         </w:object>
       </w:r>
+      <w:ins w:id="2" w:author="杨三威10099490" w:date="2026-03-26T20:33:00Z">
+        <w:r>
+          <w:t>figure 2</w:t>
+        </w:r>
+      </w:ins>
     </w:p>
     <w:p/>
     <w:p>
@@ -351,7 +1259,16 @@
         <w:pStyle w:val="Heading2"/>
       </w:pPr>
       <w:r>
-        <w:t>Minimal two namespace solution with no restoration constraints</w:t>
+        <w:t xml:space="preserve">Minimal </w:t>
+      </w:r>
+      <w:r>
+        <w:t>dual</w:t>
+      </w:r>
+      <w:r>
+        <w:t xml:space="preserve"> namespace</w:t>
+      </w:r>
+      <w:r>
+        <w:t xml:space="preserve"> solution with no restoration constraints</w:t>
       </w:r>
     </w:p>
     <w:p>
@@ -364,7 +1281,10 @@
     </w:p>
     <w:p>
       <w:r>
-        <w:t>In the figure below there is a</w:t>
+        <w:t>In the figure below there i</w:t>
+      </w:r>
+      <w:r>
+        <w:t>s a</w:t>
       </w:r>
       <w:r>
         <w:t>n extra connection reflecting the control plane’s representation of the connectivity</w:t>
@@ -375,7 +1295,13 @@
     </w:p>
     <w:p>
       <w:r>
-        <w:t>The connection is bounded by CEPs representing the control plane abstraction of the real CEP</w:t>
+        <w:t xml:space="preserve">The connection is bounded by CEPs representing the control plane abstraction of the </w:t>
+      </w:r>
+      <w:r>
+        <w:t>actual</w:t>
+      </w:r>
+      <w:r>
+        <w:t xml:space="preserve"> CEP</w:t>
       </w:r>
       <w:r>
         <w:t>s and these control plane CEPs (SNPs) are</w:t>
@@ -425,12 +1351,76 @@
     <w:p>
       <w:r>
         <w:object w:dxaOrig="9600" w:dyaOrig="5401" w14:anchorId="6264F694">
-          <v:shape id="_x0000_i1081" type="#_x0000_t75" style="width:480pt;height:270pt" o:ole="">
-            <v:imagedata r:id="rId9" o:title=""/>
+          <v:shape id="_x0000_i1027" type="#_x0000_t75" style="width:480pt;height:270pt" o:ole="">
+            <v:imagedata r:id="rId16" o:title=""/>
           </v:shape>
-          <o:OLEObject Type="Embed" ProgID="PowerPoint.Slide.12" ShapeID="_x0000_i1081" DrawAspect="Content" ObjectID="_1835874170" r:id="rId10"/>
+          <o:OLEObject Type="Embed" ProgID="PowerPoint.Slide.12" ShapeID="_x0000_i1027" DrawAspect="Content" ObjectID="_1837575126" r:id="rId17"/>
         </w:object>
       </w:r>
+      <w:ins w:id="3" w:author="杨三威10099490" w:date="2026-03-26T20:33:00Z">
+        <w:r>
+          <w:t>figure 3</w:t>
+        </w:r>
+      </w:ins>
+    </w:p>
+    <w:p>
+      <w:r>
+        <w:t xml:space="preserve">The figure shows a node with dashed border </w:t>
+      </w:r>
+      <w:r>
+        <w:t>above the ROADM 1 node and a similar node above ROADM 3. These are optional nodes. The control plane resources can be exposed via ROADM1 and ROADM 3 or can be exposed via</w:t>
+      </w:r>
+      <w:r>
+        <w:t xml:space="preserve"> </w:t>
+      </w:r>
+      <w:r>
+        <w:t xml:space="preserve">separate </w:t>
+      </w:r>
+      <w:r>
+        <w:t xml:space="preserve">CP1 </w:t>
+      </w:r>
+      <w:r>
+        <w:t xml:space="preserve">and </w:t>
+      </w:r>
+      <w:r>
+        <w:t>CP3</w:t>
+      </w:r>
+      <w:r>
+        <w:t xml:space="preserve"> </w:t>
+      </w:r>
+      <w:r>
+        <w:t>nodes.</w:t>
+      </w:r>
+      <w:r>
+        <w:t xml:space="preserve"> If CP1 and CP3 are represented, they can be related to the </w:t>
+      </w:r>
+      <w:r>
+        <w:t>actual</w:t>
+      </w:r>
+      <w:r>
+        <w:t xml:space="preserve"> nodes via </w:t>
+      </w:r>
+      <w:r>
+        <w:t>the corresponding view change references.</w:t>
+      </w:r>
+      <w:r>
+        <w:t xml:space="preserve"> There is no need to represent the separate </w:t>
+      </w:r>
+      <w:r>
+        <w:t xml:space="preserve">control plane </w:t>
+      </w:r>
+      <w:r>
+        <w:t xml:space="preserve">nodes if </w:t>
+      </w:r>
+      <w:r>
+        <w:t>each</w:t>
+      </w:r>
+      <w:r>
+        <w:t xml:space="preserve"> </w:t>
+      </w:r>
+      <w:r>
+        <w:t>control plane resource only represent resources that are solely within a single existing node.</w:t>
+      </w:r>
     </w:p>
     <w:p/>
     <w:p>
@@ -438,479 +1428,729 @@
         <w:pStyle w:val="Heading2"/>
       </w:pPr>
       <w:r>
-        <w:t>With simple path constraints</w:t>
-      </w:r>
+        <w:t>Dual namespace solution w</w:t>
+      </w:r>
+      <w:r>
+        <w:t>ith simple path constraints</w:t>
+      </w:r>
+    </w:p>
+    <w:p>
+      <w:r>
+        <w:t>The following figure shows a control plane call</w:t>
+      </w:r>
+      <w:r>
+        <w:t xml:space="preserve"> via BRIs</w:t>
+      </w:r>
+      <w:r>
+        <w:t xml:space="preserve"> that is realized by a connection in the </w:t>
+      </w:r>
+      <w:r>
+        <w:t xml:space="preserve">TAPI </w:t>
+      </w:r>
+      <w:r>
+        <w:t>actual</w:t>
+      </w:r>
+      <w:r>
+        <w:t xml:space="preserve"> network namespace that has normal </w:t>
+      </w:r>
+      <w:r>
+        <w:t>actual</w:t>
+      </w:r>
+      <w:r>
+        <w:t xml:space="preserve"> network </w:t>
+      </w:r>
+      <w:r>
+        <w:t>paths.</w:t>
+      </w:r>
+    </w:p>
+    <w:p/>
+    <w:commentRangeStart w:id="4"/>
+    <w:commentRangeStart w:id="5"/>
+    <w:p>
+      <w:r>
+        <w:object w:dxaOrig="9600" w:dyaOrig="5401" w14:anchorId="67914C0A">
+          <v:shape id="_x0000_i1028" type="#_x0000_t75" style="width:480pt;height:270pt" o:ole="">
+            <v:imagedata r:id="rId18" o:title=""/>
+          </v:shape>
+          <o:OLEObject Type="Embed" ProgID="PowerPoint.Slide.12" ShapeID="_x0000_i1028" DrawAspect="Content" ObjectID="_1837575127" r:id="rId19"/>
+        </w:object>
+      </w:r>
+      <w:commentRangeEnd w:id="4"/>
+      <w:r>
+        <w:rPr>
+          <w:rStyle w:val="CommentReference"/>
+        </w:rPr>
+        <w:commentReference w:id="4"/>
+      </w:r>
+      <w:commentRangeEnd w:id="5"/>
+      <w:r>
+        <w:rPr>
+          <w:rStyle w:val="CommentReference"/>
+        </w:rPr>
+        <w:commentReference w:id="5"/>
+      </w:r>
+      <w:ins w:id="6" w:author="杨三威10099490" w:date="2026-03-26T20:33:00Z">
+        <w:r>
+          <w:t>figure 4</w:t>
+        </w:r>
+      </w:ins>
+    </w:p>
+    <w:p>
+      <w:r>
+        <w:t>This is a suitable solution if the</w:t>
+      </w:r>
+      <w:r>
+        <w:t xml:space="preserve"> control plane uses raw physical resources with no abstraction</w:t>
+      </w:r>
+      <w:r>
+        <w:t>.</w:t>
+      </w:r>
+    </w:p>
+    <w:p>
+      <w:pPr>
+        <w:pStyle w:val="Heading2"/>
+      </w:pPr>
+      <w:r>
+        <w:t>Dual namespace solution w</w:t>
+      </w:r>
+      <w:r>
+        <w:t>ith path constraints and alternatives</w:t>
+      </w:r>
+    </w:p>
+    <w:p>
+      <w:pPr>
+        <w:pStyle w:val="ListParagraph"/>
+        <w:numPr>
+          <w:ilvl w:val="0"/>
+          <w:numId w:val="2"/>
+        </w:numPr>
+        <w:rPr>
+          <w:highlight w:val="yellow"/>
+        </w:rPr>
+      </w:pPr>
+      <w:r>
+        <w:rPr>
+          <w:highlight w:val="yellow"/>
+        </w:rPr>
+        <w:t>Need to add node to own NEPs where that node may not be the same as the base node (as an option).</w:t>
+      </w:r>
+    </w:p>
+    <w:p>
+      <w:r>
+        <w:t>Some control plane sol</w:t>
+      </w:r>
+      <w:r>
+        <w:t xml:space="preserve">utions allow creation of pre-panned alternative </w:t>
+      </w:r>
+      <w:r>
+        <w:t>paths.</w:t>
+      </w:r>
+      <w:r>
+        <w:t xml:space="preserve"> TAPI 2.5 provides this capability via the path</w:t>
+      </w:r>
+      <w:r>
+        <w:t xml:space="preserve"> computation service. This same service can be used to create path constraints for a control plane </w:t>
+      </w:r>
+      <w:r>
+        <w:t>solution.</w:t>
+      </w:r>
+      <w:r>
+        <w:t xml:space="preserve"> {this should be earlier in the document}}</w:t>
+      </w:r>
+    </w:p>
+    <w:p>
+      <w:r>
+        <w:t>To create a path in the control plane context the controller would use the normal method set out in UC</w:t>
+      </w:r>
+      <w:r>
+        <w:t xml:space="preserve">-xx but would provide NEPs </w:t>
+      </w:r>
+      <w:r>
+        <w:t>that are in the control plane name space.</w:t>
+      </w:r>
+    </w:p>
+    <w:p>
+      <w:ins w:id="7" w:author="杨三威10099490" w:date="2026-03-26T15:07:00Z">
+        <w:r>
+          <w:rPr>
+            <w:noProof/>
+          </w:rPr>
+          <mc:AlternateContent>
+            <mc:Choice Requires="wps">
+              <w:drawing>
+                <wp:anchor distT="0" distB="0" distL="114300" distR="114300" simplePos="0" relativeHeight="251658240" behindDoc="0" locked="0" layoutInCell="1" allowOverlap="1" wp14:anchorId="122AA61B" wp14:editId="207D1E25">
+                  <wp:simplePos x="0" y="0"/>
+                  <wp:positionH relativeFrom="column">
+                    <wp:posOffset>1951630</wp:posOffset>
+                  </wp:positionH>
+                  <wp:positionV relativeFrom="paragraph">
+                    <wp:posOffset>2135154</wp:posOffset>
+                  </wp:positionV>
+                  <wp:extent cx="565785" cy="184245"/>
+                  <wp:effectExtent l="0" t="0" r="0" b="6350"/>
+                  <wp:wrapNone/>
+                  <wp:docPr id="217" name="文本框 2"/>
+                  <wp:cNvGraphicFramePr>
+                    <a:graphicFrameLocks xmlns:a="http://schemas.openxmlformats.org/drawingml/2006/main"/>
+                  </wp:cNvGraphicFramePr>
+                  <a:graphic xmlns:a="http://schemas.openxmlformats.org/drawingml/2006/main">
+                    <a:graphicData uri="http://schemas.microsoft.com/office/word/2010/wordprocessingShape">
+                      <wps:wsp>
+                        <wps:cNvSpPr txBox="1">
+                          <a:spLocks noChangeArrowheads="1"/>
+                        </wps:cNvSpPr>
+                        <wps:spPr bwMode="auto">
+                          <a:xfrm>
+                            <a:off x="0" y="0"/>
+                            <a:ext cx="565785" cy="184245"/>
+                          </a:xfrm>
+                          <a:prstGeom prst="rect">
+                            <a:avLst/>
+                          </a:prstGeom>
+                          <a:noFill/>
+                          <a:ln w="9525">
+                            <a:noFill/>
+                            <a:miter lim="800000"/>
+                            <a:headEnd/>
+                            <a:tailEnd/>
+                          </a:ln>
+                        </wps:spPr>
+                        <wps:txbx>
+                          <w:txbxContent>
+                            <w:p>
+                              <w:pPr>
+                                <w:rPr>
+                                  <w:color w:val="FF0000"/>
+                                  <w:sz w:val="13"/>
+                                  <w:szCs w:val="13"/>
+                                  <w:rPrChange w:id="8" w:author="杨三威10099490" w:date="2026-03-26T15:08:00Z">
+                                    <w:rPr>
+                                      <w:sz w:val="13"/>
+                                      <w:szCs w:val="13"/>
+                                    </w:rPr>
+                                  </w:rPrChange>
+                                </w:rPr>
+                              </w:pPr>
+                              <w:r>
+                                <w:rPr>
+                                  <w:color w:val="FF0000"/>
+                                  <w:sz w:val="13"/>
+                                  <w:szCs w:val="13"/>
+                                  <w:rPrChange w:id="9" w:author="杨三威10099490" w:date="2026-03-26T15:08:00Z">
+                                    <w:rPr>
+                                      <w:sz w:val="13"/>
+                                      <w:szCs w:val="13"/>
+                                    </w:rPr>
+                                  </w:rPrChange>
+                                </w:rPr>
+                                <w:t>SNPPLink</w:t>
+                              </w:r>
+                            </w:p>
+                          </w:txbxContent>
+                        </wps:txbx>
+                        <wps:bodyPr rot="0" vert="horz" wrap="square" lIns="91440" tIns="45720" rIns="91440" bIns="45720" anchor="t" anchorCtr="0">
+                          <a:noAutofit/>
+                        </wps:bodyPr>
+                      </wps:wsp>
+                    </a:graphicData>
+                  </a:graphic>
+                  <wp14:sizeRelV relativeFrom="margin">
+                    <wp14:pctHeight>0</wp14:pctHeight>
+                  </wp14:sizeRelV>
+                </wp:anchor>
+              </w:drawing>
+            </mc:Choice>
+            <mc:Fallback>
+              <w:pict>
+                <v:shapetype w14:anchorId="122AA61B" id="_x0000_t202" coordsize="21600,21600" o:spt="202" path="m,l,21600r21600,l21600,xe">
+                  <v:stroke joinstyle="miter"/>
+                  <v:path gradientshapeok="t" o:connecttype="rect"/>
+                </v:shapetype>
+                <v:shape id="文本框 2" o:spid="_x0000_s1026" type="#_x0000_t202" style="position:absolute;margin-left:153.65pt;margin-top:168.1pt;width:44.55pt;height:14.5pt;z-index:251658240;visibility:visible;mso-wrap-style:square;mso-height-percent:0;mso-wrap-distance-left:9pt;mso-wrap-distance-top:0;mso-wrap-distance-right:9pt;mso-wrap-distance-bottom:0;mso-position-horizontal:absolute;mso-position-horizontal-relative:text;mso-position-vertical:absolute;mso-position-vertical-relative:text;mso-height-percent:0;mso-height-relative:margin;v-text-anchor:top" o:gfxdata="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" filled="f" stroked="f">
+                  <v:textbox>
+                    <w:txbxContent>
+                      <w:p>
+                        <w:pPr>
+                          <w:rPr>
+                            <w:color w:val="FF0000"/>
+                            <w:sz w:val="13"/>
+                            <w:szCs w:val="13"/>
+                            <w:rPrChange w:id="10" w:author="杨三威10099490" w:date="2026-03-26T15:08:00Z">
+                              <w:rPr>
+                                <w:sz w:val="13"/>
+                                <w:szCs w:val="13"/>
+                              </w:rPr>
+                            </w:rPrChange>
+                          </w:rPr>
+                        </w:pPr>
+                        <w:r>
+                          <w:rPr>
+                            <w:color w:val="FF0000"/>
+                            <w:sz w:val="13"/>
+                            <w:szCs w:val="13"/>
+                            <w:rPrChange w:id="11" w:author="杨三威10099490" w:date="2026-03-26T15:08:00Z">
+                              <w:rPr>
+                                <w:sz w:val="13"/>
+                                <w:szCs w:val="13"/>
+                              </w:rPr>
+                            </w:rPrChange>
+                          </w:rPr>
+                          <w:t>SNPPLink</w:t>
+                        </w:r>
+                      </w:p>
+                    </w:txbxContent>
+                  </v:textbox>
+                </v:shape>
+              </w:pict>
+            </mc:Fallback>
+          </mc:AlternateContent>
+        </w:r>
+      </w:ins>
+      <w:r>
+        <w:t xml:space="preserve">The figure below illustrates use of path and path-set in the context of a simple </w:t>
+      </w:r>
+      <w:r>
+        <w:t>control plane solution where there are abstractions of the core bandwidth via the partitioning and aggregati</w:t>
+      </w:r>
+      <w:r>
+        <w:t xml:space="preserve">ng the underlying network NEPs. This allows for some control of the </w:t>
+      </w:r>
+      <w:r>
+        <w:t>complex</w:t>
+      </w:r>
+      <w:r>
+        <w:t xml:space="preserve"> choice of resources when there is a need to switch pat</w:t>
+      </w:r>
+      <w:r>
+        <w:t xml:space="preserve">hs. For example, and SNPP that terminates a path </w:t>
+      </w:r>
+      <w:r>
+        <w:t xml:space="preserve">may aggregate some resources from one underlying NEP and some from another underlying NEP where the </w:t>
+      </w:r>
+      <w:r>
+        <w:t xml:space="preserve">underlying links are considered as equivalent. </w:t>
+      </w:r>
+      <w:commentRangeStart w:id="12"/>
+      <w:commentRangeStart w:id="13"/>
+      <w:r>
+        <w:rPr>
+          <w:highlight w:val="yellow"/>
+        </w:rPr>
+        <w:t>&lt;&lt;add more on this&gt;&gt;</w:t>
+      </w:r>
+      <w:commentRangeEnd w:id="12"/>
+      <w:r>
+        <w:rPr>
+          <w:rStyle w:val="CommentReference"/>
+        </w:rPr>
+        <w:commentReference w:id="12"/>
+      </w:r>
+      <w:commentRangeEnd w:id="13"/>
+      <w:r>
+        <w:rPr>
+          <w:rStyle w:val="CommentReference"/>
+        </w:rPr>
+        <w:commentReference w:id="13"/>
+      </w:r>
+      <w:r>
+        <w:br/>
+      </w:r>
+      <w:r>
+        <w:object w:dxaOrig="9571" w:dyaOrig="5384" w14:anchorId="291DE12A">
+          <v:shape id="_x0000_i1029" type="#_x0000_t75" style="width:479.25pt;height:267.75pt" o:ole="">
+            <v:imagedata r:id="rId20" o:title=""/>
+          </v:shape>
+          <o:OLEObject Type="Embed" ProgID="PowerPoint.Slide.12" ShapeID="_x0000_i1029" DrawAspect="Content" ObjectID="_1837575128" r:id="rId21"/>
+        </w:object>
+      </w:r>
+      <w:ins w:id="14" w:author="杨三威10099490" w:date="2026-03-26T20:33:00Z">
+        <w:r>
+          <w:t>figure 5</w:t>
+        </w:r>
+      </w:ins>
+    </w:p>
+    <w:p>
+      <w:pPr>
+        <w:pStyle w:val="Heading2"/>
+      </w:pPr>
+      <w:r>
+        <w:t>Dual namespace solution w</w:t>
+      </w:r>
+      <w:r>
+        <w:t>ith connection</w:t>
+      </w:r>
+      <w:r>
+        <w:t xml:space="preserve"> and path constraints</w:t>
+      </w:r>
+    </w:p>
+    <w:p>
+      <w:r>
+        <w:t>The figure below combines two previous figures</w:t>
+      </w:r>
+      <w:r>
+        <w:t>.</w:t>
+      </w:r>
+    </w:p>
+    <w:p>
+      <w:r>
+        <w:object w:dxaOrig="9599" w:dyaOrig="5400" w14:anchorId="5A724DA7">
+          <v:shape id="_x0000_i1030" type="#_x0000_t75" style="width:480pt;height:270pt" o:ole="">
+            <v:imagedata r:id="rId22" o:title=""/>
+          </v:shape>
+          <o:OLEObject Type="Embed" ProgID="PowerPoint.Slide.12" ShapeID="_x0000_i1030" DrawAspect="Content" ObjectID="_1837575129" r:id="rId23"/>
+        </w:object>
+      </w:r>
+      <w:ins w:id="15" w:author="杨三威10099490" w:date="2026-03-26T20:33:00Z">
+        <w:r>
+          <w:t>figure 6</w:t>
+        </w:r>
+      </w:ins>
+    </w:p>
+    <w:p/>
+    <w:p>
+      <w:pPr>
+        <w:pStyle w:val="Heading2"/>
+      </w:pPr>
+      <w:r>
+        <w:lastRenderedPageBreak/>
+        <w:t>Dual namespace solution w</w:t>
+      </w:r>
+      <w:r>
+        <w:t>ithout Link</w:t>
+      </w:r>
+    </w:p>
+    <w:p>
+      <w:r>
+        <w:t>The figure below shows a full control plane capability related to a</w:t>
+      </w:r>
+      <w:r>
+        <w:t xml:space="preserve">n actual network where the link is not represented. In this case the control plane links are related to the supporting top connection. </w:t>
+      </w:r>
+    </w:p>
+    <w:p>
+      <w:pPr>
+        <w:rPr>
+          <w:noProof/>
+        </w:rPr>
+      </w:pPr>
+      <w:r>
+        <w:rPr>
+          <w:noProof/>
+        </w:rPr>
+        <w:object w:dxaOrig="9600" w:dyaOrig="5401" w14:anchorId="681D5654">
+          <v:shape id="_x0000_i1044" type="#_x0000_t75" style="width:480pt;height:270pt" o:ole="">
+            <v:imagedata r:id="rId24" o:title=""/>
+          </v:shape>
+          <o:OLEObject Type="Embed" ProgID="PowerPoint.Slide.12" ShapeID="_x0000_i1044" DrawAspect="Content" ObjectID="_1837575130" r:id="rId25"/>
+        </w:object>
+      </w:r>
+      <w:ins w:id="16" w:author="杨三威10099490" w:date="2026-03-26T20:39:00Z">
+        <w:r>
+          <w:rPr>
+            <w:noProof/>
+          </w:rPr>
+          <w:t>figure 7</w:t>
+        </w:r>
+      </w:ins>
+    </w:p>
+    <w:p>
+      <w:pPr>
+        <w:rPr>
+          <w:noProof/>
+        </w:rPr>
+      </w:pPr>
+    </w:p>
+    <w:p>
+      <w:pPr>
+        <w:pStyle w:val="Heading2"/>
+        <w:rPr>
+          <w:noProof/>
+        </w:rPr>
+      </w:pPr>
+      <w:r>
+        <w:rPr>
+          <w:noProof/>
+        </w:rPr>
+        <w:lastRenderedPageBreak/>
+        <w:t>Dual namespace solution extended to transponder</w:t>
+      </w:r>
+      <w:r>
+        <w:rPr>
+          <w:noProof/>
+        </w:rPr>
+        <w:object w:dxaOrig="9599" w:dyaOrig="5400" w14:anchorId="65976506">
+          <v:shape id="_x0000_i1048" type="#_x0000_t75" style="width:480pt;height:270pt" o:ole="">
+            <v:imagedata r:id="rId26" o:title=""/>
+          </v:shape>
+          <o:OLEObject Type="Embed" ProgID="PowerPoint.Slide.12" ShapeID="_x0000_i1048" DrawAspect="Content" ObjectID="_1837575131" r:id="rId27"/>
+        </w:object>
+      </w:r>
+      <w:ins w:id="17" w:author="杨三威10099490" w:date="2026-03-26T20:40:00Z">
+        <w:r>
+          <w:rPr>
+            <w:noProof/>
+          </w:rPr>
+          <w:t>figure 8</w:t>
+        </w:r>
+      </w:ins>
+    </w:p>
+    <w:p/>
+    <w:p>
+      <w:pPr>
+        <w:pStyle w:val="Heading2"/>
+      </w:pPr>
+      <w:r>
+        <w:t>With multiple control domains</w:t>
+      </w:r>
+    </w:p>
+    <w:p>
+      <w:r>
+        <w:t xml:space="preserve">The figure below shows a connevctivity-service that </w:t>
+      </w:r>
+      <w:r>
+        <w:t>has t</w:t>
+      </w:r>
+      <w:r>
+        <w:t>wo control domains</w:t>
+      </w:r>
+      <w:r>
+        <w:t>. The outer domain is a traditional management-control domain with no control plane influence whereas the inner domain is a control plane domain. The SIPs are not related to the control plane and hence have no BRI associated. The</w:t>
+      </w:r>
+      <w:r>
+        <w:t xml:space="preserve"> connectivity-service is created </w:t>
+      </w:r>
+      <w:r>
+        <w:t xml:space="preserve">between the transponders </w:t>
+      </w:r>
+      <w:r>
+        <w:t>and the controller takes advantage of the control plane path computation/restoration capabilities</w:t>
+      </w:r>
+      <w:r>
+        <w:t xml:space="preserve">. </w:t>
+      </w:r>
+    </w:p>
+    <w:p>
+      <w:r>
+        <w:object w:dxaOrig="9599" w:dyaOrig="5400" w14:anchorId="556E6DB4">
+          <v:shape id="_x0000_i1055" type="#_x0000_t75" style="width:480pt;height:270pt" o:ole="">
+            <v:imagedata r:id="rId28" o:title=""/>
+          </v:shape>
+          <o:OLEObject Type="Embed" ProgID="PowerPoint.Slide.12" ShapeID="_x0000_i1055" DrawAspect="Content" ObjectID="_1837575132" r:id="rId29"/>
+        </w:object>
+      </w:r>
+      <w:ins w:id="18" w:author="杨三威10099490" w:date="2026-03-26T20:40:00Z">
+        <w:r>
+          <w:t>figure 9</w:t>
+        </w:r>
+      </w:ins>
     </w:p>
     <w:p/>
     <w:p/>
     <w:p>
       <w:r>
-        <w:object w:dxaOrig="9600" w:dyaOrig="5401" w14:anchorId="67914C0A">
-          <v:shape id="_x0000_i1077" type="#_x0000_t75" style="width:480pt;height:270pt" o:ole="">
-            <v:imagedata r:id="rId11" o:title=""/>
+        <w:t>Additional properties</w:t>
+      </w:r>
+    </w:p>
+    <w:p/>
+    <w:p>
+      <w:r>
+        <w:t>Multiple control planes</w:t>
+      </w:r>
+    </w:p>
+    <w:p>
+      <w:r>
+        <w:object w:dxaOrig="14174" w:dyaOrig="5400" w14:anchorId="231133D1">
+          <v:shape id="_x0000_i1034" type="#_x0000_t75" style="width:502.5pt;height:190.5pt" o:ole="">
+            <v:imagedata r:id="rId30" o:title=""/>
           </v:shape>
-          <o:OLEObject Type="Embed" ProgID="PowerPoint.Slide.12" ShapeID="_x0000_i1077" DrawAspect="Content" ObjectID="_1835874171" r:id="rId12"/>
+          <o:OLEObject Type="Embed" ProgID="PowerPoint.Slide.12" ShapeID="_x0000_i1034" DrawAspect="Content" ObjectID="_1837575133" r:id="rId31"/>
         </w:object>
       </w:r>
-    </w:p>
-    <w:p/>
+      <w:ins w:id="19" w:author="杨三威10099490" w:date="2026-03-26T20:40:00Z">
+        <w:r>
+          <w:t>figure 10</w:t>
+        </w:r>
+      </w:ins>
+    </w:p>
     <w:p>
       <w:pPr>
         <w:pStyle w:val="Heading2"/>
       </w:pPr>
       <w:r>
-        <w:lastRenderedPageBreak/>
-        <w:t>With path constraints and alternatives</w:t>
-      </w:r>
-    </w:p>
-    <w:p>
-      <w:r>
-        <w:t>Some control plane sol</w:t>
-      </w:r>
-      <w:r>
-        <w:t xml:space="preserve">utions allow creation of pre-panned alternative </w:t>
-      </w:r>
-      <w:r>
-        <w:t>paths. TAPI 2.5 provides this capability via the path</w:t>
-      </w:r>
-      <w:r>
-        <w:t xml:space="preserve"> computation service. This same service can be used to create path constraints for a control plane </w:t>
-      </w:r>
-      <w:r>
-        <w:t>solution.</w:t>
-      </w:r>
-    </w:p>
-    <w:p>
-      <w:r>
-        <w:t>To create a path in the control plane context the controller would use the normal method set out in UC</w:t>
-      </w:r>
-      <w:r>
-        <w:t xml:space="preserve">-xx but would provide NEPs </w:t>
-      </w:r>
-      <w:r>
-        <w:t>that are in the control plane name space.</w:t>
-      </w:r>
-    </w:p>
-    <w:p>
-      <w:r>
-        <w:t xml:space="preserve">The figure below illustrates use of path and path-set in the context of a simple </w:t>
-      </w:r>
-      <w:r>
-        <w:t>control plane solution where there are abstractions of the core bandwidth via the partitioning and aggregati</w:t>
-      </w:r>
-      <w:r>
-        <w:t xml:space="preserve">ng the underlying network NEPs. This allows for some control of the </w:t>
-      </w:r>
-      <w:r>
-        <w:t>complex</w:t>
-      </w:r>
-      <w:r>
-        <w:t xml:space="preserve"> choice of resources when there is a need to switch pat</w:t>
-      </w:r>
-      <w:r>
-        <w:t xml:space="preserve">hs. For example, and SNPP that terminates a path </w:t>
-      </w:r>
-      <w:r>
-        <w:t xml:space="preserve">may aggregate some resources from one underlying NEP and some from another underlying NEP where the </w:t>
-      </w:r>
-      <w:r>
-        <w:t xml:space="preserve">underlying links are considered as equivalent. </w:t>
-      </w:r>
-      <w:r>
-        <w:rPr>
-          <w:highlight w:val="yellow"/>
-        </w:rPr>
-        <w:t>&lt;&lt;add more on this&gt;&gt;</w:t>
-      </w:r>
-      <w:r>
-        <w:br/>
-      </w:r>
-      <w:r>
-        <w:object w:dxaOrig="9624" w:dyaOrig="5415" w14:anchorId="291DE12A">
-          <v:shape id="_x0000_i1082" type="#_x0000_t75" style="width:481.5pt;height:270pt" o:ole="">
-            <v:imagedata r:id="rId13" o:title=""/>
-          </v:shape>
-          <o:OLEObject Type="Embed" ProgID="PowerPoint.Slide.12" ShapeID="_x0000_i1082" DrawAspect="Content" ObjectID="_1835874172" r:id="rId14"/>
-        </w:object>
-      </w:r>
-    </w:p>
-    <w:p>
-      <w:pPr>
-        <w:pStyle w:val="Heading2"/>
-      </w:pPr>
-      <w:r>
-        <w:lastRenderedPageBreak/>
-        <w:t>With connection</w:t>
-      </w:r>
-    </w:p>
-    <w:p>
-      <w:r>
-        <w:object w:dxaOrig="9599" w:dyaOrig="5400" w14:anchorId="5A724DA7">
-          <v:shape id="_x0000_i1084" type="#_x0000_t75" style="width:480pt;height:270pt" o:ole="">
-            <v:imagedata r:id="rId15" o:title=""/>
-          </v:shape>
-          <o:OLEObject Type="Embed" ProgID="PowerPoint.Slide.12" ShapeID="_x0000_i1084" DrawAspect="Content" ObjectID="_1835874173" r:id="rId16"/>
-        </w:object>
-      </w:r>
-    </w:p>
-    <w:p/>
-    <w:p>
-      <w:pPr>
-        <w:pStyle w:val="Heading2"/>
-      </w:pPr>
-      <w:r>
-        <w:t>Without Link</w:t>
-      </w:r>
-    </w:p>
-    <w:p>
-      <w:pPr>
-        <w:rPr>
-          <w:noProof/>
-        </w:rPr>
-      </w:pPr>
-      <w:r>
-        <w:rPr>
-          <w:noProof/>
-        </w:rPr>
-        <w:object w:dxaOrig="9599" w:dyaOrig="5400" w14:anchorId="681D5654">
-          <v:shape id="_x0000_i1086" type="#_x0000_t75" style="width:480pt;height:270pt" o:ole="">
-            <v:imagedata r:id="rId17" o:title=""/>
-          </v:shape>
-          <o:OLEObject Type="Embed" ProgID="PowerPoint.Slide.12" ShapeID="_x0000_i1086" DrawAspect="Content" ObjectID="_1835874174" r:id="rId18"/>
-        </w:object>
-      </w:r>
-    </w:p>
-    <w:p>
-      <w:pPr>
-        <w:rPr>
-          <w:noProof/>
-        </w:rPr>
-      </w:pPr>
-    </w:p>
-    <w:p>
-      <w:pPr>
-        <w:pStyle w:val="Heading2"/>
-        <w:rPr>
-          <w:noProof/>
-        </w:rPr>
-      </w:pPr>
-      <w:r>
-        <w:rPr>
-          <w:noProof/>
-        </w:rPr>
-        <w:lastRenderedPageBreak/>
-        <w:t>Extending beyond</w:t>
-      </w:r>
-      <w:r>
-        <w:rPr>
-          <w:noProof/>
-        </w:rPr>
-        <w:object w:dxaOrig="9599" w:dyaOrig="5400" w14:anchorId="65976506">
-          <v:shape id="_x0000_i1088" type="#_x0000_t75" style="width:480pt;height:270pt" o:ole="">
-            <v:imagedata r:id="rId19" o:title=""/>
-          </v:shape>
-          <o:OLEObject Type="Embed" ProgID="PowerPoint.Slide.12" ShapeID="_x0000_i1088" DrawAspect="Content" ObjectID="_1835874175" r:id="rId20"/>
-        </w:object>
-      </w:r>
-    </w:p>
-    <w:p/>
-    <w:p>
-      <w:pPr>
-        <w:pStyle w:val="Heading2"/>
-      </w:pPr>
-      <w:r>
-        <w:t>With multiple control plane domains</w:t>
-      </w:r>
-    </w:p>
-    <w:p>
-      <w:r>
-        <w:object w:dxaOrig="9599" w:dyaOrig="5400" w14:anchorId="556E6DB4">
-          <v:shape id="_x0000_i1093" type="#_x0000_t75" style="width:480pt;height:270pt" o:ole="">
-            <v:imagedata r:id="rId21" o:title=""/>
-          </v:shape>
-          <o:OLEObject Type="Embed" ProgID="PowerPoint.Slide.12" ShapeID="_x0000_i1093" DrawAspect="Content" ObjectID="_1835874176" r:id="rId22"/>
-        </w:object>
+        <w:t>Control plane</w:t>
+      </w:r>
+      <w:r>
+        <w:t xml:space="preserve"> namespace</w:t>
+      </w:r>
+      <w:r>
+        <w:t xml:space="preserve"> alone</w:t>
       </w:r>
     </w:p>
     <w:p/>
     <w:p/>
     <w:p>
-      <w:r>
-        <w:t>Additional properties</w:t>
-      </w:r>
-    </w:p>
-    <w:p/>
-    <w:p>
-      <w:r>
-        <w:t>Multiple control planes</w:t>
-      </w:r>
-    </w:p>
-    <w:p>
-      <w:r>
-        <w:object w:dxaOrig="14174" w:dyaOrig="5400" w14:anchorId="231133D1">
-          <v:shape id="_x0000_i1112" type="#_x0000_t75" style="width:502.5pt;height:190.5pt" o:ole="">
-            <v:imagedata r:id="rId23" o:title=""/>
+      <w:ins w:id="20" w:author="杨三威10099490" w:date="2026-03-26T15:20:00Z">
+        <w:r>
+          <w:rPr>
+            <w:noProof/>
+          </w:rPr>
+          <mc:AlternateContent>
+            <mc:Choice Requires="wps">
+              <w:drawing>
+                <wp:anchor distT="0" distB="0" distL="114300" distR="114300" simplePos="0" relativeHeight="251660288" behindDoc="0" locked="0" layoutInCell="1" allowOverlap="1" wp14:anchorId="3AB9291E" wp14:editId="08DA256D">
+                  <wp:simplePos x="0" y="0"/>
+                  <wp:positionH relativeFrom="column">
+                    <wp:posOffset>2654490</wp:posOffset>
+                  </wp:positionH>
+                  <wp:positionV relativeFrom="paragraph">
+                    <wp:posOffset>260208</wp:posOffset>
+                  </wp:positionV>
+                  <wp:extent cx="565785" cy="184245"/>
+                  <wp:effectExtent l="0" t="0" r="0" b="6350"/>
+                  <wp:wrapNone/>
+                  <wp:docPr id="2" name="文本框 2"/>
+                  <wp:cNvGraphicFramePr>
+                    <a:graphicFrameLocks xmlns:a="http://schemas.openxmlformats.org/drawingml/2006/main"/>
+                  </wp:cNvGraphicFramePr>
+                  <a:graphic xmlns:a="http://schemas.openxmlformats.org/drawingml/2006/main">
+                    <a:graphicData uri="http://schemas.microsoft.com/office/word/2010/wordprocessingShape">
+                      <wps:wsp>
+                        <wps:cNvSpPr txBox="1">
+                          <a:spLocks noChangeArrowheads="1"/>
+                        </wps:cNvSpPr>
+                        <wps:spPr bwMode="auto">
+                          <a:xfrm>
+                            <a:off x="0" y="0"/>
+                            <a:ext cx="565785" cy="184245"/>
+                          </a:xfrm>
+                          <a:prstGeom prst="rect">
+                            <a:avLst/>
+                          </a:prstGeom>
+                          <a:noFill/>
+                          <a:ln w="9525">
+                            <a:noFill/>
+                            <a:miter lim="800000"/>
+                            <a:headEnd/>
+                            <a:tailEnd/>
+                          </a:ln>
+                        </wps:spPr>
+                        <wps:txbx>
+                          <w:txbxContent>
+                            <w:p>
+                              <w:pPr>
+                                <w:rPr>
+                                  <w:color w:val="FF0000"/>
+                                  <w:sz w:val="13"/>
+                                  <w:szCs w:val="13"/>
+                                  <w:rPrChange w:id="21" w:author="杨三威10099490" w:date="2026-03-26T15:08:00Z">
+                                    <w:rPr>
+                                      <w:sz w:val="13"/>
+                                      <w:szCs w:val="13"/>
+                                    </w:rPr>
+                                  </w:rPrChange>
+                                </w:rPr>
+                              </w:pPr>
+                              <w:ins w:id="22" w:author="杨三威10099490" w:date="2026-03-26T15:20:00Z">
+                                <w:r>
+                                  <w:rPr>
+                                    <w:color w:val="FF0000"/>
+                                    <w:sz w:val="13"/>
+                                    <w:szCs w:val="13"/>
+                                  </w:rPr>
+                                  <w:t>Call</w:t>
+                                </w:r>
+                              </w:ins>
+                            </w:p>
+                          </w:txbxContent>
+                        </wps:txbx>
+                        <wps:bodyPr rot="0" vert="horz" wrap="square" lIns="91440" tIns="45720" rIns="91440" bIns="45720" anchor="t" anchorCtr="0">
+                          <a:noAutofit/>
+                        </wps:bodyPr>
+                      </wps:wsp>
+                    </a:graphicData>
+                  </a:graphic>
+                  <wp14:sizeRelV relativeFrom="margin">
+                    <wp14:pctHeight>0</wp14:pctHeight>
+                  </wp14:sizeRelV>
+                </wp:anchor>
+              </w:drawing>
+            </mc:Choice>
+            <mc:Fallback>
+              <w:pict>
+                <v:shape w14:anchorId="3AB9291E" id="_x0000_s1027" type="#_x0000_t202" style="position:absolute;margin-left:209pt;margin-top:20.5pt;width:44.55pt;height:14.5pt;z-index:251660288;visibility:visible;mso-wrap-style:square;mso-height-percent:0;mso-wrap-distance-left:9pt;mso-wrap-distance-top:0;mso-wrap-distance-right:9pt;mso-wrap-distance-bottom:0;mso-position-horizontal:absolute;mso-position-horizontal-relative:text;mso-position-vertical:absolute;mso-position-vertical-relative:text;mso-height-percent:0;mso-height-relative:margin;v-text-anchor:top" o:gfxdata="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" filled="f" stroked="f">
+                  <v:textbox>
+                    <w:txbxContent>
+                      <w:p>
+                        <w:pPr>
+                          <w:rPr>
+                            <w:color w:val="FF0000"/>
+                            <w:sz w:val="13"/>
+                            <w:szCs w:val="13"/>
+                            <w:rPrChange w:id="23" w:author="杨三威10099490" w:date="2026-03-26T15:08:00Z">
+                              <w:rPr>
+                                <w:sz w:val="13"/>
+                                <w:szCs w:val="13"/>
+                              </w:rPr>
+                            </w:rPrChange>
+                          </w:rPr>
+                        </w:pPr>
+                        <w:ins w:id="24" w:author="杨三威10099490" w:date="2026-03-26T15:20:00Z">
+                          <w:r>
+                            <w:rPr>
+                              <w:color w:val="FF0000"/>
+                              <w:sz w:val="13"/>
+                              <w:szCs w:val="13"/>
+                            </w:rPr>
+                            <w:t>Call</w:t>
+                          </w:r>
+                        </w:ins>
+                      </w:p>
+                    </w:txbxContent>
+                  </v:textbox>
+                </v:shape>
+              </w:pict>
+            </mc:Fallback>
+          </mc:AlternateContent>
+        </w:r>
+      </w:ins>
+    </w:p>
+    <w:commentRangeStart w:id="25"/>
+    <w:commentRangeStart w:id="26"/>
+    <w:p>
+      <w:r>
+        <w:object w:dxaOrig="9599" w:dyaOrig="5400" w14:anchorId="676B6E46">
+          <v:shape id="_x0000_i1035" type="#_x0000_t75" style="width:452.25pt;height:253.5pt" o:ole="">
+            <v:imagedata r:id="rId32" o:title=""/>
           </v:shape>
-          <o:OLEObject Type="Embed" ProgID="PowerPoint.Slide.12" ShapeID="_x0000_i1112" DrawAspect="Content" ObjectID="_1835874177" r:id="rId24"/>
+          <o:OLEObject Type="Embed" ProgID="PowerPoint.Slide.12" ShapeID="_x0000_i1035" DrawAspect="Content" ObjectID="_1837575134" r:id="rId33"/>
         </w:object>
       </w:r>
-    </w:p>
-    <w:p>
-      <w:pPr>
-        <w:pStyle w:val="Heading2"/>
-      </w:pPr>
-      <w:r>
-        <w:t>C</w:t>
-      </w:r>
-      <w:r>
-        <w:t xml:space="preserve">ontrol plane </w:t>
-      </w:r>
-      <w:r>
-        <w:t>alone</w:t>
-      </w:r>
+      <w:commentRangeEnd w:id="25"/>
+      <w:r>
+        <w:rPr>
+          <w:rStyle w:val="CommentReference"/>
+        </w:rPr>
+        <w:commentReference w:id="25"/>
+      </w:r>
+      <w:commentRangeEnd w:id="26"/>
+      <w:r>
+        <w:rPr>
+          <w:rStyle w:val="CommentReference"/>
+        </w:rPr>
+        <w:commentReference w:id="26"/>
+      </w:r>
+      <w:ins w:id="27" w:author="杨三威10099490" w:date="2026-03-26T20:40:00Z">
+        <w:r>
+          <w:t>figure 11</w:t>
+        </w:r>
+      </w:ins>
     </w:p>
     <w:p/>
     <w:p/>
     <w:p/>
     <w:p>
       <w:r>
-        <w:object w:dxaOrig="9599" w:dyaOrig="5400" w14:anchorId="676B6E46">
-          <v:shape id="_x0000_i1039" type="#_x0000_t75" style="width:451.5pt;height:253.5pt" o:ole="">
-            <v:imagedata r:id="rId25" o:title=""/>
-          </v:shape>
-          <o:OLEObject Type="Embed" ProgID="PowerPoint.Slide.12" ShapeID="_x0000_i1039" DrawAspect="Content" ObjectID="_1835874178" r:id="rId26"/>
-        </w:object>
-      </w:r>
-    </w:p>
-    <w:p/>
-    <w:p/>
-    <w:p/>
-    <w:p>
-      <w:r>
-        <w:lastRenderedPageBreak/>
         <w:br w:type="page"/>
-      </w:r>
-    </w:p>
-    <w:p>
-      <w:pPr>
-        <w:rPr>
-          <w:b/>
-          <w:bCs/>
-        </w:rPr>
-      </w:pPr>
-      <w:r>
-        <w:rPr>
-          <w:b/>
-          <w:bCs/>
-        </w:rPr>
-        <w:lastRenderedPageBreak/>
-        <w:t>Proposal for changes to model</w:t>
-      </w:r>
-    </w:p>
-    <w:p/>
-    <w:p>
-      <w:r>
-        <w:t xml:space="preserve">Add </w:t>
-      </w:r>
-      <w:proofErr w:type="gramStart"/>
-      <w:r>
-        <w:t>selected</w:t>
-      </w:r>
-      <w:r>
-        <w:t>-path</w:t>
-      </w:r>
-      <w:proofErr w:type="gramEnd"/>
-      <w:r>
-        <w:t xml:space="preserve"> (_</w:t>
-      </w:r>
-      <w:proofErr w:type="spellStart"/>
-      <w:r>
-        <w:t>selectedPath</w:t>
-      </w:r>
-      <w:proofErr w:type="spellEnd"/>
-      <w:r>
-        <w:t xml:space="preserve"> [</w:t>
-      </w:r>
-      <w:proofErr w:type="gramStart"/>
-      <w:r>
-        <w:t>0..</w:t>
-      </w:r>
-      <w:proofErr w:type="gramEnd"/>
-      <w:r>
-        <w:t>*]</w:t>
-      </w:r>
-      <w:r>
-        <w:t>) to switch (Switch)</w:t>
-      </w:r>
-      <w:r>
-        <w:t xml:space="preserve"> where one path would be selected for a normal control plane case</w:t>
-      </w:r>
-      <w:r>
-        <w:t>.</w:t>
-      </w:r>
-      <w:r>
-        <w:t xml:space="preserve"> The switch may be bidirectional if the path is always bidirectional or there may be two switches if the path </w:t>
-      </w:r>
-      <w:r>
-        <w:t>direction is independently switchable.</w:t>
-      </w:r>
-      <w:r>
-        <w:t xml:space="preserve"> Note that this is generally applicable independent of the ASON work.</w:t>
-      </w:r>
-    </w:p>
-    <w:p>
-      <w:r>
-        <w:t xml:space="preserve">Add </w:t>
-      </w:r>
-      <w:r>
-        <w:t>alternative-view (_</w:t>
-      </w:r>
-      <w:proofErr w:type="spellStart"/>
-      <w:r>
-        <w:t>alternativeView</w:t>
-      </w:r>
-      <w:proofErr w:type="spellEnd"/>
-      <w:r>
-        <w:t xml:space="preserve"> [</w:t>
-      </w:r>
-      <w:proofErr w:type="gramStart"/>
-      <w:r>
-        <w:t>0..</w:t>
-      </w:r>
-      <w:proofErr w:type="gramEnd"/>
-      <w:r>
-        <w:t>*]) to connection (Connection), node-edge-point (</w:t>
-      </w:r>
-      <w:proofErr w:type="spellStart"/>
-      <w:r>
-        <w:t>NodeEdgePoint</w:t>
-      </w:r>
-      <w:proofErr w:type="spellEnd"/>
-      <w:r>
-        <w:t xml:space="preserve">), </w:t>
-      </w:r>
-      <w:proofErr w:type="spellStart"/>
-      <w:r>
-        <w:t>connection_end_point</w:t>
-      </w:r>
-      <w:proofErr w:type="spellEnd"/>
-      <w:r>
-        <w:t xml:space="preserve"> (</w:t>
-      </w:r>
-      <w:proofErr w:type="spellStart"/>
-      <w:r>
-        <w:t>ConnectionEndPoint</w:t>
-      </w:r>
-      <w:proofErr w:type="spellEnd"/>
-      <w:r>
-        <w:t>), link (Link)</w:t>
-      </w:r>
-      <w:r>
-        <w:t>, service-interface-point (</w:t>
-      </w:r>
-      <w:proofErr w:type="spellStart"/>
-      <w:r>
-        <w:t>ServiceInterfacePoint</w:t>
-      </w:r>
-      <w:proofErr w:type="spellEnd"/>
-      <w:r>
-        <w:t>)</w:t>
-      </w:r>
-      <w:r>
-        <w:t>, node (Node)</w:t>
-      </w:r>
-      <w:r>
-        <w:t>, connectivity-service</w:t>
-      </w:r>
-      <w:r>
-        <w:t xml:space="preserve"> (</w:t>
-      </w:r>
-      <w:proofErr w:type="spellStart"/>
-      <w:r>
-        <w:t>ConnectivityService</w:t>
-      </w:r>
-      <w:proofErr w:type="spellEnd"/>
-      <w:r>
-        <w:t>)</w:t>
-      </w:r>
-      <w:r>
-        <w:t xml:space="preserve"> where this property references another entity of the same type as the entity referencing.</w:t>
-      </w:r>
-    </w:p>
-    <w:p>
-      <w:r>
-        <w:t xml:space="preserve">Add a name </w:t>
-      </w:r>
-      <w:r>
-        <w:t xml:space="preserve">(name) name and name (name) value for the control plane entities. Use generalized terminology </w:t>
-      </w:r>
-      <w:r>
-        <w:t>so that it could be used for other control plane strategies.</w:t>
-      </w:r>
-    </w:p>
-    <w:p>
-      <w:pPr>
-        <w:pStyle w:val="ListParagraph"/>
-        <w:numPr>
-          <w:ilvl w:val="0"/>
-          <w:numId w:val="1"/>
-        </w:numPr>
-      </w:pPr>
-      <w:r>
-        <w:t xml:space="preserve">name: </w:t>
-      </w:r>
-      <w:r>
-        <w:t>CONTROL_PLANE_ENTITY</w:t>
-      </w:r>
-    </w:p>
-    <w:p>
-      <w:pPr>
-        <w:pStyle w:val="ListParagraph"/>
-        <w:numPr>
-          <w:ilvl w:val="0"/>
-          <w:numId w:val="1"/>
-        </w:numPr>
-      </w:pPr>
-      <w:r>
-        <w:t>value: ASTN</w:t>
-      </w:r>
-      <w:r>
-        <w:t>_SNP, ASTN_SNPP, ASTN_CONNECTION</w:t>
-      </w:r>
-      <w:r>
-        <w:t xml:space="preserve"> etc.</w:t>
-      </w:r>
-    </w:p>
-    <w:p>
-      <w:r>
-        <w:t xml:space="preserve">Where the entity is dual mode (both control plane and </w:t>
-      </w:r>
-      <w:r>
-        <w:t>standard, no special name is added.</w:t>
-      </w:r>
-    </w:p>
-    <w:p>
-      <w:r>
-        <w:t xml:space="preserve">The complex control plane cases have multiple levels of connection. There were alternative proposals for </w:t>
-      </w:r>
-      <w:proofErr w:type="gramStart"/>
-      <w:r>
-        <w:t>this</w:t>
-      </w:r>
-      <w:proofErr w:type="gramEnd"/>
-      <w:r>
-        <w:t xml:space="preserve"> but they </w:t>
-      </w:r>
-      <w:r>
-        <w:t xml:space="preserve">bent the </w:t>
-      </w:r>
-      <w:proofErr w:type="gramStart"/>
-      <w:r>
-        <w:t>two level</w:t>
-      </w:r>
-      <w:proofErr w:type="gramEnd"/>
-      <w:r>
-        <w:t xml:space="preserve"> model to sort of fit a multi-level case.</w:t>
       </w:r>
     </w:p>
     <w:sectPr>
@@ -923,9 +2163,582 @@
 </w:document>
 </file>
 
+<file path=word/comments.xml><?xml version="1.0" encoding="utf-8"?>
+<w:comments xmlns:wpc="http://schemas.microsoft.com/office/word/2010/wordprocessingCanvas" xmlns:cx="http://schemas.microsoft.com/office/drawing/2014/chartex" xmlns:cx1="http://schemas.microsoft.com/office/drawing/2015/9/8/chartex" xmlns:cx2="http://schemas.microsoft.com/office/drawing/2015/10/21/chartex" xmlns:cx3="http://schemas.microsoft.com/office/drawing/2016/5/9/chartex" xmlns:cx4="http://schemas.microsoft.com/office/drawing/2016/5/10/chartex" xmlns:cx5="http://schemas.microsoft.com/office/drawing/2016/5/11/chartex" xmlns:cx6="http://schemas.microsoft.com/office/drawing/2016/5/12/chartex" xmlns:cx7="http://schemas.microsoft.com/office/drawing/2016/5/13/chartex" xmlns:cx8="http://schemas.microsoft.com/office/drawing/2016/5/14/chartex" xmlns:mc="http://schemas.openxmlformats.org/markup-compatibility/2006" xmlns:aink="http://schemas.microsoft.com/office/drawing/2016/ink" xmlns:am3d="http://schemas.microsoft.com/office/drawing/2017/model3d" xmlns:o="urn:schemas-microsoft-com:office:office" xmlns:oel="http://schemas.microsoft.com/office/2019/extlst" xmlns:r="http://schemas.openxmlformats.org/officeDocument/2006/relationships" xmlns:m="http://schemas.openxmlformats.org/officeDocument/2006/math" xmlns:v="urn:schemas-microsoft-com:vml" xmlns:wp14="http://schemas.microsoft.com/office/word/2010/wordprocessingDrawing" xmlns:wp="http://schemas.openxmlformats.org/drawingml/2006/wordprocessingDrawing" xmlns:w10="urn:schemas-microsoft-com:office:word" xmlns:w="http://schemas.openxmlformats.org/wordprocessingml/2006/main" xmlns:w14="http://schemas.microsoft.com/office/word/2010/wordml" xmlns:w15="http://schemas.microsoft.com/office/word/2012/wordml" xmlns:w16cex="http://schemas.microsoft.com/office/word/2018/wordml/cex" xmlns:w16cid="http://schemas.microsoft.com/office/word/2016/wordml/cid" xmlns:w16="http://schemas.microsoft.com/office/word/2018/wordml" xmlns:w16du="http://schemas.microsoft.com/office/word/2023/wordml/word16du" xmlns:w16sdtdh="http://schemas.microsoft.com/office/word/2020/wordml/sdtdatahash" xmlns:w16sdtfl="http://schemas.microsoft.com/office/word/2024/wordml/sdtformatlock" xmlns:w16se="http://schemas.microsoft.com/office/word/2015/wordml/symex" xmlns:wpg="http://schemas.microsoft.com/office/word/2010/wordprocessingGroup" xmlns:wpi="http://schemas.microsoft.com/office/word/2010/wordprocessingInk" xmlns:wne="http://schemas.microsoft.com/office/word/2006/wordml" xmlns:wps="http://schemas.microsoft.com/office/word/2010/wordprocessingShape" mc:Ignorable="w14 w15 w16se w16cid w16 w16cex w16sdtdh w16sdtfl w16du wp14">
+  <w:comment w:id="0" w:author="Davis, Nigel" w:date="2026-03-31T10:54:00Z" w:initials="ND">
+    <w:p>
+      <w:pPr>
+        <w:pStyle w:val="CommentText"/>
+      </w:pPr>
+      <w:r>
+        <w:rPr>
+          <w:rStyle w:val="CommentReference"/>
+        </w:rPr>
+        <w:annotationRef/>
+      </w:r>
+      <w:r>
+        <w:t>May want to add view role and make this a more complex attribute. So ASON would point to real resources (but not the other way round).</w:t>
+      </w:r>
+    </w:p>
+  </w:comment>
+  <w:comment w:id="4" w:author="杨三威10099490" w:date="2026-03-26T20:28:00Z" w:initials="杨三威100994">
+    <w:p>
+      <w:pPr>
+        <w:pStyle w:val="CommentText"/>
+      </w:pPr>
+      <w:r>
+        <w:rPr>
+          <w:rStyle w:val="CommentReference"/>
+          <w:rFonts w:hint="eastAsia"/>
+        </w:rPr>
+        <w:annotationRef/>
+      </w:r>
+      <w:r>
+        <w:rPr>
+          <w:rFonts w:hint="eastAsia"/>
+        </w:rPr>
+        <w:t>What</w:t>
+      </w:r>
+      <w:r>
+        <w:t>’</w:t>
+      </w:r>
+      <w:r>
+        <w:rPr>
+          <w:rFonts w:hint="eastAsia"/>
+        </w:rPr>
+        <w:t>s</w:t>
+      </w:r>
+      <w:r>
+        <w:t xml:space="preserve"> the difference between the 2th figure</w:t>
+      </w:r>
+      <w:r>
+        <w:rPr>
+          <w:rFonts w:hint="eastAsia"/>
+          <w:lang w:eastAsia="zh-CN"/>
+        </w:rPr>
+        <w:t>?</w:t>
+      </w:r>
+      <w:r>
+        <w:rPr>
+          <w:lang w:eastAsia="zh-CN"/>
+        </w:rPr>
+        <w:t xml:space="preserve"> </w:t>
+      </w:r>
+      <w:r>
+        <w:rPr>
+          <w:rFonts w:hint="eastAsia"/>
+          <w:lang w:eastAsia="zh-CN"/>
+        </w:rPr>
+        <w:t>S</w:t>
+      </w:r>
+      <w:r>
+        <w:rPr>
+          <w:lang w:eastAsia="zh-CN"/>
+        </w:rPr>
+        <w:t>hall we add some description here.</w:t>
+      </w:r>
+    </w:p>
+  </w:comment>
+  <w:comment w:id="5" w:author="Davis, Nigel" w:date="2026-03-31T10:59:00Z" w:initials="ND">
+    <w:p>
+      <w:pPr>
+        <w:pStyle w:val="CommentText"/>
+      </w:pPr>
+      <w:r>
+        <w:rPr>
+          <w:rStyle w:val="CommentReference"/>
+        </w:rPr>
+        <w:annotationRef/>
+      </w:r>
+      <w:r>
+        <w:t>I will add description throughout.</w:t>
+      </w:r>
+    </w:p>
+  </w:comment>
+  <w:comment w:id="12" w:author="杨三威10099490" w:date="2026-03-26T15:48:00Z" w:initials="杨三威100994">
+    <w:p>
+      <w:pPr>
+        <w:pStyle w:val="CommentText"/>
+        <w:rPr>
+          <w:lang w:eastAsia="zh-CN"/>
+        </w:rPr>
+      </w:pPr>
+      <w:r>
+        <w:rPr>
+          <w:rStyle w:val="CommentReference"/>
+          <w:rFonts w:hint="eastAsia"/>
+        </w:rPr>
+        <w:annotationRef/>
+      </w:r>
+      <w:r>
+        <w:rPr>
+          <w:lang w:eastAsia="zh-CN"/>
+        </w:rPr>
+        <w:t>Some de</w:t>
+      </w:r>
+      <w:r>
+        <w:rPr>
+          <w:lang w:eastAsia="zh-CN"/>
+        </w:rPr>
+        <w:t>s</w:t>
+      </w:r>
+      <w:r>
+        <w:rPr>
+          <w:lang w:eastAsia="zh-CN"/>
+        </w:rPr>
+        <w:t>cription of link aggregation in ITU-T</w:t>
+      </w:r>
+      <w:r>
+        <w:rPr>
+          <w:lang w:eastAsia="zh-CN"/>
+        </w:rPr>
+        <w:t xml:space="preserve"> G.7701 and G.805.</w:t>
+      </w:r>
+    </w:p>
+    <w:p>
+      <w:pPr>
+        <w:pStyle w:val="CommentText"/>
+      </w:pPr>
+      <w:r>
+        <w:rPr>
+          <w:noProof/>
+          <w:lang w:val="en-US" w:eastAsia="zh-CN"/>
+        </w:rPr>
+        <w:drawing>
+          <wp:inline distT="0" distB="0" distL="0" distR="0" wp14:anchorId="075C7553" wp14:editId="60C4ADCE">
+            <wp:extent cx="3970007" cy="1560117"/>
+            <wp:effectExtent l="0" t="0" r="0" b="2540"/>
+            <wp:docPr id="3" name="图片 3"/>
+            <wp:cNvGraphicFramePr>
+              <a:graphicFrameLocks xmlns:a="http://schemas.openxmlformats.org/drawingml/2006/main" noChangeAspect="1"/>
+            </wp:cNvGraphicFramePr>
+            <a:graphic xmlns:a="http://schemas.openxmlformats.org/drawingml/2006/main">
+              <a:graphicData uri="http://schemas.openxmlformats.org/drawingml/2006/picture">
+                <pic:pic xmlns:pic="http://schemas.openxmlformats.org/drawingml/2006/picture">
+                  <pic:nvPicPr>
+                    <pic:cNvPr id="1" name=""/>
+                    <pic:cNvPicPr/>
+                  </pic:nvPicPr>
+                  <pic:blipFill>
+                    <a:blip r:embed="rId1"/>
+                    <a:stretch>
+                      <a:fillRect/>
+                    </a:stretch>
+                  </pic:blipFill>
+                  <pic:spPr>
+                    <a:xfrm>
+                      <a:off x="0" y="0"/>
+                      <a:ext cx="3975539" cy="1562291"/>
+                    </a:xfrm>
+                    <a:prstGeom prst="rect">
+                      <a:avLst/>
+                    </a:prstGeom>
+                  </pic:spPr>
+                </pic:pic>
+              </a:graphicData>
+            </a:graphic>
+          </wp:inline>
+        </w:drawing>
+      </w:r>
+    </w:p>
+    <w:p>
+      <w:pPr>
+        <w:pStyle w:val="CommentText"/>
+      </w:pPr>
+      <w:r>
+        <w:rPr>
+          <w:noProof/>
+          <w:lang w:val="en-US" w:eastAsia="zh-CN"/>
+        </w:rPr>
+        <w:drawing>
+          <wp:inline distT="0" distB="0" distL="0" distR="0" wp14:anchorId="4B777A10" wp14:editId="04E7421C">
+            <wp:extent cx="4298078" cy="2997607"/>
+            <wp:effectExtent l="0" t="0" r="7620" b="0"/>
+            <wp:docPr id="1" name="图片 1"/>
+            <wp:cNvGraphicFramePr>
+              <a:graphicFrameLocks xmlns:a="http://schemas.openxmlformats.org/drawingml/2006/main" noChangeAspect="1"/>
+            </wp:cNvGraphicFramePr>
+            <a:graphic xmlns:a="http://schemas.openxmlformats.org/drawingml/2006/main">
+              <a:graphicData uri="http://schemas.openxmlformats.org/drawingml/2006/picture">
+                <pic:pic xmlns:pic="http://schemas.openxmlformats.org/drawingml/2006/picture">
+                  <pic:nvPicPr>
+                    <pic:cNvPr id="1" name=""/>
+                    <pic:cNvPicPr/>
+                  </pic:nvPicPr>
+                  <pic:blipFill>
+                    <a:blip r:embed="rId2"/>
+                    <a:stretch>
+                      <a:fillRect/>
+                    </a:stretch>
+                  </pic:blipFill>
+                  <pic:spPr>
+                    <a:xfrm>
+                      <a:off x="0" y="0"/>
+                      <a:ext cx="4300542" cy="2999325"/>
+                    </a:xfrm>
+                    <a:prstGeom prst="rect">
+                      <a:avLst/>
+                    </a:prstGeom>
+                  </pic:spPr>
+                </pic:pic>
+              </a:graphicData>
+            </a:graphic>
+          </wp:inline>
+        </w:drawing>
+      </w:r>
+    </w:p>
+    <w:p>
+      <w:pPr>
+        <w:pStyle w:val="CommentText"/>
+      </w:pPr>
+      <w:r>
+        <w:rPr>
+          <w:noProof/>
+          <w:lang w:val="en-US" w:eastAsia="zh-CN"/>
+        </w:rPr>
+        <w:drawing>
+          <wp:inline distT="0" distB="0" distL="0" distR="0" wp14:anchorId="2FC6E10E" wp14:editId="42AABDFD">
+            <wp:extent cx="3582000" cy="3427200"/>
+            <wp:effectExtent l="0" t="0" r="0" b="1905"/>
+            <wp:docPr id="4" name="图片 4"/>
+            <wp:cNvGraphicFramePr>
+              <a:graphicFrameLocks xmlns:a="http://schemas.openxmlformats.org/drawingml/2006/main" noChangeAspect="1"/>
+            </wp:cNvGraphicFramePr>
+            <a:graphic xmlns:a="http://schemas.openxmlformats.org/drawingml/2006/main">
+              <a:graphicData uri="http://schemas.openxmlformats.org/drawingml/2006/picture">
+                <pic:pic xmlns:pic="http://schemas.openxmlformats.org/drawingml/2006/picture">
+                  <pic:nvPicPr>
+                    <pic:cNvPr id="1" name=""/>
+                    <pic:cNvPicPr/>
+                  </pic:nvPicPr>
+                  <pic:blipFill>
+                    <a:blip r:embed="rId3"/>
+                    <a:stretch>
+                      <a:fillRect/>
+                    </a:stretch>
+                  </pic:blipFill>
+                  <pic:spPr>
+                    <a:xfrm>
+                      <a:off x="0" y="0"/>
+                      <a:ext cx="3582000" cy="3427200"/>
+                    </a:xfrm>
+                    <a:prstGeom prst="rect">
+                      <a:avLst/>
+                    </a:prstGeom>
+                  </pic:spPr>
+                </pic:pic>
+              </a:graphicData>
+            </a:graphic>
+          </wp:inline>
+        </w:drawing>
+      </w:r>
+    </w:p>
+  </w:comment>
+  <w:comment w:id="13" w:author="Davis, Nigel" w:date="2026-03-31T10:59:00Z" w:initials="ND">
+    <w:p>
+      <w:pPr>
+        <w:pStyle w:val="CommentText"/>
+      </w:pPr>
+      <w:r>
+        <w:rPr>
+          <w:rStyle w:val="CommentReference"/>
+        </w:rPr>
+        <w:annotationRef/>
+      </w:r>
+      <w:r>
+        <w:t>Will work this into the descriptions</w:t>
+      </w:r>
+    </w:p>
+  </w:comment>
+  <w:comment w:id="25" w:author="杨三威10099490" w:date="2026-03-26T15:21:00Z" w:initials="杨三威100994">
+    <w:p>
+      <w:pPr>
+        <w:pStyle w:val="CommentText"/>
+        <w:rPr>
+          <w:lang w:eastAsia="zh-CN"/>
+        </w:rPr>
+      </w:pPr>
+      <w:r>
+        <w:rPr>
+          <w:rStyle w:val="CommentReference"/>
+          <w:rFonts w:hint="eastAsia"/>
+        </w:rPr>
+        <w:annotationRef/>
+      </w:r>
+      <w:r>
+        <w:rPr>
+          <w:rFonts w:hint="eastAsia"/>
+          <w:lang w:eastAsia="zh-CN"/>
+        </w:rPr>
+        <w:t>D</w:t>
+      </w:r>
+      <w:r>
+        <w:rPr>
+          <w:lang w:eastAsia="zh-CN"/>
+        </w:rPr>
+        <w:t>elete the proposal</w:t>
+      </w:r>
+      <w:r>
+        <w:rPr>
+          <w:rFonts w:hint="eastAsia"/>
+          <w:lang w:eastAsia="zh-CN"/>
+        </w:rPr>
+        <w:t>?</w:t>
+      </w:r>
+    </w:p>
+    <w:p>
+      <w:pPr>
+        <w:pStyle w:val="CommentText"/>
+        <w:rPr>
+          <w:lang w:eastAsia="zh-CN"/>
+        </w:rPr>
+      </w:pPr>
+      <w:r>
+        <w:rPr>
+          <w:rFonts w:hint="eastAsia"/>
+          <w:lang w:eastAsia="zh-CN"/>
+        </w:rPr>
+        <w:t>C</w:t>
+      </w:r>
+      <w:r>
+        <w:rPr>
+          <w:lang w:eastAsia="zh-CN"/>
+        </w:rPr>
+        <w:t>ompared to figure 2</w:t>
+      </w:r>
+      <w:r>
+        <w:rPr>
+          <w:rFonts w:hint="eastAsia"/>
+          <w:lang w:eastAsia="zh-CN"/>
+        </w:rPr>
+        <w:t>,</w:t>
+      </w:r>
+      <w:r>
+        <w:rPr>
+          <w:lang w:eastAsia="zh-CN"/>
+        </w:rPr>
+        <w:t xml:space="preserve"> path and path set could be in one namespace and two namespace?</w:t>
+      </w:r>
+    </w:p>
+  </w:comment>
+  <w:comment w:id="26" w:author="Davis, Nigel" w:date="2026-03-31T11:01:00Z" w:initials="ND">
+    <w:p>
+      <w:pPr>
+        <w:pStyle w:val="CommentText"/>
+      </w:pPr>
+      <w:r>
+        <w:rPr>
+          <w:rStyle w:val="CommentReference"/>
+        </w:rPr>
+        <w:annotationRef/>
+      </w:r>
+      <w:r>
+        <w:t>I need to clarify the figure.</w:t>
+      </w:r>
+    </w:p>
+  </w:comment>
+</w:comments>
+</file>
+
+<file path=word/commentsExtended.xml><?xml version="1.0" encoding="utf-8"?>
+<w15:commentsEx xmlns:wpc="http://schemas.microsoft.com/office/word/2010/wordprocessingCanvas" xmlns:cx="http://schemas.microsoft.com/office/drawing/2014/chartex" xmlns:cx1="http://schemas.microsoft.com/office/drawing/2015/9/8/chartex" xmlns:cx2="http://schemas.microsoft.com/office/drawing/2015/10/21/chartex" xmlns:cx3="http://schemas.microsoft.com/office/drawing/2016/5/9/chartex" xmlns:cx4="http://schemas.microsoft.com/office/drawing/2016/5/10/chartex" xmlns:cx5="http://schemas.microsoft.com/office/drawing/2016/5/11/chartex" xmlns:cx6="http://schemas.microsoft.com/office/drawing/2016/5/12/chartex" xmlns:cx7="http://schemas.microsoft.com/office/drawing/2016/5/13/chartex" xmlns:cx8="http://schemas.microsoft.com/office/drawing/2016/5/14/chartex" xmlns:mc="http://schemas.openxmlformats.org/markup-compatibility/2006" xmlns:aink="http://schemas.microsoft.com/office/drawing/2016/ink" xmlns:am3d="http://schemas.microsoft.com/office/drawing/2017/model3d" xmlns:o="urn:schemas-microsoft-com:office:office" xmlns:oel="http://schemas.microsoft.com/office/2019/extlst" xmlns:r="http://schemas.openxmlformats.org/officeDocument/2006/relationships" xmlns:m="http://schemas.openxmlformats.org/officeDocument/2006/math" xmlns:v="urn:schemas-microsoft-com:vml" xmlns:wp14="http://schemas.microsoft.com/office/word/2010/wordprocessingDrawing" xmlns:wp="http://schemas.openxmlformats.org/drawingml/2006/wordprocessingDrawing" xmlns:w10="urn:schemas-microsoft-com:office:word" xmlns:w="http://schemas.openxmlformats.org/wordprocessingml/2006/main" xmlns:w14="http://schemas.microsoft.com/office/word/2010/wordml" xmlns:w15="http://schemas.microsoft.com/office/word/2012/wordml" xmlns:w16cex="http://schemas.microsoft.com/office/word/2018/wordml/cex" xmlns:w16cid="http://schemas.microsoft.com/office/word/2016/wordml/cid" xmlns:w16="http://schemas.microsoft.com/office/word/2018/wordml" xmlns:w16du="http://schemas.microsoft.com/office/word/2023/wordml/word16du" xmlns:w16sdtdh="http://schemas.microsoft.com/office/word/2020/wordml/sdtdatahash" xmlns:w16sdtfl="http://schemas.microsoft.com/office/word/2024/wordml/sdtformatlock" xmlns:w16se="http://schemas.microsoft.com/office/word/2015/wordml/symex" xmlns:wpg="http://schemas.microsoft.com/office/word/2010/wordprocessingGroup" xmlns:wpi="http://schemas.microsoft.com/office/word/2010/wordprocessingInk" xmlns:wne="http://schemas.microsoft.com/office/word/2006/wordml" xmlns:wps="http://schemas.microsoft.com/office/word/2010/wordprocessingShape" mc:Ignorable="w14 w15 w16se w16cid w16 w16cex w16sdtdh w16sdtfl w16du wp14">
+  <w15:commentEx w15:paraId="4317DB2E" w15:done="0"/>
+  <w15:commentEx w15:paraId="11775831" w15:done="0"/>
+  <w15:commentEx w15:paraId="0207CB8C" w15:paraIdParent="11775831" w15:done="0"/>
+  <w15:commentEx w15:paraId="2843E027" w15:done="0"/>
+  <w15:commentEx w15:paraId="181FF1E5" w15:paraIdParent="2843E027" w15:done="0"/>
+  <w15:commentEx w15:paraId="507D1E13" w15:done="0"/>
+  <w15:commentEx w15:paraId="37E39B33" w15:paraIdParent="507D1E13" w15:done="0"/>
+</w15:commentsEx>
+</file>
+
+<file path=word/commentsExtensible.xml><?xml version="1.0" encoding="utf-8"?>
+<w16cex:commentsExtensible xmlns:wpc="http://schemas.microsoft.com/office/word/2010/wordprocessingCanvas" xmlns:cx="http://schemas.microsoft.com/office/drawing/2014/chartex" xmlns:cx1="http://schemas.microsoft.com/office/drawing/2015/9/8/chartex" xmlns:cx2="http://schemas.microsoft.com/office/drawing/2015/10/21/chartex" xmlns:cx3="http://schemas.microsoft.com/office/drawing/2016/5/9/chartex" xmlns:cx4="http://schemas.microsoft.com/office/drawing/2016/5/10/chartex" xmlns:cx5="http://schemas.microsoft.com/office/drawing/2016/5/11/chartex" xmlns:cx6="http://schemas.microsoft.com/office/drawing/2016/5/12/chartex" xmlns:cx7="http://schemas.microsoft.com/office/drawing/2016/5/13/chartex" xmlns:cx8="http://schemas.microsoft.com/office/drawing/2016/5/14/chartex" xmlns:cr="http://schemas.microsoft.com/office/comments/2020/reactions" xmlns:mc="http://schemas.openxmlformats.org/markup-compatibility/2006" xmlns:aink="http://schemas.microsoft.com/office/drawing/2016/ink" xmlns:am3d="http://schemas.microsoft.com/office/drawing/2017/model3d" xmlns:o="urn:schemas-microsoft-com:office:office" xmlns:oel="http://schemas.microsoft.com/office/2019/extlst" xmlns:r="http://schemas.openxmlformats.org/officeDocument/2006/relationships" xmlns:m="http://schemas.openxmlformats.org/officeDocument/2006/math" xmlns:v="urn:schemas-microsoft-com:vml" xmlns:wp14="http://schemas.microsoft.com/office/word/2010/wordprocessingDrawing" xmlns:wp="http://schemas.openxmlformats.org/drawingml/2006/wordprocessingDrawing" xmlns:w10="urn:schemas-microsoft-com:office:word" xmlns:w="http://schemas.openxmlformats.org/wordprocessingml/2006/main" xmlns:w14="http://schemas.microsoft.com/office/word/2010/wordml" xmlns:w15="http://schemas.microsoft.com/office/word/2012/wordml" xmlns:w16cex="http://schemas.microsoft.com/office/word/2018/wordml/cex" xmlns:w16cid="http://schemas.microsoft.com/office/word/2016/wordml/cid" xmlns:w16="http://schemas.microsoft.com/office/word/2018/wordml" xmlns:w16du="http://schemas.microsoft.com/office/word/2023/wordml/word16du" xmlns:w16sdtdh="http://schemas.microsoft.com/office/word/2020/wordml/sdtdatahash" xmlns:w16sdtfl="http://schemas.microsoft.com/office/word/2024/wordml/sdtformatlock" xmlns:w16se="http://schemas.microsoft.com/office/word/2015/wordml/symex" xmlns:wpg="http://schemas.microsoft.com/office/word/2010/wordprocessingGroup" xmlns:wpi="http://schemas.microsoft.com/office/word/2010/wordprocessingInk" xmlns:wne="http://schemas.microsoft.com/office/word/2006/wordml" xmlns:wps="http://schemas.microsoft.com/office/word/2010/wordprocessingShape" mc:Ignorable="w14 w15 w16se w16cid w16 w16cex w16sdtdh w16sdtfl cr w16du wp14">
+  <w16cex:commentExtensible w16cex:durableId="0A95D464" w16cex:dateUtc="2026-03-31T09:54:00Z"/>
+  <w16cex:commentExtensible w16cex:durableId="25987F01" w16cex:dateUtc="2026-03-31T09:59:00Z"/>
+  <w16cex:commentExtensible w16cex:durableId="600394BC" w16cex:dateUtc="2026-03-31T09:59:00Z"/>
+  <w16cex:commentExtensible w16cex:durableId="55FE5CAF" w16cex:dateUtc="2026-03-31T10:01:00Z"/>
+</w16cex:commentsExtensible>
+</file>
+
+<file path=word/commentsIds.xml><?xml version="1.0" encoding="utf-8"?>
+<w16cid:commentsIds xmlns:wpc="http://schemas.microsoft.com/office/word/2010/wordprocessingCanvas" xmlns:cx="http://schemas.microsoft.com/office/drawing/2014/chartex" xmlns:cx1="http://schemas.microsoft.com/office/drawing/2015/9/8/chartex" xmlns:cx2="http://schemas.microsoft.com/office/drawing/2015/10/21/chartex" xmlns:cx3="http://schemas.microsoft.com/office/drawing/2016/5/9/chartex" xmlns:cx4="http://schemas.microsoft.com/office/drawing/2016/5/10/chartex" xmlns:cx5="http://schemas.microsoft.com/office/drawing/2016/5/11/chartex" xmlns:cx6="http://schemas.microsoft.com/office/drawing/2016/5/12/chartex" xmlns:cx7="http://schemas.microsoft.com/office/drawing/2016/5/13/chartex" xmlns:cx8="http://schemas.microsoft.com/office/drawing/2016/5/14/chartex" xmlns:mc="http://schemas.openxmlformats.org/markup-compatibility/2006" xmlns:aink="http://schemas.microsoft.com/office/drawing/2016/ink" xmlns:am3d="http://schemas.microsoft.com/office/drawing/2017/model3d" xmlns:o="urn:schemas-microsoft-com:office:office" xmlns:oel="http://schemas.microsoft.com/office/2019/extlst" xmlns:r="http://schemas.openxmlformats.org/officeDocument/2006/relationships" xmlns:m="http://schemas.openxmlformats.org/officeDocument/2006/math" xmlns:v="urn:schemas-microsoft-com:vml" xmlns:wp14="http://schemas.microsoft.com/office/word/2010/wordprocessingDrawing" xmlns:wp="http://schemas.openxmlformats.org/drawingml/2006/wordprocessingDrawing" xmlns:w10="urn:schemas-microsoft-com:office:word" xmlns:w="http://schemas.openxmlformats.org/wordprocessingml/2006/main" xmlns:w14="http://schemas.microsoft.com/office/word/2010/wordml" xmlns:w15="http://schemas.microsoft.com/office/word/2012/wordml" xmlns:w16cex="http://schemas.microsoft.com/office/word/2018/wordml/cex" xmlns:w16cid="http://schemas.microsoft.com/office/word/2016/wordml/cid" xmlns:w16="http://schemas.microsoft.com/office/word/2018/wordml" xmlns:w16du="http://schemas.microsoft.com/office/word/2023/wordml/word16du" xmlns:w16sdtdh="http://schemas.microsoft.com/office/word/2020/wordml/sdtdatahash" xmlns:w16sdtfl="http://schemas.microsoft.com/office/word/2024/wordml/sdtformatlock" xmlns:w16se="http://schemas.microsoft.com/office/word/2015/wordml/symex" xmlns:wpg="http://schemas.microsoft.com/office/word/2010/wordprocessingGroup" xmlns:wpi="http://schemas.microsoft.com/office/word/2010/wordprocessingInk" xmlns:wne="http://schemas.microsoft.com/office/word/2006/wordml" xmlns:wps="http://schemas.microsoft.com/office/word/2010/wordprocessingShape" mc:Ignorable="w14 w15 w16se w16cid w16 w16cex w16sdtdh w16sdtfl w16du wp14">
+  <w16cid:commentId w16cid:paraId="4317DB2E" w16cid:durableId="0A95D464"/>
+  <w16cid:commentId w16cid:paraId="11775831" w16cid:durableId="11775831"/>
+  <w16cid:commentId w16cid:paraId="0207CB8C" w16cid:durableId="25987F01"/>
+  <w16cid:commentId w16cid:paraId="2843E027" w16cid:durableId="2843E027"/>
+  <w16cid:commentId w16cid:paraId="181FF1E5" w16cid:durableId="600394BC"/>
+  <w16cid:commentId w16cid:paraId="507D1E13" w16cid:durableId="507D1E13"/>
+  <w16cid:commentId w16cid:paraId="37E39B33" w16cid:durableId="55FE5CAF"/>
+</w16cid:commentsIds>
+</file>
+
+<file path=word/endnotes.xml><?xml version="1.0" encoding="utf-8"?>
+<w:endnotes xmlns:wpc="http://schemas.microsoft.com/office/word/2010/wordprocessingCanvas" xmlns:cx="http://schemas.microsoft.com/office/drawing/2014/chartex" xmlns:cx1="http://schemas.microsoft.com/office/drawing/2015/9/8/chartex" xmlns:cx2="http://schemas.microsoft.com/office/drawing/2015/10/21/chartex" xmlns:cx3="http://schemas.microsoft.com/office/drawing/2016/5/9/chartex" xmlns:cx4="http://schemas.microsoft.com/office/drawing/2016/5/10/chartex" xmlns:cx5="http://schemas.microsoft.com/office/drawing/2016/5/11/chartex" xmlns:cx6="http://schemas.microsoft.com/office/drawing/2016/5/12/chartex" xmlns:cx7="http://schemas.microsoft.com/office/drawing/2016/5/13/chartex" xmlns:cx8="http://schemas.microsoft.com/office/drawing/2016/5/14/chartex" xmlns:mc="http://schemas.openxmlformats.org/markup-compatibility/2006" xmlns:aink="http://schemas.microsoft.com/office/drawing/2016/ink" xmlns:am3d="http://schemas.microsoft.com/office/drawing/2017/model3d" xmlns:o="urn:schemas-microsoft-com:office:office" xmlns:oel="http://schemas.microsoft.com/office/2019/extlst" xmlns:r="http://schemas.openxmlformats.org/officeDocument/2006/relationships" xmlns:m="http://schemas.openxmlformats.org/officeDocument/2006/math" xmlns:v="urn:schemas-microsoft-com:vml" xmlns:wp14="http://schemas.microsoft.com/office/word/2010/wordprocessingDrawing" xmlns:wp="http://schemas.openxmlformats.org/drawingml/2006/wordprocessingDrawing" xmlns:w10="urn:schemas-microsoft-com:office:word" xmlns:w="http://schemas.openxmlformats.org/wordprocessingml/2006/main" xmlns:w14="http://schemas.microsoft.com/office/word/2010/wordml" xmlns:w15="http://schemas.microsoft.com/office/word/2012/wordml" xmlns:w16cex="http://schemas.microsoft.com/office/word/2018/wordml/cex" xmlns:w16cid="http://schemas.microsoft.com/office/word/2016/wordml/cid" xmlns:w16="http://schemas.microsoft.com/office/word/2018/wordml" xmlns:w16du="http://schemas.microsoft.com/office/word/2023/wordml/word16du" xmlns:w16sdtdh="http://schemas.microsoft.com/office/word/2020/wordml/sdtdatahash" xmlns:w16sdtfl="http://schemas.microsoft.com/office/word/2024/wordml/sdtformatlock" xmlns:w16se="http://schemas.microsoft.com/office/word/2015/wordml/symex" xmlns:wpg="http://schemas.microsoft.com/office/word/2010/wordprocessingGroup" xmlns:wpi="http://schemas.microsoft.com/office/word/2010/wordprocessingInk" xmlns:wne="http://schemas.microsoft.com/office/word/2006/wordml" xmlns:wps="http://schemas.microsoft.com/office/word/2010/wordprocessingShape" mc:Ignorable="w14 w15 w16se w16cid w16 w16cex w16sdtdh w16sdtfl w16du wp14">
+  <w:endnote w:type="separator" w:id="-1">
+    <w:p>
+      <w:pPr>
+        <w:spacing w:after="0" w:line="240" w:lineRule="auto"/>
+      </w:pPr>
+      <w:r>
+        <w:separator/>
+      </w:r>
+    </w:p>
+  </w:endnote>
+  <w:endnote w:type="continuationSeparator" w:id="0">
+    <w:p>
+      <w:pPr>
+        <w:spacing w:after="0" w:line="240" w:lineRule="auto"/>
+      </w:pPr>
+      <w:r>
+        <w:continuationSeparator/>
+      </w:r>
+    </w:p>
+  </w:endnote>
+</w:endnotes>
+</file>
+
+<file path=word/footnotes.xml><?xml version="1.0" encoding="utf-8"?>
+<w:footnotes xmlns:wpc="http://schemas.microsoft.com/office/word/2010/wordprocessingCanvas" xmlns:cx="http://schemas.microsoft.com/office/drawing/2014/chartex" xmlns:cx1="http://schemas.microsoft.com/office/drawing/2015/9/8/chartex" xmlns:cx2="http://schemas.microsoft.com/office/drawing/2015/10/21/chartex" xmlns:cx3="http://schemas.microsoft.com/office/drawing/2016/5/9/chartex" xmlns:cx4="http://schemas.microsoft.com/office/drawing/2016/5/10/chartex" xmlns:cx5="http://schemas.microsoft.com/office/drawing/2016/5/11/chartex" xmlns:cx6="http://schemas.microsoft.com/office/drawing/2016/5/12/chartex" xmlns:cx7="http://schemas.microsoft.com/office/drawing/2016/5/13/chartex" xmlns:cx8="http://schemas.microsoft.com/office/drawing/2016/5/14/chartex" xmlns:mc="http://schemas.openxmlformats.org/markup-compatibility/2006" xmlns:aink="http://schemas.microsoft.com/office/drawing/2016/ink" xmlns:am3d="http://schemas.microsoft.com/office/drawing/2017/model3d" xmlns:o="urn:schemas-microsoft-com:office:office" xmlns:oel="http://schemas.microsoft.com/office/2019/extlst" xmlns:r="http://schemas.openxmlformats.org/officeDocument/2006/relationships" xmlns:m="http://schemas.openxmlformats.org/officeDocument/2006/math" xmlns:v="urn:schemas-microsoft-com:vml" xmlns:wp14="http://schemas.microsoft.com/office/word/2010/wordprocessingDrawing" xmlns:wp="http://schemas.openxmlformats.org/drawingml/2006/wordprocessingDrawing" xmlns:w10="urn:schemas-microsoft-com:office:word" xmlns:w="http://schemas.openxmlformats.org/wordprocessingml/2006/main" xmlns:w14="http://schemas.microsoft.com/office/word/2010/wordml" xmlns:w15="http://schemas.microsoft.com/office/word/2012/wordml" xmlns:w16cex="http://schemas.microsoft.com/office/word/2018/wordml/cex" xmlns:w16cid="http://schemas.microsoft.com/office/word/2016/wordml/cid" xmlns:w16="http://schemas.microsoft.com/office/word/2018/wordml" xmlns:w16du="http://schemas.microsoft.com/office/word/2023/wordml/word16du" xmlns:w16sdtdh="http://schemas.microsoft.com/office/word/2020/wordml/sdtdatahash" xmlns:w16sdtfl="http://schemas.microsoft.com/office/word/2024/wordml/sdtformatlock" xmlns:w16se="http://schemas.microsoft.com/office/word/2015/wordml/symex" xmlns:wpg="http://schemas.microsoft.com/office/word/2010/wordprocessingGroup" xmlns:wpi="http://schemas.microsoft.com/office/word/2010/wordprocessingInk" xmlns:wne="http://schemas.microsoft.com/office/word/2006/wordml" xmlns:wps="http://schemas.microsoft.com/office/word/2010/wordprocessingShape" mc:Ignorable="w14 w15 w16se w16cid w16 w16cex w16sdtdh w16sdtfl w16du wp14">
+  <w:footnote w:type="separator" w:id="-1">
+    <w:p>
+      <w:pPr>
+        <w:spacing w:after="0" w:line="240" w:lineRule="auto"/>
+      </w:pPr>
+      <w:r>
+        <w:separator/>
+      </w:r>
+    </w:p>
+  </w:footnote>
+  <w:footnote w:type="continuationSeparator" w:id="0">
+    <w:p>
+      <w:pPr>
+        <w:spacing w:after="0" w:line="240" w:lineRule="auto"/>
+      </w:pPr>
+      <w:r>
+        <w:continuationSeparator/>
+      </w:r>
+    </w:p>
+  </w:footnote>
+</w:footnotes>
+</file>
+
 <file path=word/numbering.xml><?xml version="1.0" encoding="utf-8"?>
 <w:numbering xmlns:wpc="http://schemas.microsoft.com/office/word/2010/wordprocessingCanvas" xmlns:cx="http://schemas.microsoft.com/office/drawing/2014/chartex" xmlns:cx1="http://schemas.microsoft.com/office/drawing/2015/9/8/chartex" xmlns:cx2="http://schemas.microsoft.com/office/drawing/2015/10/21/chartex" xmlns:cx3="http://schemas.microsoft.com/office/drawing/2016/5/9/chartex" xmlns:cx4="http://schemas.microsoft.com/office/drawing/2016/5/10/chartex" xmlns:cx5="http://schemas.microsoft.com/office/drawing/2016/5/11/chartex" xmlns:cx6="http://schemas.microsoft.com/office/drawing/2016/5/12/chartex" xmlns:cx7="http://schemas.microsoft.com/office/drawing/2016/5/13/chartex" xmlns:cx8="http://schemas.microsoft.com/office/drawing/2016/5/14/chartex" xmlns:mc="http://schemas.openxmlformats.org/markup-compatibility/2006" xmlns:aink="http://schemas.microsoft.com/office/drawing/2016/ink" xmlns:am3d="http://schemas.microsoft.com/office/drawing/2017/model3d" xmlns:o="urn:schemas-microsoft-com:office:office" xmlns:oel="http://schemas.microsoft.com/office/2019/extlst" xmlns:r="http://schemas.openxmlformats.org/officeDocument/2006/relationships" xmlns:m="http://schemas.openxmlformats.org/officeDocument/2006/math" xmlns:v="urn:schemas-microsoft-com:vml" xmlns:wp14="http://schemas.microsoft.com/office/word/2010/wordprocessingDrawing" xmlns:wp="http://schemas.openxmlformats.org/drawingml/2006/wordprocessingDrawing" xmlns:w10="urn:schemas-microsoft-com:office:word" xmlns:w="http://schemas.openxmlformats.org/wordprocessingml/2006/main" xmlns:w14="http://schemas.microsoft.com/office/word/2010/wordml" xmlns:w15="http://schemas.microsoft.com/office/word/2012/wordml" xmlns:w16cex="http://schemas.microsoft.com/office/word/2018/wordml/cex" xmlns:w16cid="http://schemas.microsoft.com/office/word/2016/wordml/cid" xmlns:w16="http://schemas.microsoft.com/office/word/2018/wordml" xmlns:w16du="http://schemas.microsoft.com/office/word/2023/wordml/word16du" xmlns:w16sdtdh="http://schemas.microsoft.com/office/word/2020/wordml/sdtdatahash" xmlns:w16sdtfl="http://schemas.microsoft.com/office/word/2024/wordml/sdtformatlock" xmlns:w16se="http://schemas.microsoft.com/office/word/2015/wordml/symex" xmlns:wpg="http://schemas.microsoft.com/office/word/2010/wordprocessingGroup" xmlns:wpi="http://schemas.microsoft.com/office/word/2010/wordprocessingInk" xmlns:wne="http://schemas.microsoft.com/office/word/2006/wordml" xmlns:wps="http://schemas.microsoft.com/office/word/2010/wordprocessingShape" mc:Ignorable="w14 w15 w16se w16cid w16 w16cex w16sdtdh w16sdtfl w16du wp14">
   <w:abstractNum w:abstractNumId="0" w15:restartNumberingAfterBreak="0">
+    <w:nsid w:val="26C63216"/>
+    <w:multiLevelType w:val="hybridMultilevel"/>
+    <w:tmpl w:val="0442A1C6"/>
+    <w:lvl w:ilvl="0" w:tplc="2BD28634">
+      <w:start w:val="3"/>
+      <w:numFmt w:val="bullet"/>
+      <w:lvlText w:val=""/>
+      <w:lvlJc w:val="left"/>
+      <w:pPr>
+        <w:ind w:left="720" w:hanging="360"/>
+      </w:pPr>
+      <w:rPr>
+        <w:rFonts w:ascii="Wingdings" w:eastAsiaTheme="minorEastAsia" w:hAnsi="Wingdings" w:cstheme="minorBidi" w:hint="default"/>
+      </w:rPr>
+    </w:lvl>
+    <w:lvl w:ilvl="1" w:tplc="08090003" w:tentative="1">
+      <w:start w:val="1"/>
+      <w:numFmt w:val="bullet"/>
+      <w:lvlText w:val="o"/>
+      <w:lvlJc w:val="left"/>
+      <w:pPr>
+        <w:ind w:left="1440" w:hanging="360"/>
+      </w:pPr>
+      <w:rPr>
+        <w:rFonts w:ascii="Courier New" w:hAnsi="Courier New" w:cs="Courier New" w:hint="default"/>
+      </w:rPr>
+    </w:lvl>
+    <w:lvl w:ilvl="2" w:tplc="08090005" w:tentative="1">
+      <w:start w:val="1"/>
+      <w:numFmt w:val="bullet"/>
+      <w:lvlText w:val=""/>
+      <w:lvlJc w:val="left"/>
+      <w:pPr>
+        <w:ind w:left="2160" w:hanging="360"/>
+      </w:pPr>
+      <w:rPr>
+        <w:rFonts w:ascii="Wingdings" w:hAnsi="Wingdings" w:hint="default"/>
+      </w:rPr>
+    </w:lvl>
+    <w:lvl w:ilvl="3" w:tplc="08090001" w:tentative="1">
+      <w:start w:val="1"/>
+      <w:numFmt w:val="bullet"/>
+      <w:lvlText w:val=""/>
+      <w:lvlJc w:val="left"/>
+      <w:pPr>
+        <w:ind w:left="2880" w:hanging="360"/>
+      </w:pPr>
+      <w:rPr>
+        <w:rFonts w:ascii="Symbol" w:hAnsi="Symbol" w:hint="default"/>
+      </w:rPr>
+    </w:lvl>
+    <w:lvl w:ilvl="4" w:tplc="08090003" w:tentative="1">
+      <w:start w:val="1"/>
+      <w:numFmt w:val="bullet"/>
+      <w:lvlText w:val="o"/>
+      <w:lvlJc w:val="left"/>
+      <w:pPr>
+        <w:ind w:left="3600" w:hanging="360"/>
+      </w:pPr>
+      <w:rPr>
+        <w:rFonts w:ascii="Courier New" w:hAnsi="Courier New" w:cs="Courier New" w:hint="default"/>
+      </w:rPr>
+    </w:lvl>
+    <w:lvl w:ilvl="5" w:tplc="08090005" w:tentative="1">
+      <w:start w:val="1"/>
+      <w:numFmt w:val="bullet"/>
+      <w:lvlText w:val=""/>
+      <w:lvlJc w:val="left"/>
+      <w:pPr>
+        <w:ind w:left="4320" w:hanging="360"/>
+      </w:pPr>
+      <w:rPr>
+        <w:rFonts w:ascii="Wingdings" w:hAnsi="Wingdings" w:hint="default"/>
+      </w:rPr>
+    </w:lvl>
+    <w:lvl w:ilvl="6" w:tplc="08090001" w:tentative="1">
+      <w:start w:val="1"/>
+      <w:numFmt w:val="bullet"/>
+      <w:lvlText w:val=""/>
+      <w:lvlJc w:val="left"/>
+      <w:pPr>
+        <w:ind w:left="5040" w:hanging="360"/>
+      </w:pPr>
+      <w:rPr>
+        <w:rFonts w:ascii="Symbol" w:hAnsi="Symbol" w:hint="default"/>
+      </w:rPr>
+    </w:lvl>
+    <w:lvl w:ilvl="7" w:tplc="08090003" w:tentative="1">
+      <w:start w:val="1"/>
+      <w:numFmt w:val="bullet"/>
+      <w:lvlText w:val="o"/>
+      <w:lvlJc w:val="left"/>
+      <w:pPr>
+        <w:ind w:left="5760" w:hanging="360"/>
+      </w:pPr>
+      <w:rPr>
+        <w:rFonts w:ascii="Courier New" w:hAnsi="Courier New" w:cs="Courier New" w:hint="default"/>
+      </w:rPr>
+    </w:lvl>
+    <w:lvl w:ilvl="8" w:tplc="08090005" w:tentative="1">
+      <w:start w:val="1"/>
+      <w:numFmt w:val="bullet"/>
+      <w:lvlText w:val=""/>
+      <w:lvlJc w:val="left"/>
+      <w:pPr>
+        <w:ind w:left="6480" w:hanging="360"/>
+      </w:pPr>
+      <w:rPr>
+        <w:rFonts w:ascii="Wingdings" w:hAnsi="Wingdings" w:hint="default"/>
+      </w:rPr>
+    </w:lvl>
+  </w:abstractNum>
+  <w:abstractNum w:abstractNumId="1" w15:restartNumberingAfterBreak="0">
     <w:nsid w:val="3B9D3C08"/>
     <w:multiLevelType w:val="hybridMultilevel"/>
     <w:tmpl w:val="83E2127E"/>
@@ -1038,10 +2851,24 @@
       </w:rPr>
     </w:lvl>
   </w:abstractNum>
-  <w:num w:numId="1" w16cid:durableId="463088140">
+  <w:num w:numId="1" w16cid:durableId="688334629">
+    <w:abstractNumId w:val="1"/>
+  </w:num>
+  <w:num w:numId="2" w16cid:durableId="628390626">
     <w:abstractNumId w:val="0"/>
   </w:num>
 </w:numbering>
+</file>
+
+<file path=word/people.xml><?xml version="1.0" encoding="utf-8"?>
+<w15:people xmlns:wpc="http://schemas.microsoft.com/office/word/2010/wordprocessingCanvas" xmlns:cx="http://schemas.microsoft.com/office/drawing/2014/chartex" xmlns:cx1="http://schemas.microsoft.com/office/drawing/2015/9/8/chartex" xmlns:cx2="http://schemas.microsoft.com/office/drawing/2015/10/21/chartex" xmlns:cx3="http://schemas.microsoft.com/office/drawing/2016/5/9/chartex" xmlns:cx4="http://schemas.microsoft.com/office/drawing/2016/5/10/chartex" xmlns:cx5="http://schemas.microsoft.com/office/drawing/2016/5/11/chartex" xmlns:cx6="http://schemas.microsoft.com/office/drawing/2016/5/12/chartex" xmlns:cx7="http://schemas.microsoft.com/office/drawing/2016/5/13/chartex" xmlns:cx8="http://schemas.microsoft.com/office/drawing/2016/5/14/chartex" xmlns:mc="http://schemas.openxmlformats.org/markup-compatibility/2006" xmlns:aink="http://schemas.microsoft.com/office/drawing/2016/ink" xmlns:am3d="http://schemas.microsoft.com/office/drawing/2017/model3d" xmlns:o="urn:schemas-microsoft-com:office:office" xmlns:oel="http://schemas.microsoft.com/office/2019/extlst" xmlns:r="http://schemas.openxmlformats.org/officeDocument/2006/relationships" xmlns:m="http://schemas.openxmlformats.org/officeDocument/2006/math" xmlns:v="urn:schemas-microsoft-com:vml" xmlns:wp14="http://schemas.microsoft.com/office/word/2010/wordprocessingDrawing" xmlns:wp="http://schemas.openxmlformats.org/drawingml/2006/wordprocessingDrawing" xmlns:w10="urn:schemas-microsoft-com:office:word" xmlns:w="http://schemas.openxmlformats.org/wordprocessingml/2006/main" xmlns:w14="http://schemas.microsoft.com/office/word/2010/wordml" xmlns:w15="http://schemas.microsoft.com/office/word/2012/wordml" xmlns:w16cex="http://schemas.microsoft.com/office/word/2018/wordml/cex" xmlns:w16cid="http://schemas.microsoft.com/office/word/2016/wordml/cid" xmlns:w16="http://schemas.microsoft.com/office/word/2018/wordml" xmlns:w16du="http://schemas.microsoft.com/office/word/2023/wordml/word16du" xmlns:w16sdtdh="http://schemas.microsoft.com/office/word/2020/wordml/sdtdatahash" xmlns:w16sdtfl="http://schemas.microsoft.com/office/word/2024/wordml/sdtformatlock" xmlns:w16se="http://schemas.microsoft.com/office/word/2015/wordml/symex" xmlns:wpg="http://schemas.microsoft.com/office/word/2010/wordprocessingGroup" xmlns:wpi="http://schemas.microsoft.com/office/word/2010/wordprocessingInk" xmlns:wne="http://schemas.microsoft.com/office/word/2006/wordml" xmlns:wps="http://schemas.microsoft.com/office/word/2010/wordprocessingShape" mc:Ignorable="w14 w15 w16se w16cid w16 w16cex w16sdtdh w16sdtfl w16du wp14">
+  <w15:person w15:author="Davis, Nigel">
+    <w15:presenceInfo w15:providerId="AD" w15:userId="S::ndavis@ciena.com::c29b3813-a1f4-40e2-a213-c1c0b0befa0c"/>
+  </w15:person>
+  <w15:person w15:author="杨三威10099490">
+    <w15:presenceInfo w15:providerId="AD" w15:userId="S-1-5-21-2769701484-3501533552-3326990446-1003"/>
+  </w15:person>
+</w15:people>
 </file>
 
 <file path=word/styles.xml><?xml version="1.0" encoding="utf-8"?>
@@ -1049,7 +2876,7 @@
   <w:docDefaults>
     <w:rPrDefault>
       <w:rPr>
-        <w:rFonts w:asciiTheme="minorHAnsi" w:eastAsiaTheme="minorHAnsi" w:hAnsiTheme="minorHAnsi" w:cstheme="minorBidi"/>
+        <w:rFonts w:asciiTheme="minorHAnsi" w:eastAsiaTheme="minorEastAsia" w:hAnsiTheme="minorHAnsi" w:cstheme="minorBidi"/>
         <w:kern w:val="2"/>
         <w:sz w:val="24"/>
         <w:szCs w:val="24"/>
@@ -1103,7 +2930,7 @@
     <w:lsdException w:name="envelope address" w:semiHidden="1" w:unhideWhenUsed="1"/>
     <w:lsdException w:name="envelope return" w:semiHidden="1" w:unhideWhenUsed="1"/>
     <w:lsdException w:name="footnote reference" w:semiHidden="1" w:unhideWhenUsed="1"/>
-    <w:lsdException w:name="annotation reference" w:semiHidden="1" w:unhideWhenUsed="1"/>
+    <w:lsdException w:name="annotation reference" w:semiHidden="1" w:unhideWhenUsed="1" w:qFormat="1"/>
     <w:lsdException w:name="line number" w:semiHidden="1" w:unhideWhenUsed="1"/>
     <w:lsdException w:name="page number" w:semiHidden="1" w:unhideWhenUsed="1"/>
     <w:lsdException w:name="endnote reference" w:semiHidden="1" w:unhideWhenUsed="1"/>
@@ -1218,7 +3045,7 @@
     <w:lsdException w:name="Table Web 2" w:semiHidden="1" w:unhideWhenUsed="1"/>
     <w:lsdException w:name="Table Web 3" w:semiHidden="1" w:unhideWhenUsed="1"/>
     <w:lsdException w:name="Balloon Text" w:semiHidden="1" w:unhideWhenUsed="1"/>
-    <w:lsdException w:name="Table Grid" w:uiPriority="39"/>
+    <w:lsdException w:name="Table Grid" w:uiPriority="59"/>
     <w:lsdException w:name="Table Theme" w:semiHidden="1" w:unhideWhenUsed="1"/>
     <w:lsdException w:name="Placeholder Text" w:semiHidden="1"/>
     <w:lsdException w:name="No Spacing" w:uiPriority="1" w:qFormat="1"/>
@@ -1958,6 +3785,191 @@
       <w:color w:val="0F4761" w:themeColor="accent1" w:themeShade="BF"/>
       <w:spacing w:val="5"/>
     </w:rPr>
+  </w:style>
+  <w:style w:type="paragraph" w:styleId="Header">
+    <w:name w:val="header"/>
+    <w:basedOn w:val="Normal"/>
+    <w:link w:val="HeaderChar"/>
+    <w:uiPriority w:val="99"/>
+    <w:unhideWhenUsed/>
+    <w:rsid w:val="0022428B"/>
+    <w:pPr>
+      <w:pBdr>
+        <w:bottom w:val="single" w:sz="6" w:space="1" w:color="auto"/>
+      </w:pBdr>
+      <w:tabs>
+        <w:tab w:val="center" w:pos="4153"/>
+        <w:tab w:val="right" w:pos="8306"/>
+      </w:tabs>
+      <w:snapToGrid w:val="0"/>
+      <w:spacing w:line="240" w:lineRule="auto"/>
+      <w:jc w:val="center"/>
+    </w:pPr>
+    <w:rPr>
+      <w:sz w:val="18"/>
+      <w:szCs w:val="18"/>
+    </w:rPr>
+  </w:style>
+  <w:style w:type="character" w:customStyle="1" w:styleId="HeaderChar">
+    <w:name w:val="Header Char"/>
+    <w:basedOn w:val="DefaultParagraphFont"/>
+    <w:link w:val="Header"/>
+    <w:uiPriority w:val="99"/>
+    <w:rsid w:val="0022428B"/>
+    <w:rPr>
+      <w:sz w:val="18"/>
+      <w:szCs w:val="18"/>
+    </w:rPr>
+  </w:style>
+  <w:style w:type="paragraph" w:styleId="Footer">
+    <w:name w:val="footer"/>
+    <w:basedOn w:val="Normal"/>
+    <w:link w:val="FooterChar"/>
+    <w:uiPriority w:val="99"/>
+    <w:unhideWhenUsed/>
+    <w:rsid w:val="0022428B"/>
+    <w:pPr>
+      <w:tabs>
+        <w:tab w:val="center" w:pos="4153"/>
+        <w:tab w:val="right" w:pos="8306"/>
+      </w:tabs>
+      <w:snapToGrid w:val="0"/>
+      <w:spacing w:line="240" w:lineRule="auto"/>
+    </w:pPr>
+    <w:rPr>
+      <w:sz w:val="18"/>
+      <w:szCs w:val="18"/>
+    </w:rPr>
+  </w:style>
+  <w:style w:type="character" w:customStyle="1" w:styleId="FooterChar">
+    <w:name w:val="Footer Char"/>
+    <w:basedOn w:val="DefaultParagraphFont"/>
+    <w:link w:val="Footer"/>
+    <w:uiPriority w:val="99"/>
+    <w:rsid w:val="0022428B"/>
+    <w:rPr>
+      <w:sz w:val="18"/>
+      <w:szCs w:val="18"/>
+    </w:rPr>
+  </w:style>
+  <w:style w:type="character" w:styleId="CommentReference">
+    <w:name w:val="annotation reference"/>
+    <w:basedOn w:val="DefaultParagraphFont"/>
+    <w:uiPriority w:val="99"/>
+    <w:semiHidden/>
+    <w:unhideWhenUsed/>
+    <w:qFormat/>
+    <w:rsid w:val="0022428B"/>
+    <w:rPr>
+      <w:sz w:val="16"/>
+      <w:szCs w:val="16"/>
+    </w:rPr>
+  </w:style>
+  <w:style w:type="table" w:styleId="TableGrid">
+    <w:name w:val="Table Grid"/>
+    <w:basedOn w:val="TableNormal"/>
+    <w:uiPriority w:val="59"/>
+    <w:rsid w:val="0022428B"/>
+    <w:pPr>
+      <w:spacing w:after="0" w:line="240" w:lineRule="auto"/>
+    </w:pPr>
+    <w:rPr>
+      <w:rFonts w:ascii="Times New Roman" w:eastAsia="SimSun" w:hAnsi="Times New Roman" w:cs="Times New Roman"/>
+      <w:kern w:val="0"/>
+      <w:sz w:val="20"/>
+      <w:szCs w:val="20"/>
+      <w:lang w:val="en-US" w:eastAsia="zh-CN"/>
+      <w14:ligatures w14:val="none"/>
+    </w:rPr>
+    <w:tblPr>
+      <w:tblBorders>
+        <w:top w:val="single" w:sz="4" w:space="0" w:color="auto"/>
+        <w:left w:val="single" w:sz="4" w:space="0" w:color="auto"/>
+        <w:bottom w:val="single" w:sz="4" w:space="0" w:color="auto"/>
+        <w:right w:val="single" w:sz="4" w:space="0" w:color="auto"/>
+        <w:insideH w:val="single" w:sz="4" w:space="0" w:color="auto"/>
+        <w:insideV w:val="single" w:sz="4" w:space="0" w:color="auto"/>
+      </w:tblBorders>
+    </w:tblPr>
+  </w:style>
+  <w:style w:type="paragraph" w:styleId="BalloonText">
+    <w:name w:val="Balloon Text"/>
+    <w:basedOn w:val="Normal"/>
+    <w:link w:val="BalloonTextChar"/>
+    <w:uiPriority w:val="99"/>
+    <w:semiHidden/>
+    <w:unhideWhenUsed/>
+    <w:rsid w:val="0022428B"/>
+    <w:pPr>
+      <w:spacing w:after="0" w:line="240" w:lineRule="auto"/>
+    </w:pPr>
+    <w:rPr>
+      <w:sz w:val="18"/>
+      <w:szCs w:val="18"/>
+    </w:rPr>
+  </w:style>
+  <w:style w:type="character" w:customStyle="1" w:styleId="BalloonTextChar">
+    <w:name w:val="Balloon Text Char"/>
+    <w:basedOn w:val="DefaultParagraphFont"/>
+    <w:link w:val="BalloonText"/>
+    <w:uiPriority w:val="99"/>
+    <w:semiHidden/>
+    <w:rsid w:val="0022428B"/>
+    <w:rPr>
+      <w:sz w:val="18"/>
+      <w:szCs w:val="18"/>
+    </w:rPr>
+  </w:style>
+  <w:style w:type="paragraph" w:styleId="CommentText">
+    <w:name w:val="annotation text"/>
+    <w:basedOn w:val="Normal"/>
+    <w:link w:val="CommentTextChar"/>
+    <w:uiPriority w:val="99"/>
+    <w:unhideWhenUsed/>
+    <w:rsid w:val="0022428B"/>
+  </w:style>
+  <w:style w:type="character" w:customStyle="1" w:styleId="CommentTextChar">
+    <w:name w:val="Comment Text Char"/>
+    <w:basedOn w:val="DefaultParagraphFont"/>
+    <w:link w:val="CommentText"/>
+    <w:uiPriority w:val="99"/>
+    <w:rsid w:val="0022428B"/>
+  </w:style>
+  <w:style w:type="paragraph" w:styleId="CommentSubject">
+    <w:name w:val="annotation subject"/>
+    <w:basedOn w:val="CommentText"/>
+    <w:next w:val="CommentText"/>
+    <w:link w:val="CommentSubjectChar"/>
+    <w:uiPriority w:val="99"/>
+    <w:semiHidden/>
+    <w:unhideWhenUsed/>
+    <w:rsid w:val="0022428B"/>
+    <w:rPr>
+      <w:b/>
+      <w:bCs/>
+    </w:rPr>
+  </w:style>
+  <w:style w:type="character" w:customStyle="1" w:styleId="CommentSubjectChar">
+    <w:name w:val="Comment Subject Char"/>
+    <w:basedOn w:val="CommentTextChar"/>
+    <w:link w:val="CommentSubject"/>
+    <w:uiPriority w:val="99"/>
+    <w:semiHidden/>
+    <w:rsid w:val="0022428B"/>
+    <w:rPr>
+      <w:b/>
+      <w:bCs/>
+    </w:rPr>
+  </w:style>
+  <w:style w:type="paragraph" w:styleId="Revision">
+    <w:name w:val="Revision"/>
+    <w:hidden/>
+    <w:uiPriority w:val="99"/>
+    <w:semiHidden/>
+    <w:rsid w:val="00B20609"/>
+    <w:pPr>
+      <w:spacing w:after="0" w:line="240" w:lineRule="auto"/>
+    </w:pPr>
   </w:style>
 </w:styles>
 </file>
@@ -2255,4 +4267,16 @@
     </a:ext>
   </a:extLst>
 </a:theme>
+</file>
+
+<file path=customXml/item1.xml><?xml version="1.0" encoding="utf-8"?>
+<b:Sources xmlns:b="http://schemas.openxmlformats.org/officeDocument/2006/bibliography" xmlns="http://schemas.openxmlformats.org/officeDocument/2006/bibliography" SelectedStyle="\APASixthEditionOfficeOnline.xsl" StyleName="APA" Version="6"/>
+</file>
+
+<file path=customXml/itemProps1.xml><?xml version="1.0" encoding="utf-8"?>
+<ds:datastoreItem xmlns:ds="http://schemas.openxmlformats.org/officeDocument/2006/customXml" ds:itemID="{5A106F76-78A2-48E2-8463-E01437DFB377}">
+  <ds:schemaRefs>
+    <ds:schemaRef ds:uri="http://schemas.openxmlformats.org/officeDocument/2006/bibliography"/>
+  </ds:schemaRefs>
+</ds:datastoreItem>
 </file>
--- a/ContributionsForDiscussions/onmi2026.ND.003_AsonAstnControlPlaneRiaSketch.docx
+++ b/ContributionsForDiscussions/onmi2026.ND.003_AsonAstnControlPlaneRiaSketch.docx
@@ -12,7 +12,20 @@
     </w:p>
     <w:p>
       <w:r>
-        <w:t xml:space="preserve">This material is an early draft of </w:t>
+        <w:t xml:space="preserve">This material is </w:t>
+      </w:r>
+      <w:del w:id="0" w:author="Davis, Nigel" w:date="2026-05-07T15:44:00Z" w16du:dateUtc="2026-05-07T14:44:00Z">
+        <w:r>
+          <w:delText>an early</w:delText>
+        </w:r>
+      </w:del>
+      <w:ins w:id="1" w:author="Davis, Nigel" w:date="2026-05-07T15:44:00Z" w16du:dateUtc="2026-05-07T14:44:00Z">
+        <w:r>
+          <w:t>a</w:t>
+        </w:r>
+      </w:ins>
+      <w:r>
+        <w:t xml:space="preserve"> draft of </w:t>
       </w:r>
       <w:r>
         <w:t xml:space="preserve">a section to be added to TR-547 for TAPI 2.7. There will be some small modifications to the TAPI model to accommodate the ASON/ASTN control plane. Some of these modifications are highlighted </w:t>
@@ -46,7 +59,15 @@
         <w:t xml:space="preserve">to have multiple topologies or to have multiple nodes where the hierarchy is defined by the </w:t>
       </w:r>
       <w:r>
-        <w:t xml:space="preserve">TP stack. The NEPs would be declared in one node along with its CEPs but the client CEP would be in another node. The nodes for </w:t>
+        <w:t xml:space="preserve">TP stack. The NEPs would be declared in one node along with its </w:t>
+      </w:r>
+      <w:proofErr w:type="gramStart"/>
+      <w:r>
+        <w:t>CEPs</w:t>
+      </w:r>
+      <w:proofErr w:type="gramEnd"/>
+      <w:r>
+        <w:t xml:space="preserve"> but the client CEP would be in another node. The nodes for </w:t>
       </w:r>
       <w:r>
         <w:t xml:space="preserve">the control plane could either be the same as or different </w:t>
@@ -79,6 +100,27 @@
       </w:r>
     </w:p>
     <w:p>
+      <w:r>
+        <w:t xml:space="preserve">Need to add n-channels </w:t>
+      </w:r>
+      <w:r>
+        <w:t>contiguous and not contiguous method</w:t>
+      </w:r>
+      <w:r>
+        <w:t>s</w:t>
+      </w:r>
+      <w:r>
+        <w:t>.</w:t>
+      </w:r>
+      <w:r>
+        <w:t xml:space="preserve"> An</w:t>
+      </w:r>
+      <w:r>
+        <w:t>d multi-service opportunities.</w:t>
+      </w:r>
+    </w:p>
+    <w:p/>
+    <w:p>
       <w:pPr>
         <w:pStyle w:val="Heading1"/>
       </w:pPr>
@@ -131,7 +173,15 @@
         <w:t>fined via composition/augmentation and not via sub-classing. For example, the LTP (Logical Termination Point) applies to all cases of termination without subclassing.</w:t>
       </w:r>
       <w:r>
-        <w:t xml:space="preserve"> Properties and structure is added as it becomes apparent and necessary.</w:t>
+        <w:t xml:space="preserve"> Properties and structure </w:t>
+      </w:r>
+      <w:proofErr w:type="gramStart"/>
+      <w:r>
+        <w:t>is</w:t>
+      </w:r>
+      <w:proofErr w:type="gramEnd"/>
+      <w:r>
+        <w:t xml:space="preserve"> added as it becomes apparent and necessary.</w:t>
       </w:r>
     </w:p>
     <w:p>
@@ -172,7 +222,15 @@
         <w:t>)</w:t>
       </w:r>
       <w:r>
-        <w:t xml:space="preserve">. The ASON/ASTN control plane was considered to be in a different namespace from the </w:t>
+        <w:t xml:space="preserve">. The ASON/ASTN control plane </w:t>
+      </w:r>
+      <w:proofErr w:type="gramStart"/>
+      <w:r>
+        <w:t>was considered to be</w:t>
+      </w:r>
+      <w:proofErr w:type="gramEnd"/>
+      <w:r>
+        <w:t xml:space="preserve"> in a different namespace from the </w:t>
       </w:r>
       <w:r>
         <w:t>namespace of the actual resources</w:t>
@@ -189,7 +247,6 @@
     </w:p>
     <w:p>
       <w:r>
-        <w:lastRenderedPageBreak/>
         <w:t>Since that development it has been recognised that the ASON/ASTN capabilities could have simply been added to the existing TMF814 classes. There was no fundamental need to create new classes.</w:t>
       </w:r>
     </w:p>
@@ -213,11 +270,24 @@
       </w:r>
     </w:p>
     <w:p>
+      <w:pPr>
+        <w:rPr>
+          <w:ins w:id="2" w:author="Davis, Nigel" w:date="2026-04-28T12:03:00Z" w16du:dateUtc="2026-04-28T11:03:00Z"/>
+        </w:rPr>
+      </w:pPr>
       <w:r>
         <w:t>The following section describes the model usage and highlights the specific augments. The augments have been intentionally generalized</w:t>
       </w:r>
       <w:r>
-        <w:t xml:space="preserve"> so as to be applicable to </w:t>
+        <w:t xml:space="preserve"> </w:t>
+      </w:r>
+      <w:proofErr w:type="gramStart"/>
+      <w:r>
+        <w:t>so as to</w:t>
+      </w:r>
+      <w:proofErr w:type="gramEnd"/>
+      <w:r>
+        <w:t xml:space="preserve"> be applicable to </w:t>
       </w:r>
       <w:r>
         <w:t>control plane solutions beyond ASON/ASTN.</w:t>
@@ -225,11 +295,3295 @@
     </w:p>
     <w:p>
       <w:pPr>
+        <w:rPr>
+          <w:ins w:id="3" w:author="Davis, Nigel" w:date="2026-04-28T12:03:00Z" w16du:dateUtc="2026-04-28T11:03:00Z"/>
+        </w:rPr>
+      </w:pPr>
+    </w:p>
+    <w:p>
+      <w:pPr>
+        <w:rPr>
+          <w:ins w:id="4" w:author="Davis, Nigel" w:date="2026-04-28T12:03:00Z"/>
+        </w:rPr>
+      </w:pPr>
+      <w:ins w:id="5" w:author="Davis, Nigel" w:date="2026-04-28T12:03:00Z">
+        <w:r>
+          <w:t>The TAPI solution at the reference NBI of the SDN architecture, based on shared context, is illustrated by a figure in TR</w:t>
+        </w:r>
+        <w:r>
+          <w:noBreakHyphen/>
+          <w:t xml:space="preserve">527 [3], reproduced as figure </w:t>
+        </w:r>
+      </w:ins>
+      <w:ins w:id="6" w:author="Davis, Nigel" w:date="2026-04-28T12:04:00Z" w16du:dateUtc="2026-04-28T11:04:00Z">
+        <w:r>
+          <w:t>xx below</w:t>
+        </w:r>
+      </w:ins>
+      <w:ins w:id="7" w:author="Davis, Nigel" w:date="2026-04-28T12:03:00Z">
+        <w:r>
+          <w:t xml:space="preserve">. The CPI between the SDN controllers based on client context is illustrated by a figure in G.7702, reproduced as figure 1-b. A TAPI solution based on a shared context instance corresponds to an instance of a CPI based on a client context in </w:t>
+        </w:r>
+        <w:bookmarkStart w:id="8" w:name="OLE_LINK41"/>
+        <w:bookmarkStart w:id="9" w:name="OLE_LINK42"/>
+        <w:r>
+          <w:t>the SDN Architecture</w:t>
+        </w:r>
+        <w:bookmarkEnd w:id="8"/>
+        <w:bookmarkEnd w:id="9"/>
+        <w:r>
+          <w:t>. The instances are shown by the red box outlines and the SDN Architectures are shown by the orange box outlines in figure 1.</w:t>
+        </w:r>
+      </w:ins>
+    </w:p>
+    <w:p>
+      <w:pPr>
+        <w:rPr>
+          <w:ins w:id="10" w:author="Davis, Nigel" w:date="2026-04-28T12:03:00Z"/>
+        </w:rPr>
+      </w:pPr>
+      <w:ins w:id="11" w:author="Davis, Nigel" w:date="2026-04-28T12:03:00Z">
+        <w:r>
+          <w:rPr>
+            <w:lang w:val="en-US"/>
+          </w:rPr>
+          <w:t xml:space="preserve"> </w:t>
+        </w:r>
+        <w:r>
+          <w:rPr>
+            <w:noProof/>
+            <w:lang w:val="en-US"/>
+          </w:rPr>
+          <w:drawing>
+            <wp:inline distT="0" distB="0" distL="0" distR="0" wp14:anchorId="4DB27483" wp14:editId="76DE2F83">
+              <wp:extent cx="5731510" cy="2187575"/>
+              <wp:effectExtent l="0" t="0" r="2540" b="3175"/>
+              <wp:docPr id="436517664" name="Picture 2"/>
+              <wp:cNvGraphicFramePr>
+                <a:graphicFrameLocks xmlns:a="http://schemas.openxmlformats.org/drawingml/2006/main" noChangeAspect="1"/>
+              </wp:cNvGraphicFramePr>
+              <a:graphic xmlns:a="http://schemas.openxmlformats.org/drawingml/2006/main">
+                <a:graphicData uri="http://schemas.openxmlformats.org/drawingml/2006/picture">
+                  <pic:pic xmlns:pic="http://schemas.openxmlformats.org/drawingml/2006/picture">
+                    <pic:nvPicPr>
+                      <pic:cNvPr id="0" name="图片 4"/>
+                      <pic:cNvPicPr>
+                        <a:picLocks noChangeAspect="1" noChangeArrowheads="1"/>
+                      </pic:cNvPicPr>
+                    </pic:nvPicPr>
+                    <pic:blipFill>
+                      <a:blip r:embed="rId8">
+                        <a:extLst>
+                          <a:ext uri="{28A0092B-C50C-407E-A947-70E740481C1C}">
+                            <a14:useLocalDpi xmlns:a14="http://schemas.microsoft.com/office/drawing/2010/main" val="0"/>
+                          </a:ext>
+                        </a:extLst>
+                      </a:blip>
+                      <a:srcRect/>
+                      <a:stretch>
+                        <a:fillRect/>
+                      </a:stretch>
+                    </pic:blipFill>
+                    <pic:spPr bwMode="auto">
+                      <a:xfrm>
+                        <a:off x="0" y="0"/>
+                        <a:ext cx="5731510" cy="2187575"/>
+                      </a:xfrm>
+                      <a:prstGeom prst="rect">
+                        <a:avLst/>
+                      </a:prstGeom>
+                      <a:noFill/>
+                      <a:ln>
+                        <a:noFill/>
+                      </a:ln>
+                    </pic:spPr>
+                  </pic:pic>
+                </a:graphicData>
+              </a:graphic>
+            </wp:inline>
+          </w:drawing>
+        </w:r>
+      </w:ins>
+    </w:p>
+    <w:p>
+      <w:pPr>
+        <w:rPr>
+          <w:ins w:id="12" w:author="Davis, Nigel" w:date="2026-04-28T12:03:00Z"/>
+        </w:rPr>
+      </w:pPr>
+      <w:ins w:id="13" w:author="Davis, Nigel" w:date="2026-04-28T12:03:00Z">
+        <w:r>
+          <w:t>Figure 1 SDN Architecture with API</w:t>
+        </w:r>
+      </w:ins>
+    </w:p>
+    <w:p>
+      <w:pPr>
+        <w:rPr>
+          <w:ins w:id="14" w:author="Davis, Nigel" w:date="2026-04-28T12:05:00Z"/>
+        </w:rPr>
+      </w:pPr>
+      <w:ins w:id="15" w:author="Davis, Nigel" w:date="2026-04-28T12:05:00Z">
+        <w:r>
+          <w:t>TAPI could be used for service/connection setup based on the network resources abstraction in control plane. A multi-layer and multi-domain network configuration as shown in the following figure 2. Controller-1 (domain C) coordinates Controller-2 (domain A) and Controller-3 (domain B) to setup end-to-end services, among which Controller-2 and Controller-3 setup services within their respective domains. [3]</w:t>
+        </w:r>
+      </w:ins>
+    </w:p>
+    <w:p>
+      <w:pPr>
+        <w:rPr>
+          <w:ins w:id="16" w:author="Davis, Nigel" w:date="2026-04-28T12:05:00Z"/>
+        </w:rPr>
+      </w:pPr>
+      <w:ins w:id="17" w:author="Davis, Nigel" w:date="2026-04-28T12:05:00Z">
+        <w:r>
+          <w:rPr>
+            <w:noProof/>
+            <w:lang w:val="en-US"/>
+          </w:rPr>
+          <w:drawing>
+            <wp:inline distT="0" distB="0" distL="0" distR="0" wp14:anchorId="338ECB25" wp14:editId="667173AE">
+              <wp:extent cx="5731510" cy="3642360"/>
+              <wp:effectExtent l="0" t="0" r="2540" b="0"/>
+              <wp:docPr id="901479142" name="Picture 4"/>
+              <wp:cNvGraphicFramePr>
+                <a:graphicFrameLocks xmlns:a="http://schemas.openxmlformats.org/drawingml/2006/main" noChangeAspect="1"/>
+              </wp:cNvGraphicFramePr>
+              <a:graphic xmlns:a="http://schemas.openxmlformats.org/drawingml/2006/main">
+                <a:graphicData uri="http://schemas.openxmlformats.org/drawingml/2006/picture">
+                  <pic:pic xmlns:pic="http://schemas.openxmlformats.org/drawingml/2006/picture">
+                    <pic:nvPicPr>
+                      <pic:cNvPr id="0" name="图片 6"/>
+                      <pic:cNvPicPr>
+                        <a:picLocks noChangeAspect="1" noChangeArrowheads="1"/>
+                      </pic:cNvPicPr>
+                    </pic:nvPicPr>
+                    <pic:blipFill>
+                      <a:blip r:embed="rId9">
+                        <a:extLst>
+                          <a:ext uri="{28A0092B-C50C-407E-A947-70E740481C1C}">
+                            <a14:useLocalDpi xmlns:a14="http://schemas.microsoft.com/office/drawing/2010/main" val="0"/>
+                          </a:ext>
+                        </a:extLst>
+                      </a:blip>
+                      <a:srcRect/>
+                      <a:stretch>
+                        <a:fillRect/>
+                      </a:stretch>
+                    </pic:blipFill>
+                    <pic:spPr bwMode="auto">
+                      <a:xfrm>
+                        <a:off x="0" y="0"/>
+                        <a:ext cx="5731510" cy="3642360"/>
+                      </a:xfrm>
+                      <a:prstGeom prst="rect">
+                        <a:avLst/>
+                      </a:prstGeom>
+                      <a:noFill/>
+                      <a:ln>
+                        <a:noFill/>
+                      </a:ln>
+                    </pic:spPr>
+                  </pic:pic>
+                </a:graphicData>
+              </a:graphic>
+            </wp:inline>
+          </w:drawing>
+        </w:r>
+      </w:ins>
+    </w:p>
+    <w:p>
+      <w:pPr>
+        <w:rPr>
+          <w:ins w:id="18" w:author="Davis, Nigel" w:date="2026-04-28T12:05:00Z"/>
+        </w:rPr>
+      </w:pPr>
+      <w:ins w:id="19" w:author="Davis, Nigel" w:date="2026-04-28T12:05:00Z">
+        <w:r>
+          <w:t xml:space="preserve">Figure 2 Multi-layer and </w:t>
+        </w:r>
+        <w:proofErr w:type="gramStart"/>
+        <w:r>
+          <w:t>Multi-domain</w:t>
+        </w:r>
+        <w:proofErr w:type="gramEnd"/>
+        <w:r>
+          <w:t xml:space="preserve"> network configuration</w:t>
+        </w:r>
+      </w:ins>
+    </w:p>
+    <w:p/>
+    <w:p>
+      <w:pPr>
         <w:pStyle w:val="Heading2"/>
+        <w:rPr>
+          <w:ins w:id="20" w:author="Davis, Nigel" w:date="2026-04-28T12:07:00Z" w16du:dateUtc="2026-04-28T11:07:00Z"/>
+        </w:rPr>
+        <w:pPrChange w:id="21" w:author="Davis, Nigel" w:date="2026-05-09T10:44:00Z" w16du:dateUtc="2026-05-09T09:44:00Z">
+          <w:pPr/>
+        </w:pPrChange>
       </w:pPr>
       <w:r>
         <w:t>The ASON/ASTN control plane model</w:t>
       </w:r>
+    </w:p>
+    <w:p>
+      <w:pPr>
+        <w:rPr>
+          <w:ins w:id="22" w:author="Davis, Nigel" w:date="2026-04-28T12:07:00Z"/>
+          <w:b/>
+        </w:rPr>
+      </w:pPr>
+      <w:commentRangeStart w:id="23"/>
+      <w:commentRangeStart w:id="24"/>
+      <w:ins w:id="25" w:author="Davis, Nigel" w:date="2026-04-28T12:07:00Z">
+        <w:r>
+          <w:t>Functions</w:t>
+        </w:r>
+      </w:ins>
+      <w:commentRangeEnd w:id="23"/>
+      <w:ins w:id="26" w:author="Davis, Nigel" w:date="2026-04-28T12:20:00Z" w16du:dateUtc="2026-04-28T11:20:00Z">
+        <w:r>
+          <w:rPr>
+            <w:rStyle w:val="CommentReference"/>
+          </w:rPr>
+          <w:commentReference w:id="23"/>
+        </w:r>
+      </w:ins>
+      <w:commentRangeEnd w:id="24"/>
+      <w:ins w:id="27" w:author="Davis, Nigel" w:date="2026-04-28T12:22:00Z" w16du:dateUtc="2026-04-28T11:22:00Z">
+        <w:r>
+          <w:rPr>
+            <w:rStyle w:val="CommentReference"/>
+          </w:rPr>
+          <w:commentReference w:id="24"/>
+        </w:r>
+      </w:ins>
+    </w:p>
+    <w:p>
+      <w:pPr>
+        <w:rPr>
+          <w:ins w:id="28" w:author="Davis, Nigel" w:date="2026-04-28T12:07:00Z"/>
+        </w:rPr>
+      </w:pPr>
+      <w:ins w:id="29" w:author="Davis, Nigel" w:date="2026-04-28T12:07:00Z">
+        <w:r>
+          <w:t>The G.7702 architecture is applicable to both connection</w:t>
+        </w:r>
+        <w:r>
+          <w:noBreakHyphen/>
+          <w:t>oriented circuit and packet transport networks. The CPI should support several categories of functional requirements, including topology, connection, path computation and resource virtualization/abstraction, performance</w:t>
+        </w:r>
+      </w:ins>
+      <w:ins w:id="30" w:author="Davis, Nigel" w:date="2026-05-09T10:45:00Z" w16du:dateUtc="2026-05-09T09:45:00Z">
+        <w:r>
+          <w:t xml:space="preserve"> management,</w:t>
+        </w:r>
+      </w:ins>
+      <w:ins w:id="31" w:author="Davis, Nigel" w:date="2026-04-28T12:07:00Z">
+        <w:r>
+          <w:t xml:space="preserve"> fault management, notification/events, etc.</w:t>
+        </w:r>
+      </w:ins>
+    </w:p>
+    <w:p>
+      <w:pPr>
+        <w:rPr>
+          <w:ins w:id="32" w:author="Davis, Nigel" w:date="2026-04-28T12:07:00Z"/>
+        </w:rPr>
+      </w:pPr>
+      <w:ins w:id="33" w:author="Davis, Nigel" w:date="2026-04-28T12:07:00Z">
+        <w:r>
+          <w:t xml:space="preserve">TAPI Transport API abstracts a common set of SDN control plane functions such as Network Topology, Connectivity </w:t>
+        </w:r>
+      </w:ins>
+      <w:ins w:id="34" w:author="Davis, Nigel" w:date="2026-05-09T10:46:00Z" w16du:dateUtc="2026-05-09T09:46:00Z">
+        <w:r>
+          <w:t>Service handling</w:t>
+        </w:r>
+      </w:ins>
+      <w:ins w:id="35" w:author="Davis, Nigel" w:date="2026-04-28T12:07:00Z">
+        <w:r>
+          <w:t>, Path Computation, OAM, Fault Management, Notification, Streaming and Network Virtualization</w:t>
+        </w:r>
+      </w:ins>
+      <w:ins w:id="36" w:author="Davis, Nigel" w:date="2026-05-10T23:36:00Z" w16du:dateUtc="2026-05-10T22:36:00Z">
+        <w:r>
+          <w:rPr>
+            <w:rStyle w:val="FootnoteReference"/>
+          </w:rPr>
+          <w:footnoteReference w:id="1"/>
+        </w:r>
+      </w:ins>
+      <w:ins w:id="41" w:author="Davis, Nigel" w:date="2026-04-28T12:07:00Z">
+        <w:r>
+          <w:t xml:space="preserve"> to a set of Service interfaces, and includes support for the following technology-specific interface profiles for Carrier Ethernet (L2), Optical Transport Network (OTN) framework (L1-ODU) and Photonic Media (L0-WDM).</w:t>
+        </w:r>
+      </w:ins>
+    </w:p>
+    <w:p>
+      <w:pPr>
+        <w:rPr>
+          <w:ins w:id="42" w:author="Davis, Nigel" w:date="2026-04-28T12:07:00Z"/>
+        </w:rPr>
+      </w:pPr>
+      <w:ins w:id="43" w:author="Davis, Nigel" w:date="2026-04-28T12:07:00Z">
+        <w:r>
+          <w:t>Table 1 shows the functionalities with associated components mapping between TAPI and CPI. Table 2 later in this section provides a translation between the G.7702 and the TAPI</w:t>
+        </w:r>
+      </w:ins>
+      <w:ins w:id="44" w:author="Davis, Nigel" w:date="2026-05-09T10:47:00Z" w16du:dateUtc="2026-05-09T09:47:00Z">
+        <w:r>
+          <w:t xml:space="preserve"> entities</w:t>
+        </w:r>
+      </w:ins>
+      <w:ins w:id="45" w:author="Davis, Nigel" w:date="2026-04-28T12:07:00Z">
+        <w:r>
+          <w:t>.</w:t>
+        </w:r>
+      </w:ins>
+    </w:p>
+    <w:p>
+      <w:pPr>
+        <w:rPr>
+          <w:ins w:id="46" w:author="Davis, Nigel" w:date="2026-04-28T12:07:00Z"/>
+        </w:rPr>
+      </w:pPr>
+      <w:ins w:id="47" w:author="Davis, Nigel" w:date="2026-04-28T12:07:00Z">
+        <w:r>
+          <w:t>CPI and TAPI can both apply to connection</w:t>
+        </w:r>
+        <w:r>
+          <w:noBreakHyphen/>
+          <w:t>oriented circuit and packet transport networks.</w:t>
+        </w:r>
+      </w:ins>
+    </w:p>
+    <w:p>
+      <w:pPr>
+        <w:rPr>
+          <w:ins w:id="48" w:author="Davis, Nigel" w:date="2026-04-28T12:07:00Z"/>
+        </w:rPr>
+      </w:pPr>
+      <w:ins w:id="49" w:author="Davis, Nigel" w:date="2026-04-28T12:07:00Z">
+        <w:r>
+          <w:t>From table 1, we can see the functions of CPI and T</w:t>
+        </w:r>
+      </w:ins>
+      <w:ins w:id="50" w:author="Davis, Nigel" w:date="2026-05-09T10:47:00Z" w16du:dateUtc="2026-05-09T09:47:00Z">
+        <w:r>
+          <w:t>API</w:t>
+        </w:r>
+      </w:ins>
+      <w:ins w:id="51" w:author="Davis, Nigel" w:date="2026-04-28T12:07:00Z">
+        <w:r>
+          <w:t xml:space="preserve"> are </w:t>
+        </w:r>
+      </w:ins>
+      <w:ins w:id="52" w:author="Davis, Nigel" w:date="2026-05-09T10:48:00Z" w16du:dateUtc="2026-05-09T09:48:00Z">
+        <w:r>
+          <w:t>consistent.</w:t>
+        </w:r>
+      </w:ins>
+    </w:p>
+    <w:p>
+      <w:pPr>
+        <w:rPr>
+          <w:ins w:id="53" w:author="Davis, Nigel" w:date="2026-04-28T12:07:00Z"/>
+        </w:rPr>
+      </w:pPr>
+      <w:ins w:id="54" w:author="Davis, Nigel" w:date="2026-04-28T12:07:00Z">
+        <w:r>
+          <w:t>Table 1 Functionalities and associated components mapping between TAPI and CPI</w:t>
+        </w:r>
+      </w:ins>
+    </w:p>
+    <w:tbl>
+      <w:tblPr>
+        <w:tblStyle w:val="TableGrid"/>
+        <w:tblW w:w="5000" w:type="pct"/>
+        <w:jc w:val="center"/>
+        <w:tblLook w:val="04A0" w:firstRow="1" w:lastRow="0" w:firstColumn="1" w:lastColumn="0" w:noHBand="0" w:noVBand="1"/>
+        <w:tblPrChange w:id="55" w:author="Davis, Nigel" w:date="2026-05-10T23:41:00Z" w16du:dateUtc="2026-05-10T22:41:00Z">
+          <w:tblPr>
+            <w:tblStyle w:val="TableGrid"/>
+            <w:tblW w:w="5000" w:type="pct"/>
+            <w:jc w:val="center"/>
+            <w:tblLook w:val="04A0" w:firstRow="1" w:lastRow="0" w:firstColumn="1" w:lastColumn="0" w:noHBand="0" w:noVBand="1"/>
+          </w:tblPr>
+        </w:tblPrChange>
+      </w:tblPr>
+      <w:tblGrid>
+        <w:gridCol w:w="2458"/>
+        <w:gridCol w:w="2216"/>
+        <w:gridCol w:w="2915"/>
+        <w:gridCol w:w="1427"/>
+        <w:tblGridChange w:id="56">
+          <w:tblGrid>
+            <w:gridCol w:w="2458"/>
+            <w:gridCol w:w="2216"/>
+            <w:gridCol w:w="2915"/>
+            <w:gridCol w:w="199"/>
+            <w:gridCol w:w="1228"/>
+          </w:tblGrid>
+        </w:tblGridChange>
+      </w:tblGrid>
+      <w:tr>
+        <w:trPr>
+          <w:cantSplit/>
+          <w:tblHeader/>
+          <w:jc w:val="center"/>
+          <w:ins w:id="57" w:author="Davis, Nigel" w:date="2026-04-28T12:07:00Z"/>
+          <w:trPrChange w:id="58" w:author="Davis, Nigel" w:date="2026-05-10T23:41:00Z" w16du:dateUtc="2026-05-10T22:41:00Z">
+            <w:trPr>
+              <w:cantSplit/>
+              <w:tblHeader/>
+              <w:jc w:val="center"/>
+            </w:trPr>
+          </w:trPrChange>
+        </w:trPr>
+        <w:tc>
+          <w:tcPr>
+            <w:tcW w:w="1363" w:type="pct"/>
+            <w:tcBorders>
+              <w:top w:val="single" w:sz="4" w:space="0" w:color="auto"/>
+              <w:left w:val="single" w:sz="4" w:space="0" w:color="auto"/>
+              <w:bottom w:val="single" w:sz="4" w:space="0" w:color="auto"/>
+              <w:right w:val="single" w:sz="4" w:space="0" w:color="auto"/>
+            </w:tcBorders>
+            <w:hideMark/>
+            <w:tcPrChange w:id="59" w:author="Davis, Nigel" w:date="2026-05-10T23:41:00Z" w16du:dateUtc="2026-05-10T22:41:00Z">
+              <w:tcPr>
+                <w:tcW w:w="1363" w:type="pct"/>
+                <w:tcBorders>
+                  <w:top w:val="single" w:sz="4" w:space="0" w:color="auto"/>
+                  <w:left w:val="single" w:sz="4" w:space="0" w:color="auto"/>
+                  <w:bottom w:val="single" w:sz="4" w:space="0" w:color="auto"/>
+                  <w:right w:val="single" w:sz="4" w:space="0" w:color="auto"/>
+                </w:tcBorders>
+                <w:hideMark/>
+              </w:tcPr>
+            </w:tcPrChange>
+          </w:tcPr>
+          <w:p>
+            <w:pPr>
+              <w:spacing w:after="160" w:line="278" w:lineRule="auto"/>
+              <w:rPr>
+                <w:ins w:id="60" w:author="Davis, Nigel" w:date="2026-04-28T12:07:00Z"/>
+                <w:b/>
+              </w:rPr>
+            </w:pPr>
+            <w:ins w:id="61" w:author="Davis, Nigel" w:date="2026-04-28T12:07:00Z">
+              <w:r>
+                <w:rPr>
+                  <w:b/>
+                </w:rPr>
+                <w:t>Functions for the TAPI based control plane (</w:t>
+              </w:r>
+            </w:ins>
+            <w:ins w:id="62" w:author="Davis, Nigel" w:date="2026-05-09T10:52:00Z" w16du:dateUtc="2026-05-09T09:52:00Z">
+              <w:r>
+                <w:rPr>
+                  <w:b/>
+                </w:rPr>
+                <w:t>see als</w:t>
+              </w:r>
+              <w:r>
+                <w:rPr>
+                  <w:b/>
+                </w:rPr>
+                <w:t xml:space="preserve">o ONF </w:t>
+              </w:r>
+            </w:ins>
+            <w:ins w:id="63" w:author="Davis, Nigel" w:date="2026-04-28T12:07:00Z">
+              <w:r>
+                <w:rPr>
+                  <w:b/>
+                </w:rPr>
+                <w:t>TR</w:t>
+              </w:r>
+              <w:r>
+                <w:rPr>
+                  <w:b/>
+                </w:rPr>
+                <w:noBreakHyphen/>
+                <w:t>527)</w:t>
+              </w:r>
+            </w:ins>
+          </w:p>
+        </w:tc>
+        <w:tc>
+          <w:tcPr>
+            <w:tcW w:w="993" w:type="pct"/>
+            <w:tcBorders>
+              <w:top w:val="single" w:sz="4" w:space="0" w:color="auto"/>
+              <w:left w:val="single" w:sz="4" w:space="0" w:color="auto"/>
+              <w:bottom w:val="single" w:sz="4" w:space="0" w:color="auto"/>
+              <w:right w:val="single" w:sz="4" w:space="0" w:color="auto"/>
+            </w:tcBorders>
+            <w:hideMark/>
+            <w:tcPrChange w:id="64" w:author="Davis, Nigel" w:date="2026-05-10T23:41:00Z" w16du:dateUtc="2026-05-10T22:41:00Z">
+              <w:tcPr>
+                <w:tcW w:w="1229" w:type="pct"/>
+                <w:tcBorders>
+                  <w:top w:val="single" w:sz="4" w:space="0" w:color="auto"/>
+                  <w:left w:val="single" w:sz="4" w:space="0" w:color="auto"/>
+                  <w:bottom w:val="single" w:sz="4" w:space="0" w:color="auto"/>
+                  <w:right w:val="single" w:sz="4" w:space="0" w:color="auto"/>
+                </w:tcBorders>
+                <w:hideMark/>
+              </w:tcPr>
+            </w:tcPrChange>
+          </w:tcPr>
+          <w:p>
+            <w:pPr>
+              <w:spacing w:after="160" w:line="278" w:lineRule="auto"/>
+              <w:rPr>
+                <w:ins w:id="65" w:author="Davis, Nigel" w:date="2026-04-28T12:07:00Z"/>
+                <w:b/>
+              </w:rPr>
+            </w:pPr>
+            <w:ins w:id="66" w:author="Davis, Nigel" w:date="2026-04-28T12:07:00Z">
+              <w:r>
+                <w:rPr>
+                  <w:b/>
+                </w:rPr>
+                <w:t>Functional requirements for the CPI of SDN in G.7702</w:t>
+              </w:r>
+            </w:ins>
+          </w:p>
+        </w:tc>
+        <w:tc>
+          <w:tcPr>
+            <w:tcW w:w="1963" w:type="pct"/>
+            <w:tcBorders>
+              <w:top w:val="single" w:sz="4" w:space="0" w:color="auto"/>
+              <w:left w:val="single" w:sz="4" w:space="0" w:color="auto"/>
+              <w:bottom w:val="single" w:sz="4" w:space="0" w:color="auto"/>
+              <w:right w:val="single" w:sz="4" w:space="0" w:color="auto"/>
+            </w:tcBorders>
+            <w:hideMark/>
+            <w:tcPrChange w:id="67" w:author="Davis, Nigel" w:date="2026-05-10T23:41:00Z" w16du:dateUtc="2026-05-10T22:41:00Z">
+              <w:tcPr>
+                <w:tcW w:w="1727" w:type="pct"/>
+                <w:gridSpan w:val="2"/>
+                <w:tcBorders>
+                  <w:top w:val="single" w:sz="4" w:space="0" w:color="auto"/>
+                  <w:left w:val="single" w:sz="4" w:space="0" w:color="auto"/>
+                  <w:bottom w:val="single" w:sz="4" w:space="0" w:color="auto"/>
+                  <w:right w:val="single" w:sz="4" w:space="0" w:color="auto"/>
+                </w:tcBorders>
+                <w:hideMark/>
+              </w:tcPr>
+            </w:tcPrChange>
+          </w:tcPr>
+          <w:p>
+            <w:pPr>
+              <w:spacing w:after="160" w:line="278" w:lineRule="auto"/>
+              <w:rPr>
+                <w:ins w:id="68" w:author="Davis, Nigel" w:date="2026-04-28T12:07:00Z"/>
+                <w:b/>
+              </w:rPr>
+            </w:pPr>
+            <w:ins w:id="69" w:author="Davis, Nigel" w:date="2026-04-28T12:07:00Z">
+              <w:r>
+                <w:rPr>
+                  <w:b/>
+                </w:rPr>
+                <w:t>Associated Components in G.7702</w:t>
+              </w:r>
+            </w:ins>
+          </w:p>
+        </w:tc>
+        <w:tc>
+          <w:tcPr>
+            <w:tcW w:w="681" w:type="pct"/>
+            <w:tcBorders>
+              <w:top w:val="single" w:sz="4" w:space="0" w:color="auto"/>
+              <w:left w:val="single" w:sz="4" w:space="0" w:color="auto"/>
+              <w:bottom w:val="single" w:sz="4" w:space="0" w:color="auto"/>
+              <w:right w:val="single" w:sz="4" w:space="0" w:color="auto"/>
+            </w:tcBorders>
+            <w:hideMark/>
+            <w:tcPrChange w:id="70" w:author="Davis, Nigel" w:date="2026-05-10T23:41:00Z" w16du:dateUtc="2026-05-10T22:41:00Z">
+              <w:tcPr>
+                <w:tcW w:w="681" w:type="pct"/>
+                <w:tcBorders>
+                  <w:top w:val="single" w:sz="4" w:space="0" w:color="auto"/>
+                  <w:left w:val="single" w:sz="4" w:space="0" w:color="auto"/>
+                  <w:bottom w:val="single" w:sz="4" w:space="0" w:color="auto"/>
+                  <w:right w:val="single" w:sz="4" w:space="0" w:color="auto"/>
+                </w:tcBorders>
+                <w:hideMark/>
+              </w:tcPr>
+            </w:tcPrChange>
+          </w:tcPr>
+          <w:p>
+            <w:pPr>
+              <w:spacing w:after="160" w:line="278" w:lineRule="auto"/>
+              <w:rPr>
+                <w:ins w:id="71" w:author="Davis, Nigel" w:date="2026-04-28T12:07:00Z"/>
+                <w:b/>
+              </w:rPr>
+            </w:pPr>
+            <w:ins w:id="72" w:author="Davis, Nigel" w:date="2026-04-28T12:07:00Z">
+              <w:r>
+                <w:rPr>
+                  <w:b/>
+                </w:rPr>
+                <w:t>Note</w:t>
+              </w:r>
+            </w:ins>
+          </w:p>
+        </w:tc>
+      </w:tr>
+      <w:tr>
+        <w:trPr>
+          <w:cantSplit/>
+          <w:trHeight w:val="61"/>
+          <w:jc w:val="center"/>
+          <w:ins w:id="73" w:author="Davis, Nigel" w:date="2026-04-28T12:07:00Z"/>
+          <w:trPrChange w:id="74" w:author="Davis, Nigel" w:date="2026-05-10T23:41:00Z" w16du:dateUtc="2026-05-10T22:41:00Z">
+            <w:trPr>
+              <w:cantSplit/>
+              <w:trHeight w:val="61"/>
+              <w:jc w:val="center"/>
+            </w:trPr>
+          </w:trPrChange>
+        </w:trPr>
+        <w:tc>
+          <w:tcPr>
+            <w:tcW w:w="1363" w:type="pct"/>
+            <w:tcBorders>
+              <w:top w:val="single" w:sz="4" w:space="0" w:color="auto"/>
+              <w:left w:val="single" w:sz="4" w:space="0" w:color="auto"/>
+              <w:bottom w:val="single" w:sz="4" w:space="0" w:color="auto"/>
+              <w:right w:val="single" w:sz="4" w:space="0" w:color="auto"/>
+            </w:tcBorders>
+            <w:hideMark/>
+            <w:tcPrChange w:id="75" w:author="Davis, Nigel" w:date="2026-05-10T23:41:00Z" w16du:dateUtc="2026-05-10T22:41:00Z">
+              <w:tcPr>
+                <w:tcW w:w="1363" w:type="pct"/>
+                <w:tcBorders>
+                  <w:top w:val="single" w:sz="4" w:space="0" w:color="auto"/>
+                  <w:left w:val="single" w:sz="4" w:space="0" w:color="auto"/>
+                  <w:bottom w:val="single" w:sz="4" w:space="0" w:color="auto"/>
+                  <w:right w:val="single" w:sz="4" w:space="0" w:color="auto"/>
+                </w:tcBorders>
+                <w:hideMark/>
+              </w:tcPr>
+            </w:tcPrChange>
+          </w:tcPr>
+          <w:p>
+            <w:pPr>
+              <w:spacing w:after="160" w:line="278" w:lineRule="auto"/>
+              <w:rPr>
+                <w:ins w:id="76" w:author="Davis, Nigel" w:date="2026-04-28T12:07:00Z"/>
+                <w:b/>
+              </w:rPr>
+            </w:pPr>
+            <w:ins w:id="77" w:author="Davis, Nigel" w:date="2026-04-28T12:07:00Z">
+              <w:r>
+                <w:rPr>
+                  <w:b/>
+                </w:rPr>
+                <w:t xml:space="preserve">Topology Service </w:t>
+              </w:r>
+              <w:r>
+                <w:t>[3]</w:t>
+              </w:r>
+            </w:ins>
+          </w:p>
+          <w:p>
+            <w:pPr>
+              <w:spacing w:after="160" w:line="278" w:lineRule="auto"/>
+              <w:rPr>
+                <w:ins w:id="78" w:author="Davis, Nigel" w:date="2026-04-28T12:07:00Z"/>
+              </w:rPr>
+            </w:pPr>
+            <w:ins w:id="79" w:author="Davis, Nigel" w:date="2026-04-28T12:07:00Z">
+              <w:r>
+                <w:t xml:space="preserve">The Topology Service APIs </w:t>
+              </w:r>
+              <w:proofErr w:type="gramStart"/>
+              <w:r>
+                <w:t>allow</w:t>
+              </w:r>
+              <w:proofErr w:type="gramEnd"/>
+              <w:r>
+                <w:t xml:space="preserve"> </w:t>
+              </w:r>
+            </w:ins>
+            <w:ins w:id="80" w:author="Davis, Nigel" w:date="2026-05-09T10:48:00Z" w16du:dateUtc="2026-05-09T09:48:00Z">
+              <w:r>
+                <w:t>a c</w:t>
+              </w:r>
+            </w:ins>
+            <w:ins w:id="81" w:author="Davis, Nigel" w:date="2026-04-28T12:07:00Z">
+              <w:r>
+                <w:t xml:space="preserve">lient to retrieve topological information that is within </w:t>
+              </w:r>
+            </w:ins>
+            <w:ins w:id="82" w:author="Davis, Nigel" w:date="2026-05-09T10:48:00Z" w16du:dateUtc="2026-05-09T09:48:00Z">
+              <w:r>
+                <w:t xml:space="preserve">the </w:t>
+              </w:r>
+            </w:ins>
+            <w:ins w:id="83" w:author="Davis, Nigel" w:date="2026-04-28T12:07:00Z">
+              <w:r>
+                <w:t xml:space="preserve">shared Context.  </w:t>
+              </w:r>
+            </w:ins>
+          </w:p>
+          <w:p>
+            <w:pPr>
+              <w:spacing w:after="160" w:line="278" w:lineRule="auto"/>
+              <w:rPr>
+                <w:ins w:id="84" w:author="Davis, Nigel" w:date="2026-04-28T12:07:00Z"/>
+              </w:rPr>
+            </w:pPr>
+            <w:ins w:id="85" w:author="Davis, Nigel" w:date="2026-04-28T12:07:00Z">
+              <w:r>
+                <w:t>Th</w:t>
+              </w:r>
+            </w:ins>
+            <w:ins w:id="86" w:author="Davis, Nigel" w:date="2026-05-09T10:48:00Z" w16du:dateUtc="2026-05-09T09:48:00Z">
+              <w:r>
+                <w:t xml:space="preserve">is information </w:t>
+              </w:r>
+            </w:ins>
+            <w:ins w:id="87" w:author="Davis, Nigel" w:date="2026-05-09T10:49:00Z" w16du:dateUtc="2026-05-09T09:49:00Z">
+              <w:r>
+                <w:t xml:space="preserve">includes </w:t>
+              </w:r>
+            </w:ins>
+            <w:ins w:id="88" w:author="Davis, Nigel" w:date="2026-04-28T12:07:00Z">
+              <w:r>
+                <w:t xml:space="preserve">top-level </w:t>
+              </w:r>
+              <w:r>
+                <w:rPr>
+                  <w:i/>
+                </w:rPr>
+                <w:t xml:space="preserve">Topology </w:t>
+              </w:r>
+              <w:r>
+                <w:t>and lower-level</w:t>
+              </w:r>
+              <w:r>
+                <w:rPr>
+                  <w:i/>
+                </w:rPr>
+                <w:t xml:space="preserve"> Nodes</w:t>
+              </w:r>
+              <w:r>
+                <w:t xml:space="preserve">, </w:t>
+              </w:r>
+              <w:r>
+                <w:rPr>
+                  <w:i/>
+                </w:rPr>
+                <w:t>Links</w:t>
+              </w:r>
+              <w:r>
+                <w:t xml:space="preserve">, </w:t>
+              </w:r>
+              <w:proofErr w:type="spellStart"/>
+              <w:r>
+                <w:rPr>
+                  <w:i/>
+                </w:rPr>
+                <w:t>NodeEdgePoints</w:t>
+              </w:r>
+              <w:proofErr w:type="spellEnd"/>
+              <w:r>
+                <w:t xml:space="preserve"> encompassed by the </w:t>
+              </w:r>
+              <w:r>
+                <w:rPr>
+                  <w:i/>
+                </w:rPr>
+                <w:t>Topology</w:t>
+              </w:r>
+              <w:r>
+                <w:t>.</w:t>
+              </w:r>
+            </w:ins>
+          </w:p>
+        </w:tc>
+        <w:tc>
+          <w:tcPr>
+            <w:tcW w:w="993" w:type="pct"/>
+            <w:tcBorders>
+              <w:top w:val="single" w:sz="4" w:space="0" w:color="auto"/>
+              <w:left w:val="single" w:sz="4" w:space="0" w:color="auto"/>
+              <w:bottom w:val="single" w:sz="4" w:space="0" w:color="auto"/>
+              <w:right w:val="single" w:sz="4" w:space="0" w:color="auto"/>
+            </w:tcBorders>
+            <w:hideMark/>
+            <w:tcPrChange w:id="89" w:author="Davis, Nigel" w:date="2026-05-10T23:41:00Z" w16du:dateUtc="2026-05-10T22:41:00Z">
+              <w:tcPr>
+                <w:tcW w:w="1229" w:type="pct"/>
+                <w:tcBorders>
+                  <w:top w:val="single" w:sz="4" w:space="0" w:color="auto"/>
+                  <w:left w:val="single" w:sz="4" w:space="0" w:color="auto"/>
+                  <w:bottom w:val="single" w:sz="4" w:space="0" w:color="auto"/>
+                  <w:right w:val="single" w:sz="4" w:space="0" w:color="auto"/>
+                </w:tcBorders>
+                <w:hideMark/>
+              </w:tcPr>
+            </w:tcPrChange>
+          </w:tcPr>
+          <w:p>
+            <w:pPr>
+              <w:spacing w:after="160" w:line="278" w:lineRule="auto"/>
+              <w:rPr>
+                <w:ins w:id="90" w:author="Davis, Nigel" w:date="2026-04-28T12:07:00Z"/>
+              </w:rPr>
+            </w:pPr>
+            <w:ins w:id="91" w:author="Davis, Nigel" w:date="2026-04-28T12:07:00Z">
+              <w:r>
+                <w:t>11.5.2.1</w:t>
+              </w:r>
+              <w:r>
+                <w:tab/>
+                <w:t>Topology management functions</w:t>
+              </w:r>
+            </w:ins>
+          </w:p>
+        </w:tc>
+        <w:tc>
+          <w:tcPr>
+            <w:tcW w:w="1963" w:type="pct"/>
+            <w:tcBorders>
+              <w:top w:val="single" w:sz="4" w:space="0" w:color="auto"/>
+              <w:left w:val="single" w:sz="4" w:space="0" w:color="auto"/>
+              <w:bottom w:val="single" w:sz="4" w:space="0" w:color="auto"/>
+              <w:right w:val="single" w:sz="4" w:space="0" w:color="auto"/>
+            </w:tcBorders>
+            <w:hideMark/>
+            <w:tcPrChange w:id="92" w:author="Davis, Nigel" w:date="2026-05-10T23:41:00Z" w16du:dateUtc="2026-05-10T22:41:00Z">
+              <w:tcPr>
+                <w:tcW w:w="1727" w:type="pct"/>
+                <w:gridSpan w:val="2"/>
+                <w:tcBorders>
+                  <w:top w:val="single" w:sz="4" w:space="0" w:color="auto"/>
+                  <w:left w:val="single" w:sz="4" w:space="0" w:color="auto"/>
+                  <w:bottom w:val="single" w:sz="4" w:space="0" w:color="auto"/>
+                  <w:right w:val="single" w:sz="4" w:space="0" w:color="auto"/>
+                </w:tcBorders>
+                <w:hideMark/>
+              </w:tcPr>
+            </w:tcPrChange>
+          </w:tcPr>
+          <w:p>
+            <w:pPr>
+              <w:spacing w:after="160" w:line="278" w:lineRule="auto"/>
+              <w:rPr>
+                <w:ins w:id="93" w:author="Davis, Nigel" w:date="2026-04-28T12:07:00Z"/>
+              </w:rPr>
+            </w:pPr>
+            <w:ins w:id="94" w:author="Davis, Nigel" w:date="2026-04-28T12:07:00Z">
+              <w:r>
+                <w:t xml:space="preserve">The functional requirements of the </w:t>
+              </w:r>
+              <w:r>
+                <w:rPr>
+                  <w:b/>
+                </w:rPr>
+                <w:t>RC</w:t>
+              </w:r>
+              <w:r>
+                <w:t xml:space="preserve"> include:</w:t>
+              </w:r>
+            </w:ins>
+          </w:p>
+          <w:p>
+            <w:pPr>
+              <w:numPr>
+                <w:ilvl w:val="0"/>
+                <w:numId w:val="4"/>
+              </w:numPr>
+              <w:spacing w:after="160" w:line="278" w:lineRule="auto"/>
+              <w:rPr>
+                <w:ins w:id="95" w:author="Davis, Nigel" w:date="2026-04-28T12:07:00Z"/>
+              </w:rPr>
+            </w:pPr>
+            <w:ins w:id="96" w:author="Davis, Nigel" w:date="2026-04-28T12:07:00Z">
+              <w:r>
+                <w:t xml:space="preserve">topology management for intra-domain and multi-layer transport </w:t>
+              </w:r>
+              <w:proofErr w:type="gramStart"/>
+              <w:r>
+                <w:t>network;</w:t>
+              </w:r>
+              <w:proofErr w:type="gramEnd"/>
+            </w:ins>
+          </w:p>
+          <w:p>
+            <w:pPr>
+              <w:numPr>
+                <w:ilvl w:val="0"/>
+                <w:numId w:val="4"/>
+              </w:numPr>
+              <w:spacing w:after="160" w:line="278" w:lineRule="auto"/>
+              <w:rPr>
+                <w:ins w:id="97" w:author="Davis, Nigel" w:date="2026-04-28T12:07:00Z"/>
+              </w:rPr>
+            </w:pPr>
+            <w:ins w:id="98" w:author="Davis, Nigel" w:date="2026-04-28T12:07:00Z">
+              <w:r>
+                <w:t xml:space="preserve">topology management for inter-domain and multi-layer transport </w:t>
+              </w:r>
+              <w:proofErr w:type="gramStart"/>
+              <w:r>
+                <w:t>network;</w:t>
+              </w:r>
+              <w:proofErr w:type="gramEnd"/>
+            </w:ins>
+          </w:p>
+          <w:p>
+            <w:pPr>
+              <w:numPr>
+                <w:ilvl w:val="0"/>
+                <w:numId w:val="4"/>
+              </w:numPr>
+              <w:spacing w:after="160" w:line="278" w:lineRule="auto"/>
+              <w:rPr>
+                <w:ins w:id="99" w:author="Davis, Nigel" w:date="2026-04-28T12:07:00Z"/>
+              </w:rPr>
+            </w:pPr>
+            <w:ins w:id="100" w:author="Davis, Nigel" w:date="2026-04-28T12:07:00Z">
+              <w:r>
+                <w:t>Abstraction of topology and resources of transport network.</w:t>
+              </w:r>
+            </w:ins>
+          </w:p>
+          <w:p>
+            <w:pPr>
+              <w:spacing w:after="160" w:line="278" w:lineRule="auto"/>
+              <w:rPr>
+                <w:ins w:id="101" w:author="Davis, Nigel" w:date="2026-04-28T12:07:00Z"/>
+              </w:rPr>
+            </w:pPr>
+            <w:ins w:id="102" w:author="Davis, Nigel" w:date="2026-04-28T12:07:00Z">
+              <w:r>
+                <w:t xml:space="preserve">The functional requirements of </w:t>
+              </w:r>
+              <w:r>
+                <w:rPr>
+                  <w:b/>
+                </w:rPr>
+                <w:t>LRM</w:t>
+              </w:r>
+              <w:r>
+                <w:t xml:space="preserve"> include:</w:t>
+              </w:r>
+            </w:ins>
+          </w:p>
+          <w:p>
+            <w:pPr>
+              <w:spacing w:after="160" w:line="278" w:lineRule="auto"/>
+              <w:rPr>
+                <w:ins w:id="103" w:author="Davis, Nigel" w:date="2026-04-28T12:07:00Z"/>
+              </w:rPr>
+            </w:pPr>
+            <w:ins w:id="104" w:author="Davis, Nigel" w:date="2026-04-28T12:07:00Z">
+              <w:r>
+                <w:t>the output of local topology (nodes and links), resources and abilities information of transport network;</w:t>
+              </w:r>
+            </w:ins>
+          </w:p>
+        </w:tc>
+        <w:tc>
+          <w:tcPr>
+            <w:tcW w:w="681" w:type="pct"/>
+            <w:tcBorders>
+              <w:top w:val="single" w:sz="4" w:space="0" w:color="auto"/>
+              <w:left w:val="single" w:sz="4" w:space="0" w:color="auto"/>
+              <w:bottom w:val="single" w:sz="4" w:space="0" w:color="auto"/>
+              <w:right w:val="single" w:sz="4" w:space="0" w:color="auto"/>
+            </w:tcBorders>
+            <w:tcPrChange w:id="105" w:author="Davis, Nigel" w:date="2026-05-10T23:41:00Z" w16du:dateUtc="2026-05-10T22:41:00Z">
+              <w:tcPr>
+                <w:tcW w:w="681" w:type="pct"/>
+                <w:tcBorders>
+                  <w:top w:val="single" w:sz="4" w:space="0" w:color="auto"/>
+                  <w:left w:val="single" w:sz="4" w:space="0" w:color="auto"/>
+                  <w:bottom w:val="single" w:sz="4" w:space="0" w:color="auto"/>
+                  <w:right w:val="single" w:sz="4" w:space="0" w:color="auto"/>
+                </w:tcBorders>
+              </w:tcPr>
+            </w:tcPrChange>
+          </w:tcPr>
+          <w:p>
+            <w:pPr>
+              <w:spacing w:after="160" w:line="278" w:lineRule="auto"/>
+              <w:rPr>
+                <w:ins w:id="106" w:author="Davis, Nigel" w:date="2026-04-28T12:07:00Z"/>
+              </w:rPr>
+            </w:pPr>
+            <w:ins w:id="107" w:author="Davis, Nigel" w:date="2026-05-10T23:39:00Z" w16du:dateUtc="2026-05-10T22:39:00Z">
+              <w:r>
+                <w:t>The TAPI solution does not dictate specific architecture in the provider. It is assumed that RC and LRM functions are present, but these are only p</w:t>
+              </w:r>
+            </w:ins>
+            <w:ins w:id="108" w:author="Davis, Nigel" w:date="2026-05-10T23:40:00Z" w16du:dateUtc="2026-05-10T22:40:00Z">
+              <w:r>
+                <w:t xml:space="preserve">erceived </w:t>
+              </w:r>
+              <w:r>
+                <w:t>through the presence of connections etc.</w:t>
+              </w:r>
+            </w:ins>
+          </w:p>
+        </w:tc>
+      </w:tr>
+      <w:tr>
+        <w:trPr>
+          <w:cantSplit/>
+          <w:jc w:val="center"/>
+          <w:ins w:id="109" w:author="Davis, Nigel" w:date="2026-04-28T12:07:00Z"/>
+          <w:trPrChange w:id="110" w:author="Davis, Nigel" w:date="2026-05-10T23:41:00Z" w16du:dateUtc="2026-05-10T22:41:00Z">
+            <w:trPr>
+              <w:cantSplit/>
+              <w:jc w:val="center"/>
+            </w:trPr>
+          </w:trPrChange>
+        </w:trPr>
+        <w:tc>
+          <w:tcPr>
+            <w:tcW w:w="1363" w:type="pct"/>
+            <w:tcBorders>
+              <w:top w:val="single" w:sz="4" w:space="0" w:color="auto"/>
+              <w:left w:val="single" w:sz="4" w:space="0" w:color="auto"/>
+              <w:bottom w:val="single" w:sz="4" w:space="0" w:color="auto"/>
+              <w:right w:val="single" w:sz="4" w:space="0" w:color="auto"/>
+            </w:tcBorders>
+            <w:hideMark/>
+            <w:tcPrChange w:id="111" w:author="Davis, Nigel" w:date="2026-05-10T23:41:00Z" w16du:dateUtc="2026-05-10T22:41:00Z">
+              <w:tcPr>
+                <w:tcW w:w="1363" w:type="pct"/>
+                <w:tcBorders>
+                  <w:top w:val="single" w:sz="4" w:space="0" w:color="auto"/>
+                  <w:left w:val="single" w:sz="4" w:space="0" w:color="auto"/>
+                  <w:bottom w:val="single" w:sz="4" w:space="0" w:color="auto"/>
+                  <w:right w:val="single" w:sz="4" w:space="0" w:color="auto"/>
+                </w:tcBorders>
+                <w:hideMark/>
+              </w:tcPr>
+            </w:tcPrChange>
+          </w:tcPr>
+          <w:p>
+            <w:pPr>
+              <w:spacing w:after="160" w:line="278" w:lineRule="auto"/>
+              <w:rPr>
+                <w:ins w:id="112" w:author="Davis, Nigel" w:date="2026-04-28T12:07:00Z"/>
+                <w:b/>
+              </w:rPr>
+            </w:pPr>
+            <w:ins w:id="113" w:author="Davis, Nigel" w:date="2026-04-28T12:07:00Z">
+              <w:r>
+                <w:rPr>
+                  <w:b/>
+                </w:rPr>
+                <w:t xml:space="preserve">Connectivity Service </w:t>
+              </w:r>
+              <w:r>
+                <w:t>[3]</w:t>
+              </w:r>
+            </w:ins>
+          </w:p>
+          <w:p>
+            <w:pPr>
+              <w:spacing w:after="160" w:line="278" w:lineRule="auto"/>
+              <w:rPr>
+                <w:ins w:id="114" w:author="Davis, Nigel" w:date="2026-04-28T12:07:00Z"/>
+              </w:rPr>
+            </w:pPr>
+            <w:ins w:id="115" w:author="Davis, Nigel" w:date="2026-04-28T12:07:00Z">
+              <w:r>
+                <w:t xml:space="preserve">The Connectivity Service APIs </w:t>
+              </w:r>
+              <w:proofErr w:type="gramStart"/>
+              <w:r>
+                <w:t>allow</w:t>
+              </w:r>
+              <w:proofErr w:type="gramEnd"/>
+              <w:r>
+                <w:t xml:space="preserve"> an API client to retrieve connectivity information and request connectivity service (e.g. create/update/delete) within its shared Context.</w:t>
+              </w:r>
+            </w:ins>
+          </w:p>
+          <w:p>
+            <w:pPr>
+              <w:numPr>
+                <w:ilvl w:val="0"/>
+                <w:numId w:val="5"/>
+              </w:numPr>
+              <w:spacing w:after="160" w:line="278" w:lineRule="auto"/>
+              <w:rPr>
+                <w:ins w:id="116" w:author="Davis, Nigel" w:date="2026-04-28T12:07:00Z"/>
+              </w:rPr>
+            </w:pPr>
+            <w:ins w:id="117" w:author="Davis, Nigel" w:date="2026-04-28T12:07:00Z">
+              <w:r>
+                <w:t xml:space="preserve">These include </w:t>
+              </w:r>
+              <w:proofErr w:type="gramStart"/>
+              <w:r>
+                <w:t>the information</w:t>
+              </w:r>
+              <w:proofErr w:type="gramEnd"/>
+              <w:r>
+                <w:t xml:space="preserve"> </w:t>
+              </w:r>
+              <w:proofErr w:type="gramStart"/>
+              <w:r>
+                <w:t>of</w:t>
+              </w:r>
+              <w:proofErr w:type="gramEnd"/>
+              <w:r>
+                <w:t xml:space="preserve"> </w:t>
+              </w:r>
+              <w:proofErr w:type="spellStart"/>
+              <w:r>
+                <w:rPr>
+                  <w:i/>
+                </w:rPr>
+                <w:t>ConnectivityService</w:t>
+              </w:r>
+              <w:proofErr w:type="spellEnd"/>
+              <w:r>
+                <w:t xml:space="preserve"> entities and </w:t>
+              </w:r>
+              <w:proofErr w:type="spellStart"/>
+              <w:r>
+                <w:rPr>
+                  <w:i/>
+                </w:rPr>
+                <w:t>ServiceInterfacePoints</w:t>
+              </w:r>
+              <w:proofErr w:type="spellEnd"/>
+              <w:r>
+                <w:rPr>
+                  <w:i/>
+                </w:rPr>
+                <w:t xml:space="preserve"> </w:t>
+              </w:r>
+              <w:r>
+                <w:t xml:space="preserve">terminating the </w:t>
+              </w:r>
+              <w:proofErr w:type="spellStart"/>
+              <w:r>
+                <w:rPr>
+                  <w:i/>
+                </w:rPr>
+                <w:t>ConnectivityService</w:t>
+              </w:r>
+              <w:proofErr w:type="spellEnd"/>
+              <w:r>
+                <w:t xml:space="preserve">, </w:t>
+              </w:r>
+              <w:r>
+                <w:rPr>
+                  <w:i/>
+                </w:rPr>
+                <w:t>Connections</w:t>
+              </w:r>
+              <w:r>
+                <w:t xml:space="preserve"> realizing the </w:t>
+              </w:r>
+              <w:proofErr w:type="spellStart"/>
+              <w:r>
+                <w:rPr>
+                  <w:i/>
+                </w:rPr>
+                <w:t>ConnectivityService</w:t>
+              </w:r>
+              <w:proofErr w:type="spellEnd"/>
+              <w:r>
+                <w:t>.</w:t>
+              </w:r>
+            </w:ins>
+          </w:p>
+          <w:p>
+            <w:pPr>
+              <w:numPr>
+                <w:ilvl w:val="0"/>
+                <w:numId w:val="5"/>
+              </w:numPr>
+              <w:spacing w:after="160" w:line="278" w:lineRule="auto"/>
+              <w:rPr>
+                <w:ins w:id="118" w:author="Davis, Nigel" w:date="2026-04-28T12:07:00Z"/>
+              </w:rPr>
+            </w:pPr>
+            <w:ins w:id="119" w:author="Davis, Nigel" w:date="2026-04-28T12:07:00Z">
+              <w:r>
+                <w:t xml:space="preserve">These include references to </w:t>
+              </w:r>
+              <w:proofErr w:type="spellStart"/>
+              <w:r>
+                <w:rPr>
+                  <w:i/>
+                </w:rPr>
+                <w:t>ConnectionEndPoints</w:t>
+              </w:r>
+              <w:proofErr w:type="spellEnd"/>
+              <w:r>
+                <w:t xml:space="preserve"> terminating the </w:t>
+              </w:r>
+              <w:r>
+                <w:rPr>
+                  <w:i/>
+                </w:rPr>
+                <w:t>Connection</w:t>
+              </w:r>
+              <w:r>
+                <w:t>.</w:t>
+              </w:r>
+            </w:ins>
+          </w:p>
+          <w:p>
+            <w:pPr>
+              <w:numPr>
+                <w:ilvl w:val="0"/>
+                <w:numId w:val="5"/>
+              </w:numPr>
+              <w:spacing w:after="160" w:line="278" w:lineRule="auto"/>
+              <w:rPr>
+                <w:ins w:id="120" w:author="Davis, Nigel" w:date="2026-04-28T12:07:00Z"/>
+              </w:rPr>
+            </w:pPr>
+            <w:ins w:id="121" w:author="Davis, Nigel" w:date="2026-04-28T12:07:00Z">
+              <w:r>
+                <w:t xml:space="preserve">These include references to </w:t>
+              </w:r>
+              <w:r>
+                <w:rPr>
+                  <w:i/>
+                </w:rPr>
+                <w:t>Routes</w:t>
+              </w:r>
+              <w:r>
+                <w:t xml:space="preserve"> in the underlying </w:t>
+              </w:r>
+              <w:r>
+                <w:rPr>
+                  <w:i/>
+                </w:rPr>
+                <w:t>Topology</w:t>
+              </w:r>
+              <w:r>
+                <w:t>.</w:t>
+              </w:r>
+            </w:ins>
+          </w:p>
+          <w:p>
+            <w:pPr>
+              <w:spacing w:after="160" w:line="278" w:lineRule="auto"/>
+              <w:rPr>
+                <w:ins w:id="122" w:author="Davis, Nigel" w:date="2026-04-28T12:07:00Z"/>
+              </w:rPr>
+            </w:pPr>
+            <w:ins w:id="123" w:author="Davis, Nigel" w:date="2026-04-28T12:07:00Z">
+              <w:r>
+                <w:t>These include the configuration of OAM and survivability</w:t>
+              </w:r>
+              <w:r>
+                <w:rPr>
+                  <w:rFonts w:hint="eastAsia"/>
+                </w:rPr>
+                <w:t>.</w:t>
+              </w:r>
+            </w:ins>
+          </w:p>
+        </w:tc>
+        <w:tc>
+          <w:tcPr>
+            <w:tcW w:w="993" w:type="pct"/>
+            <w:tcBorders>
+              <w:top w:val="single" w:sz="4" w:space="0" w:color="auto"/>
+              <w:left w:val="single" w:sz="4" w:space="0" w:color="auto"/>
+              <w:bottom w:val="single" w:sz="4" w:space="0" w:color="auto"/>
+              <w:right w:val="single" w:sz="4" w:space="0" w:color="auto"/>
+            </w:tcBorders>
+            <w:hideMark/>
+            <w:tcPrChange w:id="124" w:author="Davis, Nigel" w:date="2026-05-10T23:41:00Z" w16du:dateUtc="2026-05-10T22:41:00Z">
+              <w:tcPr>
+                <w:tcW w:w="1229" w:type="pct"/>
+                <w:tcBorders>
+                  <w:top w:val="single" w:sz="4" w:space="0" w:color="auto"/>
+                  <w:left w:val="single" w:sz="4" w:space="0" w:color="auto"/>
+                  <w:bottom w:val="single" w:sz="4" w:space="0" w:color="auto"/>
+                  <w:right w:val="single" w:sz="4" w:space="0" w:color="auto"/>
+                </w:tcBorders>
+                <w:hideMark/>
+              </w:tcPr>
+            </w:tcPrChange>
+          </w:tcPr>
+          <w:p>
+            <w:pPr>
+              <w:spacing w:after="160" w:line="278" w:lineRule="auto"/>
+              <w:rPr>
+                <w:ins w:id="125" w:author="Davis, Nigel" w:date="2026-04-28T12:07:00Z"/>
+              </w:rPr>
+            </w:pPr>
+            <w:ins w:id="126" w:author="Davis, Nigel" w:date="2026-04-28T12:07:00Z">
+              <w:r>
+                <w:t>11.5.2.2</w:t>
+              </w:r>
+              <w:r>
+                <w:tab/>
+                <w:t>Connection control function</w:t>
+              </w:r>
+            </w:ins>
+          </w:p>
+        </w:tc>
+        <w:tc>
+          <w:tcPr>
+            <w:tcW w:w="1963" w:type="pct"/>
+            <w:tcBorders>
+              <w:top w:val="single" w:sz="4" w:space="0" w:color="auto"/>
+              <w:left w:val="single" w:sz="4" w:space="0" w:color="auto"/>
+              <w:bottom w:val="single" w:sz="4" w:space="0" w:color="auto"/>
+              <w:right w:val="single" w:sz="4" w:space="0" w:color="auto"/>
+            </w:tcBorders>
+            <w:hideMark/>
+            <w:tcPrChange w:id="127" w:author="Davis, Nigel" w:date="2026-05-10T23:41:00Z" w16du:dateUtc="2026-05-10T22:41:00Z">
+              <w:tcPr>
+                <w:tcW w:w="1727" w:type="pct"/>
+                <w:gridSpan w:val="2"/>
+                <w:tcBorders>
+                  <w:top w:val="single" w:sz="4" w:space="0" w:color="auto"/>
+                  <w:left w:val="single" w:sz="4" w:space="0" w:color="auto"/>
+                  <w:bottom w:val="single" w:sz="4" w:space="0" w:color="auto"/>
+                  <w:right w:val="single" w:sz="4" w:space="0" w:color="auto"/>
+                </w:tcBorders>
+                <w:hideMark/>
+              </w:tcPr>
+            </w:tcPrChange>
+          </w:tcPr>
+          <w:p>
+            <w:pPr>
+              <w:spacing w:after="160" w:line="278" w:lineRule="auto"/>
+              <w:rPr>
+                <w:ins w:id="128" w:author="Davis, Nigel" w:date="2026-04-28T12:07:00Z"/>
+              </w:rPr>
+            </w:pPr>
+            <w:ins w:id="129" w:author="Davis, Nigel" w:date="2026-04-28T12:07:00Z">
+              <w:r>
+                <w:t xml:space="preserve">The role of </w:t>
+              </w:r>
+              <w:r>
+                <w:rPr>
+                  <w:b/>
+                </w:rPr>
+                <w:t>NCC</w:t>
+              </w:r>
+              <w:r>
+                <w:t xml:space="preserve"> </w:t>
+              </w:r>
+              <w:proofErr w:type="gramStart"/>
+              <w:r>
+                <w:t>component</w:t>
+              </w:r>
+              <w:proofErr w:type="gramEnd"/>
+              <w:r>
+                <w:t xml:space="preserve"> is:</w:t>
+              </w:r>
+            </w:ins>
+          </w:p>
+          <w:p>
+            <w:pPr>
+              <w:numPr>
+                <w:ilvl w:val="0"/>
+                <w:numId w:val="6"/>
+              </w:numPr>
+              <w:spacing w:after="160" w:line="278" w:lineRule="auto"/>
+              <w:rPr>
+                <w:ins w:id="130" w:author="Davis, Nigel" w:date="2026-04-28T12:07:00Z"/>
+              </w:rPr>
+            </w:pPr>
+            <w:ins w:id="131" w:author="Davis, Nigel" w:date="2026-04-28T12:07:00Z">
+              <w:r>
+                <w:t xml:space="preserve">processing of incoming call </w:t>
+              </w:r>
+              <w:proofErr w:type="gramStart"/>
+              <w:r>
+                <w:t>requests;</w:t>
+              </w:r>
+              <w:proofErr w:type="gramEnd"/>
+            </w:ins>
+          </w:p>
+          <w:p>
+            <w:pPr>
+              <w:numPr>
+                <w:ilvl w:val="0"/>
+                <w:numId w:val="6"/>
+              </w:numPr>
+              <w:spacing w:after="160" w:line="278" w:lineRule="auto"/>
+              <w:rPr>
+                <w:ins w:id="132" w:author="Davis, Nigel" w:date="2026-04-28T12:07:00Z"/>
+              </w:rPr>
+            </w:pPr>
+            <w:ins w:id="133" w:author="Davis, Nigel" w:date="2026-04-28T12:07:00Z">
+              <w:r>
+                <w:t xml:space="preserve">generation of outgoing call </w:t>
+              </w:r>
+              <w:proofErr w:type="gramStart"/>
+              <w:r>
+                <w:t>requests;</w:t>
+              </w:r>
+              <w:proofErr w:type="gramEnd"/>
+            </w:ins>
+          </w:p>
+          <w:p>
+            <w:pPr>
+              <w:numPr>
+                <w:ilvl w:val="0"/>
+                <w:numId w:val="6"/>
+              </w:numPr>
+              <w:spacing w:after="160" w:line="278" w:lineRule="auto"/>
+              <w:rPr>
+                <w:ins w:id="134" w:author="Davis, Nigel" w:date="2026-04-28T12:07:00Z"/>
+              </w:rPr>
+            </w:pPr>
+            <w:ins w:id="135" w:author="Davis, Nigel" w:date="2026-04-28T12:07:00Z">
+              <w:r>
+                <w:t xml:space="preserve">generation of call termination </w:t>
+              </w:r>
+              <w:proofErr w:type="gramStart"/>
+              <w:r>
+                <w:t>requests;</w:t>
+              </w:r>
+              <w:proofErr w:type="gramEnd"/>
+            </w:ins>
+          </w:p>
+          <w:p>
+            <w:pPr>
+              <w:numPr>
+                <w:ilvl w:val="0"/>
+                <w:numId w:val="6"/>
+              </w:numPr>
+              <w:spacing w:after="160" w:line="278" w:lineRule="auto"/>
+              <w:rPr>
+                <w:ins w:id="136" w:author="Davis, Nigel" w:date="2026-04-28T12:07:00Z"/>
+              </w:rPr>
+            </w:pPr>
+            <w:ins w:id="137" w:author="Davis, Nigel" w:date="2026-04-28T12:07:00Z">
+              <w:r>
+                <w:t xml:space="preserve">processing of call termination </w:t>
+              </w:r>
+              <w:proofErr w:type="gramStart"/>
+              <w:r>
+                <w:t>requests;</w:t>
+              </w:r>
+              <w:proofErr w:type="gramEnd"/>
+            </w:ins>
+          </w:p>
+          <w:p>
+            <w:pPr>
+              <w:numPr>
+                <w:ilvl w:val="0"/>
+                <w:numId w:val="6"/>
+              </w:numPr>
+              <w:spacing w:after="160" w:line="278" w:lineRule="auto"/>
+              <w:rPr>
+                <w:ins w:id="138" w:author="Davis, Nigel" w:date="2026-04-28T12:07:00Z"/>
+              </w:rPr>
+            </w:pPr>
+            <w:ins w:id="139" w:author="Davis, Nigel" w:date="2026-04-28T12:07:00Z">
+              <w:r>
+                <w:t xml:space="preserve">processing of call modification </w:t>
+              </w:r>
+              <w:proofErr w:type="gramStart"/>
+              <w:r>
+                <w:t>requests;</w:t>
+              </w:r>
+              <w:proofErr w:type="gramEnd"/>
+            </w:ins>
+          </w:p>
+          <w:p>
+            <w:pPr>
+              <w:numPr>
+                <w:ilvl w:val="0"/>
+                <w:numId w:val="6"/>
+              </w:numPr>
+              <w:spacing w:after="160" w:line="278" w:lineRule="auto"/>
+              <w:rPr>
+                <w:ins w:id="140" w:author="Davis, Nigel" w:date="2026-04-28T12:07:00Z"/>
+              </w:rPr>
+            </w:pPr>
+            <w:ins w:id="141" w:author="Davis, Nigel" w:date="2026-04-28T12:07:00Z">
+              <w:r>
+                <w:t xml:space="preserve">translation from call source and destination identifiers (which are boundary resource identifiers (BRI)) to identifiers from the control name space (i.e., SNPs, SNPPs) via directory </w:t>
+              </w:r>
+              <w:proofErr w:type="gramStart"/>
+              <w:r>
+                <w:t>request;</w:t>
+              </w:r>
+              <w:proofErr w:type="gramEnd"/>
+            </w:ins>
+          </w:p>
+          <w:p>
+            <w:pPr>
+              <w:numPr>
+                <w:ilvl w:val="0"/>
+                <w:numId w:val="6"/>
+              </w:numPr>
+              <w:spacing w:after="160" w:line="278" w:lineRule="auto"/>
+              <w:rPr>
+                <w:ins w:id="142" w:author="Davis, Nigel" w:date="2026-04-28T12:07:00Z"/>
+              </w:rPr>
+            </w:pPr>
+            <w:ins w:id="143" w:author="Davis, Nigel" w:date="2026-04-28T12:07:00Z">
+              <w:r>
+                <w:t xml:space="preserve">call admission control based on validation of call parameters, user rights and access to network resource </w:t>
+              </w:r>
+              <w:proofErr w:type="gramStart"/>
+              <w:r>
+                <w:t>policy;</w:t>
+              </w:r>
+              <w:proofErr w:type="gramEnd"/>
+            </w:ins>
+          </w:p>
+          <w:p>
+            <w:pPr>
+              <w:spacing w:after="160" w:line="278" w:lineRule="auto"/>
+              <w:rPr>
+                <w:ins w:id="144" w:author="Davis, Nigel" w:date="2026-04-28T12:07:00Z"/>
+              </w:rPr>
+            </w:pPr>
+            <w:ins w:id="145" w:author="Davis, Nigel" w:date="2026-04-28T12:07:00Z">
+              <w:r>
+                <w:rPr>
+                  <w:b/>
+                </w:rPr>
+                <w:t>CC</w:t>
+              </w:r>
+              <w:r>
+                <w:t>: In an SDN controller the CC establishes and releases connections on VNs within a client context.</w:t>
+              </w:r>
+            </w:ins>
+          </w:p>
+        </w:tc>
+        <w:tc>
+          <w:tcPr>
+            <w:tcW w:w="681" w:type="pct"/>
+            <w:tcBorders>
+              <w:top w:val="single" w:sz="4" w:space="0" w:color="auto"/>
+              <w:left w:val="single" w:sz="4" w:space="0" w:color="auto"/>
+              <w:bottom w:val="single" w:sz="4" w:space="0" w:color="auto"/>
+              <w:right w:val="single" w:sz="4" w:space="0" w:color="auto"/>
+            </w:tcBorders>
+            <w:tcPrChange w:id="146" w:author="Davis, Nigel" w:date="2026-05-10T23:41:00Z" w16du:dateUtc="2026-05-10T22:41:00Z">
+              <w:tcPr>
+                <w:tcW w:w="681" w:type="pct"/>
+                <w:tcBorders>
+                  <w:top w:val="single" w:sz="4" w:space="0" w:color="auto"/>
+                  <w:left w:val="single" w:sz="4" w:space="0" w:color="auto"/>
+                  <w:bottom w:val="single" w:sz="4" w:space="0" w:color="auto"/>
+                  <w:right w:val="single" w:sz="4" w:space="0" w:color="auto"/>
+                </w:tcBorders>
+              </w:tcPr>
+            </w:tcPrChange>
+          </w:tcPr>
+          <w:p>
+            <w:pPr>
+              <w:spacing w:after="160" w:line="278" w:lineRule="auto"/>
+              <w:rPr>
+                <w:ins w:id="147" w:author="Davis, Nigel" w:date="2026-04-28T12:07:00Z"/>
+              </w:rPr>
+            </w:pPr>
+            <w:ins w:id="148" w:author="Davis, Nigel" w:date="2026-05-10T23:41:00Z" w16du:dateUtc="2026-05-10T22:41:00Z">
+              <w:r>
+                <w:t>The TAPI solution does not dictate specific architecture in the provider. It is assumed that NCC</w:t>
+              </w:r>
+            </w:ins>
+            <w:ins w:id="149" w:author="Davis, Nigel" w:date="2026-05-10T23:51:00Z" w16du:dateUtc="2026-05-10T22:51:00Z">
+              <w:r>
+                <w:t xml:space="preserve"> and CC </w:t>
+              </w:r>
+            </w:ins>
+            <w:ins w:id="150" w:author="Davis, Nigel" w:date="2026-05-10T23:41:00Z" w16du:dateUtc="2026-05-10T22:41:00Z">
+              <w:r>
+                <w:t xml:space="preserve">functions are present, but these are only perceived through the presence of connectivity service creation opportunity </w:t>
+              </w:r>
+            </w:ins>
+            <w:ins w:id="151" w:author="Davis, Nigel" w:date="2026-05-10T23:51:00Z" w16du:dateUtc="2026-05-10T22:51:00Z">
+              <w:r>
+                <w:t xml:space="preserve">and the </w:t>
+              </w:r>
+            </w:ins>
+            <w:ins w:id="152" w:author="Davis, Nigel" w:date="2026-05-10T23:52:00Z" w16du:dateUtc="2026-05-10T22:52:00Z">
+              <w:r>
+                <w:t>realization of connectivity services as connections with routes etc.</w:t>
+              </w:r>
+            </w:ins>
+          </w:p>
+        </w:tc>
+      </w:tr>
+      <w:tr>
+        <w:trPr>
+          <w:cantSplit/>
+          <w:jc w:val="center"/>
+          <w:ins w:id="153" w:author="Davis, Nigel" w:date="2026-04-28T12:07:00Z"/>
+          <w:trPrChange w:id="154" w:author="Davis, Nigel" w:date="2026-05-10T23:41:00Z" w16du:dateUtc="2026-05-10T22:41:00Z">
+            <w:trPr>
+              <w:cantSplit/>
+              <w:jc w:val="center"/>
+            </w:trPr>
+          </w:trPrChange>
+        </w:trPr>
+        <w:tc>
+          <w:tcPr>
+            <w:tcW w:w="1363" w:type="pct"/>
+            <w:tcBorders>
+              <w:top w:val="single" w:sz="4" w:space="0" w:color="auto"/>
+              <w:left w:val="single" w:sz="4" w:space="0" w:color="auto"/>
+              <w:bottom w:val="single" w:sz="4" w:space="0" w:color="auto"/>
+              <w:right w:val="single" w:sz="4" w:space="0" w:color="auto"/>
+            </w:tcBorders>
+            <w:hideMark/>
+            <w:tcPrChange w:id="155" w:author="Davis, Nigel" w:date="2026-05-10T23:41:00Z" w16du:dateUtc="2026-05-10T22:41:00Z">
+              <w:tcPr>
+                <w:tcW w:w="1363" w:type="pct"/>
+                <w:tcBorders>
+                  <w:top w:val="single" w:sz="4" w:space="0" w:color="auto"/>
+                  <w:left w:val="single" w:sz="4" w:space="0" w:color="auto"/>
+                  <w:bottom w:val="single" w:sz="4" w:space="0" w:color="auto"/>
+                  <w:right w:val="single" w:sz="4" w:space="0" w:color="auto"/>
+                </w:tcBorders>
+                <w:hideMark/>
+              </w:tcPr>
+            </w:tcPrChange>
+          </w:tcPr>
+          <w:p>
+            <w:pPr>
+              <w:spacing w:after="160" w:line="278" w:lineRule="auto"/>
+              <w:rPr>
+                <w:ins w:id="156" w:author="Davis, Nigel" w:date="2026-04-28T12:07:00Z"/>
+                <w:b/>
+              </w:rPr>
+            </w:pPr>
+            <w:ins w:id="157" w:author="Davis, Nigel" w:date="2026-04-28T12:07:00Z">
+              <w:r>
+                <w:rPr>
+                  <w:b/>
+                </w:rPr>
+                <w:t xml:space="preserve">Path Computation Service </w:t>
+              </w:r>
+              <w:r>
+                <w:t>[3]</w:t>
+              </w:r>
+            </w:ins>
+          </w:p>
+          <w:p>
+            <w:pPr>
+              <w:spacing w:after="160" w:line="278" w:lineRule="auto"/>
+              <w:rPr>
+                <w:ins w:id="158" w:author="Davis, Nigel" w:date="2026-04-28T12:07:00Z"/>
+              </w:rPr>
+            </w:pPr>
+            <w:ins w:id="159" w:author="Davis, Nigel" w:date="2026-04-28T12:07:00Z">
+              <w:r>
+                <w:t xml:space="preserve">It is assumed that a connection control module that handles the </w:t>
+              </w:r>
+              <w:proofErr w:type="spellStart"/>
+              <w:r>
+                <w:rPr>
+                  <w:i/>
+                </w:rPr>
+                <w:t>ConnectivityService</w:t>
+              </w:r>
+              <w:proofErr w:type="spellEnd"/>
+              <w:r>
+                <w:t xml:space="preserve"> request, </w:t>
+              </w:r>
+              <w:proofErr w:type="gramStart"/>
+              <w:r>
+                <w:t>is  in</w:t>
+              </w:r>
+              <w:proofErr w:type="gramEnd"/>
+              <w:r>
+                <w:t xml:space="preserve"> charge of the management and implementation of the </w:t>
+              </w:r>
+              <w:r>
+                <w:rPr>
+                  <w:i/>
+                </w:rPr>
+                <w:t>Connections</w:t>
+              </w:r>
+              <w:r>
+                <w:t xml:space="preserve"> in terms of real </w:t>
+              </w:r>
+              <w:proofErr w:type="gramStart"/>
+              <w:r>
+                <w:t>resource  commitment</w:t>
+              </w:r>
+              <w:proofErr w:type="gramEnd"/>
+              <w:r>
+                <w:t xml:space="preserve">  </w:t>
+              </w:r>
+              <w:proofErr w:type="gramStart"/>
+              <w:r>
+                <w:t>for  the</w:t>
+              </w:r>
+              <w:proofErr w:type="gramEnd"/>
+              <w:r>
+                <w:t xml:space="preserve">  </w:t>
+              </w:r>
+              <w:proofErr w:type="gramStart"/>
+              <w:r>
+                <w:rPr>
+                  <w:i/>
+                </w:rPr>
+                <w:t>routes</w:t>
+              </w:r>
+              <w:r>
+                <w:t xml:space="preserve">  (</w:t>
+              </w:r>
+              <w:r>
+                <w:rPr>
+                  <w:i/>
+                </w:rPr>
+                <w:t>Paths</w:t>
+              </w:r>
+              <w:r>
+                <w:t>)  of</w:t>
+              </w:r>
+              <w:proofErr w:type="gramEnd"/>
+              <w:r>
+                <w:t xml:space="preserve">  </w:t>
+              </w:r>
+              <w:proofErr w:type="gramStart"/>
+              <w:r>
+                <w:t xml:space="preserve">an  </w:t>
+              </w:r>
+              <w:r>
+                <w:rPr>
+                  <w:i/>
+                </w:rPr>
+                <w:t>Connection</w:t>
+              </w:r>
+              <w:proofErr w:type="gramEnd"/>
+              <w:r>
+                <w:t xml:space="preserve">.  </w:t>
+              </w:r>
+              <w:proofErr w:type="gramStart"/>
+              <w:r>
+                <w:t>In  contrast,  a</w:t>
+              </w:r>
+              <w:proofErr w:type="gramEnd"/>
+              <w:r>
+                <w:t xml:space="preserve">  </w:t>
+              </w:r>
+              <w:proofErr w:type="gramStart"/>
+              <w:r>
+                <w:t>routing  control</w:t>
+              </w:r>
+              <w:proofErr w:type="gramEnd"/>
+              <w:r>
+                <w:t xml:space="preserve"> module that handles the </w:t>
+              </w:r>
+              <w:proofErr w:type="spellStart"/>
+              <w:r>
+                <w:rPr>
+                  <w:i/>
+                </w:rPr>
+                <w:t>PathComputationService</w:t>
+              </w:r>
+              <w:proofErr w:type="spellEnd"/>
+              <w:r>
+                <w:t xml:space="preserve"> requests (from the internal connection-control </w:t>
+              </w:r>
+              <w:proofErr w:type="gramStart"/>
+              <w:r>
+                <w:t>module  or</w:t>
+              </w:r>
+              <w:proofErr w:type="gramEnd"/>
+              <w:r>
+                <w:t xml:space="preserve">  </w:t>
+              </w:r>
+              <w:proofErr w:type="gramStart"/>
+              <w:r>
+                <w:t>external  applications)  is</w:t>
+              </w:r>
+              <w:proofErr w:type="gramEnd"/>
+              <w:r>
+                <w:t xml:space="preserve">  </w:t>
+              </w:r>
+              <w:proofErr w:type="gramStart"/>
+              <w:r>
+                <w:t>responsible  for</w:t>
+              </w:r>
+              <w:proofErr w:type="gramEnd"/>
+              <w:r>
+                <w:t xml:space="preserve">  </w:t>
+              </w:r>
+              <w:proofErr w:type="gramStart"/>
+              <w:r>
+                <w:t>computing  and</w:t>
+              </w:r>
+              <w:proofErr w:type="gramEnd"/>
+              <w:r>
+                <w:t xml:space="preserve">  </w:t>
+              </w:r>
+              <w:proofErr w:type="gramStart"/>
+              <w:r>
+                <w:t>providing  the</w:t>
+              </w:r>
+              <w:proofErr w:type="gramEnd"/>
+              <w:r>
+                <w:t xml:space="preserve">  </w:t>
+              </w:r>
+              <w:proofErr w:type="gramStart"/>
+              <w:r>
+                <w:rPr>
+                  <w:i/>
+                </w:rPr>
+                <w:t>Paths</w:t>
+              </w:r>
+              <w:r>
+                <w:t xml:space="preserve">  for</w:t>
+              </w:r>
+              <w:proofErr w:type="gramEnd"/>
+              <w:r>
+                <w:t xml:space="preserve">  a potential </w:t>
+              </w:r>
+              <w:r>
+                <w:rPr>
+                  <w:i/>
+                </w:rPr>
+                <w:t>Connection</w:t>
+              </w:r>
+              <w:r>
+                <w:t xml:space="preserve"> as output.</w:t>
+              </w:r>
+            </w:ins>
+          </w:p>
+          <w:p>
+            <w:pPr>
+              <w:spacing w:after="160" w:line="278" w:lineRule="auto"/>
+              <w:rPr>
+                <w:ins w:id="160" w:author="Davis, Nigel" w:date="2026-04-28T12:07:00Z"/>
+              </w:rPr>
+            </w:pPr>
+            <w:ins w:id="161" w:author="Davis, Nigel" w:date="2026-04-28T12:07:00Z">
+              <w:r>
+                <w:t xml:space="preserve">These include </w:t>
+              </w:r>
+              <w:proofErr w:type="gramStart"/>
+              <w:r>
+                <w:t>compute</w:t>
+              </w:r>
+              <w:proofErr w:type="gramEnd"/>
+              <w:r>
+                <w:t xml:space="preserve"> P2P Path and optimize P2P Path.</w:t>
+              </w:r>
+            </w:ins>
+          </w:p>
+        </w:tc>
+        <w:tc>
+          <w:tcPr>
+            <w:tcW w:w="993" w:type="pct"/>
+            <w:tcBorders>
+              <w:top w:val="single" w:sz="4" w:space="0" w:color="auto"/>
+              <w:left w:val="single" w:sz="4" w:space="0" w:color="auto"/>
+              <w:bottom w:val="single" w:sz="4" w:space="0" w:color="auto"/>
+              <w:right w:val="single" w:sz="4" w:space="0" w:color="auto"/>
+            </w:tcBorders>
+            <w:hideMark/>
+            <w:tcPrChange w:id="162" w:author="Davis, Nigel" w:date="2026-05-10T23:41:00Z" w16du:dateUtc="2026-05-10T22:41:00Z">
+              <w:tcPr>
+                <w:tcW w:w="1229" w:type="pct"/>
+                <w:tcBorders>
+                  <w:top w:val="single" w:sz="4" w:space="0" w:color="auto"/>
+                  <w:left w:val="single" w:sz="4" w:space="0" w:color="auto"/>
+                  <w:bottom w:val="single" w:sz="4" w:space="0" w:color="auto"/>
+                  <w:right w:val="single" w:sz="4" w:space="0" w:color="auto"/>
+                </w:tcBorders>
+                <w:hideMark/>
+              </w:tcPr>
+            </w:tcPrChange>
+          </w:tcPr>
+          <w:p>
+            <w:pPr>
+              <w:spacing w:after="160" w:line="278" w:lineRule="auto"/>
+              <w:rPr>
+                <w:ins w:id="163" w:author="Davis, Nigel" w:date="2026-04-28T12:07:00Z"/>
+              </w:rPr>
+            </w:pPr>
+            <w:ins w:id="164" w:author="Davis, Nigel" w:date="2026-04-28T12:07:00Z">
+              <w:r>
+                <w:t>11.5.2.3</w:t>
+              </w:r>
+              <w:r>
+                <w:tab/>
+                <w:t>Instantiation/Deletion /Update of services</w:t>
+              </w:r>
+            </w:ins>
+          </w:p>
+        </w:tc>
+        <w:tc>
+          <w:tcPr>
+            <w:tcW w:w="1963" w:type="pct"/>
+            <w:tcBorders>
+              <w:top w:val="single" w:sz="4" w:space="0" w:color="auto"/>
+              <w:left w:val="single" w:sz="4" w:space="0" w:color="auto"/>
+              <w:bottom w:val="single" w:sz="4" w:space="0" w:color="auto"/>
+              <w:right w:val="single" w:sz="4" w:space="0" w:color="auto"/>
+            </w:tcBorders>
+            <w:hideMark/>
+            <w:tcPrChange w:id="165" w:author="Davis, Nigel" w:date="2026-05-10T23:41:00Z" w16du:dateUtc="2026-05-10T22:41:00Z">
+              <w:tcPr>
+                <w:tcW w:w="1727" w:type="pct"/>
+                <w:gridSpan w:val="2"/>
+                <w:tcBorders>
+                  <w:top w:val="single" w:sz="4" w:space="0" w:color="auto"/>
+                  <w:left w:val="single" w:sz="4" w:space="0" w:color="auto"/>
+                  <w:bottom w:val="single" w:sz="4" w:space="0" w:color="auto"/>
+                  <w:right w:val="single" w:sz="4" w:space="0" w:color="auto"/>
+                </w:tcBorders>
+                <w:hideMark/>
+              </w:tcPr>
+            </w:tcPrChange>
+          </w:tcPr>
+          <w:p>
+            <w:pPr>
+              <w:spacing w:after="160" w:line="278" w:lineRule="auto"/>
+              <w:rPr>
+                <w:ins w:id="166" w:author="Davis, Nigel" w:date="2026-04-28T12:07:00Z"/>
+              </w:rPr>
+            </w:pPr>
+            <w:ins w:id="167" w:author="Davis, Nigel" w:date="2026-04-28T12:07:00Z">
+              <w:r>
+                <w:t xml:space="preserve">The functional requirements of the </w:t>
+              </w:r>
+              <w:r>
+                <w:rPr>
+                  <w:b/>
+                </w:rPr>
+                <w:t>RC</w:t>
+              </w:r>
+              <w:r>
+                <w:t xml:space="preserve"> </w:t>
+              </w:r>
+              <w:proofErr w:type="gramStart"/>
+              <w:r>
+                <w:t>include:</w:t>
+              </w:r>
+              <w:proofErr w:type="gramEnd"/>
+              <w:r>
+                <w:t xml:space="preserve"> path computation of intra-domain, inter-domain or multi-layer for transport network;</w:t>
+              </w:r>
+            </w:ins>
+          </w:p>
+        </w:tc>
+        <w:tc>
+          <w:tcPr>
+            <w:tcW w:w="681" w:type="pct"/>
+            <w:tcBorders>
+              <w:top w:val="single" w:sz="4" w:space="0" w:color="auto"/>
+              <w:left w:val="single" w:sz="4" w:space="0" w:color="auto"/>
+              <w:bottom w:val="single" w:sz="4" w:space="0" w:color="auto"/>
+              <w:right w:val="single" w:sz="4" w:space="0" w:color="auto"/>
+            </w:tcBorders>
+            <w:hideMark/>
+            <w:tcPrChange w:id="168" w:author="Davis, Nigel" w:date="2026-05-10T23:41:00Z" w16du:dateUtc="2026-05-10T22:41:00Z">
+              <w:tcPr>
+                <w:tcW w:w="681" w:type="pct"/>
+                <w:tcBorders>
+                  <w:top w:val="single" w:sz="4" w:space="0" w:color="auto"/>
+                  <w:left w:val="single" w:sz="4" w:space="0" w:color="auto"/>
+                  <w:bottom w:val="single" w:sz="4" w:space="0" w:color="auto"/>
+                  <w:right w:val="single" w:sz="4" w:space="0" w:color="auto"/>
+                </w:tcBorders>
+                <w:hideMark/>
+              </w:tcPr>
+            </w:tcPrChange>
+          </w:tcPr>
+          <w:p>
+            <w:pPr>
+              <w:spacing w:after="160" w:line="278" w:lineRule="auto"/>
+              <w:rPr>
+                <w:ins w:id="169" w:author="Davis, Nigel" w:date="2026-04-28T12:07:00Z"/>
+              </w:rPr>
+            </w:pPr>
+            <w:ins w:id="170" w:author="Davis, Nigel" w:date="2026-04-28T12:07:00Z">
+              <w:r>
+                <w:t>Path in TAPI is a constraint of potential resources, while path (is synonymous with route) in G.770x represents the actual or potential transport resources that support, or are intended to support, a connection.</w:t>
+              </w:r>
+            </w:ins>
+          </w:p>
+        </w:tc>
+      </w:tr>
+      <w:tr>
+        <w:trPr>
+          <w:cantSplit/>
+          <w:jc w:val="center"/>
+          <w:ins w:id="171" w:author="Davis, Nigel" w:date="2026-04-28T12:07:00Z"/>
+          <w:trPrChange w:id="172" w:author="Davis, Nigel" w:date="2026-05-10T23:41:00Z" w16du:dateUtc="2026-05-10T22:41:00Z">
+            <w:trPr>
+              <w:cantSplit/>
+              <w:jc w:val="center"/>
+            </w:trPr>
+          </w:trPrChange>
+        </w:trPr>
+        <w:tc>
+          <w:tcPr>
+            <w:tcW w:w="1363" w:type="pct"/>
+            <w:tcBorders>
+              <w:top w:val="single" w:sz="4" w:space="0" w:color="auto"/>
+              <w:left w:val="single" w:sz="4" w:space="0" w:color="auto"/>
+              <w:bottom w:val="single" w:sz="4" w:space="0" w:color="auto"/>
+              <w:right w:val="single" w:sz="4" w:space="0" w:color="auto"/>
+            </w:tcBorders>
+            <w:tcPrChange w:id="173" w:author="Davis, Nigel" w:date="2026-05-10T23:41:00Z" w16du:dateUtc="2026-05-10T22:41:00Z">
+              <w:tcPr>
+                <w:tcW w:w="1363" w:type="pct"/>
+                <w:tcBorders>
+                  <w:top w:val="single" w:sz="4" w:space="0" w:color="auto"/>
+                  <w:left w:val="single" w:sz="4" w:space="0" w:color="auto"/>
+                  <w:bottom w:val="single" w:sz="4" w:space="0" w:color="auto"/>
+                  <w:right w:val="single" w:sz="4" w:space="0" w:color="auto"/>
+                </w:tcBorders>
+              </w:tcPr>
+            </w:tcPrChange>
+          </w:tcPr>
+          <w:p>
+            <w:pPr>
+              <w:spacing w:after="160" w:line="278" w:lineRule="auto"/>
+              <w:rPr>
+                <w:ins w:id="174" w:author="Davis, Nigel" w:date="2026-05-10T23:55:00Z" w16du:dateUtc="2026-05-10T22:55:00Z"/>
+              </w:rPr>
+            </w:pPr>
+            <w:ins w:id="175" w:author="Davis, Nigel" w:date="2026-05-10T23:55:00Z" w16du:dateUtc="2026-05-10T22:55:00Z">
+              <w:r>
+                <w:t>Note: The representation of any views of the network is consistent (i.e., uses NEPs, CEPs etc.) regardless of the degree of abstraction and decoupling from the “actual” network.</w:t>
+              </w:r>
+            </w:ins>
+          </w:p>
+          <w:p>
+            <w:pPr>
+              <w:spacing w:after="160" w:line="278" w:lineRule="auto"/>
+              <w:rPr>
+                <w:ins w:id="176" w:author="Davis, Nigel" w:date="2026-05-10T23:56:00Z" w16du:dateUtc="2026-05-10T22:56:00Z"/>
+              </w:rPr>
+            </w:pPr>
+            <w:ins w:id="177" w:author="Davis, Nigel" w:date="2026-05-10T23:55:00Z" w16du:dateUtc="2026-05-10T22:55:00Z">
+              <w:r>
+                <w:t xml:space="preserve">TAPI resources </w:t>
+              </w:r>
+              <w:r>
+                <w:t>i</w:t>
+              </w:r>
+            </w:ins>
+            <w:ins w:id="178" w:author="Davis, Nigel" w:date="2026-05-10T23:56:00Z" w16du:dateUtc="2026-05-10T22:56:00Z">
+              <w:r>
+                <w:t xml:space="preserve">n different namespaces </w:t>
+              </w:r>
+            </w:ins>
+            <w:ins w:id="179" w:author="Davis, Nigel" w:date="2026-05-10T23:55:00Z" w16du:dateUtc="2026-05-10T22:55:00Z">
+              <w:r>
+                <w:t xml:space="preserve">are related directly via references. A directory service is not </w:t>
+              </w:r>
+            </w:ins>
+            <w:ins w:id="180" w:author="Davis, Nigel" w:date="2026-05-10T23:56:00Z" w16du:dateUtc="2026-05-10T22:56:00Z">
+              <w:r>
+                <w:t>required.</w:t>
+              </w:r>
+            </w:ins>
+          </w:p>
+          <w:p>
+            <w:pPr>
+              <w:spacing w:after="160" w:line="278" w:lineRule="auto"/>
+              <w:rPr>
+                <w:ins w:id="181" w:author="Davis, Nigel" w:date="2026-04-28T12:07:00Z"/>
+              </w:rPr>
+            </w:pPr>
+            <w:ins w:id="182" w:author="Davis, Nigel" w:date="2026-05-10T23:56:00Z" w16du:dateUtc="2026-05-10T22:56:00Z">
+              <w:r>
+                <w:t>The TAPI context provides access to the data maintained in the provider solution. There is no view of a s</w:t>
+              </w:r>
+            </w:ins>
+            <w:ins w:id="183" w:author="Davis, Nigel" w:date="2026-05-10T23:57:00Z" w16du:dateUtc="2026-05-10T22:57:00Z">
+              <w:r>
+                <w:t>pecific database via TAPI/</w:t>
+              </w:r>
+            </w:ins>
+          </w:p>
+        </w:tc>
+        <w:tc>
+          <w:tcPr>
+            <w:tcW w:w="993" w:type="pct"/>
+            <w:tcBorders>
+              <w:top w:val="single" w:sz="4" w:space="0" w:color="auto"/>
+              <w:left w:val="single" w:sz="4" w:space="0" w:color="auto"/>
+              <w:bottom w:val="single" w:sz="4" w:space="0" w:color="auto"/>
+              <w:right w:val="single" w:sz="4" w:space="0" w:color="auto"/>
+            </w:tcBorders>
+            <w:hideMark/>
+            <w:tcPrChange w:id="184" w:author="Davis, Nigel" w:date="2026-05-10T23:41:00Z" w16du:dateUtc="2026-05-10T22:41:00Z">
+              <w:tcPr>
+                <w:tcW w:w="1229" w:type="pct"/>
+                <w:tcBorders>
+                  <w:top w:val="single" w:sz="4" w:space="0" w:color="auto"/>
+                  <w:left w:val="single" w:sz="4" w:space="0" w:color="auto"/>
+                  <w:bottom w:val="single" w:sz="4" w:space="0" w:color="auto"/>
+                  <w:right w:val="single" w:sz="4" w:space="0" w:color="auto"/>
+                </w:tcBorders>
+                <w:hideMark/>
+              </w:tcPr>
+            </w:tcPrChange>
+          </w:tcPr>
+          <w:p>
+            <w:pPr>
+              <w:spacing w:after="160" w:line="278" w:lineRule="auto"/>
+              <w:rPr>
+                <w:ins w:id="185" w:author="Davis, Nigel" w:date="2026-04-28T12:07:00Z"/>
+              </w:rPr>
+            </w:pPr>
+            <w:ins w:id="186" w:author="Davis, Nigel" w:date="2026-04-28T12:07:00Z">
+              <w:r>
+                <w:t>11.5.2.4</w:t>
+              </w:r>
+              <w:r>
+                <w:tab/>
+                <w:t>Resource virtualization/abstraction</w:t>
+              </w:r>
+            </w:ins>
+          </w:p>
+        </w:tc>
+        <w:tc>
+          <w:tcPr>
+            <w:tcW w:w="1963" w:type="pct"/>
+            <w:tcBorders>
+              <w:top w:val="single" w:sz="4" w:space="0" w:color="auto"/>
+              <w:left w:val="single" w:sz="4" w:space="0" w:color="auto"/>
+              <w:bottom w:val="single" w:sz="4" w:space="0" w:color="auto"/>
+              <w:right w:val="single" w:sz="4" w:space="0" w:color="auto"/>
+            </w:tcBorders>
+            <w:hideMark/>
+            <w:tcPrChange w:id="187" w:author="Davis, Nigel" w:date="2026-05-10T23:41:00Z" w16du:dateUtc="2026-05-10T22:41:00Z">
+              <w:tcPr>
+                <w:tcW w:w="1727" w:type="pct"/>
+                <w:gridSpan w:val="2"/>
+                <w:tcBorders>
+                  <w:top w:val="single" w:sz="4" w:space="0" w:color="auto"/>
+                  <w:left w:val="single" w:sz="4" w:space="0" w:color="auto"/>
+                  <w:bottom w:val="single" w:sz="4" w:space="0" w:color="auto"/>
+                  <w:right w:val="single" w:sz="4" w:space="0" w:color="auto"/>
+                </w:tcBorders>
+                <w:hideMark/>
+              </w:tcPr>
+            </w:tcPrChange>
+          </w:tcPr>
+          <w:p>
+            <w:pPr>
+              <w:spacing w:after="160" w:line="278" w:lineRule="auto"/>
+              <w:rPr>
+                <w:ins w:id="188" w:author="Davis, Nigel" w:date="2026-04-28T12:07:00Z"/>
+              </w:rPr>
+            </w:pPr>
+            <w:ins w:id="189" w:author="Davis, Nigel" w:date="2026-04-28T12:07:00Z">
+              <w:r>
+                <w:t xml:space="preserve">The role of </w:t>
+              </w:r>
+              <w:r>
+                <w:rPr>
+                  <w:b/>
+                </w:rPr>
+                <w:t>NCC</w:t>
+              </w:r>
+              <w:r>
+                <w:t xml:space="preserve"> component </w:t>
+              </w:r>
+              <w:proofErr w:type="gramStart"/>
+              <w:r>
+                <w:t>is:</w:t>
+              </w:r>
+              <w:proofErr w:type="gramEnd"/>
+              <w:r>
+                <w:t xml:space="preserve"> translation from call source and destination identifiers (which are boundary resource identifiers (BRI)) to identifiers from the control name space (i.e., SNPs, SNPPs) via directory </w:t>
+              </w:r>
+              <w:proofErr w:type="gramStart"/>
+              <w:r>
+                <w:t>request;</w:t>
+              </w:r>
+              <w:proofErr w:type="gramEnd"/>
+            </w:ins>
+          </w:p>
+          <w:p>
+            <w:pPr>
+              <w:spacing w:after="160" w:line="278" w:lineRule="auto"/>
+              <w:rPr>
+                <w:ins w:id="190" w:author="Davis, Nigel" w:date="2026-04-28T12:07:00Z"/>
+              </w:rPr>
+            </w:pPr>
+            <w:ins w:id="191" w:author="Davis, Nigel" w:date="2026-04-28T12:07:00Z">
+              <w:r>
+                <w:rPr>
+                  <w:b/>
+                </w:rPr>
+                <w:t>DS</w:t>
+              </w:r>
+              <w:r>
+                <w:t xml:space="preserve"> provides translation between identifiers in different name spaces</w:t>
+              </w:r>
+            </w:ins>
+          </w:p>
+          <w:p>
+            <w:pPr>
+              <w:spacing w:after="160" w:line="278" w:lineRule="auto"/>
+              <w:rPr>
+                <w:ins w:id="192" w:author="Davis, Nigel" w:date="2026-04-28T12:07:00Z"/>
+              </w:rPr>
+            </w:pPr>
+            <w:ins w:id="193" w:author="Davis, Nigel" w:date="2026-04-28T12:07:00Z">
+              <w:r>
+                <w:rPr>
+                  <w:b/>
+                </w:rPr>
+                <w:t>RDB</w:t>
+              </w:r>
+              <w:r>
+                <w:rPr>
+                  <w:rFonts w:hint="eastAsia"/>
+                </w:rPr>
+                <w:t>：</w:t>
+              </w:r>
+              <w:r>
+                <w:t>Virtualization can be performed within a single level based on the underlying network topology and resources database, which is maintained by the controller, to create/modify/delete VNs for a client.</w:t>
+              </w:r>
+            </w:ins>
+          </w:p>
+        </w:tc>
+        <w:tc>
+          <w:tcPr>
+            <w:tcW w:w="681" w:type="pct"/>
+            <w:tcBorders>
+              <w:top w:val="single" w:sz="4" w:space="0" w:color="auto"/>
+              <w:left w:val="single" w:sz="4" w:space="0" w:color="auto"/>
+              <w:bottom w:val="single" w:sz="4" w:space="0" w:color="auto"/>
+              <w:right w:val="single" w:sz="4" w:space="0" w:color="auto"/>
+            </w:tcBorders>
+            <w:hideMark/>
+            <w:tcPrChange w:id="194" w:author="Davis, Nigel" w:date="2026-05-10T23:41:00Z" w16du:dateUtc="2026-05-10T22:41:00Z">
+              <w:tcPr>
+                <w:tcW w:w="681" w:type="pct"/>
+                <w:tcBorders>
+                  <w:top w:val="single" w:sz="4" w:space="0" w:color="auto"/>
+                  <w:left w:val="single" w:sz="4" w:space="0" w:color="auto"/>
+                  <w:bottom w:val="single" w:sz="4" w:space="0" w:color="auto"/>
+                  <w:right w:val="single" w:sz="4" w:space="0" w:color="auto"/>
+                </w:tcBorders>
+                <w:hideMark/>
+              </w:tcPr>
+            </w:tcPrChange>
+          </w:tcPr>
+          <w:p>
+            <w:pPr>
+              <w:pStyle w:val="FootnoteText"/>
+              <w:rPr>
+                <w:ins w:id="195" w:author="Davis, Nigel" w:date="2026-04-28T12:07:00Z"/>
+              </w:rPr>
+              <w:pPrChange w:id="196" w:author="Davis, Nigel" w:date="2026-05-10T23:54:00Z" w16du:dateUtc="2026-05-10T22:54:00Z">
+                <w:pPr>
+                  <w:spacing w:after="160" w:line="278" w:lineRule="auto"/>
+                </w:pPr>
+              </w:pPrChange>
+            </w:pPr>
+            <w:ins w:id="197" w:author="Davis, Nigel" w:date="2026-04-28T12:07:00Z">
+              <w:r>
+                <w:t>Virtual Network in TAPI is deprecated but using the right name space instead.</w:t>
+              </w:r>
+            </w:ins>
+            <w:ins w:id="198" w:author="Davis, Nigel" w:date="2026-05-10T23:53:00Z" w16du:dateUtc="2026-05-10T22:53:00Z">
+              <w:r>
+                <w:t xml:space="preserve"> From a TAPI perspective, all network representations are “virtual”. </w:t>
+              </w:r>
+            </w:ins>
+          </w:p>
+        </w:tc>
+      </w:tr>
+      <w:tr>
+        <w:trPr>
+          <w:cantSplit/>
+          <w:trHeight w:val="381"/>
+          <w:jc w:val="center"/>
+          <w:ins w:id="199" w:author="Davis, Nigel" w:date="2026-04-28T12:07:00Z"/>
+          <w:trPrChange w:id="200" w:author="Davis, Nigel" w:date="2026-05-10T23:41:00Z" w16du:dateUtc="2026-05-10T22:41:00Z">
+            <w:trPr>
+              <w:cantSplit/>
+              <w:trHeight w:val="381"/>
+              <w:jc w:val="center"/>
+            </w:trPr>
+          </w:trPrChange>
+        </w:trPr>
+        <w:tc>
+          <w:tcPr>
+            <w:tcW w:w="1363" w:type="pct"/>
+            <w:tcBorders>
+              <w:top w:val="single" w:sz="4" w:space="0" w:color="auto"/>
+              <w:left w:val="single" w:sz="4" w:space="0" w:color="auto"/>
+              <w:bottom w:val="single" w:sz="4" w:space="0" w:color="auto"/>
+              <w:right w:val="single" w:sz="4" w:space="0" w:color="auto"/>
+            </w:tcBorders>
+            <w:hideMark/>
+            <w:tcPrChange w:id="201" w:author="Davis, Nigel" w:date="2026-05-10T23:41:00Z" w16du:dateUtc="2026-05-10T22:41:00Z">
+              <w:tcPr>
+                <w:tcW w:w="1363" w:type="pct"/>
+                <w:tcBorders>
+                  <w:top w:val="single" w:sz="4" w:space="0" w:color="auto"/>
+                  <w:left w:val="single" w:sz="4" w:space="0" w:color="auto"/>
+                  <w:bottom w:val="single" w:sz="4" w:space="0" w:color="auto"/>
+                  <w:right w:val="single" w:sz="4" w:space="0" w:color="auto"/>
+                </w:tcBorders>
+                <w:hideMark/>
+              </w:tcPr>
+            </w:tcPrChange>
+          </w:tcPr>
+          <w:p>
+            <w:pPr>
+              <w:spacing w:after="160" w:line="278" w:lineRule="auto"/>
+              <w:rPr>
+                <w:ins w:id="202" w:author="Davis, Nigel" w:date="2026-04-28T12:07:00Z"/>
+                <w:b/>
+              </w:rPr>
+            </w:pPr>
+            <w:ins w:id="203" w:author="Davis, Nigel" w:date="2026-04-28T12:07:00Z">
+              <w:r>
+                <w:rPr>
+                  <w:b/>
+                </w:rPr>
+                <w:t xml:space="preserve">Fault Management Service </w:t>
+              </w:r>
+              <w:r>
+                <w:t>[1]</w:t>
+              </w:r>
+            </w:ins>
+          </w:p>
+          <w:p>
+            <w:pPr>
+              <w:spacing w:after="160" w:line="278" w:lineRule="auto"/>
+              <w:rPr>
+                <w:ins w:id="204" w:author="Davis, Nigel" w:date="2026-04-28T12:07:00Z"/>
+              </w:rPr>
+            </w:pPr>
+            <w:ins w:id="205" w:author="Davis, Nigel" w:date="2026-04-28T12:07:00Z">
+              <w:r>
+                <w:t>These include the information of</w:t>
+              </w:r>
+              <w:r>
+                <w:rPr>
+                  <w:b/>
+                </w:rPr>
+                <w:t xml:space="preserve"> </w:t>
+              </w:r>
+              <w:r>
+                <w:t xml:space="preserve">alarms/TCAs/ detected </w:t>
+              </w:r>
+              <w:proofErr w:type="gramStart"/>
+              <w:r>
+                <w:t>condition</w:t>
+              </w:r>
+              <w:proofErr w:type="gramEnd"/>
+              <w:r>
+                <w:t xml:space="preserve"> which could be reported through streaming/notification.</w:t>
+              </w:r>
+            </w:ins>
+          </w:p>
+        </w:tc>
+        <w:tc>
+          <w:tcPr>
+            <w:tcW w:w="993" w:type="pct"/>
+            <w:vMerge w:val="restart"/>
+            <w:tcBorders>
+              <w:top w:val="single" w:sz="4" w:space="0" w:color="auto"/>
+              <w:left w:val="single" w:sz="4" w:space="0" w:color="auto"/>
+              <w:bottom w:val="single" w:sz="4" w:space="0" w:color="auto"/>
+              <w:right w:val="single" w:sz="4" w:space="0" w:color="auto"/>
+            </w:tcBorders>
+            <w:hideMark/>
+            <w:tcPrChange w:id="206" w:author="Davis, Nigel" w:date="2026-05-10T23:41:00Z" w16du:dateUtc="2026-05-10T22:41:00Z">
+              <w:tcPr>
+                <w:tcW w:w="1229" w:type="pct"/>
+                <w:vMerge w:val="restart"/>
+                <w:tcBorders>
+                  <w:top w:val="single" w:sz="4" w:space="0" w:color="auto"/>
+                  <w:left w:val="single" w:sz="4" w:space="0" w:color="auto"/>
+                  <w:bottom w:val="single" w:sz="4" w:space="0" w:color="auto"/>
+                  <w:right w:val="single" w:sz="4" w:space="0" w:color="auto"/>
+                </w:tcBorders>
+                <w:hideMark/>
+              </w:tcPr>
+            </w:tcPrChange>
+          </w:tcPr>
+          <w:p>
+            <w:pPr>
+              <w:spacing w:after="160" w:line="278" w:lineRule="auto"/>
+              <w:rPr>
+                <w:ins w:id="207" w:author="Davis, Nigel" w:date="2026-04-28T12:07:00Z"/>
+              </w:rPr>
+            </w:pPr>
+            <w:ins w:id="208" w:author="Davis, Nigel" w:date="2026-04-28T12:07:00Z">
+              <w:r>
+                <w:t>11.5.2.5</w:t>
+              </w:r>
+              <w:r>
+                <w:tab/>
+                <w:t>Performance and fault management</w:t>
+              </w:r>
+            </w:ins>
+          </w:p>
+        </w:tc>
+        <w:tc>
+          <w:tcPr>
+            <w:tcW w:w="1963" w:type="pct"/>
+            <w:vMerge w:val="restart"/>
+            <w:tcBorders>
+              <w:top w:val="single" w:sz="4" w:space="0" w:color="auto"/>
+              <w:left w:val="single" w:sz="4" w:space="0" w:color="auto"/>
+              <w:bottom w:val="single" w:sz="4" w:space="0" w:color="auto"/>
+              <w:right w:val="single" w:sz="4" w:space="0" w:color="auto"/>
+            </w:tcBorders>
+            <w:hideMark/>
+            <w:tcPrChange w:id="209" w:author="Davis, Nigel" w:date="2026-05-10T23:41:00Z" w16du:dateUtc="2026-05-10T22:41:00Z">
+              <w:tcPr>
+                <w:tcW w:w="1727" w:type="pct"/>
+                <w:gridSpan w:val="2"/>
+                <w:vMerge w:val="restart"/>
+                <w:tcBorders>
+                  <w:top w:val="single" w:sz="4" w:space="0" w:color="auto"/>
+                  <w:left w:val="single" w:sz="4" w:space="0" w:color="auto"/>
+                  <w:bottom w:val="single" w:sz="4" w:space="0" w:color="auto"/>
+                  <w:right w:val="single" w:sz="4" w:space="0" w:color="auto"/>
+                </w:tcBorders>
+                <w:hideMark/>
+              </w:tcPr>
+            </w:tcPrChange>
+          </w:tcPr>
+          <w:p>
+            <w:pPr>
+              <w:spacing w:after="160" w:line="278" w:lineRule="auto"/>
+              <w:rPr>
+                <w:ins w:id="210" w:author="Davis, Nigel" w:date="2026-04-28T12:07:00Z"/>
+              </w:rPr>
+            </w:pPr>
+            <w:ins w:id="211" w:author="Davis, Nigel" w:date="2026-04-28T12:07:00Z">
+              <w:r>
+                <w:t xml:space="preserve">To support controller-based restoration, the </w:t>
+              </w:r>
+              <w:r>
+                <w:rPr>
+                  <w:b/>
+                </w:rPr>
+                <w:t>LRM</w:t>
+              </w:r>
+              <w:r>
+                <w:t xml:space="preserve"> must be aware of the fault reporting management (FRM) and fault event filtering (FEF) information [ITU-T G.7710] for each SNP. The call/connection set-up request can indicate </w:t>
+              </w:r>
+              <w:proofErr w:type="gramStart"/>
+              <w:r>
+                <w:t>to use</w:t>
+              </w:r>
+              <w:proofErr w:type="gramEnd"/>
+              <w:r>
+                <w:t xml:space="preserve"> the FRM and FEF information for restoration. The LRM assigns the SNPs to the call/connection and maintains the indication of using the FRM and FEF information for those assigned SNPs. </w:t>
+              </w:r>
+              <w:r>
+                <w:rPr>
+                  <w:b/>
+                </w:rPr>
+                <w:t>TAP</w:t>
+              </w:r>
+              <w:r>
+                <w:t xml:space="preserve"> maintains the operational state of the SNP based on the filtered faults from the FRM function for the FP that supports that SNP. The LRM further updates and sends the changed link connection state to the CC.</w:t>
+              </w:r>
+            </w:ins>
+          </w:p>
+          <w:p>
+            <w:pPr>
+              <w:spacing w:after="160" w:line="278" w:lineRule="auto"/>
+              <w:rPr>
+                <w:ins w:id="212" w:author="Davis, Nigel" w:date="2026-04-28T12:07:00Z"/>
+              </w:rPr>
+            </w:pPr>
+            <w:ins w:id="213" w:author="Davis, Nigel" w:date="2026-04-28T12:07:00Z">
+              <w:r>
+                <w:t xml:space="preserve">The functional requirements of </w:t>
+              </w:r>
+              <w:r>
+                <w:rPr>
+                  <w:b/>
+                </w:rPr>
+                <w:t>LRM</w:t>
+              </w:r>
+              <w:r>
+                <w:t xml:space="preserve"> include:</w:t>
+              </w:r>
+            </w:ins>
+          </w:p>
+          <w:p>
+            <w:pPr>
+              <w:numPr>
+                <w:ilvl w:val="0"/>
+                <w:numId w:val="4"/>
+              </w:numPr>
+              <w:spacing w:after="160" w:line="278" w:lineRule="auto"/>
+              <w:rPr>
+                <w:ins w:id="214" w:author="Davis, Nigel" w:date="2026-04-28T12:07:00Z"/>
+              </w:rPr>
+            </w:pPr>
+            <w:ins w:id="215" w:author="Davis, Nigel" w:date="2026-04-28T12:07:00Z">
+              <w:r>
+                <w:t xml:space="preserve">the status update of topology (nodes and links), resources and abilities information of transport </w:t>
+              </w:r>
+              <w:proofErr w:type="gramStart"/>
+              <w:r>
+                <w:t>network;</w:t>
+              </w:r>
+              <w:proofErr w:type="gramEnd"/>
+            </w:ins>
+          </w:p>
+          <w:p>
+            <w:pPr>
+              <w:numPr>
+                <w:ilvl w:val="0"/>
+                <w:numId w:val="4"/>
+              </w:numPr>
+              <w:spacing w:after="160" w:line="278" w:lineRule="auto"/>
+              <w:rPr>
+                <w:ins w:id="216" w:author="Davis, Nigel" w:date="2026-04-28T12:07:00Z"/>
+              </w:rPr>
+            </w:pPr>
+            <w:ins w:id="217" w:author="Davis, Nigel" w:date="2026-04-28T12:07:00Z">
+              <w:r>
+                <w:t xml:space="preserve">link configuration, OAM configuration and </w:t>
+              </w:r>
+              <w:proofErr w:type="gramStart"/>
+              <w:r>
+                <w:t>maintenance;</w:t>
+              </w:r>
+              <w:proofErr w:type="gramEnd"/>
+            </w:ins>
+          </w:p>
+          <w:p>
+            <w:pPr>
+              <w:numPr>
+                <w:ilvl w:val="0"/>
+                <w:numId w:val="4"/>
+              </w:numPr>
+              <w:spacing w:after="160" w:line="278" w:lineRule="auto"/>
+              <w:rPr>
+                <w:ins w:id="218" w:author="Davis, Nigel" w:date="2026-04-28T12:07:00Z"/>
+              </w:rPr>
+            </w:pPr>
+            <w:ins w:id="219" w:author="Davis, Nigel" w:date="2026-04-28T12:07:00Z">
+              <w:r>
+                <w:t xml:space="preserve">assist RC to update the status of topology of transport </w:t>
+              </w:r>
+              <w:proofErr w:type="gramStart"/>
+              <w:r>
+                <w:t>network;</w:t>
+              </w:r>
+              <w:proofErr w:type="gramEnd"/>
+            </w:ins>
+          </w:p>
+          <w:p>
+            <w:pPr>
+              <w:numPr>
+                <w:ilvl w:val="0"/>
+                <w:numId w:val="4"/>
+              </w:numPr>
+              <w:spacing w:after="160" w:line="278" w:lineRule="auto"/>
+              <w:rPr>
+                <w:ins w:id="220" w:author="Davis, Nigel" w:date="2026-04-28T12:07:00Z"/>
+              </w:rPr>
+            </w:pPr>
+            <w:ins w:id="221" w:author="Davis, Nigel" w:date="2026-04-28T12:07:00Z">
+              <w:r>
+                <w:t>assist CC to update the status of connections of transport network.</w:t>
+              </w:r>
+            </w:ins>
+          </w:p>
+        </w:tc>
+        <w:tc>
+          <w:tcPr>
+            <w:tcW w:w="681" w:type="pct"/>
+            <w:vMerge w:val="restart"/>
+            <w:tcBorders>
+              <w:top w:val="single" w:sz="4" w:space="0" w:color="auto"/>
+              <w:left w:val="single" w:sz="4" w:space="0" w:color="auto"/>
+              <w:bottom w:val="single" w:sz="4" w:space="0" w:color="auto"/>
+              <w:right w:val="single" w:sz="4" w:space="0" w:color="auto"/>
+            </w:tcBorders>
+            <w:tcPrChange w:id="222" w:author="Davis, Nigel" w:date="2026-05-10T23:41:00Z" w16du:dateUtc="2026-05-10T22:41:00Z">
+              <w:tcPr>
+                <w:tcW w:w="681" w:type="pct"/>
+                <w:vMerge w:val="restart"/>
+                <w:tcBorders>
+                  <w:top w:val="single" w:sz="4" w:space="0" w:color="auto"/>
+                  <w:left w:val="single" w:sz="4" w:space="0" w:color="auto"/>
+                  <w:bottom w:val="single" w:sz="4" w:space="0" w:color="auto"/>
+                  <w:right w:val="single" w:sz="4" w:space="0" w:color="auto"/>
+                </w:tcBorders>
+              </w:tcPr>
+            </w:tcPrChange>
+          </w:tcPr>
+          <w:p>
+            <w:pPr>
+              <w:spacing w:after="160" w:line="278" w:lineRule="auto"/>
+              <w:rPr>
+                <w:ins w:id="223" w:author="Davis, Nigel" w:date="2026-04-28T12:07:00Z"/>
+              </w:rPr>
+            </w:pPr>
+          </w:p>
+        </w:tc>
+      </w:tr>
+      <w:tr>
+        <w:trPr>
+          <w:cantSplit/>
+          <w:trHeight w:val="134"/>
+          <w:jc w:val="center"/>
+          <w:ins w:id="224" w:author="Davis, Nigel" w:date="2026-04-28T12:07:00Z"/>
+          <w:trPrChange w:id="225" w:author="Davis, Nigel" w:date="2026-05-10T23:41:00Z" w16du:dateUtc="2026-05-10T22:41:00Z">
+            <w:trPr>
+              <w:cantSplit/>
+              <w:trHeight w:val="134"/>
+              <w:jc w:val="center"/>
+            </w:trPr>
+          </w:trPrChange>
+        </w:trPr>
+        <w:tc>
+          <w:tcPr>
+            <w:tcW w:w="1363" w:type="pct"/>
+            <w:tcBorders>
+              <w:top w:val="single" w:sz="4" w:space="0" w:color="auto"/>
+              <w:left w:val="single" w:sz="4" w:space="0" w:color="auto"/>
+              <w:bottom w:val="single" w:sz="4" w:space="0" w:color="auto"/>
+              <w:right w:val="single" w:sz="4" w:space="0" w:color="auto"/>
+            </w:tcBorders>
+            <w:hideMark/>
+            <w:tcPrChange w:id="226" w:author="Davis, Nigel" w:date="2026-05-10T23:41:00Z" w16du:dateUtc="2026-05-10T22:41:00Z">
+              <w:tcPr>
+                <w:tcW w:w="1363" w:type="pct"/>
+                <w:tcBorders>
+                  <w:top w:val="single" w:sz="4" w:space="0" w:color="auto"/>
+                  <w:left w:val="single" w:sz="4" w:space="0" w:color="auto"/>
+                  <w:bottom w:val="single" w:sz="4" w:space="0" w:color="auto"/>
+                  <w:right w:val="single" w:sz="4" w:space="0" w:color="auto"/>
+                </w:tcBorders>
+                <w:hideMark/>
+              </w:tcPr>
+            </w:tcPrChange>
+          </w:tcPr>
+          <w:p>
+            <w:pPr>
+              <w:spacing w:after="160" w:line="278" w:lineRule="auto"/>
+              <w:rPr>
+                <w:ins w:id="227" w:author="Davis, Nigel" w:date="2026-04-28T12:07:00Z"/>
+                <w:b/>
+              </w:rPr>
+            </w:pPr>
+            <w:ins w:id="228" w:author="Davis, Nigel" w:date="2026-04-28T12:07:00Z">
+              <w:r>
+                <w:rPr>
+                  <w:b/>
+                </w:rPr>
+                <w:t xml:space="preserve"> OAM Service </w:t>
+              </w:r>
+              <w:r>
+                <w:t>[1]</w:t>
+              </w:r>
+            </w:ins>
+          </w:p>
+          <w:p>
+            <w:pPr>
+              <w:spacing w:after="160" w:line="278" w:lineRule="auto"/>
+              <w:rPr>
+                <w:ins w:id="229" w:author="Davis, Nigel" w:date="2026-04-28T12:07:00Z"/>
+              </w:rPr>
+            </w:pPr>
+            <w:ins w:id="230" w:author="Davis, Nigel" w:date="2026-04-28T12:07:00Z">
+              <w:r>
+                <w:t>TAPI OAM enables the retrieval of performance counter values and enables the configuration, start, and stop functions related to Detect &amp; Monitoring, Performance collection and Maintenance Tests.</w:t>
+              </w:r>
+            </w:ins>
+          </w:p>
+          <w:p>
+            <w:pPr>
+              <w:spacing w:after="160" w:line="278" w:lineRule="auto"/>
+              <w:rPr>
+                <w:ins w:id="231" w:author="Davis, Nigel" w:date="2026-04-28T12:07:00Z"/>
+              </w:rPr>
+            </w:pPr>
+            <w:ins w:id="232" w:author="Davis, Nigel" w:date="2026-04-28T12:07:00Z">
+              <w:r>
+                <w:t xml:space="preserve">There are three main features regarding OAM Management: </w:t>
+              </w:r>
+            </w:ins>
+          </w:p>
+          <w:p>
+            <w:pPr>
+              <w:spacing w:after="160" w:line="278" w:lineRule="auto"/>
+              <w:rPr>
+                <w:ins w:id="233" w:author="Davis, Nigel" w:date="2026-04-28T12:07:00Z"/>
+              </w:rPr>
+            </w:pPr>
+            <w:ins w:id="234" w:author="Davis, Nigel" w:date="2026-04-28T12:07:00Z">
+              <w:r>
+                <w:t xml:space="preserve">1. OAM Service, e.g. the creation/activation of Fault and Performance functions in the network like MEG/MEP/MIP. These features typically require technology specific augmentations. </w:t>
+              </w:r>
+            </w:ins>
+          </w:p>
+          <w:p>
+            <w:pPr>
+              <w:spacing w:after="160" w:line="278" w:lineRule="auto"/>
+              <w:rPr>
+                <w:ins w:id="235" w:author="Davis, Nigel" w:date="2026-04-28T12:07:00Z"/>
+              </w:rPr>
+            </w:pPr>
+            <w:ins w:id="236" w:author="Davis, Nigel" w:date="2026-04-28T12:07:00Z">
+              <w:r>
+                <w:t xml:space="preserve">2. OAM Job, i.e. the provisioning of a session of measurement involving one or more points in the network, possibly specifying threshold values, measurement periods, etc. </w:t>
+              </w:r>
+            </w:ins>
+          </w:p>
+          <w:p>
+            <w:pPr>
+              <w:spacing w:after="160" w:line="278" w:lineRule="auto"/>
+              <w:rPr>
+                <w:ins w:id="237" w:author="Davis, Nigel" w:date="2026-04-28T12:07:00Z"/>
+              </w:rPr>
+            </w:pPr>
+            <w:ins w:id="238" w:author="Davis, Nigel" w:date="2026-04-28T12:07:00Z">
+              <w:r>
+                <w:t>3. OAM Reporting, including notification/streaming of alarms/TCAs.</w:t>
+              </w:r>
+            </w:ins>
+          </w:p>
+        </w:tc>
+        <w:tc>
+          <w:tcPr>
+            <w:tcW w:w="993" w:type="pct"/>
+            <w:vMerge/>
+            <w:tcBorders>
+              <w:top w:val="single" w:sz="4" w:space="0" w:color="auto"/>
+              <w:left w:val="single" w:sz="4" w:space="0" w:color="auto"/>
+              <w:bottom w:val="single" w:sz="4" w:space="0" w:color="auto"/>
+              <w:right w:val="single" w:sz="4" w:space="0" w:color="auto"/>
+            </w:tcBorders>
+            <w:vAlign w:val="center"/>
+            <w:hideMark/>
+            <w:tcPrChange w:id="239" w:author="Davis, Nigel" w:date="2026-05-10T23:41:00Z" w16du:dateUtc="2026-05-10T22:41:00Z">
+              <w:tcPr>
+                <w:tcW w:w="0" w:type="auto"/>
+                <w:vMerge/>
+                <w:tcBorders>
+                  <w:top w:val="single" w:sz="4" w:space="0" w:color="auto"/>
+                  <w:left w:val="single" w:sz="4" w:space="0" w:color="auto"/>
+                  <w:bottom w:val="single" w:sz="4" w:space="0" w:color="auto"/>
+                  <w:right w:val="single" w:sz="4" w:space="0" w:color="auto"/>
+                </w:tcBorders>
+                <w:vAlign w:val="center"/>
+                <w:hideMark/>
+              </w:tcPr>
+            </w:tcPrChange>
+          </w:tcPr>
+          <w:p>
+            <w:pPr>
+              <w:spacing w:after="160" w:line="278" w:lineRule="auto"/>
+              <w:rPr>
+                <w:ins w:id="240" w:author="Davis, Nigel" w:date="2026-04-28T12:07:00Z"/>
+              </w:rPr>
+            </w:pPr>
+          </w:p>
+        </w:tc>
+        <w:tc>
+          <w:tcPr>
+            <w:tcW w:w="1963" w:type="pct"/>
+            <w:vMerge/>
+            <w:tcBorders>
+              <w:top w:val="single" w:sz="4" w:space="0" w:color="auto"/>
+              <w:left w:val="single" w:sz="4" w:space="0" w:color="auto"/>
+              <w:bottom w:val="single" w:sz="4" w:space="0" w:color="auto"/>
+              <w:right w:val="single" w:sz="4" w:space="0" w:color="auto"/>
+            </w:tcBorders>
+            <w:vAlign w:val="center"/>
+            <w:hideMark/>
+            <w:tcPrChange w:id="241" w:author="Davis, Nigel" w:date="2026-05-10T23:41:00Z" w16du:dateUtc="2026-05-10T22:41:00Z">
+              <w:tcPr>
+                <w:tcW w:w="0" w:type="auto"/>
+                <w:gridSpan w:val="2"/>
+                <w:vMerge/>
+                <w:tcBorders>
+                  <w:top w:val="single" w:sz="4" w:space="0" w:color="auto"/>
+                  <w:left w:val="single" w:sz="4" w:space="0" w:color="auto"/>
+                  <w:bottom w:val="single" w:sz="4" w:space="0" w:color="auto"/>
+                  <w:right w:val="single" w:sz="4" w:space="0" w:color="auto"/>
+                </w:tcBorders>
+                <w:vAlign w:val="center"/>
+                <w:hideMark/>
+              </w:tcPr>
+            </w:tcPrChange>
+          </w:tcPr>
+          <w:p>
+            <w:pPr>
+              <w:spacing w:after="160" w:line="278" w:lineRule="auto"/>
+              <w:rPr>
+                <w:ins w:id="242" w:author="Davis, Nigel" w:date="2026-04-28T12:07:00Z"/>
+              </w:rPr>
+            </w:pPr>
+          </w:p>
+        </w:tc>
+        <w:tc>
+          <w:tcPr>
+            <w:tcW w:w="0" w:type="auto"/>
+            <w:vMerge/>
+            <w:tcBorders>
+              <w:top w:val="single" w:sz="4" w:space="0" w:color="auto"/>
+              <w:left w:val="single" w:sz="4" w:space="0" w:color="auto"/>
+              <w:bottom w:val="single" w:sz="4" w:space="0" w:color="auto"/>
+              <w:right w:val="single" w:sz="4" w:space="0" w:color="auto"/>
+            </w:tcBorders>
+            <w:vAlign w:val="center"/>
+            <w:hideMark/>
+            <w:tcPrChange w:id="243" w:author="Davis, Nigel" w:date="2026-05-10T23:41:00Z" w16du:dateUtc="2026-05-10T22:41:00Z">
+              <w:tcPr>
+                <w:tcW w:w="0" w:type="auto"/>
+                <w:vMerge/>
+                <w:tcBorders>
+                  <w:top w:val="single" w:sz="4" w:space="0" w:color="auto"/>
+                  <w:left w:val="single" w:sz="4" w:space="0" w:color="auto"/>
+                  <w:bottom w:val="single" w:sz="4" w:space="0" w:color="auto"/>
+                  <w:right w:val="single" w:sz="4" w:space="0" w:color="auto"/>
+                </w:tcBorders>
+                <w:vAlign w:val="center"/>
+                <w:hideMark/>
+              </w:tcPr>
+            </w:tcPrChange>
+          </w:tcPr>
+          <w:p>
+            <w:pPr>
+              <w:spacing w:after="160" w:line="278" w:lineRule="auto"/>
+              <w:rPr>
+                <w:ins w:id="244" w:author="Davis, Nigel" w:date="2026-04-28T12:07:00Z"/>
+              </w:rPr>
+            </w:pPr>
+          </w:p>
+        </w:tc>
+      </w:tr>
+      <w:tr>
+        <w:trPr>
+          <w:cantSplit/>
+          <w:jc w:val="center"/>
+          <w:ins w:id="245" w:author="Davis, Nigel" w:date="2026-04-28T12:07:00Z"/>
+          <w:trPrChange w:id="246" w:author="Davis, Nigel" w:date="2026-05-10T23:41:00Z" w16du:dateUtc="2026-05-10T22:41:00Z">
+            <w:trPr>
+              <w:cantSplit/>
+              <w:jc w:val="center"/>
+            </w:trPr>
+          </w:trPrChange>
+        </w:trPr>
+        <w:tc>
+          <w:tcPr>
+            <w:tcW w:w="1363" w:type="pct"/>
+            <w:tcBorders>
+              <w:top w:val="single" w:sz="4" w:space="0" w:color="auto"/>
+              <w:left w:val="single" w:sz="4" w:space="0" w:color="auto"/>
+              <w:bottom w:val="single" w:sz="4" w:space="0" w:color="auto"/>
+              <w:right w:val="single" w:sz="4" w:space="0" w:color="auto"/>
+            </w:tcBorders>
+            <w:hideMark/>
+            <w:tcPrChange w:id="247" w:author="Davis, Nigel" w:date="2026-05-10T23:41:00Z" w16du:dateUtc="2026-05-10T22:41:00Z">
+              <w:tcPr>
+                <w:tcW w:w="1363" w:type="pct"/>
+                <w:tcBorders>
+                  <w:top w:val="single" w:sz="4" w:space="0" w:color="auto"/>
+                  <w:left w:val="single" w:sz="4" w:space="0" w:color="auto"/>
+                  <w:bottom w:val="single" w:sz="4" w:space="0" w:color="auto"/>
+                  <w:right w:val="single" w:sz="4" w:space="0" w:color="auto"/>
+                </w:tcBorders>
+                <w:hideMark/>
+              </w:tcPr>
+            </w:tcPrChange>
+          </w:tcPr>
+          <w:p>
+            <w:pPr>
+              <w:spacing w:after="160" w:line="278" w:lineRule="auto"/>
+              <w:rPr>
+                <w:ins w:id="248" w:author="Davis, Nigel" w:date="2026-04-28T12:07:00Z"/>
+                <w:b/>
+              </w:rPr>
+            </w:pPr>
+            <w:ins w:id="249" w:author="Davis, Nigel" w:date="2026-04-28T12:07:00Z">
+              <w:r>
+                <w:rPr>
+                  <w:b/>
+                </w:rPr>
+                <w:t xml:space="preserve">Notification Service </w:t>
+              </w:r>
+              <w:r>
+                <w:t>[3]</w:t>
+              </w:r>
+            </w:ins>
+          </w:p>
+          <w:p>
+            <w:pPr>
+              <w:spacing w:after="160" w:line="278" w:lineRule="auto"/>
+              <w:rPr>
+                <w:ins w:id="250" w:author="Davis, Nigel" w:date="2026-04-28T12:07:00Z"/>
+              </w:rPr>
+            </w:pPr>
+            <w:ins w:id="251" w:author="Davis, Nigel" w:date="2026-04-28T12:07:00Z">
+              <w:r>
+                <w:t>Notifications refer to the set of autonomous messages that provide information about events, for example, alarms, performance monitoring (PM) threshold crossings, object creation/deletion, attribute value change (AVC), state change, etc.</w:t>
+              </w:r>
+            </w:ins>
+          </w:p>
+        </w:tc>
+        <w:tc>
+          <w:tcPr>
+            <w:tcW w:w="993" w:type="pct"/>
+            <w:vMerge w:val="restart"/>
+            <w:tcBorders>
+              <w:top w:val="single" w:sz="4" w:space="0" w:color="auto"/>
+              <w:left w:val="single" w:sz="4" w:space="0" w:color="auto"/>
+              <w:bottom w:val="single" w:sz="4" w:space="0" w:color="auto"/>
+              <w:right w:val="single" w:sz="4" w:space="0" w:color="auto"/>
+            </w:tcBorders>
+            <w:hideMark/>
+            <w:tcPrChange w:id="252" w:author="Davis, Nigel" w:date="2026-05-10T23:41:00Z" w16du:dateUtc="2026-05-10T22:41:00Z">
+              <w:tcPr>
+                <w:tcW w:w="1229" w:type="pct"/>
+                <w:vMerge w:val="restart"/>
+                <w:tcBorders>
+                  <w:top w:val="single" w:sz="4" w:space="0" w:color="auto"/>
+                  <w:left w:val="single" w:sz="4" w:space="0" w:color="auto"/>
+                  <w:bottom w:val="single" w:sz="4" w:space="0" w:color="auto"/>
+                  <w:right w:val="single" w:sz="4" w:space="0" w:color="auto"/>
+                </w:tcBorders>
+                <w:hideMark/>
+              </w:tcPr>
+            </w:tcPrChange>
+          </w:tcPr>
+          <w:p>
+            <w:pPr>
+              <w:spacing w:after="160" w:line="278" w:lineRule="auto"/>
+              <w:rPr>
+                <w:ins w:id="253" w:author="Davis, Nigel" w:date="2026-04-28T12:07:00Z"/>
+              </w:rPr>
+            </w:pPr>
+            <w:ins w:id="254" w:author="Davis, Nigel" w:date="2026-04-28T12:07:00Z">
+              <w:r>
+                <w:t>11.5.2.6</w:t>
+              </w:r>
+              <w:r>
+                <w:tab/>
+                <w:t>Notifications and events</w:t>
+              </w:r>
+            </w:ins>
+          </w:p>
+        </w:tc>
+        <w:tc>
+          <w:tcPr>
+            <w:tcW w:w="1963" w:type="pct"/>
+            <w:vMerge w:val="restart"/>
+            <w:tcBorders>
+              <w:top w:val="single" w:sz="4" w:space="0" w:color="auto"/>
+              <w:left w:val="single" w:sz="4" w:space="0" w:color="auto"/>
+              <w:bottom w:val="single" w:sz="4" w:space="0" w:color="auto"/>
+              <w:right w:val="single" w:sz="4" w:space="0" w:color="auto"/>
+            </w:tcBorders>
+            <w:tcPrChange w:id="255" w:author="Davis, Nigel" w:date="2026-05-10T23:41:00Z" w16du:dateUtc="2026-05-10T22:41:00Z">
+              <w:tcPr>
+                <w:tcW w:w="1727" w:type="pct"/>
+                <w:gridSpan w:val="2"/>
+                <w:vMerge w:val="restart"/>
+                <w:tcBorders>
+                  <w:top w:val="single" w:sz="4" w:space="0" w:color="auto"/>
+                  <w:left w:val="single" w:sz="4" w:space="0" w:color="auto"/>
+                  <w:bottom w:val="single" w:sz="4" w:space="0" w:color="auto"/>
+                  <w:right w:val="single" w:sz="4" w:space="0" w:color="auto"/>
+                </w:tcBorders>
+              </w:tcPr>
+            </w:tcPrChange>
+          </w:tcPr>
+          <w:p>
+            <w:pPr>
+              <w:spacing w:after="160" w:line="278" w:lineRule="auto"/>
+              <w:rPr>
+                <w:ins w:id="256" w:author="Davis, Nigel" w:date="2026-04-28T12:07:00Z"/>
+              </w:rPr>
+            </w:pPr>
+            <w:ins w:id="257" w:author="Davis, Nigel" w:date="2026-04-28T12:07:00Z">
+              <w:r>
+                <w:rPr>
+                  <w:b/>
+                </w:rPr>
+                <w:t>Notification</w:t>
+              </w:r>
+              <w:r>
+                <w:t>: The notification component maintains a historical log of the notifications that have been sent to a client. The client may retrieve the history log using the notification query interface. The processing of notifications may include alarm correlation and alarm filtering. The notification component also manages subscriptions for notifications.</w:t>
+              </w:r>
+            </w:ins>
+          </w:p>
+          <w:p>
+            <w:pPr>
+              <w:spacing w:after="160" w:line="278" w:lineRule="auto"/>
+              <w:rPr>
+                <w:ins w:id="258" w:author="Davis, Nigel" w:date="2026-04-28T12:07:00Z"/>
+              </w:rPr>
+            </w:pPr>
+          </w:p>
+        </w:tc>
+        <w:tc>
+          <w:tcPr>
+            <w:tcW w:w="681" w:type="pct"/>
+            <w:tcBorders>
+              <w:top w:val="single" w:sz="4" w:space="0" w:color="auto"/>
+              <w:left w:val="single" w:sz="4" w:space="0" w:color="auto"/>
+              <w:bottom w:val="single" w:sz="4" w:space="0" w:color="auto"/>
+              <w:right w:val="single" w:sz="4" w:space="0" w:color="auto"/>
+            </w:tcBorders>
+            <w:tcPrChange w:id="259" w:author="Davis, Nigel" w:date="2026-05-10T23:41:00Z" w16du:dateUtc="2026-05-10T22:41:00Z">
+              <w:tcPr>
+                <w:tcW w:w="681" w:type="pct"/>
+                <w:tcBorders>
+                  <w:top w:val="single" w:sz="4" w:space="0" w:color="auto"/>
+                  <w:left w:val="single" w:sz="4" w:space="0" w:color="auto"/>
+                  <w:bottom w:val="single" w:sz="4" w:space="0" w:color="auto"/>
+                  <w:right w:val="single" w:sz="4" w:space="0" w:color="auto"/>
+                </w:tcBorders>
+              </w:tcPr>
+            </w:tcPrChange>
+          </w:tcPr>
+          <w:p>
+            <w:pPr>
+              <w:spacing w:after="160" w:line="278" w:lineRule="auto"/>
+              <w:rPr>
+                <w:ins w:id="260" w:author="Davis, Nigel" w:date="2026-04-28T12:07:00Z"/>
+              </w:rPr>
+            </w:pPr>
+          </w:p>
+        </w:tc>
+      </w:tr>
+      <w:tr>
+        <w:trPr>
+          <w:cantSplit/>
+          <w:jc w:val="center"/>
+          <w:ins w:id="261" w:author="Davis, Nigel" w:date="2026-04-28T12:07:00Z"/>
+          <w:trPrChange w:id="262" w:author="Davis, Nigel" w:date="2026-05-10T23:41:00Z" w16du:dateUtc="2026-05-10T22:41:00Z">
+            <w:trPr>
+              <w:cantSplit/>
+              <w:jc w:val="center"/>
+            </w:trPr>
+          </w:trPrChange>
+        </w:trPr>
+        <w:tc>
+          <w:tcPr>
+            <w:tcW w:w="1363" w:type="pct"/>
+            <w:tcBorders>
+              <w:top w:val="single" w:sz="4" w:space="0" w:color="auto"/>
+              <w:left w:val="single" w:sz="4" w:space="0" w:color="auto"/>
+              <w:bottom w:val="single" w:sz="4" w:space="0" w:color="auto"/>
+              <w:right w:val="single" w:sz="4" w:space="0" w:color="auto"/>
+            </w:tcBorders>
+            <w:hideMark/>
+            <w:tcPrChange w:id="263" w:author="Davis, Nigel" w:date="2026-05-10T23:41:00Z" w16du:dateUtc="2026-05-10T22:41:00Z">
+              <w:tcPr>
+                <w:tcW w:w="1363" w:type="pct"/>
+                <w:tcBorders>
+                  <w:top w:val="single" w:sz="4" w:space="0" w:color="auto"/>
+                  <w:left w:val="single" w:sz="4" w:space="0" w:color="auto"/>
+                  <w:bottom w:val="single" w:sz="4" w:space="0" w:color="auto"/>
+                  <w:right w:val="single" w:sz="4" w:space="0" w:color="auto"/>
+                </w:tcBorders>
+                <w:hideMark/>
+              </w:tcPr>
+            </w:tcPrChange>
+          </w:tcPr>
+          <w:p>
+            <w:pPr>
+              <w:spacing w:after="160" w:line="278" w:lineRule="auto"/>
+              <w:rPr>
+                <w:ins w:id="264" w:author="Davis, Nigel" w:date="2026-04-28T12:07:00Z"/>
+                <w:b/>
+              </w:rPr>
+            </w:pPr>
+            <w:ins w:id="265" w:author="Davis, Nigel" w:date="2026-04-28T12:07:00Z">
+              <w:r>
+                <w:rPr>
+                  <w:b/>
+                </w:rPr>
+                <w:t xml:space="preserve">Streaming </w:t>
+              </w:r>
+              <w:proofErr w:type="gramStart"/>
+              <w:r>
+                <w:rPr>
+                  <w:b/>
+                </w:rPr>
+                <w:t xml:space="preserve">Service  </w:t>
+              </w:r>
+              <w:r>
+                <w:t>[</w:t>
+              </w:r>
+              <w:proofErr w:type="gramEnd"/>
+              <w:r>
+                <w:t>2]</w:t>
+              </w:r>
+            </w:ins>
+          </w:p>
+          <w:p>
+            <w:pPr>
+              <w:spacing w:after="160" w:line="278" w:lineRule="auto"/>
+              <w:rPr>
+                <w:ins w:id="266" w:author="Davis, Nigel" w:date="2026-04-28T12:07:00Z"/>
+              </w:rPr>
+            </w:pPr>
+            <w:ins w:id="267" w:author="Davis, Nigel" w:date="2026-04-28T12:07:00Z">
+              <w:r>
+                <w:t xml:space="preserve">Streaming is the name for a type of mechanism that handles the </w:t>
+              </w:r>
+              <w:proofErr w:type="gramStart"/>
+              <w:r>
+                <w:t>providing</w:t>
+              </w:r>
+              <w:proofErr w:type="gramEnd"/>
+              <w:r>
+                <w:t xml:space="preserve"> of information from one system to another in some form of steady and continuous flow. The streaming capability is distinct from TAPI Notification and is designed to better deal with scale and to provide an improved operational approach.</w:t>
+              </w:r>
+            </w:ins>
+          </w:p>
+        </w:tc>
+        <w:tc>
+          <w:tcPr>
+            <w:tcW w:w="993" w:type="pct"/>
+            <w:vMerge/>
+            <w:tcBorders>
+              <w:top w:val="single" w:sz="4" w:space="0" w:color="auto"/>
+              <w:left w:val="single" w:sz="4" w:space="0" w:color="auto"/>
+              <w:bottom w:val="single" w:sz="4" w:space="0" w:color="auto"/>
+              <w:right w:val="single" w:sz="4" w:space="0" w:color="auto"/>
+            </w:tcBorders>
+            <w:vAlign w:val="center"/>
+            <w:hideMark/>
+            <w:tcPrChange w:id="268" w:author="Davis, Nigel" w:date="2026-05-10T23:41:00Z" w16du:dateUtc="2026-05-10T22:41:00Z">
+              <w:tcPr>
+                <w:tcW w:w="0" w:type="auto"/>
+                <w:vMerge/>
+                <w:tcBorders>
+                  <w:top w:val="single" w:sz="4" w:space="0" w:color="auto"/>
+                  <w:left w:val="single" w:sz="4" w:space="0" w:color="auto"/>
+                  <w:bottom w:val="single" w:sz="4" w:space="0" w:color="auto"/>
+                  <w:right w:val="single" w:sz="4" w:space="0" w:color="auto"/>
+                </w:tcBorders>
+                <w:vAlign w:val="center"/>
+                <w:hideMark/>
+              </w:tcPr>
+            </w:tcPrChange>
+          </w:tcPr>
+          <w:p>
+            <w:pPr>
+              <w:spacing w:after="160" w:line="278" w:lineRule="auto"/>
+              <w:rPr>
+                <w:ins w:id="269" w:author="Davis, Nigel" w:date="2026-04-28T12:07:00Z"/>
+              </w:rPr>
+            </w:pPr>
+          </w:p>
+        </w:tc>
+        <w:tc>
+          <w:tcPr>
+            <w:tcW w:w="1963" w:type="pct"/>
+            <w:vMerge/>
+            <w:tcBorders>
+              <w:top w:val="single" w:sz="4" w:space="0" w:color="auto"/>
+              <w:left w:val="single" w:sz="4" w:space="0" w:color="auto"/>
+              <w:bottom w:val="single" w:sz="4" w:space="0" w:color="auto"/>
+              <w:right w:val="single" w:sz="4" w:space="0" w:color="auto"/>
+            </w:tcBorders>
+            <w:vAlign w:val="center"/>
+            <w:hideMark/>
+            <w:tcPrChange w:id="270" w:author="Davis, Nigel" w:date="2026-05-10T23:41:00Z" w16du:dateUtc="2026-05-10T22:41:00Z">
+              <w:tcPr>
+                <w:tcW w:w="0" w:type="auto"/>
+                <w:gridSpan w:val="2"/>
+                <w:vMerge/>
+                <w:tcBorders>
+                  <w:top w:val="single" w:sz="4" w:space="0" w:color="auto"/>
+                  <w:left w:val="single" w:sz="4" w:space="0" w:color="auto"/>
+                  <w:bottom w:val="single" w:sz="4" w:space="0" w:color="auto"/>
+                  <w:right w:val="single" w:sz="4" w:space="0" w:color="auto"/>
+                </w:tcBorders>
+                <w:vAlign w:val="center"/>
+                <w:hideMark/>
+              </w:tcPr>
+            </w:tcPrChange>
+          </w:tcPr>
+          <w:p>
+            <w:pPr>
+              <w:spacing w:after="160" w:line="278" w:lineRule="auto"/>
+              <w:rPr>
+                <w:ins w:id="271" w:author="Davis, Nigel" w:date="2026-04-28T12:07:00Z"/>
+              </w:rPr>
+            </w:pPr>
+          </w:p>
+        </w:tc>
+        <w:tc>
+          <w:tcPr>
+            <w:tcW w:w="681" w:type="pct"/>
+            <w:tcBorders>
+              <w:top w:val="single" w:sz="4" w:space="0" w:color="auto"/>
+              <w:left w:val="single" w:sz="4" w:space="0" w:color="auto"/>
+              <w:bottom w:val="single" w:sz="4" w:space="0" w:color="auto"/>
+              <w:right w:val="single" w:sz="4" w:space="0" w:color="auto"/>
+            </w:tcBorders>
+            <w:tcPrChange w:id="272" w:author="Davis, Nigel" w:date="2026-05-10T23:41:00Z" w16du:dateUtc="2026-05-10T22:41:00Z">
+              <w:tcPr>
+                <w:tcW w:w="681" w:type="pct"/>
+                <w:tcBorders>
+                  <w:top w:val="single" w:sz="4" w:space="0" w:color="auto"/>
+                  <w:left w:val="single" w:sz="4" w:space="0" w:color="auto"/>
+                  <w:bottom w:val="single" w:sz="4" w:space="0" w:color="auto"/>
+                  <w:right w:val="single" w:sz="4" w:space="0" w:color="auto"/>
+                </w:tcBorders>
+              </w:tcPr>
+            </w:tcPrChange>
+          </w:tcPr>
+          <w:p>
+            <w:pPr>
+              <w:spacing w:after="160" w:line="278" w:lineRule="auto"/>
+              <w:rPr>
+                <w:ins w:id="273" w:author="Davis, Nigel" w:date="2026-04-28T12:07:00Z"/>
+              </w:rPr>
+            </w:pPr>
+          </w:p>
+        </w:tc>
+      </w:tr>
+    </w:tbl>
+    <w:p>
+      <w:pPr>
+        <w:pPrChange w:id="274" w:author="Davis, Nigel" w:date="2026-04-28T12:07:00Z" w16du:dateUtc="2026-04-28T11:07:00Z">
+          <w:pPr>
+            <w:pStyle w:val="Heading2"/>
+          </w:pPr>
+        </w:pPrChange>
+      </w:pPr>
+    </w:p>
+    <w:p>
+      <w:pPr>
+        <w:rPr>
+          <w:ins w:id="275" w:author="Davis, Nigel" w:date="2026-04-28T12:07:00Z" w16du:dateUtc="2026-04-28T11:07:00Z"/>
+        </w:rPr>
+      </w:pPr>
+      <w:ins w:id="276" w:author="Davis, Nigel" w:date="2026-04-28T12:07:00Z" w16du:dateUtc="2026-04-28T11:07:00Z">
+        <w:r>
+          <w:t>Entities</w:t>
+        </w:r>
+      </w:ins>
     </w:p>
     <w:p>
       <w:r>
@@ -269,6 +3623,12 @@
             </w:pPr>
             <w:r>
               <w:rPr>
+                <w:b/>
+              </w:rPr>
+              <w:t xml:space="preserve">LF </w:t>
+            </w:r>
+            <w:r>
+              <w:rPr>
                 <w:rFonts w:hint="eastAsia"/>
                 <w:b/>
               </w:rPr>
@@ -296,20 +3656,19 @@
               <w:rPr>
                 <w:b/>
               </w:rPr>
-              <w:t xml:space="preserve">CPI in </w:t>
+              <w:t>ITU-T</w:t>
             </w:r>
             <w:r>
               <w:rPr>
-                <w:rFonts w:hint="eastAsia"/>
                 <w:b/>
               </w:rPr>
-              <w:t>G</w:t>
+              <w:t xml:space="preserve"> </w:t>
             </w:r>
             <w:r>
               <w:rPr>
                 <w:b/>
               </w:rPr>
-              <w:t>.7702 Concepts</w:t>
+              <w:t>7702 Concepts</w:t>
             </w:r>
           </w:p>
         </w:tc>
@@ -337,33 +3696,13 @@
           <w:tcPr>
             <w:tcW w:w="3083" w:type="dxa"/>
           </w:tcPr>
-          <w:p>
-            <w:r>
-              <w:rPr>
-                <w:rFonts w:hint="eastAsia"/>
-              </w:rPr>
-              <w:t>T</w:t>
-            </w:r>
-            <w:r>
-              <w:t>API</w:t>
-            </w:r>
-          </w:p>
+          <w:p/>
         </w:tc>
         <w:tc>
           <w:tcPr>
             <w:tcW w:w="2926" w:type="dxa"/>
           </w:tcPr>
-          <w:p>
-            <w:r>
-              <w:rPr>
-                <w:rFonts w:hint="eastAsia"/>
-              </w:rPr>
-              <w:t>C</w:t>
-            </w:r>
-            <w:r>
-              <w:t>PI</w:t>
-            </w:r>
-          </w:p>
+          <w:p/>
         </w:tc>
         <w:tc>
           <w:tcPr>
@@ -451,8 +3790,18 @@
               <w:t>-</w:t>
             </w:r>
             <w:r>
-              <w:t>level vision</w:t>
+              <w:t xml:space="preserve">level </w:t>
             </w:r>
+            <w:ins w:id="277" w:author="Davis, Nigel" w:date="2026-04-28T12:08:00Z" w16du:dateUtc="2026-04-28T11:08:00Z">
+              <w:r>
+                <w:t>view</w:t>
+              </w:r>
+            </w:ins>
+            <w:del w:id="278" w:author="Davis, Nigel" w:date="2026-04-28T12:08:00Z" w16du:dateUtc="2026-04-28T11:08:00Z">
+              <w:r>
+                <w:delText>vision</w:delText>
+              </w:r>
+            </w:del>
           </w:p>
         </w:tc>
       </w:tr>
@@ -495,8 +3844,60 @@
               <w:t xml:space="preserve"> </w:t>
             </w:r>
             <w:r>
-              <w:t>is recursive vision while Node is the lowest vision.</w:t>
+              <w:t xml:space="preserve">is recursive </w:t>
             </w:r>
+            <w:ins w:id="279" w:author="Davis, Nigel" w:date="2026-04-28T12:08:00Z" w16du:dateUtc="2026-04-28T11:08:00Z">
+              <w:r>
+                <w:t>view</w:t>
+              </w:r>
+            </w:ins>
+            <w:del w:id="280" w:author="Davis, Nigel" w:date="2026-04-28T12:08:00Z" w16du:dateUtc="2026-04-28T11:08:00Z">
+              <w:r>
+                <w:delText>vision</w:delText>
+              </w:r>
+            </w:del>
+            <w:r>
+              <w:t xml:space="preserve"> while</w:t>
+            </w:r>
+            <w:ins w:id="281" w:author="Davis, Nigel" w:date="2026-05-11T00:02:00Z" w16du:dateUtc="2026-05-10T23:02:00Z">
+              <w:r>
+                <w:t xml:space="preserve"> TAPI</w:t>
+              </w:r>
+            </w:ins>
+            <w:r>
+              <w:t xml:space="preserve"> Node </w:t>
+            </w:r>
+            <w:ins w:id="282" w:author="Davis, Nigel" w:date="2026-05-11T00:02:00Z" w16du:dateUtc="2026-05-10T23:02:00Z">
+              <w:r>
+                <w:t xml:space="preserve">in all previous releases </w:t>
+              </w:r>
+            </w:ins>
+            <w:r>
+              <w:t xml:space="preserve">is the lowest </w:t>
+            </w:r>
+            <w:ins w:id="283" w:author="Davis, Nigel" w:date="2026-04-28T12:08:00Z" w16du:dateUtc="2026-04-28T11:08:00Z">
+              <w:r>
+                <w:t>view</w:t>
+              </w:r>
+            </w:ins>
+            <w:ins w:id="284" w:author="Davis, Nigel" w:date="2026-05-11T00:02:00Z" w16du:dateUtc="2026-05-10T23:02:00Z">
+              <w:r>
+                <w:t xml:space="preserve">. Node </w:t>
+              </w:r>
+              <w:r>
+                <w:t>has been made</w:t>
+              </w:r>
+            </w:ins>
+            <w:ins w:id="285" w:author="Davis, Nigel" w:date="2026-05-11T00:03:00Z" w16du:dateUtc="2026-05-10T23:03:00Z">
+              <w:r>
+                <w:t>.</w:t>
+              </w:r>
+            </w:ins>
+            <w:del w:id="286" w:author="Davis, Nigel" w:date="2026-04-28T12:08:00Z" w16du:dateUtc="2026-04-28T11:08:00Z">
+              <w:r>
+                <w:delText>vision.</w:delText>
+              </w:r>
+            </w:del>
           </w:p>
         </w:tc>
       </w:tr>
@@ -882,7 +4283,13 @@
           <w:tcPr>
             <w:tcW w:w="2926" w:type="dxa"/>
           </w:tcPr>
-          <w:p/>
+          <w:p>
+            <w:ins w:id="287" w:author="Davis, Nigel" w:date="2026-05-11T00:03:00Z" w16du:dateUtc="2026-05-10T23:03:00Z">
+              <w:r>
+                <w:t>(no equivalent)</w:t>
+              </w:r>
+            </w:ins>
+          </w:p>
         </w:tc>
         <w:tc>
           <w:tcPr>
@@ -940,7 +4347,6 @@
           <w:bCs/>
           <w:color w:val="0070C0"/>
         </w:rPr>
-        <w:lastRenderedPageBreak/>
         <w:t>Properties related to the control plane</w:t>
       </w:r>
     </w:p>
@@ -969,41 +4375,184 @@
         <w:rPr>
           <w:color w:val="0070C0"/>
         </w:rPr>
-        <w:t>Add selected-path (_selectedPath [0..*]) to switch (Switch) where one path would be selected for a normal control plane case. The switch may be bidirectional if the path is always bidirectional or there may be two switches if the path direction is independently switchable. Note that this is generally applicable independent of the ASON work.</w:t>
-      </w:r>
-    </w:p>
-    <w:p>
-      <w:pPr>
+        <w:t xml:space="preserve">Add </w:t>
+      </w:r>
+      <w:proofErr w:type="gramStart"/>
+      <w:r>
         <w:rPr>
           <w:color w:val="0070C0"/>
         </w:rPr>
-      </w:pPr>
+        <w:t>selected-path</w:t>
+      </w:r>
+      <w:proofErr w:type="gramEnd"/>
       <w:r>
         <w:rPr>
           <w:color w:val="0070C0"/>
         </w:rPr>
-        <w:t xml:space="preserve">Add alternative-view </w:t>
-      </w:r>
-      <w:commentRangeStart w:id="0"/>
+        <w:t xml:space="preserve"> (_</w:t>
+      </w:r>
+      <w:proofErr w:type="spellStart"/>
       <w:r>
         <w:rPr>
           <w:color w:val="0070C0"/>
         </w:rPr>
-        <w:t xml:space="preserve">(_alternativeView [0..*]) </w:t>
-      </w:r>
-      <w:commentRangeEnd w:id="0"/>
-      <w:r>
-        <w:rPr>
-          <w:rStyle w:val="CommentReference"/>
+        <w:t>selectedPath</w:t>
+      </w:r>
+      <w:proofErr w:type="spellEnd"/>
+      <w:r>
+        <w:rPr>
           <w:color w:val="0070C0"/>
         </w:rPr>
-        <w:commentReference w:id="0"/>
-      </w:r>
+        <w:t xml:space="preserve"> [</w:t>
+      </w:r>
+      <w:proofErr w:type="gramStart"/>
       <w:r>
         <w:rPr>
           <w:color w:val="0070C0"/>
         </w:rPr>
-        <w:t>to connection (Connection), node-edge-point (NodeEdgePoint), connection_end_point (ConnectionEndPoint), link (Link), service-interface-point (ServiceInterfacePoint), node (Node), connectivity-service (ConnectivityService) where this property references another entity of the same type as the entity referencing.</w:t>
+        <w:t>0..</w:t>
+      </w:r>
+      <w:proofErr w:type="gramEnd"/>
+      <w:r>
+        <w:rPr>
+          <w:color w:val="0070C0"/>
+        </w:rPr>
+        <w:t>*]) to switch (Switch) where one path would be selected for a normal control plane case. The switch may be bidirectional if the path is always bidirectional or there may be two switches if the path direction is independently switchable. Note that this is generally applicable independent of the ASON work.</w:t>
+      </w:r>
+    </w:p>
+    <w:p>
+      <w:pPr>
+        <w:rPr>
+          <w:color w:val="0070C0"/>
+        </w:rPr>
+      </w:pPr>
+      <w:r>
+        <w:rPr>
+          <w:color w:val="0070C0"/>
+        </w:rPr>
+        <w:t>Add alternative-view (_</w:t>
+      </w:r>
+      <w:proofErr w:type="spellStart"/>
+      <w:r>
+        <w:rPr>
+          <w:color w:val="0070C0"/>
+        </w:rPr>
+        <w:t>alternativeView</w:t>
+      </w:r>
+      <w:proofErr w:type="spellEnd"/>
+      <w:r>
+        <w:rPr>
+          <w:color w:val="0070C0"/>
+        </w:rPr>
+        <w:t xml:space="preserve"> [</w:t>
+      </w:r>
+      <w:proofErr w:type="gramStart"/>
+      <w:r>
+        <w:rPr>
+          <w:color w:val="0070C0"/>
+        </w:rPr>
+        <w:t>0..</w:t>
+      </w:r>
+      <w:proofErr w:type="gramEnd"/>
+      <w:r>
+        <w:rPr>
+          <w:color w:val="0070C0"/>
+        </w:rPr>
+        <w:t>*]) to connection (Connection), node-edge-point (</w:t>
+      </w:r>
+      <w:proofErr w:type="spellStart"/>
+      <w:r>
+        <w:rPr>
+          <w:color w:val="0070C0"/>
+        </w:rPr>
+        <w:t>NodeEdgePoint</w:t>
+      </w:r>
+      <w:proofErr w:type="spellEnd"/>
+      <w:r>
+        <w:rPr>
+          <w:color w:val="0070C0"/>
+        </w:rPr>
+        <w:t xml:space="preserve">), </w:t>
+      </w:r>
+      <w:proofErr w:type="spellStart"/>
+      <w:r>
+        <w:rPr>
+          <w:color w:val="0070C0"/>
+        </w:rPr>
+        <w:t>connection_end_point</w:t>
+      </w:r>
+      <w:proofErr w:type="spellEnd"/>
+      <w:r>
+        <w:rPr>
+          <w:color w:val="0070C0"/>
+        </w:rPr>
+        <w:t xml:space="preserve"> (</w:t>
+      </w:r>
+      <w:proofErr w:type="spellStart"/>
+      <w:r>
+        <w:rPr>
+          <w:color w:val="0070C0"/>
+        </w:rPr>
+        <w:t>ConnectionEndPoint</w:t>
+      </w:r>
+      <w:proofErr w:type="spellEnd"/>
+      <w:r>
+        <w:rPr>
+          <w:color w:val="0070C0"/>
+        </w:rPr>
+        <w:t>), link (Link), service-interface-point (ServiceInterfacePoint), node (Node), connectivity-service (</w:t>
+      </w:r>
+      <w:proofErr w:type="spellStart"/>
+      <w:r>
+        <w:rPr>
+          <w:color w:val="0070C0"/>
+        </w:rPr>
+        <w:t>ConnectivityService</w:t>
+      </w:r>
+      <w:proofErr w:type="spellEnd"/>
+      <w:r>
+        <w:rPr>
+          <w:color w:val="0070C0"/>
+        </w:rPr>
+        <w:t>) where this property references another entity of the same type as the entity referencing.</w:t>
+      </w:r>
+      <w:r>
+        <w:rPr>
+          <w:color w:val="0070C0"/>
+        </w:rPr>
+        <w:t xml:space="preserve"> </w:t>
+      </w:r>
+      <w:r>
+        <w:rPr>
+          <w:color w:val="0070C0"/>
+        </w:rPr>
+        <w:t xml:space="preserve">The orientation of the property is from the view abstraction to the preexisting resources that the new representation is a </w:t>
+      </w:r>
+      <w:r>
+        <w:rPr>
+          <w:color w:val="0070C0"/>
+        </w:rPr>
+        <w:t xml:space="preserve">view of… </w:t>
+      </w:r>
+      <w:r>
+        <w:rPr>
+          <w:color w:val="0070C0"/>
+        </w:rPr>
+        <w:t xml:space="preserve">May want to add view role and make this a more complex attribute. </w:t>
+      </w:r>
+      <w:proofErr w:type="gramStart"/>
+      <w:r>
+        <w:rPr>
+          <w:color w:val="0070C0"/>
+        </w:rPr>
+        <w:t>So</w:t>
+      </w:r>
+      <w:proofErr w:type="gramEnd"/>
+      <w:r>
+        <w:rPr>
+          <w:color w:val="0070C0"/>
+        </w:rPr>
+        <w:t xml:space="preserve"> ASON would point to real resources (but not the other way round).</w:t>
       </w:r>
     </w:p>
     <w:p>
@@ -1097,6 +4646,185 @@
     <w:p>
       <w:pPr>
         <w:rPr>
+          <w:ins w:id="288" w:author="Davis, Nigel" w:date="2026-05-11T00:05:00Z" w16du:dateUtc="2026-05-10T23:05:00Z"/>
+          <w:color w:val="0070C0"/>
+        </w:rPr>
+      </w:pPr>
+      <w:r>
+        <w:rPr>
+          <w:color w:val="0070C0"/>
+        </w:rPr>
+        <w:t xml:space="preserve">There </w:t>
+      </w:r>
+      <w:r>
+        <w:rPr>
+          <w:color w:val="0070C0"/>
+        </w:rPr>
+        <w:t>should</w:t>
+      </w:r>
+      <w:r>
+        <w:rPr>
+          <w:color w:val="0070C0"/>
+        </w:rPr>
+        <w:t xml:space="preserve"> be a property that</w:t>
+      </w:r>
+      <w:r>
+        <w:rPr>
+          <w:color w:val="0070C0"/>
+        </w:rPr>
+        <w:t xml:space="preserve"> indicates that </w:t>
+      </w:r>
+      <w:r>
+        <w:rPr>
+          <w:color w:val="0070C0"/>
+        </w:rPr>
+        <w:t>the actual resource is allocated to the control plane</w:t>
+      </w:r>
+      <w:r>
+        <w:rPr>
+          <w:color w:val="0070C0"/>
+        </w:rPr>
+        <w:t xml:space="preserve"> where the allocation is a hard allocation. If the resources are shared or the control plane </w:t>
+      </w:r>
+      <w:r>
+        <w:rPr>
+          <w:color w:val="0070C0"/>
+        </w:rPr>
+        <w:t xml:space="preserve">has exclusive rights </w:t>
+      </w:r>
+      <w:proofErr w:type="gramStart"/>
+      <w:r>
+        <w:rPr>
+          <w:color w:val="0070C0"/>
+        </w:rPr>
+        <w:t>as a result of</w:t>
+      </w:r>
+      <w:proofErr w:type="gramEnd"/>
+      <w:r>
+        <w:rPr>
+          <w:color w:val="0070C0"/>
+        </w:rPr>
+        <w:t xml:space="preserve"> some other restriction the property need not be set</w:t>
+      </w:r>
+      <w:r>
+        <w:rPr>
+          <w:color w:val="0070C0"/>
+        </w:rPr>
+        <w:t xml:space="preserve">. We </w:t>
+      </w:r>
+      <w:r>
+        <w:rPr>
+          <w:color w:val="0070C0"/>
+        </w:rPr>
+        <w:t xml:space="preserve">should not have a </w:t>
+      </w:r>
+      <w:proofErr w:type="gramStart"/>
+      <w:r>
+        <w:rPr>
+          <w:color w:val="0070C0"/>
+        </w:rPr>
+        <w:t>full references</w:t>
+      </w:r>
+      <w:proofErr w:type="gramEnd"/>
+      <w:r>
+        <w:rPr>
+          <w:color w:val="0070C0"/>
+        </w:rPr>
+        <w:t xml:space="preserve"> as that is duplicate.</w:t>
+      </w:r>
+      <w:r>
+        <w:rPr>
+          <w:color w:val="0070C0"/>
+        </w:rPr>
+        <w:t xml:space="preserve"> The orientation is lifecycle driven. The actual network representation is assumed to appear first followed by the control plane representation. As a </w:t>
+      </w:r>
+      <w:proofErr w:type="gramStart"/>
+      <w:r>
+        <w:rPr>
+          <w:color w:val="0070C0"/>
+        </w:rPr>
+        <w:t>consequence</w:t>
+      </w:r>
+      <w:proofErr w:type="gramEnd"/>
+      <w:r>
+        <w:rPr>
+          <w:color w:val="0070C0"/>
+        </w:rPr>
+        <w:t xml:space="preserve"> the control plane representation </w:t>
+      </w:r>
+      <w:r>
+        <w:rPr>
+          <w:color w:val="0070C0"/>
+        </w:rPr>
+        <w:t>references, on creation, references the existing actual network resources.</w:t>
+      </w:r>
+    </w:p>
+    <w:p>
+      <w:pPr>
+        <w:rPr>
+          <w:color w:val="0070C0"/>
+        </w:rPr>
+      </w:pPr>
+      <w:ins w:id="289" w:author="Davis, Nigel" w:date="2026-05-11T00:05:00Z" w16du:dateUtc="2026-05-10T23:05:00Z">
+        <w:r>
+          <w:rPr>
+            <w:color w:val="0070C0"/>
+          </w:rPr>
+          <w:t xml:space="preserve">This allocation </w:t>
+        </w:r>
+      </w:ins>
+      <w:ins w:id="290" w:author="Davis, Nigel" w:date="2026-05-11T00:07:00Z" w16du:dateUtc="2026-05-10T23:07:00Z">
+        <w:r>
+          <w:rPr>
+            <w:color w:val="0070C0"/>
+          </w:rPr>
+          <w:t xml:space="preserve">will </w:t>
+        </w:r>
+      </w:ins>
+      <w:ins w:id="291" w:author="Davis, Nigel" w:date="2026-05-11T00:05:00Z" w16du:dateUtc="2026-05-10T23:05:00Z">
+        <w:r>
+          <w:rPr>
+            <w:color w:val="0070C0"/>
+          </w:rPr>
+          <w:t>be expressed in the NEPs of the control plane representatio</w:t>
+        </w:r>
+      </w:ins>
+      <w:ins w:id="292" w:author="Davis, Nigel" w:date="2026-05-11T00:06:00Z" w16du:dateUtc="2026-05-10T23:06:00Z">
+        <w:r>
+          <w:rPr>
+            <w:color w:val="0070C0"/>
+          </w:rPr>
+          <w:t xml:space="preserve">n where the resources that the control plane NEP </w:t>
+        </w:r>
+        <w:r>
+          <w:rPr>
+            <w:color w:val="0070C0"/>
+          </w:rPr>
+          <w:t>has acquired</w:t>
+        </w:r>
+        <w:r>
+          <w:rPr>
+            <w:color w:val="0070C0"/>
+          </w:rPr>
+          <w:t xml:space="preserve"> are explicitly identified</w:t>
+        </w:r>
+        <w:r>
+          <w:rPr>
+            <w:color w:val="0070C0"/>
+          </w:rPr>
+          <w:t>.</w:t>
+        </w:r>
+        <w:r>
+          <w:rPr>
+            <w:color w:val="0070C0"/>
+          </w:rPr>
+          <w:t xml:space="preserve"> </w:t>
+        </w:r>
+      </w:ins>
+    </w:p>
+    <w:p>
+      <w:pPr>
+        <w:rPr>
           <w:b/>
         </w:rPr>
       </w:pPr>
@@ -1109,7 +4837,15 @@
     </w:p>
     <w:p>
       <w:r>
-        <w:t>For more complicated scenarios where there are a number of separate control plane and non-control plane domains in the network and where a connection passes through several domains</w:t>
+        <w:t xml:space="preserve">For more complicated scenarios where there are </w:t>
+      </w:r>
+      <w:proofErr w:type="gramStart"/>
+      <w:r>
+        <w:t>a number of</w:t>
+      </w:r>
+      <w:proofErr w:type="gramEnd"/>
+      <w:r>
+        <w:t xml:space="preserve"> separate control plane and non-control plane domains in the network and where a connection passes through several domains</w:t>
       </w:r>
       <w:r>
         <w:t xml:space="preserve"> there needs to be support for a connection hierarchies that have more than two levels, e.g., &lt;describe example of connection nesting&gt;</w:t>
@@ -1144,11 +4880,18 @@
     </w:p>
     <w:p>
       <w:r>
-        <w:lastRenderedPageBreak/>
         <w:t xml:space="preserve">The </w:t>
       </w:r>
       <w:r>
-        <w:t xml:space="preserve">orchestrator/higher-controller will not </w:t>
+        <w:t>orchestrator/</w:t>
+      </w:r>
+      <w:proofErr w:type="gramStart"/>
+      <w:r>
+        <w:t>higher-controller</w:t>
+      </w:r>
+      <w:proofErr w:type="gramEnd"/>
+      <w:r>
+        <w:t xml:space="preserve"> will not </w:t>
       </w:r>
       <w:r>
         <w:t xml:space="preserve">see a difference between a network where the lower controller controls the network resources directly and uses its PCE to compute paths and a network where the lower controller is essentially transparent using the control plane PCE </w:t>
@@ -1208,12 +4951,12 @@
             <o:lock v:ext="edit" aspectratio="t"/>
           </v:shapetype>
           <v:shape id="_x0000_i1025" type="#_x0000_t75" style="width:452.25pt;height:254.25pt" o:ole="">
-            <v:imagedata r:id="rId12" o:title=""/>
+            <v:imagedata r:id="rId14" o:title=""/>
           </v:shape>
-          <o:OLEObject Type="Embed" ProgID="PowerPoint.Slide.12" ShapeID="_x0000_i1025" DrawAspect="Content" ObjectID="_1837575124" r:id="rId13"/>
+          <o:OLEObject Type="Embed" ProgID="PowerPoint.Slide.12" ShapeID="_x0000_i1025" DrawAspect="Content" ObjectID="_1839966183" r:id="rId15"/>
         </w:object>
       </w:r>
-      <w:ins w:id="1" w:author="杨三威10099490" w:date="2026-03-26T20:33:00Z">
+      <w:ins w:id="293" w:author="杨三威10099490" w:date="2026-03-26T20:33:00Z">
         <w:r>
           <w:t>figure 1</w:t>
         </w:r>
@@ -1241,255 +4984,251 @@
     <w:p>
       <w:r>
         <w:object w:dxaOrig="9599" w:dyaOrig="5400" w14:anchorId="62FD8B11">
-          <v:shape id="_x0000_i1026" type="#_x0000_t75" style="width:480pt;height:270pt" o:ole="">
-            <v:imagedata r:id="rId14" o:title=""/>
-          </v:shape>
-          <o:OLEObject Type="Embed" ProgID="PowerPoint.Slide.12" ShapeID="_x0000_i1026" DrawAspect="Content" ObjectID="_1837575125" r:id="rId15"/>
-        </w:object>
-      </w:r>
-      <w:ins w:id="2" w:author="杨三威10099490" w:date="2026-03-26T20:33:00Z">
-        <w:r>
-          <w:t>figure 2</w:t>
-        </w:r>
-      </w:ins>
-    </w:p>
-    <w:p/>
-    <w:p>
-      <w:pPr>
-        <w:pStyle w:val="Heading2"/>
-      </w:pPr>
-      <w:r>
-        <w:t xml:space="preserve">Minimal </w:t>
-      </w:r>
-      <w:r>
-        <w:t>dual</w:t>
-      </w:r>
-      <w:r>
-        <w:t xml:space="preserve"> namespace</w:t>
-      </w:r>
-      <w:r>
-        <w:t xml:space="preserve"> solution with no restoration constraints</w:t>
-      </w:r>
-    </w:p>
-    <w:p>
-      <w:r>
-        <w:t xml:space="preserve">The ASON/ASTN control plane allows for </w:t>
-      </w:r>
-      <w:r>
-        <w:t>resource abstraction beyond the normal TAPI abstraction.</w:t>
-      </w:r>
-    </w:p>
-    <w:p>
-      <w:r>
-        <w:t>In the figure below there i</w:t>
-      </w:r>
-      <w:r>
-        <w:t>s a</w:t>
-      </w:r>
-      <w:r>
-        <w:t>n extra connection reflecting the control plane’s representation of the connectivity</w:t>
-      </w:r>
-      <w:r>
-        <w:t>. This connection supports navigation to the corresponding raw network resources.</w:t>
-      </w:r>
-    </w:p>
-    <w:p>
-      <w:r>
-        <w:t xml:space="preserve">The connection is bounded by CEPs representing the control plane abstraction of the </w:t>
-      </w:r>
-      <w:r>
-        <w:t>actual</w:t>
-      </w:r>
-      <w:r>
-        <w:t xml:space="preserve"> CEP</w:t>
-      </w:r>
-      <w:r>
-        <w:t>s and these control plane CEPs (SNPs) are</w:t>
-      </w:r>
-      <w:r>
-        <w:t xml:space="preserve"> aggregated in control plane NE</w:t>
-      </w:r>
-      <w:r>
-        <w:t>Ps (SNPPs).</w:t>
-      </w:r>
-      <w:r>
-        <w:t xml:space="preserve"> An SNPP could </w:t>
-      </w:r>
-      <w:r>
-        <w:t>pool</w:t>
-      </w:r>
-      <w:r>
-        <w:t xml:space="preserve"> resources from several </w:t>
-      </w:r>
-      <w:r>
-        <w:t>raw NEPs.</w:t>
-      </w:r>
-    </w:p>
-    <w:p>
-      <w:r>
-        <w:t xml:space="preserve">To </w:t>
-      </w:r>
-      <w:r>
-        <w:t>cause the</w:t>
-      </w:r>
-      <w:r>
-        <w:t xml:space="preserve"> creat</w:t>
-      </w:r>
-      <w:r>
-        <w:t>ion of the control plane connection, the orchestrator</w:t>
-      </w:r>
-      <w:r>
-        <w:t xml:space="preserve"> creates a connectivity service between BR</w:t>
-      </w:r>
-      <w:r>
-        <w:t>I</w:t>
-      </w:r>
-      <w:r>
-        <w:t>s.</w:t>
-      </w:r>
-    </w:p>
-    <w:p>
-      <w:r>
-        <w:object w:dxaOrig="9600" w:dyaOrig="5401" w14:anchorId="6264F694">
-          <v:shape id="_x0000_i1027" type="#_x0000_t75" style="width:480pt;height:270pt" o:ole="">
+          <v:shape id="_x0000_i1026" type="#_x0000_t75" style="width:480pt;height:270.75pt" o:ole="">
             <v:imagedata r:id="rId16" o:title=""/>
           </v:shape>
-          <o:OLEObject Type="Embed" ProgID="PowerPoint.Slide.12" ShapeID="_x0000_i1027" DrawAspect="Content" ObjectID="_1837575126" r:id="rId17"/>
+          <o:OLEObject Type="Embed" ProgID="PowerPoint.Slide.12" ShapeID="_x0000_i1026" DrawAspect="Content" ObjectID="_1839966184" r:id="rId17"/>
         </w:object>
       </w:r>
-      <w:ins w:id="3" w:author="杨三威10099490" w:date="2026-03-26T20:33:00Z">
-        <w:r>
-          <w:t>figure 3</w:t>
+      <w:ins w:id="294" w:author="杨三威10099490" w:date="2026-03-26T20:33:00Z">
+        <w:r>
+          <w:t>figure 2</w:t>
         </w:r>
       </w:ins>
     </w:p>
-    <w:p>
-      <w:r>
-        <w:t xml:space="preserve">The figure shows a node with dashed border </w:t>
-      </w:r>
-      <w:r>
-        <w:t>above the ROADM 1 node and a similar node above ROADM 3. These are optional nodes. The control plane resources can be exposed via ROADM1 and ROADM 3 or can be exposed via</w:t>
-      </w:r>
-      <w:r>
-        <w:t xml:space="preserve"> </w:t>
-      </w:r>
-      <w:r>
-        <w:t xml:space="preserve">separate </w:t>
-      </w:r>
-      <w:r>
-        <w:t xml:space="preserve">CP1 </w:t>
-      </w:r>
-      <w:r>
-        <w:t xml:space="preserve">and </w:t>
-      </w:r>
-      <w:r>
-        <w:t>CP3</w:t>
-      </w:r>
-      <w:r>
-        <w:t xml:space="preserve"> </w:t>
-      </w:r>
-      <w:r>
-        <w:t>nodes.</w:t>
-      </w:r>
-      <w:r>
-        <w:t xml:space="preserve"> If CP1 and CP3 are represented, they can be related to the </w:t>
+    <w:p/>
+    <w:p>
+      <w:pPr>
+        <w:pStyle w:val="Heading2"/>
+      </w:pPr>
+      <w:r>
+        <w:t xml:space="preserve">Minimal </w:t>
+      </w:r>
+      <w:r>
+        <w:t>dual</w:t>
+      </w:r>
+      <w:r>
+        <w:t xml:space="preserve"> namespace</w:t>
+      </w:r>
+      <w:r>
+        <w:t xml:space="preserve"> solution with no restoration constraints</w:t>
+      </w:r>
+    </w:p>
+    <w:p>
+      <w:r>
+        <w:t xml:space="preserve">The ASON/ASTN control plane allows for </w:t>
+      </w:r>
+      <w:r>
+        <w:t>resource abstraction beyond the normal TAPI abstraction.</w:t>
+      </w:r>
+    </w:p>
+    <w:p>
+      <w:r>
+        <w:t>In the figure below there i</w:t>
+      </w:r>
+      <w:r>
+        <w:t>s a</w:t>
+      </w:r>
+      <w:r>
+        <w:t>n extra connection reflecting the control plane’s representation of the connectivity</w:t>
+      </w:r>
+      <w:r>
+        <w:t>. This connection supports navigation to the corresponding raw network resources.</w:t>
+      </w:r>
+    </w:p>
+    <w:p>
+      <w:r>
+        <w:t xml:space="preserve">The connection is bounded by CEPs representing the control plane abstraction of the </w:t>
       </w:r>
       <w:r>
         <w:t>actual</w:t>
       </w:r>
       <w:r>
-        <w:t xml:space="preserve"> nodes via </w:t>
-      </w:r>
-      <w:r>
-        <w:t>the corresponding view change references.</w:t>
-      </w:r>
-      <w:r>
-        <w:t xml:space="preserve"> There is no need to represent the separate </w:t>
-      </w:r>
-      <w:r>
-        <w:t xml:space="preserve">control plane </w:t>
-      </w:r>
-      <w:r>
-        <w:t xml:space="preserve">nodes if </w:t>
-      </w:r>
-      <w:r>
-        <w:t>each</w:t>
-      </w:r>
-      <w:r>
-        <w:t xml:space="preserve"> </w:t>
-      </w:r>
-      <w:r>
-        <w:t>control plane resource only represent resources that are solely within a single existing node.</w:t>
-      </w:r>
-    </w:p>
-    <w:p/>
-    <w:p>
-      <w:pPr>
-        <w:pStyle w:val="Heading2"/>
-      </w:pPr>
-      <w:r>
-        <w:t>Dual namespace solution w</w:t>
-      </w:r>
-      <w:r>
-        <w:t>ith simple path constraints</w:t>
-      </w:r>
-    </w:p>
-    <w:p>
-      <w:r>
-        <w:t>The following figure shows a control plane call</w:t>
-      </w:r>
-      <w:r>
-        <w:t xml:space="preserve"> via BRIs</w:t>
-      </w:r>
-      <w:r>
-        <w:t xml:space="preserve"> that is realized by a connection in the </w:t>
-      </w:r>
-      <w:r>
-        <w:t xml:space="preserve">TAPI </w:t>
-      </w:r>
-      <w:r>
-        <w:t>actual</w:t>
-      </w:r>
-      <w:r>
-        <w:t xml:space="preserve"> network namespace that has normal </w:t>
-      </w:r>
-      <w:r>
-        <w:t>actual</w:t>
-      </w:r>
-      <w:r>
-        <w:t xml:space="preserve"> network </w:t>
-      </w:r>
-      <w:r>
-        <w:t>paths.</w:t>
-      </w:r>
-    </w:p>
-    <w:p/>
-    <w:commentRangeStart w:id="4"/>
-    <w:commentRangeStart w:id="5"/>
-    <w:p>
-      <w:r>
-        <w:object w:dxaOrig="9600" w:dyaOrig="5401" w14:anchorId="67914C0A">
-          <v:shape id="_x0000_i1028" type="#_x0000_t75" style="width:480pt;height:270pt" o:ole="">
+        <w:t xml:space="preserve"> CEP</w:t>
+      </w:r>
+      <w:r>
+        <w:t>s and these control plane CEPs (SNPs) are</w:t>
+      </w:r>
+      <w:r>
+        <w:t xml:space="preserve"> aggregated in control plane NE</w:t>
+      </w:r>
+      <w:r>
+        <w:t>Ps (SNPPs).</w:t>
+      </w:r>
+      <w:r>
+        <w:t xml:space="preserve"> An SNPP could </w:t>
+      </w:r>
+      <w:r>
+        <w:t>pool</w:t>
+      </w:r>
+      <w:r>
+        <w:t xml:space="preserve"> resources from several </w:t>
+      </w:r>
+      <w:r>
+        <w:t>raw NEPs.</w:t>
+      </w:r>
+    </w:p>
+    <w:p>
+      <w:r>
+        <w:t xml:space="preserve">To </w:t>
+      </w:r>
+      <w:r>
+        <w:t>cause the</w:t>
+      </w:r>
+      <w:r>
+        <w:t xml:space="preserve"> creat</w:t>
+      </w:r>
+      <w:r>
+        <w:t>ion of the control plane connection, the orchestrator</w:t>
+      </w:r>
+      <w:r>
+        <w:t xml:space="preserve"> creates a connectivity service between BR</w:t>
+      </w:r>
+      <w:r>
+        <w:t>I</w:t>
+      </w:r>
+      <w:r>
+        <w:t>s.</w:t>
+      </w:r>
+    </w:p>
+    <w:p>
+      <w:r>
+        <w:object w:dxaOrig="9600" w:dyaOrig="5401" w14:anchorId="6264F694">
+          <v:shape id="_x0000_i1027" type="#_x0000_t75" style="width:479.25pt;height:270.75pt" o:ole="">
             <v:imagedata r:id="rId18" o:title=""/>
           </v:shape>
-          <o:OLEObject Type="Embed" ProgID="PowerPoint.Slide.12" ShapeID="_x0000_i1028" DrawAspect="Content" ObjectID="_1837575127" r:id="rId19"/>
+          <o:OLEObject Type="Embed" ProgID="PowerPoint.Slide.12" ShapeID="_x0000_i1027" DrawAspect="Content" ObjectID="_1839966185" r:id="rId19"/>
         </w:object>
       </w:r>
-      <w:commentRangeEnd w:id="4"/>
-      <w:r>
-        <w:rPr>
-          <w:rStyle w:val="CommentReference"/>
-        </w:rPr>
-        <w:commentReference w:id="4"/>
-      </w:r>
-      <w:commentRangeEnd w:id="5"/>
-      <w:r>
-        <w:rPr>
-          <w:rStyle w:val="CommentReference"/>
-        </w:rPr>
-        <w:commentReference w:id="5"/>
-      </w:r>
-      <w:ins w:id="6" w:author="杨三威10099490" w:date="2026-03-26T20:33:00Z">
+      <w:ins w:id="295" w:author="杨三威10099490" w:date="2026-03-26T20:33:00Z">
+        <w:r>
+          <w:t>figure 3</w:t>
+        </w:r>
+      </w:ins>
+    </w:p>
+    <w:p>
+      <w:r>
+        <w:t xml:space="preserve">The figure shows a node with dashed border </w:t>
+      </w:r>
+      <w:r>
+        <w:t>above the ROADM 1 node and a similar node above ROADM 3. These are optional nodes. The control plane resources can be exposed via ROADM1 and ROADM 3 or can be exposed via</w:t>
+      </w:r>
+      <w:r>
+        <w:t xml:space="preserve"> </w:t>
+      </w:r>
+      <w:r>
+        <w:t xml:space="preserve">separate </w:t>
+      </w:r>
+      <w:r>
+        <w:t xml:space="preserve">CP1 </w:t>
+      </w:r>
+      <w:r>
+        <w:t xml:space="preserve">and </w:t>
+      </w:r>
+      <w:r>
+        <w:t>CP3</w:t>
+      </w:r>
+      <w:r>
+        <w:t xml:space="preserve"> </w:t>
+      </w:r>
+      <w:r>
+        <w:t>nodes.</w:t>
+      </w:r>
+      <w:r>
+        <w:t xml:space="preserve"> If CP1 and CP3 are represented, they can be related to the </w:t>
+      </w:r>
+      <w:r>
+        <w:t>actual</w:t>
+      </w:r>
+      <w:r>
+        <w:t xml:space="preserve"> nodes via </w:t>
+      </w:r>
+      <w:r>
+        <w:t>the corresponding view change references.</w:t>
+      </w:r>
+      <w:r>
+        <w:t xml:space="preserve"> There is no need to represent the separate </w:t>
+      </w:r>
+      <w:r>
+        <w:t xml:space="preserve">control plane </w:t>
+      </w:r>
+      <w:r>
+        <w:t xml:space="preserve">nodes if </w:t>
+      </w:r>
+      <w:r>
+        <w:t>each</w:t>
+      </w:r>
+      <w:r>
+        <w:t xml:space="preserve"> </w:t>
+      </w:r>
+      <w:r>
+        <w:t>control plane resource only represent</w:t>
+      </w:r>
+      <w:r>
+        <w:t>s</w:t>
+      </w:r>
+      <w:r>
+        <w:t xml:space="preserve"> resources that are solely within a single existing node.</w:t>
+      </w:r>
+    </w:p>
+    <w:p/>
+    <w:p>
+      <w:pPr>
+        <w:pStyle w:val="Heading2"/>
+      </w:pPr>
+      <w:r>
+        <w:t>Dual namespace solution w</w:t>
+      </w:r>
+      <w:r>
+        <w:t>ith simple path constraints</w:t>
+      </w:r>
+    </w:p>
+    <w:p>
+      <w:r>
+        <w:t>The following figure shows a control plane call</w:t>
+      </w:r>
+      <w:r>
+        <w:t xml:space="preserve"> via BRIs</w:t>
+      </w:r>
+      <w:r>
+        <w:t xml:space="preserve"> that is realized by a connection in the </w:t>
+      </w:r>
+      <w:r>
+        <w:t xml:space="preserve">TAPI </w:t>
+      </w:r>
+      <w:r>
+        <w:t>actual</w:t>
+      </w:r>
+      <w:r>
+        <w:t xml:space="preserve"> network namespace that has normal </w:t>
+      </w:r>
+      <w:r>
+        <w:t>actual</w:t>
+      </w:r>
+      <w:r>
+        <w:t xml:space="preserve"> network </w:t>
+      </w:r>
+      <w:r>
+        <w:t>paths.</w:t>
+      </w:r>
+      <w:r>
+        <w:t xml:space="preserve"> The only distinction between this and figure 2 is that the call is between BR</w:t>
+      </w:r>
+      <w:r>
+        <w:t>Is, i.e. SIPs in the control plane namespace.</w:t>
+      </w:r>
+    </w:p>
+    <w:p/>
+    <w:p>
+      <w:r>
+        <w:object w:dxaOrig="9600" w:dyaOrig="5401" w14:anchorId="67914C0A">
+          <v:shape id="_x0000_i1028" type="#_x0000_t75" style="width:479.25pt;height:270.75pt" o:ole="">
+            <v:imagedata r:id="rId20" o:title=""/>
+          </v:shape>
+          <o:OLEObject Type="Embed" ProgID="PowerPoint.Slide.12" ShapeID="_x0000_i1028" DrawAspect="Content" ObjectID="_1839966186" r:id="rId21"/>
+        </w:object>
+      </w:r>
+      <w:ins w:id="296" w:author="杨三威10099490" w:date="2026-03-26T20:33:00Z">
         <w:r>
           <w:t>figure 4</w:t>
         </w:r>
@@ -1518,24 +5257,6 @@
       </w:r>
     </w:p>
     <w:p>
-      <w:pPr>
-        <w:pStyle w:val="ListParagraph"/>
-        <w:numPr>
-          <w:ilvl w:val="0"/>
-          <w:numId w:val="2"/>
-        </w:numPr>
-        <w:rPr>
-          <w:highlight w:val="yellow"/>
-        </w:rPr>
-      </w:pPr>
-      <w:r>
-        <w:rPr>
-          <w:highlight w:val="yellow"/>
-        </w:rPr>
-        <w:t>Need to add node to own NEPs where that node may not be the same as the base node (as an option).</w:t>
-      </w:r>
-    </w:p>
-    <w:p>
       <w:r>
         <w:t>Some control plane sol</w:t>
       </w:r>
@@ -1570,7 +5291,39 @@
       </w:r>
     </w:p>
     <w:p>
-      <w:ins w:id="7" w:author="杨三威10099490" w:date="2026-03-26T15:07:00Z">
+      <w:r>
+        <w:t xml:space="preserve">The figure below illustrates use of path and path-set in the context of a simple </w:t>
+      </w:r>
+      <w:r>
+        <w:t>control plane solution where there are abstractions of the core bandwidth via the partitioning and aggregati</w:t>
+      </w:r>
+      <w:r>
+        <w:t xml:space="preserve">ng the underlying network NEPs. This allows for some control of the </w:t>
+      </w:r>
+      <w:r>
+        <w:t>complex</w:t>
+      </w:r>
+      <w:r>
+        <w:t xml:space="preserve"> choice of resources when there is a need to switch pat</w:t>
+      </w:r>
+      <w:r>
+        <w:t xml:space="preserve">hs. For example, and SNPP that terminates a path </w:t>
+      </w:r>
+      <w:r>
+        <w:t xml:space="preserve">may aggregate some resources from one underlying NEP and some from another underlying NEP where the </w:t>
+      </w:r>
+      <w:r>
+        <w:t>underlying links are considered as equivalent</w:t>
+      </w:r>
+      <w:r>
+        <w:t xml:space="preserve"> from a routing and restoration perspective</w:t>
+      </w:r>
+      <w:r>
+        <w:t>.</w:t>
+      </w:r>
+    </w:p>
+    <w:p>
+      <w:ins w:id="297" w:author="杨三威10099490" w:date="2026-03-26T15:07:00Z">
         <w:r>
           <w:rPr>
             <w:noProof/>
@@ -1578,13 +5331,13 @@
           <mc:AlternateContent>
             <mc:Choice Requires="wps">
               <w:drawing>
-                <wp:anchor distT="0" distB="0" distL="114300" distR="114300" simplePos="0" relativeHeight="251658240" behindDoc="0" locked="0" layoutInCell="1" allowOverlap="1" wp14:anchorId="122AA61B" wp14:editId="207D1E25">
+                <wp:anchor distT="0" distB="0" distL="114300" distR="114300" simplePos="0" relativeHeight="251658240" behindDoc="0" locked="0" layoutInCell="1" allowOverlap="1" wp14:anchorId="122AA61B" wp14:editId="678A4293">
                   <wp:simplePos x="0" y="0"/>
                   <wp:positionH relativeFrom="column">
-                    <wp:posOffset>1951630</wp:posOffset>
+                    <wp:posOffset>5725913</wp:posOffset>
                   </wp:positionH>
                   <wp:positionV relativeFrom="paragraph">
-                    <wp:posOffset>2135154</wp:posOffset>
+                    <wp:posOffset>77943</wp:posOffset>
                   </wp:positionV>
                   <wp:extent cx="565785" cy="184245"/>
                   <wp:effectExtent l="0" t="0" r="0" b="6350"/>
@@ -1620,31 +5373,10 @@
                             <w:p>
                               <w:pPr>
                                 <w:rPr>
-                                  <w:color w:val="FF0000"/>
                                   <w:sz w:val="13"/>
                                   <w:szCs w:val="13"/>
-                                  <w:rPrChange w:id="8" w:author="杨三威10099490" w:date="2026-03-26T15:08:00Z">
-                                    <w:rPr>
-                                      <w:sz w:val="13"/>
-                                      <w:szCs w:val="13"/>
-                                    </w:rPr>
-                                  </w:rPrChange>
                                 </w:rPr>
                               </w:pPr>
-                              <w:r>
-                                <w:rPr>
-                                  <w:color w:val="FF0000"/>
-                                  <w:sz w:val="13"/>
-                                  <w:szCs w:val="13"/>
-                                  <w:rPrChange w:id="9" w:author="杨三威10099490" w:date="2026-03-26T15:08:00Z">
-                                    <w:rPr>
-                                      <w:sz w:val="13"/>
-                                      <w:szCs w:val="13"/>
-                                    </w:rPr>
-                                  </w:rPrChange>
-                                </w:rPr>
-                                <w:t>SNPPLink</w:t>
-                              </w:r>
                             </w:p>
                           </w:txbxContent>
                         </wps:txbx>
@@ -1666,37 +5398,16 @@
                   <v:stroke joinstyle="miter"/>
                   <v:path gradientshapeok="t" o:connecttype="rect"/>
                 </v:shapetype>
-                <v:shape id="文本框 2" o:spid="_x0000_s1026" type="#_x0000_t202" style="position:absolute;margin-left:153.65pt;margin-top:168.1pt;width:44.55pt;height:14.5pt;z-index:251658240;visibility:visible;mso-wrap-style:square;mso-height-percent:0;mso-wrap-distance-left:9pt;mso-wrap-distance-top:0;mso-wrap-distance-right:9pt;mso-wrap-distance-bottom:0;mso-position-horizontal:absolute;mso-position-horizontal-relative:text;mso-position-vertical:absolute;mso-position-vertical-relative:text;mso-height-percent:0;mso-height-relative:margin;v-text-anchor:top" o:gfxdata="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" filled="f" stroked="f">
+                <v:shape id="文本框 2" o:spid="_x0000_s1026" type="#_x0000_t202" style="position:absolute;margin-left:450.85pt;margin-top:6.15pt;width:44.55pt;height:14.5pt;z-index:251658240;visibility:visible;mso-wrap-style:square;mso-height-percent:0;mso-wrap-distance-left:9pt;mso-wrap-distance-top:0;mso-wrap-distance-right:9pt;mso-wrap-distance-bottom:0;mso-position-horizontal:absolute;mso-position-horizontal-relative:text;mso-position-vertical:absolute;mso-position-vertical-relative:text;mso-height-percent:0;mso-height-relative:margin;v-text-anchor:top" o:gfxdata="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" filled="f" stroked="f">
                   <v:textbox>
                     <w:txbxContent>
                       <w:p>
                         <w:pPr>
                           <w:rPr>
-                            <w:color w:val="FF0000"/>
                             <w:sz w:val="13"/>
                             <w:szCs w:val="13"/>
-                            <w:rPrChange w:id="10" w:author="杨三威10099490" w:date="2026-03-26T15:08:00Z">
-                              <w:rPr>
-                                <w:sz w:val="13"/>
-                                <w:szCs w:val="13"/>
-                              </w:rPr>
-                            </w:rPrChange>
                           </w:rPr>
                         </w:pPr>
-                        <w:r>
-                          <w:rPr>
-                            <w:color w:val="FF0000"/>
-                            <w:sz w:val="13"/>
-                            <w:szCs w:val="13"/>
-                            <w:rPrChange w:id="11" w:author="杨三威10099490" w:date="2026-03-26T15:08:00Z">
-                              <w:rPr>
-                                <w:sz w:val="13"/>
-                                <w:szCs w:val="13"/>
-                              </w:rPr>
-                            </w:rPrChange>
-                          </w:rPr>
-                          <w:t>SNPPLink</w:t>
-                        </w:r>
                       </w:p>
                     </w:txbxContent>
                   </v:textbox>
@@ -1707,144 +5418,180 @@
         </w:r>
       </w:ins>
       <w:r>
-        <w:t xml:space="preserve">The figure below illustrates use of path and path-set in the context of a simple </w:t>
-      </w:r>
-      <w:r>
-        <w:t>control plane solution where there are abstractions of the core bandwidth via the partitioning and aggregati</w:t>
-      </w:r>
-      <w:r>
-        <w:t xml:space="preserve">ng the underlying network NEPs. This allows for some control of the </w:t>
-      </w:r>
-      <w:r>
-        <w:t>complex</w:t>
-      </w:r>
-      <w:r>
-        <w:t xml:space="preserve"> choice of resources when there is a need to switch pat</w:t>
-      </w:r>
-      <w:r>
-        <w:t xml:space="preserve">hs. For example, and SNPP that terminates a path </w:t>
-      </w:r>
-      <w:r>
-        <w:t xml:space="preserve">may aggregate some resources from one underlying NEP and some from another underlying NEP where the </w:t>
-      </w:r>
-      <w:r>
-        <w:t xml:space="preserve">underlying links are considered as equivalent. </w:t>
-      </w:r>
-      <w:commentRangeStart w:id="12"/>
-      <w:commentRangeStart w:id="13"/>
-      <w:r>
-        <w:rPr>
-          <w:highlight w:val="yellow"/>
-        </w:rPr>
-        <w:t>&lt;&lt;add more on this&gt;&gt;</w:t>
-      </w:r>
-      <w:commentRangeEnd w:id="12"/>
-      <w:r>
-        <w:rPr>
-          <w:rStyle w:val="CommentReference"/>
-        </w:rPr>
-        <w:commentReference w:id="12"/>
-      </w:r>
-      <w:commentRangeEnd w:id="13"/>
-      <w:r>
-        <w:rPr>
-          <w:rStyle w:val="CommentReference"/>
-        </w:rPr>
-        <w:commentReference w:id="13"/>
-      </w:r>
+        <w:t>The structure of Links allows:</w:t>
+      </w:r>
+    </w:p>
+    <w:p>
+      <w:pPr>
+        <w:pStyle w:val="ListParagraph"/>
+        <w:numPr>
+          <w:ilvl w:val="0"/>
+          <w:numId w:val="3"/>
+        </w:numPr>
+      </w:pPr>
+      <w:r>
+        <w:t>Lowest links shift namespace</w:t>
+      </w:r>
+    </w:p>
+    <w:p>
+      <w:pPr>
+        <w:pStyle w:val="ListParagraph"/>
+        <w:numPr>
+          <w:ilvl w:val="0"/>
+          <w:numId w:val="3"/>
+        </w:numPr>
+      </w:pPr>
+      <w:r>
+        <w:t>Middle links partition resources</w:t>
+      </w:r>
+    </w:p>
+    <w:p>
+      <w:pPr>
+        <w:pStyle w:val="ListParagraph"/>
+        <w:numPr>
+          <w:ilvl w:val="0"/>
+          <w:numId w:val="3"/>
+        </w:numPr>
+      </w:pPr>
+      <w:r>
+        <w:t>Highest link</w:t>
+      </w:r>
+      <w:r>
+        <w:t>s aggregate resources from the partitions</w:t>
+      </w:r>
+    </w:p>
+    <w:p>
+      <w:r>
+        <w:t xml:space="preserve">The figure </w:t>
+      </w:r>
+      <w:r>
+        <w:t>shows an example where the</w:t>
+      </w:r>
+      <w:r>
+        <w:t xml:space="preserve"> end of the</w:t>
+      </w:r>
+      <w:r>
+        <w:t xml:space="preserve"> namespace shift, the partition and the aggregation all take place in the same node</w:t>
+      </w:r>
+      <w:r>
+        <w:t xml:space="preserve">. It is possible for the </w:t>
+      </w:r>
+      <w:r>
+        <w:t>aggregation to involve resources from multiple nodes.</w:t>
+      </w:r>
+    </w:p>
+    <w:p>
+      <w:r>
+        <w:t xml:space="preserve">The figure shows three levels of </w:t>
+      </w:r>
+      <w:r>
+        <w:t xml:space="preserve">action. In many cases this complexity can be </w:t>
+      </w:r>
+      <w:proofErr w:type="gramStart"/>
+      <w:r>
+        <w:t>avoided</w:t>
+      </w:r>
+      <w:proofErr w:type="gramEnd"/>
+      <w:r>
+        <w:t xml:space="preserve"> and the </w:t>
+      </w:r>
+      <w:r>
+        <w:t>information can be represented with just two or only one level.</w:t>
+      </w:r>
+    </w:p>
+    <w:p>
       <w:r>
         <w:br/>
       </w:r>
       <w:r>
-        <w:object w:dxaOrig="9571" w:dyaOrig="5384" w14:anchorId="291DE12A">
+        <w:object w:dxaOrig="9571" w:dyaOrig="5383" w14:anchorId="291DE12A">
           <v:shape id="_x0000_i1029" type="#_x0000_t75" style="width:479.25pt;height:267.75pt" o:ole="">
-            <v:imagedata r:id="rId20" o:title=""/>
-          </v:shape>
-          <o:OLEObject Type="Embed" ProgID="PowerPoint.Slide.12" ShapeID="_x0000_i1029" DrawAspect="Content" ObjectID="_1837575128" r:id="rId21"/>
-        </w:object>
-      </w:r>
-      <w:ins w:id="14" w:author="杨三威10099490" w:date="2026-03-26T20:33:00Z">
-        <w:r>
-          <w:t>figure 5</w:t>
-        </w:r>
-      </w:ins>
-    </w:p>
-    <w:p>
-      <w:pPr>
-        <w:pStyle w:val="Heading2"/>
-      </w:pPr>
-      <w:r>
-        <w:t>Dual namespace solution w</w:t>
-      </w:r>
-      <w:r>
-        <w:t>ith connection</w:t>
-      </w:r>
-      <w:r>
-        <w:t xml:space="preserve"> and path constraints</w:t>
-      </w:r>
-    </w:p>
-    <w:p>
-      <w:r>
-        <w:t>The figure below combines two previous figures</w:t>
-      </w:r>
-      <w:r>
-        <w:t>.</w:t>
-      </w:r>
-    </w:p>
-    <w:p>
-      <w:r>
-        <w:object w:dxaOrig="9599" w:dyaOrig="5400" w14:anchorId="5A724DA7">
-          <v:shape id="_x0000_i1030" type="#_x0000_t75" style="width:480pt;height:270pt" o:ole="">
             <v:imagedata r:id="rId22" o:title=""/>
           </v:shape>
-          <o:OLEObject Type="Embed" ProgID="PowerPoint.Slide.12" ShapeID="_x0000_i1030" DrawAspect="Content" ObjectID="_1837575129" r:id="rId23"/>
+          <o:OLEObject Type="Embed" ProgID="PowerPoint.Slide.12" ShapeID="_x0000_i1029" DrawAspect="Content" ObjectID="_1839966187" r:id="rId23"/>
         </w:object>
       </w:r>
-      <w:ins w:id="15" w:author="杨三威10099490" w:date="2026-03-26T20:33:00Z">
-        <w:r>
-          <w:t>figure 6</w:t>
+      <w:ins w:id="298" w:author="杨三威10099490" w:date="2026-03-26T20:33:00Z">
+        <w:r>
+          <w:t>figure 5</w:t>
         </w:r>
       </w:ins>
     </w:p>
-    <w:p/>
     <w:p>
       <w:pPr>
         <w:pStyle w:val="Heading2"/>
       </w:pPr>
       <w:r>
-        <w:lastRenderedPageBreak/>
         <w:t>Dual namespace solution w</w:t>
       </w:r>
       <w:r>
-        <w:t>ithout Link</w:t>
-      </w:r>
-    </w:p>
-    <w:p>
-      <w:r>
-        <w:t>The figure below shows a full control plane capability related to a</w:t>
-      </w:r>
-      <w:r>
-        <w:t xml:space="preserve">n actual network where the link is not represented. In this case the control plane links are related to the supporting top connection. </w:t>
-      </w:r>
-    </w:p>
-    <w:p>
-      <w:pPr>
-        <w:rPr>
-          <w:noProof/>
-        </w:rPr>
-      </w:pPr>
-      <w:r>
-        <w:rPr>
-          <w:noProof/>
-        </w:rPr>
-        <w:object w:dxaOrig="9600" w:dyaOrig="5401" w14:anchorId="681D5654">
-          <v:shape id="_x0000_i1044" type="#_x0000_t75" style="width:480pt;height:270pt" o:ole="">
+        <w:t>ith connection</w:t>
+      </w:r>
+      <w:r>
+        <w:t xml:space="preserve"> and path constraints</w:t>
+      </w:r>
+    </w:p>
+    <w:p>
+      <w:r>
+        <w:t>The figure below combines two previous figures</w:t>
+      </w:r>
+      <w:r>
+        <w:t>.</w:t>
+      </w:r>
+    </w:p>
+    <w:p>
+      <w:r>
+        <w:object w:dxaOrig="9599" w:dyaOrig="5400" w14:anchorId="5A724DA7">
+          <v:shape id="_x0000_i1030" type="#_x0000_t75" style="width:479.25pt;height:270.75pt" o:ole="">
             <v:imagedata r:id="rId24" o:title=""/>
           </v:shape>
-          <o:OLEObject Type="Embed" ProgID="PowerPoint.Slide.12" ShapeID="_x0000_i1044" DrawAspect="Content" ObjectID="_1837575130" r:id="rId25"/>
+          <o:OLEObject Type="Embed" ProgID="PowerPoint.Slide.12" ShapeID="_x0000_i1030" DrawAspect="Content" ObjectID="_1839966188" r:id="rId25"/>
         </w:object>
       </w:r>
-      <w:ins w:id="16" w:author="杨三威10099490" w:date="2026-03-26T20:39:00Z">
+      <w:ins w:id="299" w:author="杨三威10099490" w:date="2026-03-26T20:33:00Z">
+        <w:r>
+          <w:t>figure 6</w:t>
+        </w:r>
+      </w:ins>
+    </w:p>
+    <w:p/>
+    <w:p>
+      <w:pPr>
+        <w:pStyle w:val="Heading2"/>
+      </w:pPr>
+      <w:r>
+        <w:t>Dual namespace solution w</w:t>
+      </w:r>
+      <w:r>
+        <w:t>ithout Link</w:t>
+      </w:r>
+    </w:p>
+    <w:p>
+      <w:r>
+        <w:t>The figure below shows a full control plane capability related to a</w:t>
+      </w:r>
+      <w:r>
+        <w:t xml:space="preserve">n actual network where the link is not represented. In this case the control plane links are related to the supporting top connection. </w:t>
+      </w:r>
+    </w:p>
+    <w:p>
+      <w:pPr>
+        <w:rPr>
+          <w:noProof/>
+        </w:rPr>
+      </w:pPr>
+      <w:r>
+        <w:rPr>
+          <w:noProof/>
+        </w:rPr>
+        <w:object w:dxaOrig="9599" w:dyaOrig="5400" w14:anchorId="681D5654">
+          <v:shape id="_x0000_i1031" type="#_x0000_t75" style="width:479.25pt;height:270pt" o:ole="">
+            <v:imagedata r:id="rId26" o:title=""/>
+          </v:shape>
+          <o:OLEObject Type="Embed" ProgID="PowerPoint.Slide.12" ShapeID="_x0000_i1031" DrawAspect="Content" ObjectID="_1839966189" r:id="rId27"/>
+        </w:object>
+      </w:r>
+      <w:ins w:id="300" w:author="杨三威10099490" w:date="2026-03-26T20:39:00Z">
         <w:r>
           <w:rPr>
             <w:noProof/>
@@ -1859,6 +5606,67 @@
           <w:noProof/>
         </w:rPr>
       </w:pPr>
+      <w:r>
+        <w:rPr>
+          <w:noProof/>
+        </w:rPr>
+        <w:t>All previous</w:t>
+      </w:r>
+      <w:r>
+        <w:rPr>
+          <w:noProof/>
+        </w:rPr>
+        <w:t xml:space="preserve"> dual namespace figures did not show lower connections in the control plane model.</w:t>
+      </w:r>
+      <w:r>
+        <w:rPr>
+          <w:noProof/>
+        </w:rPr>
+        <w:t xml:space="preserve"> The control plane route representation in these cases is the path detail.</w:t>
+      </w:r>
+      <w:r>
+        <w:rPr>
+          <w:noProof/>
+        </w:rPr>
+        <w:t xml:space="preserve"> The figure below adds lower connections</w:t>
+      </w:r>
+      <w:r>
+        <w:rPr>
+          <w:noProof/>
+        </w:rPr>
+        <w:t xml:space="preserve"> and the associated CEPs</w:t>
+      </w:r>
+      <w:r>
+        <w:rPr>
+          <w:noProof/>
+        </w:rPr>
+        <w:t xml:space="preserve"> to provide an explicit route representation.</w:t>
+      </w:r>
+    </w:p>
+    <w:p>
+      <w:pPr>
+        <w:rPr>
+          <w:noProof/>
+        </w:rPr>
+      </w:pPr>
+      <w:r>
+        <w:rPr>
+          <w:noProof/>
+        </w:rPr>
+        <w:object w:dxaOrig="9599" w:dyaOrig="5400" w14:anchorId="397C1493">
+          <v:shape id="_x0000_i1032" type="#_x0000_t75" style="width:451.5pt;height:253.5pt" o:ole="">
+            <v:imagedata r:id="rId28" o:title=""/>
+          </v:shape>
+          <o:OLEObject Type="Embed" ProgID="PowerPoint.Slide.12" ShapeID="_x0000_i1032" DrawAspect="Content" ObjectID="_1839966190" r:id="rId29"/>
+        </w:object>
+      </w:r>
+    </w:p>
+    <w:p>
+      <w:pPr>
+        <w:rPr>
+          <w:noProof/>
+        </w:rPr>
+      </w:pPr>
     </w:p>
     <w:p>
       <w:pPr>
@@ -1871,21 +5679,42 @@
         <w:rPr>
           <w:noProof/>
         </w:rPr>
-        <w:lastRenderedPageBreak/>
         <w:t>Dual namespace solution extended to transponder</w:t>
       </w:r>
-      <w:r>
+    </w:p>
+    <w:p>
+      <w:r>
+        <w:t>In the figure below</w:t>
+      </w:r>
+      <w:r>
+        <w:t xml:space="preserve"> the </w:t>
+      </w:r>
+      <w:r>
+        <w:t>control plane visibility is extended to the transponders</w:t>
+      </w:r>
+      <w:r>
+        <w:t>, but the control plane works in the actual namespace at the transponder.</w:t>
+      </w:r>
+    </w:p>
+    <w:p>
+      <w:pPr>
+        <w:pStyle w:val="Heading2"/>
         <w:rPr>
           <w:noProof/>
         </w:rPr>
+      </w:pPr>
+      <w:r>
+        <w:rPr>
+          <w:noProof/>
+        </w:rPr>
         <w:object w:dxaOrig="9599" w:dyaOrig="5400" w14:anchorId="65976506">
-          <v:shape id="_x0000_i1048" type="#_x0000_t75" style="width:480pt;height:270pt" o:ole="">
-            <v:imagedata r:id="rId26" o:title=""/>
+          <v:shape id="_x0000_i1033" type="#_x0000_t75" style="width:479.25pt;height:270pt" o:ole="">
+            <v:imagedata r:id="rId30" o:title=""/>
           </v:shape>
-          <o:OLEObject Type="Embed" ProgID="PowerPoint.Slide.12" ShapeID="_x0000_i1048" DrawAspect="Content" ObjectID="_1837575131" r:id="rId27"/>
+          <o:OLEObject Type="Embed" ProgID="PowerPoint.Slide.12" ShapeID="_x0000_i1033" DrawAspect="Content" ObjectID="_1839966191" r:id="rId31"/>
         </w:object>
       </w:r>
-      <w:ins w:id="17" w:author="杨三威10099490" w:date="2026-03-26T20:40:00Z">
+      <w:ins w:id="301" w:author="杨三威10099490" w:date="2026-03-26T20:40:00Z">
         <w:r>
           <w:rPr>
             <w:noProof/>
@@ -1905,7 +5734,15 @@
     </w:p>
     <w:p>
       <w:r>
-        <w:t xml:space="preserve">The figure below shows a connevctivity-service that </w:t>
+        <w:t>The figure below shows a conne</w:t>
+      </w:r>
+      <w:del w:id="302" w:author="Davis, Nigel" w:date="2026-04-28T14:18:00Z" w16du:dateUtc="2026-04-28T13:18:00Z">
+        <w:r>
+          <w:delText>v</w:delText>
+        </w:r>
+      </w:del>
+      <w:r>
+        <w:t xml:space="preserve">ctivity-service that </w:t>
       </w:r>
       <w:r>
         <w:t>has t</w:t>
@@ -1914,13 +5751,34 @@
         <w:t>wo control domains</w:t>
       </w:r>
       <w:r>
-        <w:t>. The outer domain is a traditional management-control domain with no control plane influence whereas the inner domain is a control plane domain. The SIPs are not related to the control plane and hence have no BRI associated. The</w:t>
+        <w:t xml:space="preserve">. The outer domain is a traditional management-control domain with no control plane influence whereas the inner domain is a control plane domain. The SIPs </w:t>
+      </w:r>
+      <w:ins w:id="303" w:author="Davis, Nigel" w:date="2026-05-11T00:09:00Z" w16du:dateUtc="2026-05-10T23:09:00Z">
+        <w:r>
+          <w:t>on t</w:t>
+        </w:r>
+      </w:ins>
+      <w:ins w:id="304" w:author="Davis, Nigel" w:date="2026-05-11T00:10:00Z" w16du:dateUtc="2026-05-10T23:10:00Z">
+        <w:r>
+          <w:t xml:space="preserve">he transponders </w:t>
+        </w:r>
+      </w:ins>
+      <w:r>
+        <w:t>are not related to the control plane and hence have no BRI associated. The</w:t>
       </w:r>
       <w:r>
         <w:t xml:space="preserve"> connectivity-service is created </w:t>
       </w:r>
       <w:r>
-        <w:t xml:space="preserve">between the transponders </w:t>
+        <w:t>between the transponders</w:t>
+      </w:r>
+      <w:ins w:id="305" w:author="Davis, Nigel" w:date="2026-04-28T14:22:00Z" w16du:dateUtc="2026-04-28T13:22:00Z">
+        <w:r>
+          <w:t>,</w:t>
+        </w:r>
+      </w:ins>
+      <w:r>
+        <w:t xml:space="preserve"> </w:t>
       </w:r>
       <w:r>
         <w:t>and the controller takes advantage of the control plane path computation/restoration capabilities</w:t>
@@ -1931,227 +5789,564 @@
     </w:p>
     <w:p>
       <w:r>
-        <w:object w:dxaOrig="9599" w:dyaOrig="5400" w14:anchorId="556E6DB4">
-          <v:shape id="_x0000_i1055" type="#_x0000_t75" style="width:480pt;height:270pt" o:ole="">
-            <v:imagedata r:id="rId28" o:title=""/>
+        <w:object w:dxaOrig="9600" w:dyaOrig="5401" w14:anchorId="556E6DB4">
+          <v:shape id="_x0000_i1034" type="#_x0000_t75" style="width:479.25pt;height:270pt" o:ole="">
+            <v:imagedata r:id="rId32" o:title=""/>
           </v:shape>
-          <o:OLEObject Type="Embed" ProgID="PowerPoint.Slide.12" ShapeID="_x0000_i1055" DrawAspect="Content" ObjectID="_1837575132" r:id="rId29"/>
+          <o:OLEObject Type="Embed" ProgID="PowerPoint.Slide.12" ShapeID="_x0000_i1034" DrawAspect="Content" ObjectID="_1839966192" r:id="rId33"/>
         </w:object>
       </w:r>
-      <w:ins w:id="18" w:author="杨三威10099490" w:date="2026-03-26T20:40:00Z">
+      <w:ins w:id="306" w:author="杨三威10099490" w:date="2026-03-26T20:40:00Z">
         <w:r>
           <w:t>figure 9</w:t>
         </w:r>
       </w:ins>
     </w:p>
+    <w:p>
+      <w:r>
+        <w:t xml:space="preserve">This is extended in the figure below to cover </w:t>
+      </w:r>
+      <w:r>
+        <w:t>two</w:t>
+      </w:r>
+      <w:r>
+        <w:t xml:space="preserve"> separate control plane domains. This may result from a situation where there are two </w:t>
+      </w:r>
+      <w:r>
+        <w:t xml:space="preserve">vendors supporting a </w:t>
+      </w:r>
+      <w:r>
+        <w:t>single service</w:t>
+      </w:r>
+      <w:r>
+        <w:t xml:space="preserve"> with an optical interconnect between the vendor domains </w:t>
+      </w:r>
+      <w:r>
+        <w:t>or where the operator has two specific operations domains where the service crosses from one domain to the other and the domains are the same vendor.</w:t>
+      </w:r>
+      <w:r>
+        <w:t xml:space="preserve"> </w:t>
+      </w:r>
+      <w:r>
+        <w:t xml:space="preserve">The view presented below is that reported by a </w:t>
+      </w:r>
+      <w:proofErr w:type="gramStart"/>
+      <w:r>
+        <w:t>cross domain</w:t>
+      </w:r>
+      <w:proofErr w:type="gramEnd"/>
+      <w:r>
+        <w:t xml:space="preserve"> controller to a client, perhaps involved in network planning.</w:t>
+      </w:r>
+    </w:p>
+    <w:p>
+      <w:r>
+        <w:t>Clearly other combinations are possible</w:t>
+      </w:r>
+      <w:r>
+        <w:t>.</w:t>
+      </w:r>
+    </w:p>
+    <w:p>
+      <w:r>
+        <w:object w:dxaOrig="13873" w:dyaOrig="5287" w14:anchorId="231133D1">
+          <v:shape id="_x0000_i1035" type="#_x0000_t75" style="width:492pt;height:186.75pt" o:ole="">
+            <v:imagedata r:id="rId34" o:title=""/>
+          </v:shape>
+          <o:OLEObject Type="Embed" ProgID="PowerPoint.Slide.12" ShapeID="_x0000_i1035" DrawAspect="Content" ObjectID="_1839966193" r:id="rId35"/>
+        </w:object>
+      </w:r>
+      <w:ins w:id="307" w:author="杨三威10099490" w:date="2026-03-26T20:40:00Z">
+        <w:r>
+          <w:t>figure 10</w:t>
+        </w:r>
+      </w:ins>
+    </w:p>
+    <w:p>
+      <w:pPr>
+        <w:pStyle w:val="Heading2"/>
+      </w:pPr>
+      <w:r>
+        <w:t>Control plane</w:t>
+      </w:r>
+      <w:r>
+        <w:t xml:space="preserve"> namespace</w:t>
+      </w:r>
+      <w:r>
+        <w:t xml:space="preserve"> alone</w:t>
+      </w:r>
+    </w:p>
+    <w:p>
+      <w:r>
+        <w:t>The figure below shows an example of exposure where the</w:t>
+      </w:r>
+      <w:r>
+        <w:t>re is no representation of actual resources.</w:t>
+      </w:r>
+      <w:r>
+        <w:t xml:space="preserve"> This view might be provided to a</w:t>
+      </w:r>
+      <w:r>
+        <w:t xml:space="preserve">n operations system that is specifically analysing the control plane and not the </w:t>
+      </w:r>
+      <w:r>
+        <w:t>actual network.</w:t>
+      </w:r>
+    </w:p>
+    <w:p>
+      <w:r>
+        <w:t>This view shows the individual lower connections but obviously no associations to the representation of the actual resources.</w:t>
+      </w:r>
+    </w:p>
     <w:p/>
-    <w:p/>
-    <w:p>
-      <w:r>
-        <w:t>Additional properties</w:t>
-      </w:r>
-    </w:p>
-    <w:p/>
-    <w:p>
-      <w:r>
-        <w:t>Multiple control planes</w:t>
-      </w:r>
-    </w:p>
-    <w:p>
-      <w:r>
-        <w:object w:dxaOrig="14174" w:dyaOrig="5400" w14:anchorId="231133D1">
-          <v:shape id="_x0000_i1034" type="#_x0000_t75" style="width:502.5pt;height:190.5pt" o:ole="">
-            <v:imagedata r:id="rId30" o:title=""/>
+    <w:p>
+      <w:pPr>
+        <w:rPr>
+          <w:ins w:id="308" w:author="Davis, Nigel" w:date="2026-05-07T16:00:00Z" w16du:dateUtc="2026-05-07T15:00:00Z"/>
+        </w:rPr>
+      </w:pPr>
+      <w:r>
+        <w:object w:dxaOrig="6237" w:dyaOrig="2553" w14:anchorId="676B6E46">
+          <v:shape id="_x0000_i1036" type="#_x0000_t75" style="width:294pt;height:120pt" o:ole="">
+            <v:imagedata r:id="rId36" o:title=""/>
           </v:shape>
-          <o:OLEObject Type="Embed" ProgID="PowerPoint.Slide.12" ShapeID="_x0000_i1034" DrawAspect="Content" ObjectID="_1837575133" r:id="rId31"/>
+          <o:OLEObject Type="Embed" ProgID="PowerPoint.Slide.12" ShapeID="_x0000_i1036" DrawAspect="Content" ObjectID="_1839966194" r:id="rId37"/>
         </w:object>
       </w:r>
-      <w:ins w:id="19" w:author="杨三威10099490" w:date="2026-03-26T20:40:00Z">
-        <w:r>
-          <w:t>figure 10</w:t>
+    </w:p>
+    <w:p>
+      <w:pPr>
+        <w:rPr>
+          <w:ins w:id="309" w:author="Davis, Nigel" w:date="2026-05-07T16:00:00Z" w16du:dateUtc="2026-05-07T15:00:00Z"/>
+        </w:rPr>
+      </w:pPr>
+      <w:ins w:id="310" w:author="杨三威10099490" w:date="2026-03-26T20:40:00Z">
+        <w:r>
+          <w:t>figure 11</w:t>
         </w:r>
       </w:ins>
     </w:p>
     <w:p>
-      <w:pPr>
-        <w:pStyle w:val="Heading2"/>
-      </w:pPr>
-      <w:r>
-        <w:t>Control plane</w:t>
-      </w:r>
-      <w:r>
-        <w:t xml:space="preserve"> namespace</w:t>
-      </w:r>
-      <w:r>
-        <w:t xml:space="preserve"> alone</w:t>
-      </w:r>
-    </w:p>
-    <w:p/>
-    <w:p/>
-    <w:p>
-      <w:ins w:id="20" w:author="杨三威10099490" w:date="2026-03-26T15:20:00Z">
+      <w:ins w:id="311" w:author="Davis, Nigel" w:date="2026-05-11T00:11:00Z" w16du:dateUtc="2026-05-10T23:11:00Z">
+        <w:r>
+          <w:t>The figure below shows a hierarchy of nodes</w:t>
+        </w:r>
+      </w:ins>
+      <w:ins w:id="312" w:author="Davis, Nigel" w:date="2026-05-11T00:12:00Z" w16du:dateUtc="2026-05-10T23:12:00Z">
+        <w:r>
+          <w:t xml:space="preserve">. </w:t>
+        </w:r>
+        <w:r>
+          <w:t>The uppermost node provides an abstraction of the entire netwo</w:t>
+        </w:r>
+      </w:ins>
+      <w:ins w:id="313" w:author="Davis, Nigel" w:date="2026-05-11T00:13:00Z" w16du:dateUtc="2026-05-10T23:13:00Z">
+        <w:r>
+          <w:t>rk.</w:t>
+        </w:r>
+      </w:ins>
+    </w:p>
+    <w:p>
+      <w:pPr>
+        <w:rPr>
+          <w:ins w:id="314" w:author="Davis, Nigel" w:date="2026-05-07T16:15:00Z" w16du:dateUtc="2026-05-07T15:15:00Z"/>
+        </w:rPr>
+      </w:pPr>
+    </w:p>
+    <w:p>
+      <w:pPr>
+        <w:rPr>
+          <w:ins w:id="315" w:author="Davis, Nigel" w:date="2026-05-07T15:50:00Z" w16du:dateUtc="2026-05-07T14:50:00Z"/>
+        </w:rPr>
+      </w:pPr>
+      <w:ins w:id="316" w:author="Davis, Nigel" w:date="2026-05-07T16:15:00Z" w16du:dateUtc="2026-05-07T15:15:00Z">
+        <w:r>
+          <w:object w:dxaOrig="12472" w:dyaOrig="5102" w14:anchorId="47BAB101">
+            <v:shape id="_x0000_i1037" type="#_x0000_t75" style="width:483.75pt;height:197.25pt" o:ole="">
+              <v:imagedata r:id="rId38" o:title=""/>
+            </v:shape>
+            <o:OLEObject Type="Embed" ProgID="PowerPoint.Slide.12" ShapeID="_x0000_i1037" DrawAspect="Content" ObjectID="_1839966195" r:id="rId39"/>
+          </w:object>
+        </w:r>
+      </w:ins>
+    </w:p>
+    <w:p>
+      <w:pPr>
+        <w:rPr>
+          <w:ins w:id="317" w:author="Davis, Nigel" w:date="2026-05-11T00:14:00Z" w16du:dateUtc="2026-05-10T23:14:00Z"/>
+        </w:rPr>
+      </w:pPr>
+      <w:ins w:id="318" w:author="Davis, Nigel" w:date="2026-05-11T00:11:00Z" w16du:dateUtc="2026-05-10T23:11:00Z">
+        <w:r>
+          <w:t>figure 12</w:t>
+        </w:r>
+      </w:ins>
+    </w:p>
+    <w:p>
+      <w:pPr>
+        <w:rPr>
+          <w:ins w:id="319" w:author="Davis, Nigel" w:date="2026-05-11T00:16:00Z" w16du:dateUtc="2026-05-10T23:16:00Z"/>
+        </w:rPr>
+      </w:pPr>
+      <w:ins w:id="320" w:author="Davis, Nigel" w:date="2026-05-11T00:14:00Z" w16du:dateUtc="2026-05-10T23:14:00Z">
+        <w:r>
+          <w:t>The figure below shows two cases</w:t>
+        </w:r>
+        <w:r>
+          <w:t xml:space="preserve">. </w:t>
+        </w:r>
+      </w:ins>
+    </w:p>
+    <w:p>
+      <w:pPr>
+        <w:rPr>
+          <w:ins w:id="321" w:author="Davis, Nigel" w:date="2026-05-11T00:16:00Z" w16du:dateUtc="2026-05-10T23:16:00Z"/>
+        </w:rPr>
+      </w:pPr>
+      <w:ins w:id="322" w:author="Davis, Nigel" w:date="2026-05-11T00:14:00Z" w16du:dateUtc="2026-05-10T23:14:00Z">
+        <w:r>
+          <w:t xml:space="preserve">On the left is a view where the </w:t>
+        </w:r>
+      </w:ins>
+      <w:ins w:id="323" w:author="Davis, Nigel" w:date="2026-05-11T00:15:00Z" w16du:dateUtc="2026-05-10T23:15:00Z">
+        <w:r>
+          <w:t>abstraction from detailed</w:t>
+        </w:r>
+        <w:r>
+          <w:t xml:space="preserve"> has consolidated two links into o</w:t>
+        </w:r>
+      </w:ins>
+      <w:ins w:id="324" w:author="Davis, Nigel" w:date="2026-05-11T00:16:00Z" w16du:dateUtc="2026-05-10T23:16:00Z">
+        <w:r>
+          <w:t>ne.</w:t>
+        </w:r>
+      </w:ins>
+    </w:p>
+    <w:p>
+      <w:pPr>
+        <w:rPr>
+          <w:ins w:id="325" w:author="Davis, Nigel" w:date="2026-05-08T00:39:00Z" w16du:dateUtc="2026-05-07T23:39:00Z"/>
+        </w:rPr>
+      </w:pPr>
+      <w:ins w:id="326" w:author="Davis, Nigel" w:date="2026-05-11T00:16:00Z" w16du:dateUtc="2026-05-10T23:16:00Z">
+        <w:r>
+          <w:t xml:space="preserve">On the right is a view where </w:t>
+        </w:r>
+        <w:r>
+          <w:t xml:space="preserve">the </w:t>
+        </w:r>
+      </w:ins>
+      <w:ins w:id="327" w:author="Davis, Nigel" w:date="2026-05-11T00:17:00Z" w16du:dateUtc="2026-05-10T23:17:00Z">
+        <w:r>
+          <w:t xml:space="preserve">control plane resources </w:t>
+        </w:r>
+        <w:r>
+          <w:t xml:space="preserve">have been </w:t>
+        </w:r>
+      </w:ins>
+      <w:ins w:id="328" w:author="Davis, Nigel" w:date="2026-05-11T00:18:00Z" w16du:dateUtc="2026-05-10T23:18:00Z">
+        <w:r>
+          <w:t>partitioned into another view</w:t>
+        </w:r>
+      </w:ins>
+    </w:p>
+    <w:p>
+      <w:pPr>
+        <w:rPr>
+          <w:ins w:id="329" w:author="Davis, Nigel" w:date="2026-05-11T00:34:00Z" w16du:dateUtc="2026-05-10T23:34:00Z"/>
+        </w:rPr>
+      </w:pPr>
+      <w:ins w:id="330" w:author="Davis, Nigel" w:date="2026-05-08T00:39:00Z" w16du:dateUtc="2026-05-07T23:39:00Z">
+        <w:r>
+          <w:object w:dxaOrig="12338" w:dyaOrig="5047" w14:anchorId="24301039">
+            <v:shape id="_x0000_i1038" type="#_x0000_t75" style="width:478.5pt;height:195pt" o:ole="">
+              <v:imagedata r:id="rId40" o:title=""/>
+            </v:shape>
+            <o:OLEObject Type="Embed" ProgID="PowerPoint.Slide.12" ShapeID="_x0000_i1038" DrawAspect="Content" ObjectID="_1839966196" r:id="rId41"/>
+          </w:object>
+        </w:r>
+      </w:ins>
+    </w:p>
+    <w:p>
+      <w:pPr>
+        <w:rPr>
+          <w:ins w:id="331" w:author="Davis, Nigel" w:date="2026-05-11T00:34:00Z" w16du:dateUtc="2026-05-10T23:34:00Z"/>
+        </w:rPr>
+      </w:pPr>
+      <w:ins w:id="332" w:author="Davis, Nigel" w:date="2026-05-11T00:34:00Z" w16du:dateUtc="2026-05-10T23:34:00Z">
+        <w:r>
+          <w:t>Figure 13</w:t>
+        </w:r>
+      </w:ins>
+    </w:p>
+    <w:p>
+      <w:pPr>
+        <w:rPr>
+          <w:del w:id="333" w:author="Davis, Nigel" w:date="2026-05-11T00:35:00Z" w16du:dateUtc="2026-05-10T23:35:00Z"/>
+        </w:rPr>
+      </w:pPr>
+      <w:ins w:id="334" w:author="Davis, Nigel" w:date="2026-05-11T00:34:00Z" w16du:dateUtc="2026-05-10T23:34:00Z">
+        <w:r>
+          <w:t>Note that representations of serial-comp</w:t>
+        </w:r>
+      </w:ins>
+      <w:ins w:id="335" w:author="Davis, Nigel" w:date="2026-05-11T00:35:00Z" w16du:dateUtc="2026-05-10T23:35:00Z">
+        <w:r>
+          <w:t>ound links are deferred to a later release.</w:t>
+        </w:r>
+      </w:ins>
+    </w:p>
+    <w:p>
+      <w:pPr>
+        <w:rPr>
+          <w:del w:id="336" w:author="Davis, Nigel" w:date="2026-05-11T00:35:00Z" w16du:dateUtc="2026-05-10T23:35:00Z"/>
+        </w:rPr>
+      </w:pPr>
+    </w:p>
+    <w:p>
+      <w:pPr>
+        <w:rPr>
+          <w:del w:id="337" w:author="Davis, Nigel" w:date="2026-05-11T00:35:00Z" w16du:dateUtc="2026-05-10T23:35:00Z"/>
+        </w:rPr>
+      </w:pPr>
+    </w:p>
+    <w:p>
+      <w:pPr>
+        <w:rPr>
+          <w:del w:id="338" w:author="Davis, Nigel" w:date="2026-05-11T00:35:00Z" w16du:dateUtc="2026-05-10T23:35:00Z"/>
+        </w:rPr>
+      </w:pPr>
+      <w:del w:id="339" w:author="Davis, Nigel" w:date="2026-05-11T00:35:00Z" w16du:dateUtc="2026-05-10T23:35:00Z">
+        <w:r>
+          <w:br w:type="page"/>
+        </w:r>
+        <w:r>
+          <w:delText>s</w:delText>
+        </w:r>
+        <w:r>
+          <w:delText>ome description of link aggregation in ITU-T G.7701 and G.805.</w:delText>
+        </w:r>
+      </w:del>
+    </w:p>
+    <w:p>
+      <w:pPr>
+        <w:rPr>
+          <w:del w:id="340" w:author="Davis, Nigel" w:date="2026-05-11T00:35:00Z" w16du:dateUtc="2026-05-10T23:35:00Z"/>
+        </w:rPr>
+      </w:pPr>
+      <w:del w:id="341" w:author="Davis, Nigel" w:date="2026-05-11T00:35:00Z" w16du:dateUtc="2026-05-10T23:35:00Z">
         <w:r>
           <w:rPr>
             <w:noProof/>
           </w:rPr>
-          <mc:AlternateContent>
-            <mc:Choice Requires="wps">
-              <w:drawing>
-                <wp:anchor distT="0" distB="0" distL="114300" distR="114300" simplePos="0" relativeHeight="251660288" behindDoc="0" locked="0" layoutInCell="1" allowOverlap="1" wp14:anchorId="3AB9291E" wp14:editId="08DA256D">
-                  <wp:simplePos x="0" y="0"/>
-                  <wp:positionH relativeFrom="column">
-                    <wp:posOffset>2654490</wp:posOffset>
-                  </wp:positionH>
-                  <wp:positionV relativeFrom="paragraph">
-                    <wp:posOffset>260208</wp:posOffset>
-                  </wp:positionV>
-                  <wp:extent cx="565785" cy="184245"/>
-                  <wp:effectExtent l="0" t="0" r="0" b="6350"/>
-                  <wp:wrapNone/>
-                  <wp:docPr id="2" name="文本框 2"/>
-                  <wp:cNvGraphicFramePr>
-                    <a:graphicFrameLocks xmlns:a="http://schemas.openxmlformats.org/drawingml/2006/main"/>
-                  </wp:cNvGraphicFramePr>
-                  <a:graphic xmlns:a="http://schemas.openxmlformats.org/drawingml/2006/main">
-                    <a:graphicData uri="http://schemas.microsoft.com/office/word/2010/wordprocessingShape">
-                      <wps:wsp>
-                        <wps:cNvSpPr txBox="1">
-                          <a:spLocks noChangeArrowheads="1"/>
-                        </wps:cNvSpPr>
-                        <wps:spPr bwMode="auto">
-                          <a:xfrm>
-                            <a:off x="0" y="0"/>
-                            <a:ext cx="565785" cy="184245"/>
-                          </a:xfrm>
-                          <a:prstGeom prst="rect">
-                            <a:avLst/>
-                          </a:prstGeom>
-                          <a:noFill/>
-                          <a:ln w="9525">
-                            <a:noFill/>
-                            <a:miter lim="800000"/>
-                            <a:headEnd/>
-                            <a:tailEnd/>
-                          </a:ln>
-                        </wps:spPr>
-                        <wps:txbx>
-                          <w:txbxContent>
-                            <w:p>
-                              <w:pPr>
-                                <w:rPr>
-                                  <w:color w:val="FF0000"/>
-                                  <w:sz w:val="13"/>
-                                  <w:szCs w:val="13"/>
-                                  <w:rPrChange w:id="21" w:author="杨三威10099490" w:date="2026-03-26T15:08:00Z">
-                                    <w:rPr>
-                                      <w:sz w:val="13"/>
-                                      <w:szCs w:val="13"/>
-                                    </w:rPr>
-                                  </w:rPrChange>
-                                </w:rPr>
-                              </w:pPr>
-                              <w:ins w:id="22" w:author="杨三威10099490" w:date="2026-03-26T15:20:00Z">
-                                <w:r>
-                                  <w:rPr>
-                                    <w:color w:val="FF0000"/>
-                                    <w:sz w:val="13"/>
-                                    <w:szCs w:val="13"/>
-                                  </w:rPr>
-                                  <w:t>Call</w:t>
-                                </w:r>
-                              </w:ins>
-                            </w:p>
-                          </w:txbxContent>
-                        </wps:txbx>
-                        <wps:bodyPr rot="0" vert="horz" wrap="square" lIns="91440" tIns="45720" rIns="91440" bIns="45720" anchor="t" anchorCtr="0">
-                          <a:noAutofit/>
-                        </wps:bodyPr>
-                      </wps:wsp>
-                    </a:graphicData>
-                  </a:graphic>
-                  <wp14:sizeRelV relativeFrom="margin">
-                    <wp14:pctHeight>0</wp14:pctHeight>
-                  </wp14:sizeRelV>
-                </wp:anchor>
-              </w:drawing>
-            </mc:Choice>
-            <mc:Fallback>
-              <w:pict>
-                <v:shape w14:anchorId="3AB9291E" id="_x0000_s1027" type="#_x0000_t202" style="position:absolute;margin-left:209pt;margin-top:20.5pt;width:44.55pt;height:14.5pt;z-index:251660288;visibility:visible;mso-wrap-style:square;mso-height-percent:0;mso-wrap-distance-left:9pt;mso-wrap-distance-top:0;mso-wrap-distance-right:9pt;mso-wrap-distance-bottom:0;mso-position-horizontal:absolute;mso-position-horizontal-relative:text;mso-position-vertical:absolute;mso-position-vertical-relative:text;mso-height-percent:0;mso-height-relative:margin;v-text-anchor:top" o:gfxdata="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" filled="f" stroked="f">
-                  <v:textbox>
-                    <w:txbxContent>
-                      <w:p>
-                        <w:pPr>
-                          <w:rPr>
-                            <w:color w:val="FF0000"/>
-                            <w:sz w:val="13"/>
-                            <w:szCs w:val="13"/>
-                            <w:rPrChange w:id="23" w:author="杨三威10099490" w:date="2026-03-26T15:08:00Z">
-                              <w:rPr>
-                                <w:sz w:val="13"/>
-                                <w:szCs w:val="13"/>
-                              </w:rPr>
-                            </w:rPrChange>
-                          </w:rPr>
-                        </w:pPr>
-                        <w:ins w:id="24" w:author="杨三威10099490" w:date="2026-03-26T15:20:00Z">
-                          <w:r>
-                            <w:rPr>
-                              <w:color w:val="FF0000"/>
-                              <w:sz w:val="13"/>
-                              <w:szCs w:val="13"/>
-                            </w:rPr>
-                            <w:t>Call</w:t>
-                          </w:r>
-                        </w:ins>
-                      </w:p>
-                    </w:txbxContent>
-                  </v:textbox>
-                </v:shape>
-              </w:pict>
-            </mc:Fallback>
-          </mc:AlternateContent>
-        </w:r>
-      </w:ins>
-    </w:p>
-    <w:commentRangeStart w:id="25"/>
-    <w:commentRangeStart w:id="26"/>
-    <w:p>
-      <w:r>
-        <w:object w:dxaOrig="9599" w:dyaOrig="5400" w14:anchorId="676B6E46">
-          <v:shape id="_x0000_i1035" type="#_x0000_t75" style="width:452.25pt;height:253.5pt" o:ole="">
-            <v:imagedata r:id="rId32" o:title=""/>
-          </v:shape>
-          <o:OLEObject Type="Embed" ProgID="PowerPoint.Slide.12" ShapeID="_x0000_i1035" DrawAspect="Content" ObjectID="_1837575134" r:id="rId33"/>
-        </w:object>
-      </w:r>
-      <w:commentRangeEnd w:id="25"/>
-      <w:r>
-        <w:rPr>
-          <w:rStyle w:val="CommentReference"/>
-        </w:rPr>
-        <w:commentReference w:id="25"/>
-      </w:r>
-      <w:commentRangeEnd w:id="26"/>
-      <w:r>
-        <w:rPr>
-          <w:rStyle w:val="CommentReference"/>
-        </w:rPr>
-        <w:commentReference w:id="26"/>
-      </w:r>
-      <w:ins w:id="27" w:author="杨三威10099490" w:date="2026-03-26T20:40:00Z">
-        <w:r>
-          <w:t>figure 11</w:t>
-        </w:r>
-      </w:ins>
-    </w:p>
-    <w:p/>
-    <w:p/>
-    <w:p/>
-    <w:p>
-      <w:r>
-        <w:br w:type="page"/>
-      </w:r>
+          <w:drawing>
+            <wp:inline distT="0" distB="0" distL="0" distR="0" wp14:anchorId="66E3B308" wp14:editId="49E7F78F">
+              <wp:extent cx="6599205" cy="2594344"/>
+              <wp:effectExtent l="0" t="0" r="0" b="0"/>
+              <wp:docPr id="397756792" name="Picture 6" descr=" "/>
+              <wp:cNvGraphicFramePr>
+                <a:graphicFrameLocks xmlns:a="http://schemas.openxmlformats.org/drawingml/2006/main" noChangeAspect="1"/>
+              </wp:cNvGraphicFramePr>
+              <a:graphic xmlns:a="http://schemas.openxmlformats.org/drawingml/2006/main">
+                <a:graphicData uri="http://schemas.openxmlformats.org/drawingml/2006/picture">
+                  <pic:pic xmlns:pic="http://schemas.openxmlformats.org/drawingml/2006/picture">
+                    <pic:nvPicPr>
+                      <pic:cNvPr id="0" name="Picture 75" descr=" "/>
+                      <pic:cNvPicPr>
+                        <a:picLocks noChangeAspect="1" noChangeArrowheads="1"/>
+                      </pic:cNvPicPr>
+                    </pic:nvPicPr>
+                    <pic:blipFill>
+                      <a:blip r:embed="rId42">
+                        <a:extLst>
+                          <a:ext uri="{28A0092B-C50C-407E-A947-70E740481C1C}">
+                            <a14:useLocalDpi xmlns:a14="http://schemas.microsoft.com/office/drawing/2010/main" val="0"/>
+                          </a:ext>
+                        </a:extLst>
+                      </a:blip>
+                      <a:srcRect/>
+                      <a:stretch>
+                        <a:fillRect/>
+                      </a:stretch>
+                    </pic:blipFill>
+                    <pic:spPr bwMode="auto">
+                      <a:xfrm>
+                        <a:off x="0" y="0"/>
+                        <a:ext cx="6615444" cy="2600728"/>
+                      </a:xfrm>
+                      <a:prstGeom prst="rect">
+                        <a:avLst/>
+                      </a:prstGeom>
+                      <a:noFill/>
+                      <a:ln>
+                        <a:noFill/>
+                      </a:ln>
+                    </pic:spPr>
+                  </pic:pic>
+                </a:graphicData>
+              </a:graphic>
+            </wp:inline>
+          </w:drawing>
+        </w:r>
+      </w:del>
+    </w:p>
+    <w:p>
+      <w:pPr>
+        <w:rPr>
+          <w:del w:id="342" w:author="Davis, Nigel" w:date="2026-05-11T00:35:00Z" w16du:dateUtc="2026-05-10T23:35:00Z"/>
+        </w:rPr>
+      </w:pPr>
+      <w:del w:id="343" w:author="Davis, Nigel" w:date="2026-05-11T00:35:00Z" w16du:dateUtc="2026-05-10T23:35:00Z">
+        <w:r>
+          <w:rPr>
+            <w:noProof/>
+          </w:rPr>
+          <w:drawing>
+            <wp:inline distT="0" distB="0" distL="0" distR="0" wp14:anchorId="48582E58" wp14:editId="5CF0CE36">
+              <wp:extent cx="6624084" cy="4626746"/>
+              <wp:effectExtent l="0" t="0" r="5715" b="2540"/>
+              <wp:docPr id="1858324079" name="Picture 5" descr=" "/>
+              <wp:cNvGraphicFramePr>
+                <a:graphicFrameLocks xmlns:a="http://schemas.openxmlformats.org/drawingml/2006/main" noChangeAspect="1"/>
+              </wp:cNvGraphicFramePr>
+              <a:graphic xmlns:a="http://schemas.openxmlformats.org/drawingml/2006/main">
+                <a:graphicData uri="http://schemas.openxmlformats.org/drawingml/2006/picture">
+                  <pic:pic xmlns:pic="http://schemas.openxmlformats.org/drawingml/2006/picture">
+                    <pic:nvPicPr>
+                      <pic:cNvPr id="0" name="Picture 76" descr=" "/>
+                      <pic:cNvPicPr>
+                        <a:picLocks noChangeAspect="1" noChangeArrowheads="1"/>
+                      </pic:cNvPicPr>
+                    </pic:nvPicPr>
+                    <pic:blipFill>
+                      <a:blip r:embed="rId43">
+                        <a:extLst>
+                          <a:ext uri="{28A0092B-C50C-407E-A947-70E740481C1C}">
+                            <a14:useLocalDpi xmlns:a14="http://schemas.microsoft.com/office/drawing/2010/main" val="0"/>
+                          </a:ext>
+                        </a:extLst>
+                      </a:blip>
+                      <a:srcRect/>
+                      <a:stretch>
+                        <a:fillRect/>
+                      </a:stretch>
+                    </pic:blipFill>
+                    <pic:spPr bwMode="auto">
+                      <a:xfrm>
+                        <a:off x="0" y="0"/>
+                        <a:ext cx="6640331" cy="4638094"/>
+                      </a:xfrm>
+                      <a:prstGeom prst="rect">
+                        <a:avLst/>
+                      </a:prstGeom>
+                      <a:noFill/>
+                      <a:ln>
+                        <a:noFill/>
+                      </a:ln>
+                    </pic:spPr>
+                  </pic:pic>
+                </a:graphicData>
+              </a:graphic>
+            </wp:inline>
+          </w:drawing>
+        </w:r>
+      </w:del>
+    </w:p>
+    <w:p>
+      <w:pPr>
+        <w:rPr>
+          <w:del w:id="344" w:author="Davis, Nigel" w:date="2026-05-11T00:35:00Z" w16du:dateUtc="2026-05-10T23:35:00Z"/>
+        </w:rPr>
+      </w:pPr>
+      <w:commentRangeStart w:id="345"/>
+      <w:del w:id="346" w:author="Davis, Nigel" w:date="2026-05-11T00:35:00Z" w16du:dateUtc="2026-05-10T23:35:00Z">
+        <w:r>
+          <w:rPr>
+            <w:noProof/>
+          </w:rPr>
+          <w:drawing>
+            <wp:inline distT="0" distB="0" distL="0" distR="0" wp14:anchorId="79F6CA25" wp14:editId="2F6F7E09">
+              <wp:extent cx="6560288" cy="6272785"/>
+              <wp:effectExtent l="0" t="0" r="0" b="0"/>
+              <wp:docPr id="316196638" name="Picture 4" descr=" "/>
+              <wp:cNvGraphicFramePr>
+                <a:graphicFrameLocks xmlns:a="http://schemas.openxmlformats.org/drawingml/2006/main" noChangeAspect="1"/>
+              </wp:cNvGraphicFramePr>
+              <a:graphic xmlns:a="http://schemas.openxmlformats.org/drawingml/2006/main">
+                <a:graphicData uri="http://schemas.openxmlformats.org/drawingml/2006/picture">
+                  <pic:pic xmlns:pic="http://schemas.openxmlformats.org/drawingml/2006/picture">
+                    <pic:nvPicPr>
+                      <pic:cNvPr id="0" name="Picture 77" descr=" "/>
+                      <pic:cNvPicPr>
+                        <a:picLocks noChangeAspect="1" noChangeArrowheads="1"/>
+                      </pic:cNvPicPr>
+                    </pic:nvPicPr>
+                    <pic:blipFill>
+                      <a:blip r:embed="rId44">
+                        <a:extLst>
+                          <a:ext uri="{28A0092B-C50C-407E-A947-70E740481C1C}">
+                            <a14:useLocalDpi xmlns:a14="http://schemas.microsoft.com/office/drawing/2010/main" val="0"/>
+                          </a:ext>
+                        </a:extLst>
+                      </a:blip>
+                      <a:srcRect/>
+                      <a:stretch>
+                        <a:fillRect/>
+                      </a:stretch>
+                    </pic:blipFill>
+                    <pic:spPr bwMode="auto">
+                      <a:xfrm>
+                        <a:off x="0" y="0"/>
+                        <a:ext cx="6568018" cy="6280176"/>
+                      </a:xfrm>
+                      <a:prstGeom prst="rect">
+                        <a:avLst/>
+                      </a:prstGeom>
+                      <a:noFill/>
+                      <a:ln>
+                        <a:noFill/>
+                      </a:ln>
+                    </pic:spPr>
+                  </pic:pic>
+                </a:graphicData>
+              </a:graphic>
+            </wp:inline>
+          </w:drawing>
+        </w:r>
+        <w:commentRangeEnd w:id="345"/>
+        <w:r>
+          <w:rPr>
+            <w:rStyle w:val="CommentReference"/>
+          </w:rPr>
+          <w:commentReference w:id="345"/>
+        </w:r>
+      </w:del>
+    </w:p>
+    <w:p>
+      <w:pPr>
+        <w:rPr>
+          <w:del w:id="347" w:author="Davis, Nigel" w:date="2026-05-11T00:35:00Z" w16du:dateUtc="2026-05-10T23:35:00Z"/>
+        </w:rPr>
+      </w:pPr>
+    </w:p>
+    <w:p>
+      <w:pPr>
+        <w:rPr>
+          <w:del w:id="348" w:author="Davis, Nigel" w:date="2026-05-11T00:35:00Z" w16du:dateUtc="2026-05-10T23:35:00Z"/>
+        </w:rPr>
+      </w:pPr>
+    </w:p>
+    <w:p>
+      <w:del w:id="349" w:author="Davis, Nigel" w:date="2026-05-07T15:45:00Z" w16du:dateUtc="2026-05-07T14:45:00Z">
+        <w:r>
+          <w:object w:dxaOrig="9600" w:dyaOrig="5401" w14:anchorId="6FCBC55E">
+            <v:shape id="_x0000_i1039" type="#_x0000_t75" style="width:479.25pt;height:270pt" o:ole="">
+              <v:imagedata r:id="rId45" o:title=""/>
+            </v:shape>
+            <o:OLEObject Type="Embed" ProgID="PowerPoint.Slide.12" ShapeID="_x0000_i1039" DrawAspect="Content" ObjectID="_1839966197" r:id="rId46"/>
+          </w:object>
+        </w:r>
+      </w:del>
     </w:p>
     <w:sectPr>
       <w:pgSz w:w="11906" w:h="16838"/>
@@ -2165,7 +6360,7 @@
 
 <file path=word/comments.xml><?xml version="1.0" encoding="utf-8"?>
 <w:comments xmlns:wpc="http://schemas.microsoft.com/office/word/2010/wordprocessingCanvas" xmlns:cx="http://schemas.microsoft.com/office/drawing/2014/chartex" xmlns:cx1="http://schemas.microsoft.com/office/drawing/2015/9/8/chartex" xmlns:cx2="http://schemas.microsoft.com/office/drawing/2015/10/21/chartex" xmlns:cx3="http://schemas.microsoft.com/office/drawing/2016/5/9/chartex" xmlns:cx4="http://schemas.microsoft.com/office/drawing/2016/5/10/chartex" xmlns:cx5="http://schemas.microsoft.com/office/drawing/2016/5/11/chartex" xmlns:cx6="http://schemas.microsoft.com/office/drawing/2016/5/12/chartex" xmlns:cx7="http://schemas.microsoft.com/office/drawing/2016/5/13/chartex" xmlns:cx8="http://schemas.microsoft.com/office/drawing/2016/5/14/chartex" xmlns:mc="http://schemas.openxmlformats.org/markup-compatibility/2006" xmlns:aink="http://schemas.microsoft.com/office/drawing/2016/ink" xmlns:am3d="http://schemas.microsoft.com/office/drawing/2017/model3d" xmlns:o="urn:schemas-microsoft-com:office:office" xmlns:oel="http://schemas.microsoft.com/office/2019/extlst" xmlns:r="http://schemas.openxmlformats.org/officeDocument/2006/relationships" xmlns:m="http://schemas.openxmlformats.org/officeDocument/2006/math" xmlns:v="urn:schemas-microsoft-com:vml" xmlns:wp14="http://schemas.microsoft.com/office/word/2010/wordprocessingDrawing" xmlns:wp="http://schemas.openxmlformats.org/drawingml/2006/wordprocessingDrawing" xmlns:w10="urn:schemas-microsoft-com:office:word" xmlns:w="http://schemas.openxmlformats.org/wordprocessingml/2006/main" xmlns:w14="http://schemas.microsoft.com/office/word/2010/wordml" xmlns:w15="http://schemas.microsoft.com/office/word/2012/wordml" xmlns:w16cex="http://schemas.microsoft.com/office/word/2018/wordml/cex" xmlns:w16cid="http://schemas.microsoft.com/office/word/2016/wordml/cid" xmlns:w16="http://schemas.microsoft.com/office/word/2018/wordml" xmlns:w16du="http://schemas.microsoft.com/office/word/2023/wordml/word16du" xmlns:w16sdtdh="http://schemas.microsoft.com/office/word/2020/wordml/sdtdatahash" xmlns:w16sdtfl="http://schemas.microsoft.com/office/word/2024/wordml/sdtformatlock" xmlns:w16se="http://schemas.microsoft.com/office/word/2015/wordml/symex" xmlns:wpg="http://schemas.microsoft.com/office/word/2010/wordprocessingGroup" xmlns:wpi="http://schemas.microsoft.com/office/word/2010/wordprocessingInk" xmlns:wne="http://schemas.microsoft.com/office/word/2006/wordml" xmlns:wps="http://schemas.microsoft.com/office/word/2010/wordprocessingShape" mc:Ignorable="w14 w15 w16se w16cid w16 w16cex w16sdtdh w16sdtfl w16du wp14">
-  <w:comment w:id="0" w:author="Davis, Nigel" w:date="2026-03-31T10:54:00Z" w:initials="ND">
+  <w:comment w:id="23" w:author="Davis, Nigel" w:date="2026-04-28T12:20:00Z" w:initials="ND">
     <w:p>
       <w:pPr>
         <w:pStyle w:val="CommentText"/>
@@ -2177,11 +6372,11 @@
         <w:annotationRef/>
       </w:r>
       <w:r>
-        <w:t>May want to add view role and make this a more complex attribute. So ASON would point to real resources (but not the other way round).</w:t>
+        <w:t>Need to explain how DS directory service is replaced by simple navigation in TAPI and RDB resource database which is essentially accessible via the context.</w:t>
       </w:r>
     </w:p>
   </w:comment>
-  <w:comment w:id="4" w:author="杨三威10099490" w:date="2026-03-26T20:28:00Z" w:initials="杨三威100994">
+  <w:comment w:id="24" w:author="Davis, Nigel" w:date="2026-04-28T12:22:00Z" w:initials="ND">
     <w:p>
       <w:pPr>
         <w:pStyle w:val="CommentText"/>
@@ -2189,57 +6384,15 @@
       <w:r>
         <w:rPr>
           <w:rStyle w:val="CommentReference"/>
-          <w:rFonts w:hint="eastAsia"/>
         </w:rPr>
         <w:annotationRef/>
       </w:r>
       <w:r>
-        <w:rPr>
-          <w:rFonts w:hint="eastAsia"/>
-        </w:rPr>
-        <w:t>What</w:t>
-      </w:r>
-      <w:r>
-        <w:t>’</w:t>
-      </w:r>
-      <w:r>
-        <w:rPr>
-          <w:rFonts w:hint="eastAsia"/>
-        </w:rPr>
-        <w:t>s</w:t>
-      </w:r>
-      <w:r>
-        <w:t xml:space="preserve"> the difference between the 2th figure</w:t>
-      </w:r>
-      <w:r>
-        <w:rPr>
-          <w:rFonts w:hint="eastAsia"/>
-          <w:lang w:eastAsia="zh-CN"/>
-        </w:rPr>
-        <w:t>?</w:t>
-      </w:r>
-      <w:r>
-        <w:rPr>
-          <w:lang w:eastAsia="zh-CN"/>
-        </w:rPr>
-        <w:t xml:space="preserve"> </w:t>
-      </w:r>
-      <w:r>
-        <w:rPr>
-          <w:rFonts w:hint="eastAsia"/>
-          <w:lang w:eastAsia="zh-CN"/>
-        </w:rPr>
-        <w:t>S</w:t>
-      </w:r>
-      <w:r>
-        <w:rPr>
-          <w:lang w:eastAsia="zh-CN"/>
-        </w:rPr>
-        <w:t>hall we add some description here.</w:t>
+        <w:t>Also add NCC Network Call Controller and CC Connection controller.</w:t>
       </w:r>
     </w:p>
   </w:comment>
-  <w:comment w:id="5" w:author="Davis, Nigel" w:date="2026-03-31T10:59:00Z" w:initials="ND">
+  <w:comment w:id="345" w:author="Davis, Nigel" w:date="2026-04-16T13:24:00Z" w:initials="ND">
     <w:p>
       <w:pPr>
         <w:pStyle w:val="CommentText"/>
@@ -2251,289 +6404,7 @@
         <w:annotationRef/>
       </w:r>
       <w:r>
-        <w:t>I will add description throughout.</w:t>
-      </w:r>
-    </w:p>
-  </w:comment>
-  <w:comment w:id="12" w:author="杨三威10099490" w:date="2026-03-26T15:48:00Z" w:initials="杨三威100994">
-    <w:p>
-      <w:pPr>
-        <w:pStyle w:val="CommentText"/>
-        <w:rPr>
-          <w:lang w:eastAsia="zh-CN"/>
-        </w:rPr>
-      </w:pPr>
-      <w:r>
-        <w:rPr>
-          <w:rStyle w:val="CommentReference"/>
-          <w:rFonts w:hint="eastAsia"/>
-        </w:rPr>
-        <w:annotationRef/>
-      </w:r>
-      <w:r>
-        <w:rPr>
-          <w:lang w:eastAsia="zh-CN"/>
-        </w:rPr>
-        <w:t>Some de</w:t>
-      </w:r>
-      <w:r>
-        <w:rPr>
-          <w:lang w:eastAsia="zh-CN"/>
-        </w:rPr>
-        <w:t>s</w:t>
-      </w:r>
-      <w:r>
-        <w:rPr>
-          <w:lang w:eastAsia="zh-CN"/>
-        </w:rPr>
-        <w:t>cription of link aggregation in ITU-T</w:t>
-      </w:r>
-      <w:r>
-        <w:rPr>
-          <w:lang w:eastAsia="zh-CN"/>
-        </w:rPr>
-        <w:t xml:space="preserve"> G.7701 and G.805.</w:t>
-      </w:r>
-    </w:p>
-    <w:p>
-      <w:pPr>
-        <w:pStyle w:val="CommentText"/>
-      </w:pPr>
-      <w:r>
-        <w:rPr>
-          <w:noProof/>
-          <w:lang w:val="en-US" w:eastAsia="zh-CN"/>
-        </w:rPr>
-        <w:drawing>
-          <wp:inline distT="0" distB="0" distL="0" distR="0" wp14:anchorId="075C7553" wp14:editId="60C4ADCE">
-            <wp:extent cx="3970007" cy="1560117"/>
-            <wp:effectExtent l="0" t="0" r="0" b="2540"/>
-            <wp:docPr id="3" name="图片 3"/>
-            <wp:cNvGraphicFramePr>
-              <a:graphicFrameLocks xmlns:a="http://schemas.openxmlformats.org/drawingml/2006/main" noChangeAspect="1"/>
-            </wp:cNvGraphicFramePr>
-            <a:graphic xmlns:a="http://schemas.openxmlformats.org/drawingml/2006/main">
-              <a:graphicData uri="http://schemas.openxmlformats.org/drawingml/2006/picture">
-                <pic:pic xmlns:pic="http://schemas.openxmlformats.org/drawingml/2006/picture">
-                  <pic:nvPicPr>
-                    <pic:cNvPr id="1" name=""/>
-                    <pic:cNvPicPr/>
-                  </pic:nvPicPr>
-                  <pic:blipFill>
-                    <a:blip r:embed="rId1"/>
-                    <a:stretch>
-                      <a:fillRect/>
-                    </a:stretch>
-                  </pic:blipFill>
-                  <pic:spPr>
-                    <a:xfrm>
-                      <a:off x="0" y="0"/>
-                      <a:ext cx="3975539" cy="1562291"/>
-                    </a:xfrm>
-                    <a:prstGeom prst="rect">
-                      <a:avLst/>
-                    </a:prstGeom>
-                  </pic:spPr>
-                </pic:pic>
-              </a:graphicData>
-            </a:graphic>
-          </wp:inline>
-        </w:drawing>
-      </w:r>
-    </w:p>
-    <w:p>
-      <w:pPr>
-        <w:pStyle w:val="CommentText"/>
-      </w:pPr>
-      <w:r>
-        <w:rPr>
-          <w:noProof/>
-          <w:lang w:val="en-US" w:eastAsia="zh-CN"/>
-        </w:rPr>
-        <w:drawing>
-          <wp:inline distT="0" distB="0" distL="0" distR="0" wp14:anchorId="4B777A10" wp14:editId="04E7421C">
-            <wp:extent cx="4298078" cy="2997607"/>
-            <wp:effectExtent l="0" t="0" r="7620" b="0"/>
-            <wp:docPr id="1" name="图片 1"/>
-            <wp:cNvGraphicFramePr>
-              <a:graphicFrameLocks xmlns:a="http://schemas.openxmlformats.org/drawingml/2006/main" noChangeAspect="1"/>
-            </wp:cNvGraphicFramePr>
-            <a:graphic xmlns:a="http://schemas.openxmlformats.org/drawingml/2006/main">
-              <a:graphicData uri="http://schemas.openxmlformats.org/drawingml/2006/picture">
-                <pic:pic xmlns:pic="http://schemas.openxmlformats.org/drawingml/2006/picture">
-                  <pic:nvPicPr>
-                    <pic:cNvPr id="1" name=""/>
-                    <pic:cNvPicPr/>
-                  </pic:nvPicPr>
-                  <pic:blipFill>
-                    <a:blip r:embed="rId2"/>
-                    <a:stretch>
-                      <a:fillRect/>
-                    </a:stretch>
-                  </pic:blipFill>
-                  <pic:spPr>
-                    <a:xfrm>
-                      <a:off x="0" y="0"/>
-                      <a:ext cx="4300542" cy="2999325"/>
-                    </a:xfrm>
-                    <a:prstGeom prst="rect">
-                      <a:avLst/>
-                    </a:prstGeom>
-                  </pic:spPr>
-                </pic:pic>
-              </a:graphicData>
-            </a:graphic>
-          </wp:inline>
-        </w:drawing>
-      </w:r>
-    </w:p>
-    <w:p>
-      <w:pPr>
-        <w:pStyle w:val="CommentText"/>
-      </w:pPr>
-      <w:r>
-        <w:rPr>
-          <w:noProof/>
-          <w:lang w:val="en-US" w:eastAsia="zh-CN"/>
-        </w:rPr>
-        <w:drawing>
-          <wp:inline distT="0" distB="0" distL="0" distR="0" wp14:anchorId="2FC6E10E" wp14:editId="42AABDFD">
-            <wp:extent cx="3582000" cy="3427200"/>
-            <wp:effectExtent l="0" t="0" r="0" b="1905"/>
-            <wp:docPr id="4" name="图片 4"/>
-            <wp:cNvGraphicFramePr>
-              <a:graphicFrameLocks xmlns:a="http://schemas.openxmlformats.org/drawingml/2006/main" noChangeAspect="1"/>
-            </wp:cNvGraphicFramePr>
-            <a:graphic xmlns:a="http://schemas.openxmlformats.org/drawingml/2006/main">
-              <a:graphicData uri="http://schemas.openxmlformats.org/drawingml/2006/picture">
-                <pic:pic xmlns:pic="http://schemas.openxmlformats.org/drawingml/2006/picture">
-                  <pic:nvPicPr>
-                    <pic:cNvPr id="1" name=""/>
-                    <pic:cNvPicPr/>
-                  </pic:nvPicPr>
-                  <pic:blipFill>
-                    <a:blip r:embed="rId3"/>
-                    <a:stretch>
-                      <a:fillRect/>
-                    </a:stretch>
-                  </pic:blipFill>
-                  <pic:spPr>
-                    <a:xfrm>
-                      <a:off x="0" y="0"/>
-                      <a:ext cx="3582000" cy="3427200"/>
-                    </a:xfrm>
-                    <a:prstGeom prst="rect">
-                      <a:avLst/>
-                    </a:prstGeom>
-                  </pic:spPr>
-                </pic:pic>
-              </a:graphicData>
-            </a:graphic>
-          </wp:inline>
-        </w:drawing>
-      </w:r>
-    </w:p>
-  </w:comment>
-  <w:comment w:id="13" w:author="Davis, Nigel" w:date="2026-03-31T10:59:00Z" w:initials="ND">
-    <w:p>
-      <w:pPr>
-        <w:pStyle w:val="CommentText"/>
-      </w:pPr>
-      <w:r>
-        <w:rPr>
-          <w:rStyle w:val="CommentReference"/>
-        </w:rPr>
-        <w:annotationRef/>
-      </w:r>
-      <w:r>
-        <w:t>Will work this into the descriptions</w:t>
-      </w:r>
-    </w:p>
-  </w:comment>
-  <w:comment w:id="25" w:author="杨三威10099490" w:date="2026-03-26T15:21:00Z" w:initials="杨三威100994">
-    <w:p>
-      <w:pPr>
-        <w:pStyle w:val="CommentText"/>
-        <w:rPr>
-          <w:lang w:eastAsia="zh-CN"/>
-        </w:rPr>
-      </w:pPr>
-      <w:r>
-        <w:rPr>
-          <w:rStyle w:val="CommentReference"/>
-          <w:rFonts w:hint="eastAsia"/>
-        </w:rPr>
-        <w:annotationRef/>
-      </w:r>
-      <w:r>
-        <w:rPr>
-          <w:rFonts w:hint="eastAsia"/>
-          <w:lang w:eastAsia="zh-CN"/>
-        </w:rPr>
-        <w:t>D</w:t>
-      </w:r>
-      <w:r>
-        <w:rPr>
-          <w:lang w:eastAsia="zh-CN"/>
-        </w:rPr>
-        <w:t>elete the proposal</w:t>
-      </w:r>
-      <w:r>
-        <w:rPr>
-          <w:rFonts w:hint="eastAsia"/>
-          <w:lang w:eastAsia="zh-CN"/>
-        </w:rPr>
-        <w:t>?</w:t>
-      </w:r>
-    </w:p>
-    <w:p>
-      <w:pPr>
-        <w:pStyle w:val="CommentText"/>
-        <w:rPr>
-          <w:lang w:eastAsia="zh-CN"/>
-        </w:rPr>
-      </w:pPr>
-      <w:r>
-        <w:rPr>
-          <w:rFonts w:hint="eastAsia"/>
-          <w:lang w:eastAsia="zh-CN"/>
-        </w:rPr>
-        <w:t>C</w:t>
-      </w:r>
-      <w:r>
-        <w:rPr>
-          <w:lang w:eastAsia="zh-CN"/>
-        </w:rPr>
-        <w:t>ompared to figure 2</w:t>
-      </w:r>
-      <w:r>
-        <w:rPr>
-          <w:rFonts w:hint="eastAsia"/>
-          <w:lang w:eastAsia="zh-CN"/>
-        </w:rPr>
-        <w:t>,</w:t>
-      </w:r>
-      <w:r>
-        <w:rPr>
-          <w:lang w:eastAsia="zh-CN"/>
-        </w:rPr>
-        <w:t xml:space="preserve"> path and path set could be in one namespace and two namespace?</w:t>
-      </w:r>
-    </w:p>
-  </w:comment>
-  <w:comment w:id="26" w:author="Davis, Nigel" w:date="2026-03-31T11:01:00Z" w:initials="ND">
-    <w:p>
-      <w:pPr>
-        <w:pStyle w:val="CommentText"/>
-      </w:pPr>
-      <w:r>
-        <w:rPr>
-          <w:rStyle w:val="CommentReference"/>
-        </w:rPr>
-        <w:annotationRef/>
-      </w:r>
-      <w:r>
-        <w:t>I need to clarify the figure.</w:t>
+        <w:t>I suggest that we defer this to a later TAPI release as I need to determine how to build the serial compound link as a connectivity service set in TAPI first. Using the link once it exists is straight forward.</w:t>
       </w:r>
     </w:p>
   </w:comment>
@@ -2542,34 +6413,25 @@
 
 <file path=word/commentsExtended.xml><?xml version="1.0" encoding="utf-8"?>
 <w15:commentsEx xmlns:wpc="http://schemas.microsoft.com/office/word/2010/wordprocessingCanvas" xmlns:cx="http://schemas.microsoft.com/office/drawing/2014/chartex" xmlns:cx1="http://schemas.microsoft.com/office/drawing/2015/9/8/chartex" xmlns:cx2="http://schemas.microsoft.com/office/drawing/2015/10/21/chartex" xmlns:cx3="http://schemas.microsoft.com/office/drawing/2016/5/9/chartex" xmlns:cx4="http://schemas.microsoft.com/office/drawing/2016/5/10/chartex" xmlns:cx5="http://schemas.microsoft.com/office/drawing/2016/5/11/chartex" xmlns:cx6="http://schemas.microsoft.com/office/drawing/2016/5/12/chartex" xmlns:cx7="http://schemas.microsoft.com/office/drawing/2016/5/13/chartex" xmlns:cx8="http://schemas.microsoft.com/office/drawing/2016/5/14/chartex" xmlns:mc="http://schemas.openxmlformats.org/markup-compatibility/2006" xmlns:aink="http://schemas.microsoft.com/office/drawing/2016/ink" xmlns:am3d="http://schemas.microsoft.com/office/drawing/2017/model3d" xmlns:o="urn:schemas-microsoft-com:office:office" xmlns:oel="http://schemas.microsoft.com/office/2019/extlst" xmlns:r="http://schemas.openxmlformats.org/officeDocument/2006/relationships" xmlns:m="http://schemas.openxmlformats.org/officeDocument/2006/math" xmlns:v="urn:schemas-microsoft-com:vml" xmlns:wp14="http://schemas.microsoft.com/office/word/2010/wordprocessingDrawing" xmlns:wp="http://schemas.openxmlformats.org/drawingml/2006/wordprocessingDrawing" xmlns:w10="urn:schemas-microsoft-com:office:word" xmlns:w="http://schemas.openxmlformats.org/wordprocessingml/2006/main" xmlns:w14="http://schemas.microsoft.com/office/word/2010/wordml" xmlns:w15="http://schemas.microsoft.com/office/word/2012/wordml" xmlns:w16cex="http://schemas.microsoft.com/office/word/2018/wordml/cex" xmlns:w16cid="http://schemas.microsoft.com/office/word/2016/wordml/cid" xmlns:w16="http://schemas.microsoft.com/office/word/2018/wordml" xmlns:w16du="http://schemas.microsoft.com/office/word/2023/wordml/word16du" xmlns:w16sdtdh="http://schemas.microsoft.com/office/word/2020/wordml/sdtdatahash" xmlns:w16sdtfl="http://schemas.microsoft.com/office/word/2024/wordml/sdtformatlock" xmlns:w16se="http://schemas.microsoft.com/office/word/2015/wordml/symex" xmlns:wpg="http://schemas.microsoft.com/office/word/2010/wordprocessingGroup" xmlns:wpi="http://schemas.microsoft.com/office/word/2010/wordprocessingInk" xmlns:wne="http://schemas.microsoft.com/office/word/2006/wordml" xmlns:wps="http://schemas.microsoft.com/office/word/2010/wordprocessingShape" mc:Ignorable="w14 w15 w16se w16cid w16 w16cex w16sdtdh w16sdtfl w16du wp14">
-  <w15:commentEx w15:paraId="4317DB2E" w15:done="0"/>
-  <w15:commentEx w15:paraId="11775831" w15:done="0"/>
-  <w15:commentEx w15:paraId="0207CB8C" w15:paraIdParent="11775831" w15:done="0"/>
-  <w15:commentEx w15:paraId="2843E027" w15:done="0"/>
-  <w15:commentEx w15:paraId="181FF1E5" w15:paraIdParent="2843E027" w15:done="0"/>
-  <w15:commentEx w15:paraId="507D1E13" w15:done="0"/>
-  <w15:commentEx w15:paraId="37E39B33" w15:paraIdParent="507D1E13" w15:done="0"/>
+  <w15:commentEx w15:paraId="443648C1" w15:done="0"/>
+  <w15:commentEx w15:paraId="45903BE3" w15:paraIdParent="443648C1" w15:done="0"/>
+  <w15:commentEx w15:paraId="3800D7AA" w15:done="0"/>
 </w15:commentsEx>
 </file>
 
 <file path=word/commentsExtensible.xml><?xml version="1.0" encoding="utf-8"?>
 <w16cex:commentsExtensible xmlns:wpc="http://schemas.microsoft.com/office/word/2010/wordprocessingCanvas" xmlns:cx="http://schemas.microsoft.com/office/drawing/2014/chartex" xmlns:cx1="http://schemas.microsoft.com/office/drawing/2015/9/8/chartex" xmlns:cx2="http://schemas.microsoft.com/office/drawing/2015/10/21/chartex" xmlns:cx3="http://schemas.microsoft.com/office/drawing/2016/5/9/chartex" xmlns:cx4="http://schemas.microsoft.com/office/drawing/2016/5/10/chartex" xmlns:cx5="http://schemas.microsoft.com/office/drawing/2016/5/11/chartex" xmlns:cx6="http://schemas.microsoft.com/office/drawing/2016/5/12/chartex" xmlns:cx7="http://schemas.microsoft.com/office/drawing/2016/5/13/chartex" xmlns:cx8="http://schemas.microsoft.com/office/drawing/2016/5/14/chartex" xmlns:cr="http://schemas.microsoft.com/office/comments/2020/reactions" xmlns:mc="http://schemas.openxmlformats.org/markup-compatibility/2006" xmlns:aink="http://schemas.microsoft.com/office/drawing/2016/ink" xmlns:am3d="http://schemas.microsoft.com/office/drawing/2017/model3d" xmlns:o="urn:schemas-microsoft-com:office:office" xmlns:oel="http://schemas.microsoft.com/office/2019/extlst" xmlns:r="http://schemas.openxmlformats.org/officeDocument/2006/relationships" xmlns:m="http://schemas.openxmlformats.org/officeDocument/2006/math" xmlns:v="urn:schemas-microsoft-com:vml" xmlns:wp14="http://schemas.microsoft.com/office/word/2010/wordprocessingDrawing" xmlns:wp="http://schemas.openxmlformats.org/drawingml/2006/wordprocessingDrawing" xmlns:w10="urn:schemas-microsoft-com:office:word" xmlns:w="http://schemas.openxmlformats.org/wordprocessingml/2006/main" xmlns:w14="http://schemas.microsoft.com/office/word/2010/wordml" xmlns:w15="http://schemas.microsoft.com/office/word/2012/wordml" xmlns:w16cex="http://schemas.microsoft.com/office/word/2018/wordml/cex" xmlns:w16cid="http://schemas.microsoft.com/office/word/2016/wordml/cid" xmlns:w16="http://schemas.microsoft.com/office/word/2018/wordml" xmlns:w16du="http://schemas.microsoft.com/office/word/2023/wordml/word16du" xmlns:w16sdtdh="http://schemas.microsoft.com/office/word/2020/wordml/sdtdatahash" xmlns:w16sdtfl="http://schemas.microsoft.com/office/word/2024/wordml/sdtformatlock" xmlns:w16se="http://schemas.microsoft.com/office/word/2015/wordml/symex" xmlns:wpg="http://schemas.microsoft.com/office/word/2010/wordprocessingGroup" xmlns:wpi="http://schemas.microsoft.com/office/word/2010/wordprocessingInk" xmlns:wne="http://schemas.microsoft.com/office/word/2006/wordml" xmlns:wps="http://schemas.microsoft.com/office/word/2010/wordprocessingShape" mc:Ignorable="w14 w15 w16se w16cid w16 w16cex w16sdtdh w16sdtfl cr w16du wp14">
-  <w16cex:commentExtensible w16cex:durableId="0A95D464" w16cex:dateUtc="2026-03-31T09:54:00Z"/>
-  <w16cex:commentExtensible w16cex:durableId="25987F01" w16cex:dateUtc="2026-03-31T09:59:00Z"/>
-  <w16cex:commentExtensible w16cex:durableId="600394BC" w16cex:dateUtc="2026-03-31T09:59:00Z"/>
-  <w16cex:commentExtensible w16cex:durableId="55FE5CAF" w16cex:dateUtc="2026-03-31T10:01:00Z"/>
+  <w16cex:commentExtensible w16cex:durableId="23AC1B4F" w16cex:dateUtc="2026-04-28T11:20:00Z"/>
+  <w16cex:commentExtensible w16cex:durableId="16819D78" w16cex:dateUtc="2026-04-28T11:22:00Z"/>
+  <w16cex:commentExtensible w16cex:durableId="615BBCD8" w16cex:dateUtc="2026-04-16T12:24:00Z"/>
 </w16cex:commentsExtensible>
 </file>
 
 <file path=word/commentsIds.xml><?xml version="1.0" encoding="utf-8"?>
 <w16cid:commentsIds xmlns:wpc="http://schemas.microsoft.com/office/word/2010/wordprocessingCanvas" xmlns:cx="http://schemas.microsoft.com/office/drawing/2014/chartex" xmlns:cx1="http://schemas.microsoft.com/office/drawing/2015/9/8/chartex" xmlns:cx2="http://schemas.microsoft.com/office/drawing/2015/10/21/chartex" xmlns:cx3="http://schemas.microsoft.com/office/drawing/2016/5/9/chartex" xmlns:cx4="http://schemas.microsoft.com/office/drawing/2016/5/10/chartex" xmlns:cx5="http://schemas.microsoft.com/office/drawing/2016/5/11/chartex" xmlns:cx6="http://schemas.microsoft.com/office/drawing/2016/5/12/chartex" xmlns:cx7="http://schemas.microsoft.com/office/drawing/2016/5/13/chartex" xmlns:cx8="http://schemas.microsoft.com/office/drawing/2016/5/14/chartex" xmlns:mc="http://schemas.openxmlformats.org/markup-compatibility/2006" xmlns:aink="http://schemas.microsoft.com/office/drawing/2016/ink" xmlns:am3d="http://schemas.microsoft.com/office/drawing/2017/model3d" xmlns:o="urn:schemas-microsoft-com:office:office" xmlns:oel="http://schemas.microsoft.com/office/2019/extlst" xmlns:r="http://schemas.openxmlformats.org/officeDocument/2006/relationships" xmlns:m="http://schemas.openxmlformats.org/officeDocument/2006/math" xmlns:v="urn:schemas-microsoft-com:vml" xmlns:wp14="http://schemas.microsoft.com/office/word/2010/wordprocessingDrawing" xmlns:wp="http://schemas.openxmlformats.org/drawingml/2006/wordprocessingDrawing" xmlns:w10="urn:schemas-microsoft-com:office:word" xmlns:w="http://schemas.openxmlformats.org/wordprocessingml/2006/main" xmlns:w14="http://schemas.microsoft.com/office/word/2010/wordml" xmlns:w15="http://schemas.microsoft.com/office/word/2012/wordml" xmlns:w16cex="http://schemas.microsoft.com/office/word/2018/wordml/cex" xmlns:w16cid="http://schemas.microsoft.com/office/word/2016/wordml/cid" xmlns:w16="http://schemas.microsoft.com/office/word/2018/wordml" xmlns:w16du="http://schemas.microsoft.com/office/word/2023/wordml/word16du" xmlns:w16sdtdh="http://schemas.microsoft.com/office/word/2020/wordml/sdtdatahash" xmlns:w16sdtfl="http://schemas.microsoft.com/office/word/2024/wordml/sdtformatlock" xmlns:w16se="http://schemas.microsoft.com/office/word/2015/wordml/symex" xmlns:wpg="http://schemas.microsoft.com/office/word/2010/wordprocessingGroup" xmlns:wpi="http://schemas.microsoft.com/office/word/2010/wordprocessingInk" xmlns:wne="http://schemas.microsoft.com/office/word/2006/wordml" xmlns:wps="http://schemas.microsoft.com/office/word/2010/wordprocessingShape" mc:Ignorable="w14 w15 w16se w16cid w16 w16cex w16sdtdh w16sdtfl w16du wp14">
-  <w16cid:commentId w16cid:paraId="4317DB2E" w16cid:durableId="0A95D464"/>
-  <w16cid:commentId w16cid:paraId="11775831" w16cid:durableId="11775831"/>
-  <w16cid:commentId w16cid:paraId="0207CB8C" w16cid:durableId="25987F01"/>
-  <w16cid:commentId w16cid:paraId="2843E027" w16cid:durableId="2843E027"/>
-  <w16cid:commentId w16cid:paraId="181FF1E5" w16cid:durableId="600394BC"/>
-  <w16cid:commentId w16cid:paraId="507D1E13" w16cid:durableId="507D1E13"/>
-  <w16cid:commentId w16cid:paraId="37E39B33" w16cid:durableId="55FE5CAF"/>
+  <w16cid:commentId w16cid:paraId="443648C1" w16cid:durableId="23AC1B4F"/>
+  <w16cid:commentId w16cid:paraId="45903BE3" w16cid:durableId="16819D78"/>
+  <w16cid:commentId w16cid:paraId="3800D7AA" w16cid:durableId="615BBCD8"/>
 </w16cid:commentsIds>
 </file>
 
@@ -2618,6 +6480,42 @@
       <w:r>
         <w:continuationSeparator/>
       </w:r>
+    </w:p>
+  </w:footnote>
+  <w:footnote w:id="1">
+    <w:p>
+      <w:pPr>
+        <w:pStyle w:val="FootnoteText"/>
+      </w:pPr>
+      <w:ins w:id="37" w:author="Davis, Nigel" w:date="2026-05-10T23:36:00Z" w16du:dateUtc="2026-05-10T22:36:00Z">
+        <w:r>
+          <w:rPr>
+            <w:rStyle w:val="FootnoteReference"/>
+          </w:rPr>
+          <w:footnoteRef/>
+        </w:r>
+        <w:r>
+          <w:t xml:space="preserve"> From a TAPI perspective, all network representations are “virtual”. </w:t>
+        </w:r>
+      </w:ins>
+      <w:ins w:id="38" w:author="Davis, Nigel" w:date="2026-05-10T23:37:00Z" w16du:dateUtc="2026-05-10T22:37:00Z">
+        <w:r>
+          <w:t>The representation of any views of the network is consistent</w:t>
+        </w:r>
+      </w:ins>
+      <w:ins w:id="39" w:author="Davis, Nigel" w:date="2026-05-10T23:38:00Z" w16du:dateUtc="2026-05-10T22:38:00Z">
+        <w:r>
+          <w:t xml:space="preserve"> (i.e., uses NEPs, CEPs etc.)</w:t>
+        </w:r>
+      </w:ins>
+      <w:ins w:id="40" w:author="Davis, Nigel" w:date="2026-05-10T23:37:00Z" w16du:dateUtc="2026-05-10T22:37:00Z">
+        <w:r>
+          <w:t xml:space="preserve"> regardless of the degree of abstraction and </w:t>
+        </w:r>
+        <w:r>
+          <w:t>decoupling from the “actual” network.</w:t>
+        </w:r>
+      </w:ins>
     </w:p>
   </w:footnote>
 </w:footnotes>
@@ -2851,11 +6749,475 @@
       </w:rPr>
     </w:lvl>
   </w:abstractNum>
+  <w:abstractNum w:abstractNumId="2" w15:restartNumberingAfterBreak="0">
+    <w:nsid w:val="51E348EB"/>
+    <w:multiLevelType w:val="hybridMultilevel"/>
+    <w:tmpl w:val="3A6CA5E6"/>
+    <w:lvl w:ilvl="0" w:tplc="02421FC8">
+      <w:start w:val="1"/>
+      <w:numFmt w:val="bullet"/>
+      <w:lvlText w:val="-"/>
+      <w:lvlJc w:val="left"/>
+      <w:pPr>
+        <w:ind w:left="420" w:hanging="420"/>
+      </w:pPr>
+      <w:rPr>
+        <w:rFonts w:ascii="Times New Roman" w:eastAsiaTheme="minorEastAsia" w:hAnsi="Times New Roman" w:cs="Times New Roman" w:hint="default"/>
+      </w:rPr>
+    </w:lvl>
+    <w:lvl w:ilvl="1" w:tplc="02421FC8">
+      <w:start w:val="1"/>
+      <w:numFmt w:val="bullet"/>
+      <w:lvlText w:val="-"/>
+      <w:lvlJc w:val="left"/>
+      <w:pPr>
+        <w:ind w:left="840" w:hanging="420"/>
+      </w:pPr>
+      <w:rPr>
+        <w:rFonts w:ascii="Times New Roman" w:eastAsiaTheme="minorEastAsia" w:hAnsi="Times New Roman" w:cs="Times New Roman" w:hint="default"/>
+      </w:rPr>
+    </w:lvl>
+    <w:lvl w:ilvl="2" w:tplc="04090005">
+      <w:start w:val="1"/>
+      <w:numFmt w:val="bullet"/>
+      <w:lvlText w:val=""/>
+      <w:lvlJc w:val="left"/>
+      <w:pPr>
+        <w:ind w:left="1260" w:hanging="420"/>
+      </w:pPr>
+      <w:rPr>
+        <w:rFonts w:ascii="Wingdings" w:hAnsi="Wingdings" w:hint="default"/>
+      </w:rPr>
+    </w:lvl>
+    <w:lvl w:ilvl="3" w:tplc="04090001">
+      <w:start w:val="1"/>
+      <w:numFmt w:val="bullet"/>
+      <w:lvlText w:val=""/>
+      <w:lvlJc w:val="left"/>
+      <w:pPr>
+        <w:ind w:left="1680" w:hanging="420"/>
+      </w:pPr>
+      <w:rPr>
+        <w:rFonts w:ascii="Wingdings" w:hAnsi="Wingdings" w:hint="default"/>
+      </w:rPr>
+    </w:lvl>
+    <w:lvl w:ilvl="4" w:tplc="04090003">
+      <w:start w:val="1"/>
+      <w:numFmt w:val="bullet"/>
+      <w:lvlText w:val=""/>
+      <w:lvlJc w:val="left"/>
+      <w:pPr>
+        <w:ind w:left="2100" w:hanging="420"/>
+      </w:pPr>
+      <w:rPr>
+        <w:rFonts w:ascii="Wingdings" w:hAnsi="Wingdings" w:hint="default"/>
+      </w:rPr>
+    </w:lvl>
+    <w:lvl w:ilvl="5" w:tplc="04090005">
+      <w:start w:val="1"/>
+      <w:numFmt w:val="bullet"/>
+      <w:lvlText w:val=""/>
+      <w:lvlJc w:val="left"/>
+      <w:pPr>
+        <w:ind w:left="2520" w:hanging="420"/>
+      </w:pPr>
+      <w:rPr>
+        <w:rFonts w:ascii="Wingdings" w:hAnsi="Wingdings" w:hint="default"/>
+      </w:rPr>
+    </w:lvl>
+    <w:lvl w:ilvl="6" w:tplc="04090001">
+      <w:start w:val="1"/>
+      <w:numFmt w:val="bullet"/>
+      <w:lvlText w:val=""/>
+      <w:lvlJc w:val="left"/>
+      <w:pPr>
+        <w:ind w:left="2940" w:hanging="420"/>
+      </w:pPr>
+      <w:rPr>
+        <w:rFonts w:ascii="Wingdings" w:hAnsi="Wingdings" w:hint="default"/>
+      </w:rPr>
+    </w:lvl>
+    <w:lvl w:ilvl="7" w:tplc="04090003">
+      <w:start w:val="1"/>
+      <w:numFmt w:val="bullet"/>
+      <w:lvlText w:val=""/>
+      <w:lvlJc w:val="left"/>
+      <w:pPr>
+        <w:ind w:left="3360" w:hanging="420"/>
+      </w:pPr>
+      <w:rPr>
+        <w:rFonts w:ascii="Wingdings" w:hAnsi="Wingdings" w:hint="default"/>
+      </w:rPr>
+    </w:lvl>
+    <w:lvl w:ilvl="8" w:tplc="04090005">
+      <w:start w:val="1"/>
+      <w:numFmt w:val="bullet"/>
+      <w:lvlText w:val=""/>
+      <w:lvlJc w:val="left"/>
+      <w:pPr>
+        <w:ind w:left="3780" w:hanging="420"/>
+      </w:pPr>
+      <w:rPr>
+        <w:rFonts w:ascii="Wingdings" w:hAnsi="Wingdings" w:hint="default"/>
+      </w:rPr>
+    </w:lvl>
+  </w:abstractNum>
+  <w:abstractNum w:abstractNumId="3" w15:restartNumberingAfterBreak="0">
+    <w:nsid w:val="6C1A5DA8"/>
+    <w:multiLevelType w:val="hybridMultilevel"/>
+    <w:tmpl w:val="66982FB4"/>
+    <w:lvl w:ilvl="0" w:tplc="02421FC8">
+      <w:start w:val="1"/>
+      <w:numFmt w:val="bullet"/>
+      <w:lvlText w:val="-"/>
+      <w:lvlJc w:val="left"/>
+      <w:pPr>
+        <w:ind w:left="420" w:hanging="420"/>
+      </w:pPr>
+      <w:rPr>
+        <w:rFonts w:ascii="Times New Roman" w:eastAsiaTheme="minorEastAsia" w:hAnsi="Times New Roman" w:cs="Times New Roman" w:hint="default"/>
+      </w:rPr>
+    </w:lvl>
+    <w:lvl w:ilvl="1" w:tplc="02421FC8">
+      <w:start w:val="1"/>
+      <w:numFmt w:val="bullet"/>
+      <w:lvlText w:val="-"/>
+      <w:lvlJc w:val="left"/>
+      <w:pPr>
+        <w:ind w:left="840" w:hanging="420"/>
+      </w:pPr>
+      <w:rPr>
+        <w:rFonts w:ascii="Times New Roman" w:eastAsiaTheme="minorEastAsia" w:hAnsi="Times New Roman" w:cs="Times New Roman" w:hint="default"/>
+      </w:rPr>
+    </w:lvl>
+    <w:lvl w:ilvl="2" w:tplc="04090005">
+      <w:start w:val="1"/>
+      <w:numFmt w:val="bullet"/>
+      <w:lvlText w:val=""/>
+      <w:lvlJc w:val="left"/>
+      <w:pPr>
+        <w:ind w:left="1260" w:hanging="420"/>
+      </w:pPr>
+      <w:rPr>
+        <w:rFonts w:ascii="Wingdings" w:hAnsi="Wingdings" w:hint="default"/>
+      </w:rPr>
+    </w:lvl>
+    <w:lvl w:ilvl="3" w:tplc="04090001">
+      <w:start w:val="1"/>
+      <w:numFmt w:val="bullet"/>
+      <w:lvlText w:val=""/>
+      <w:lvlJc w:val="left"/>
+      <w:pPr>
+        <w:ind w:left="1680" w:hanging="420"/>
+      </w:pPr>
+      <w:rPr>
+        <w:rFonts w:ascii="Wingdings" w:hAnsi="Wingdings" w:hint="default"/>
+      </w:rPr>
+    </w:lvl>
+    <w:lvl w:ilvl="4" w:tplc="04090003">
+      <w:start w:val="1"/>
+      <w:numFmt w:val="bullet"/>
+      <w:lvlText w:val=""/>
+      <w:lvlJc w:val="left"/>
+      <w:pPr>
+        <w:ind w:left="2100" w:hanging="420"/>
+      </w:pPr>
+      <w:rPr>
+        <w:rFonts w:ascii="Wingdings" w:hAnsi="Wingdings" w:hint="default"/>
+      </w:rPr>
+    </w:lvl>
+    <w:lvl w:ilvl="5" w:tplc="04090005">
+      <w:start w:val="1"/>
+      <w:numFmt w:val="bullet"/>
+      <w:lvlText w:val=""/>
+      <w:lvlJc w:val="left"/>
+      <w:pPr>
+        <w:ind w:left="2520" w:hanging="420"/>
+      </w:pPr>
+      <w:rPr>
+        <w:rFonts w:ascii="Wingdings" w:hAnsi="Wingdings" w:hint="default"/>
+      </w:rPr>
+    </w:lvl>
+    <w:lvl w:ilvl="6" w:tplc="04090001">
+      <w:start w:val="1"/>
+      <w:numFmt w:val="bullet"/>
+      <w:lvlText w:val=""/>
+      <w:lvlJc w:val="left"/>
+      <w:pPr>
+        <w:ind w:left="2940" w:hanging="420"/>
+      </w:pPr>
+      <w:rPr>
+        <w:rFonts w:ascii="Wingdings" w:hAnsi="Wingdings" w:hint="default"/>
+      </w:rPr>
+    </w:lvl>
+    <w:lvl w:ilvl="7" w:tplc="04090003">
+      <w:start w:val="1"/>
+      <w:numFmt w:val="bullet"/>
+      <w:lvlText w:val=""/>
+      <w:lvlJc w:val="left"/>
+      <w:pPr>
+        <w:ind w:left="3360" w:hanging="420"/>
+      </w:pPr>
+      <w:rPr>
+        <w:rFonts w:ascii="Wingdings" w:hAnsi="Wingdings" w:hint="default"/>
+      </w:rPr>
+    </w:lvl>
+    <w:lvl w:ilvl="8" w:tplc="04090005">
+      <w:start w:val="1"/>
+      <w:numFmt w:val="bullet"/>
+      <w:lvlText w:val=""/>
+      <w:lvlJc w:val="left"/>
+      <w:pPr>
+        <w:ind w:left="3780" w:hanging="420"/>
+      </w:pPr>
+      <w:rPr>
+        <w:rFonts w:ascii="Wingdings" w:hAnsi="Wingdings" w:hint="default"/>
+      </w:rPr>
+    </w:lvl>
+  </w:abstractNum>
+  <w:abstractNum w:abstractNumId="4" w15:restartNumberingAfterBreak="0">
+    <w:nsid w:val="73346A60"/>
+    <w:multiLevelType w:val="hybridMultilevel"/>
+    <w:tmpl w:val="7A3CD31A"/>
+    <w:lvl w:ilvl="0" w:tplc="08090001">
+      <w:start w:val="1"/>
+      <w:numFmt w:val="bullet"/>
+      <w:lvlText w:val=""/>
+      <w:lvlJc w:val="left"/>
+      <w:pPr>
+        <w:ind w:left="720" w:hanging="360"/>
+      </w:pPr>
+      <w:rPr>
+        <w:rFonts w:ascii="Symbol" w:hAnsi="Symbol" w:hint="default"/>
+      </w:rPr>
+    </w:lvl>
+    <w:lvl w:ilvl="1" w:tplc="08090003" w:tentative="1">
+      <w:start w:val="1"/>
+      <w:numFmt w:val="bullet"/>
+      <w:lvlText w:val="o"/>
+      <w:lvlJc w:val="left"/>
+      <w:pPr>
+        <w:ind w:left="1440" w:hanging="360"/>
+      </w:pPr>
+      <w:rPr>
+        <w:rFonts w:ascii="Courier New" w:hAnsi="Courier New" w:cs="Courier New" w:hint="default"/>
+      </w:rPr>
+    </w:lvl>
+    <w:lvl w:ilvl="2" w:tplc="08090005" w:tentative="1">
+      <w:start w:val="1"/>
+      <w:numFmt w:val="bullet"/>
+      <w:lvlText w:val=""/>
+      <w:lvlJc w:val="left"/>
+      <w:pPr>
+        <w:ind w:left="2160" w:hanging="360"/>
+      </w:pPr>
+      <w:rPr>
+        <w:rFonts w:ascii="Wingdings" w:hAnsi="Wingdings" w:hint="default"/>
+      </w:rPr>
+    </w:lvl>
+    <w:lvl w:ilvl="3" w:tplc="08090001" w:tentative="1">
+      <w:start w:val="1"/>
+      <w:numFmt w:val="bullet"/>
+      <w:lvlText w:val=""/>
+      <w:lvlJc w:val="left"/>
+      <w:pPr>
+        <w:ind w:left="2880" w:hanging="360"/>
+      </w:pPr>
+      <w:rPr>
+        <w:rFonts w:ascii="Symbol" w:hAnsi="Symbol" w:hint="default"/>
+      </w:rPr>
+    </w:lvl>
+    <w:lvl w:ilvl="4" w:tplc="08090003" w:tentative="1">
+      <w:start w:val="1"/>
+      <w:numFmt w:val="bullet"/>
+      <w:lvlText w:val="o"/>
+      <w:lvlJc w:val="left"/>
+      <w:pPr>
+        <w:ind w:left="3600" w:hanging="360"/>
+      </w:pPr>
+      <w:rPr>
+        <w:rFonts w:ascii="Courier New" w:hAnsi="Courier New" w:cs="Courier New" w:hint="default"/>
+      </w:rPr>
+    </w:lvl>
+    <w:lvl w:ilvl="5" w:tplc="08090005" w:tentative="1">
+      <w:start w:val="1"/>
+      <w:numFmt w:val="bullet"/>
+      <w:lvlText w:val=""/>
+      <w:lvlJc w:val="left"/>
+      <w:pPr>
+        <w:ind w:left="4320" w:hanging="360"/>
+      </w:pPr>
+      <w:rPr>
+        <w:rFonts w:ascii="Wingdings" w:hAnsi="Wingdings" w:hint="default"/>
+      </w:rPr>
+    </w:lvl>
+    <w:lvl w:ilvl="6" w:tplc="08090001" w:tentative="1">
+      <w:start w:val="1"/>
+      <w:numFmt w:val="bullet"/>
+      <w:lvlText w:val=""/>
+      <w:lvlJc w:val="left"/>
+      <w:pPr>
+        <w:ind w:left="5040" w:hanging="360"/>
+      </w:pPr>
+      <w:rPr>
+        <w:rFonts w:ascii="Symbol" w:hAnsi="Symbol" w:hint="default"/>
+      </w:rPr>
+    </w:lvl>
+    <w:lvl w:ilvl="7" w:tplc="08090003" w:tentative="1">
+      <w:start w:val="1"/>
+      <w:numFmt w:val="bullet"/>
+      <w:lvlText w:val="o"/>
+      <w:lvlJc w:val="left"/>
+      <w:pPr>
+        <w:ind w:left="5760" w:hanging="360"/>
+      </w:pPr>
+      <w:rPr>
+        <w:rFonts w:ascii="Courier New" w:hAnsi="Courier New" w:cs="Courier New" w:hint="default"/>
+      </w:rPr>
+    </w:lvl>
+    <w:lvl w:ilvl="8" w:tplc="08090005" w:tentative="1">
+      <w:start w:val="1"/>
+      <w:numFmt w:val="bullet"/>
+      <w:lvlText w:val=""/>
+      <w:lvlJc w:val="left"/>
+      <w:pPr>
+        <w:ind w:left="6480" w:hanging="360"/>
+      </w:pPr>
+      <w:rPr>
+        <w:rFonts w:ascii="Wingdings" w:hAnsi="Wingdings" w:hint="default"/>
+      </w:rPr>
+    </w:lvl>
+  </w:abstractNum>
+  <w:abstractNum w:abstractNumId="5" w15:restartNumberingAfterBreak="0">
+    <w:nsid w:val="78D31933"/>
+    <w:multiLevelType w:val="hybridMultilevel"/>
+    <w:tmpl w:val="F1E462F6"/>
+    <w:lvl w:ilvl="0" w:tplc="02421FC8">
+      <w:start w:val="1"/>
+      <w:numFmt w:val="bullet"/>
+      <w:lvlText w:val="-"/>
+      <w:lvlJc w:val="left"/>
+      <w:pPr>
+        <w:ind w:left="420" w:hanging="420"/>
+      </w:pPr>
+      <w:rPr>
+        <w:rFonts w:ascii="Times New Roman" w:eastAsiaTheme="minorEastAsia" w:hAnsi="Times New Roman" w:cs="Times New Roman" w:hint="default"/>
+      </w:rPr>
+    </w:lvl>
+    <w:lvl w:ilvl="1" w:tplc="04090003">
+      <w:start w:val="1"/>
+      <w:numFmt w:val="bullet"/>
+      <w:lvlText w:val=""/>
+      <w:lvlJc w:val="left"/>
+      <w:pPr>
+        <w:ind w:left="840" w:hanging="420"/>
+      </w:pPr>
+      <w:rPr>
+        <w:rFonts w:ascii="Wingdings" w:hAnsi="Wingdings" w:hint="default"/>
+      </w:rPr>
+    </w:lvl>
+    <w:lvl w:ilvl="2" w:tplc="04090005">
+      <w:start w:val="1"/>
+      <w:numFmt w:val="bullet"/>
+      <w:lvlText w:val=""/>
+      <w:lvlJc w:val="left"/>
+      <w:pPr>
+        <w:ind w:left="1260" w:hanging="420"/>
+      </w:pPr>
+      <w:rPr>
+        <w:rFonts w:ascii="Wingdings" w:hAnsi="Wingdings" w:hint="default"/>
+      </w:rPr>
+    </w:lvl>
+    <w:lvl w:ilvl="3" w:tplc="04090001">
+      <w:start w:val="1"/>
+      <w:numFmt w:val="bullet"/>
+      <w:lvlText w:val=""/>
+      <w:lvlJc w:val="left"/>
+      <w:pPr>
+        <w:ind w:left="1680" w:hanging="420"/>
+      </w:pPr>
+      <w:rPr>
+        <w:rFonts w:ascii="Wingdings" w:hAnsi="Wingdings" w:hint="default"/>
+      </w:rPr>
+    </w:lvl>
+    <w:lvl w:ilvl="4" w:tplc="04090003">
+      <w:start w:val="1"/>
+      <w:numFmt w:val="bullet"/>
+      <w:lvlText w:val=""/>
+      <w:lvlJc w:val="left"/>
+      <w:pPr>
+        <w:ind w:left="2100" w:hanging="420"/>
+      </w:pPr>
+      <w:rPr>
+        <w:rFonts w:ascii="Wingdings" w:hAnsi="Wingdings" w:hint="default"/>
+      </w:rPr>
+    </w:lvl>
+    <w:lvl w:ilvl="5" w:tplc="04090005">
+      <w:start w:val="1"/>
+      <w:numFmt w:val="bullet"/>
+      <w:lvlText w:val=""/>
+      <w:lvlJc w:val="left"/>
+      <w:pPr>
+        <w:ind w:left="2520" w:hanging="420"/>
+      </w:pPr>
+      <w:rPr>
+        <w:rFonts w:ascii="Wingdings" w:hAnsi="Wingdings" w:hint="default"/>
+      </w:rPr>
+    </w:lvl>
+    <w:lvl w:ilvl="6" w:tplc="04090001">
+      <w:start w:val="1"/>
+      <w:numFmt w:val="bullet"/>
+      <w:lvlText w:val=""/>
+      <w:lvlJc w:val="left"/>
+      <w:pPr>
+        <w:ind w:left="2940" w:hanging="420"/>
+      </w:pPr>
+      <w:rPr>
+        <w:rFonts w:ascii="Wingdings" w:hAnsi="Wingdings" w:hint="default"/>
+      </w:rPr>
+    </w:lvl>
+    <w:lvl w:ilvl="7" w:tplc="04090003">
+      <w:start w:val="1"/>
+      <w:numFmt w:val="bullet"/>
+      <w:lvlText w:val=""/>
+      <w:lvlJc w:val="left"/>
+      <w:pPr>
+        <w:ind w:left="3360" w:hanging="420"/>
+      </w:pPr>
+      <w:rPr>
+        <w:rFonts w:ascii="Wingdings" w:hAnsi="Wingdings" w:hint="default"/>
+      </w:rPr>
+    </w:lvl>
+    <w:lvl w:ilvl="8" w:tplc="04090005">
+      <w:start w:val="1"/>
+      <w:numFmt w:val="bullet"/>
+      <w:lvlText w:val=""/>
+      <w:lvlJc w:val="left"/>
+      <w:pPr>
+        <w:ind w:left="3780" w:hanging="420"/>
+      </w:pPr>
+      <w:rPr>
+        <w:rFonts w:ascii="Wingdings" w:hAnsi="Wingdings" w:hint="default"/>
+      </w:rPr>
+    </w:lvl>
+  </w:abstractNum>
   <w:num w:numId="1" w16cid:durableId="688334629">
     <w:abstractNumId w:val="1"/>
   </w:num>
   <w:num w:numId="2" w16cid:durableId="628390626">
     <w:abstractNumId w:val="0"/>
+  </w:num>
+  <w:num w:numId="3" w16cid:durableId="1632982841">
+    <w:abstractNumId w:val="4"/>
+  </w:num>
+  <w:num w:numId="4" w16cid:durableId="919214034">
+    <w:abstractNumId w:val="3"/>
+  </w:num>
+  <w:num w:numId="5" w16cid:durableId="2112771421">
+    <w:abstractNumId w:val="5"/>
+  </w:num>
+  <w:num w:numId="6" w16cid:durableId="1519270528">
+    <w:abstractNumId w:val="2"/>
   </w:num>
 </w:numbering>
 </file>
@@ -3971,6 +8333,43 @@
       <w:spacing w:after="0" w:line="240" w:lineRule="auto"/>
     </w:pPr>
   </w:style>
+  <w:style w:type="paragraph" w:styleId="FootnoteText">
+    <w:name w:val="footnote text"/>
+    <w:basedOn w:val="Normal"/>
+    <w:link w:val="FootnoteTextChar"/>
+    <w:uiPriority w:val="99"/>
+    <w:unhideWhenUsed/>
+    <w:rsid w:val="00C06CA0"/>
+    <w:pPr>
+      <w:spacing w:after="0" w:line="240" w:lineRule="auto"/>
+    </w:pPr>
+    <w:rPr>
+      <w:sz w:val="20"/>
+      <w:szCs w:val="20"/>
+    </w:rPr>
+  </w:style>
+  <w:style w:type="character" w:customStyle="1" w:styleId="FootnoteTextChar">
+    <w:name w:val="Footnote Text Char"/>
+    <w:basedOn w:val="DefaultParagraphFont"/>
+    <w:link w:val="FootnoteText"/>
+    <w:uiPriority w:val="99"/>
+    <w:rsid w:val="00C06CA0"/>
+    <w:rPr>
+      <w:sz w:val="20"/>
+      <w:szCs w:val="20"/>
+    </w:rPr>
+  </w:style>
+  <w:style w:type="character" w:styleId="FootnoteReference">
+    <w:name w:val="footnote reference"/>
+    <w:basedOn w:val="DefaultParagraphFont"/>
+    <w:uiPriority w:val="99"/>
+    <w:semiHidden/>
+    <w:unhideWhenUsed/>
+    <w:rsid w:val="00C06CA0"/>
+    <w:rPr>
+      <w:vertAlign w:val="superscript"/>
+    </w:rPr>
+  </w:style>
 </w:styles>
 </file>
 
